--- a/internal_doc/03.开发设计/decimal/decimal详细设计文档.docx
+++ b/internal_doc/03.开发设计/decimal/decimal详细设计文档.docx
@@ -2280,7 +2280,7 @@
           <v:shape id="_x0000_i1027" type="#_x0000_t75" style="width:415.5pt;height:371pt" o:ole="">
             <v:imagedata r:id="rId8" o:title=""/>
           </v:shape>
-          <o:OLEObject Type="Embed" ProgID="Visio.Drawing.11" ShapeID="_x0000_i1027" DrawAspect="Content" ObjectID="_1520317424" r:id="rId9"/>
+          <o:OLEObject Type="Embed" ProgID="Visio.Drawing.11" ShapeID="_x0000_i1027" DrawAspect="Content" ObjectID="_1520324003" r:id="rId9"/>
         </w:object>
       </w:r>
     </w:p>
@@ -2308,7 +2308,7 @@
           <v:shape id="_x0000_i1028" type="#_x0000_t75" style="width:370pt;height:492pt" o:ole="">
             <v:imagedata r:id="rId10" o:title=""/>
           </v:shape>
-          <o:OLEObject Type="Embed" ProgID="Visio.Drawing.11" ShapeID="_x0000_i1028" DrawAspect="Content" ObjectID="_1520317425" r:id="rId11"/>
+          <o:OLEObject Type="Embed" ProgID="Visio.Drawing.11" ShapeID="_x0000_i1028" DrawAspect="Content" ObjectID="_1520324004" r:id="rId11"/>
         </w:object>
       </w:r>
     </w:p>
@@ -2347,7 +2347,7 @@
           <v:shape id="_x0000_i1029" type="#_x0000_t75" style="width:415.5pt;height:371pt" o:ole="">
             <v:imagedata r:id="rId12" o:title=""/>
           </v:shape>
-          <o:OLEObject Type="Embed" ProgID="Visio.Drawing.11" ShapeID="_x0000_i1029" DrawAspect="Content" ObjectID="_1520317426" r:id="rId13"/>
+          <o:OLEObject Type="Embed" ProgID="Visio.Drawing.11" ShapeID="_x0000_i1029" DrawAspect="Content" ObjectID="_1520324005" r:id="rId13"/>
         </w:object>
       </w:r>
     </w:p>
@@ -2369,7 +2369,7 @@
           <v:shape id="_x0000_i1030" type="#_x0000_t75" style="width:356.5pt;height:494.5pt" o:ole="">
             <v:imagedata r:id="rId14" o:title=""/>
           </v:shape>
-          <o:OLEObject Type="Embed" ProgID="Visio.Drawing.11" ShapeID="_x0000_i1030" DrawAspect="Content" ObjectID="_1520317427" r:id="rId15"/>
+          <o:OLEObject Type="Embed" ProgID="Visio.Drawing.11" ShapeID="_x0000_i1030" DrawAspect="Content" ObjectID="_1520324006" r:id="rId15"/>
         </w:object>
       </w:r>
     </w:p>
@@ -2397,7 +2397,7 @@
           <v:shape id="_x0000_i1031" type="#_x0000_t75" style="width:309pt;height:697.5pt" o:ole="">
             <v:imagedata r:id="rId16" o:title=""/>
           </v:shape>
-          <o:OLEObject Type="Embed" ProgID="Visio.Drawing.11" ShapeID="_x0000_i1031" DrawAspect="Content" ObjectID="_1520317428" r:id="rId17"/>
+          <o:OLEObject Type="Embed" ProgID="Visio.Drawing.11" ShapeID="_x0000_i1031" DrawAspect="Content" ObjectID="_1520324007" r:id="rId17"/>
         </w:object>
       </w:r>
     </w:p>
@@ -2807,7 +2807,7 @@
           <v:shape id="_x0000_i1032" type="#_x0000_t75" style="width:414.5pt;height:616.5pt" o:ole="">
             <v:imagedata r:id="rId21" o:title=""/>
           </v:shape>
-          <o:OLEObject Type="Embed" ProgID="Visio.Drawing.11" ShapeID="_x0000_i1032" DrawAspect="Content" ObjectID="_1520317429" r:id="rId22"/>
+          <o:OLEObject Type="Embed" ProgID="Visio.Drawing.11" ShapeID="_x0000_i1032" DrawAspect="Content" ObjectID="_1520324008" r:id="rId22"/>
         </w:object>
       </w:r>
     </w:p>
@@ -7628,9 +7628,18 @@
               </w:tabs>
               <w:rPr>
                 <w:b/>
-                <w:lang w:eastAsia="zh-CN"/>
-              </w:rPr>
-            </w:pPr>
+                <w:color w:val="FF0000"/>
+                <w:lang w:eastAsia="zh-CN"/>
+              </w:rPr>
+            </w:pPr>
+            <w:r>
+              <w:rPr>
+                <w:b/>
+                <w:color w:val="FF0000"/>
+                <w:lang w:eastAsia="zh-CN"/>
+              </w:rPr>
+              <w:t>csvParser::_appendBson</w:t>
+            </w:r>
           </w:p>
         </w:tc>
         <w:tc>
@@ -7641,9 +7650,19 @@
             <w:pPr>
               <w:rPr>
                 <w:b/>
-                <w:lang w:eastAsia="zh-CN"/>
-              </w:rPr>
-            </w:pPr>
+                <w:color w:val="FF0000"/>
+                <w:lang w:eastAsia="zh-CN"/>
+              </w:rPr>
+            </w:pPr>
+            <w:r>
+              <w:rPr>
+                <w:rFonts w:hint="eastAsia"/>
+                <w:b/>
+                <w:color w:val="FF0000"/>
+                <w:lang w:eastAsia="zh-CN"/>
+              </w:rPr>
+              <w:t>csv转bson</w:t>
+            </w:r>
           </w:p>
         </w:tc>
         <w:tc>
@@ -7653,6 +7672,7 @@
           <w:p>
             <w:pPr>
               <w:rPr>
+                <w:color w:val="FF0000"/>
                 <w:lang w:eastAsia="zh-CN"/>
               </w:rPr>
             </w:pPr>
@@ -7665,6 +7685,7 @@
           <w:p>
             <w:pPr>
               <w:rPr>
+                <w:color w:val="FF0000"/>
                 <w:lang w:eastAsia="zh-CN"/>
               </w:rPr>
             </w:pPr>
@@ -8578,15 +8599,8 @@
                 <w:rFonts w:asciiTheme="minorEastAsia" w:eastAsiaTheme="minorEastAsia" w:hAnsiTheme="minorEastAsia" w:hint="eastAsia"/>
                 <w:lang w:eastAsia="zh-CN"/>
               </w:rPr>
-              <w:t xml:space="preserve">decimal_from_long(long value, bson_decimal </w:t>
-            </w:r>
-            <w:r>
-              <w:rPr>
-                <w:rFonts w:asciiTheme="minorEastAsia" w:eastAsiaTheme="minorEastAsia" w:hAnsiTheme="minorEastAsia" w:hint="eastAsia"/>
-                <w:lang w:eastAsia="zh-CN"/>
-              </w:rPr>
               <w:lastRenderedPageBreak/>
-              <w:t>*decimal);</w:t>
+              <w:t>decimal_from_long(long value, bson_decimal *decimal);</w:t>
             </w:r>
           </w:p>
         </w:tc>
@@ -8631,7 +8645,6 @@
                 <w:rFonts w:asciiTheme="minorEastAsia" w:eastAsiaTheme="minorEastAsia" w:hAnsiTheme="minorEastAsia" w:hint="eastAsia"/>
                 <w:lang w:eastAsia="zh-CN"/>
               </w:rPr>
-              <w:lastRenderedPageBreak/>
               <w:t>decimal_from_double(double value, bson_decimal *decimal);</w:t>
             </w:r>
           </w:p>

--- a/internal_doc/03.开发设计/decimal/decimal详细设计文档.docx
+++ b/internal_doc/03.开发设计/decimal/decimal详细设计文档.docx
@@ -241,6 +241,13 @@
           <w:lang w:eastAsia="zh-CN"/>
         </w:rPr>
       </w:pPr>
+      <w:r>
+        <w:rPr>
+          <w:rFonts w:hint="eastAsia"/>
+          <w:lang w:eastAsia="zh-CN"/>
+        </w:rPr>
+        <w:t>select * from local;</w:t>
+      </w:r>
     </w:p>
     <w:p>
       <w:pPr>
@@ -254,7 +261,7 @@
           <w:rFonts w:hint="eastAsia"/>
           <w:lang w:eastAsia="zh-CN"/>
         </w:rPr>
-        <w:t>select * from local;</w:t>
+        <w:t>1.0</w:t>
       </w:r>
     </w:p>
     <w:p>
@@ -269,7 +276,21 @@
           <w:rFonts w:hint="eastAsia"/>
           <w:lang w:eastAsia="zh-CN"/>
         </w:rPr>
-        <w:t>1.0</w:t>
+        <w:t>12345678901234567890123456789</w:t>
+      </w:r>
+      <w:r>
+        <w:rPr>
+          <w:rFonts w:hint="eastAsia"/>
+          <w:lang w:eastAsia="zh-CN"/>
+        </w:rPr>
+        <w:t>0.</w:t>
+      </w:r>
+      <w:r>
+        <w:rPr>
+          <w:rFonts w:hint="eastAsia"/>
+          <w:lang w:eastAsia="zh-CN"/>
+        </w:rPr>
+        <w:t>123456789012345678901234567890123456789012345678901234567890</w:t>
       </w:r>
     </w:p>
     <w:p>
@@ -279,36 +300,85 @@
           <w:lang w:eastAsia="zh-CN"/>
         </w:rPr>
       </w:pPr>
+    </w:p>
+    <w:p>
+      <w:pPr>
+        <w:pStyle w:val="ListParagraph"/>
+        <w:numPr>
+          <w:ilvl w:val="0"/>
+          <w:numId w:val="15"/>
+        </w:numPr>
+        <w:rPr>
+          <w:lang w:eastAsia="zh-CN"/>
+        </w:rPr>
+      </w:pPr>
       <w:r>
         <w:rPr>
           <w:rFonts w:hint="eastAsia"/>
           <w:lang w:eastAsia="zh-CN"/>
         </w:rPr>
-        <w:t>12345678901234567890123456789</w:t>
-      </w:r>
+        <w:t>创建表时，如果指定了精度，则精度不能超过1000</w:t>
+      </w:r>
+    </w:p>
+    <w:p>
+      <w:pPr>
+        <w:spacing w:line="240" w:lineRule="auto"/>
+        <w:rPr>
+          <w:lang w:eastAsia="zh-CN"/>
+        </w:rPr>
+      </w:pPr>
+      <w:r>
+        <w:rPr>
+          <w:lang w:eastAsia="zh-CN"/>
+        </w:rPr>
+        <w:t>postgres=# create table aaa(a decimal(1001, 11));</w:t>
+      </w:r>
+    </w:p>
+    <w:p>
+      <w:pPr>
+        <w:spacing w:line="240" w:lineRule="auto"/>
+        <w:rPr>
+          <w:lang w:eastAsia="zh-CN"/>
+        </w:rPr>
+      </w:pPr>
+      <w:r>
+        <w:rPr>
+          <w:lang w:eastAsia="zh-CN"/>
+        </w:rPr>
+        <w:t>ERROR:  NUMERIC precision 1001 must be between 1 and 1000</w:t>
+      </w:r>
+    </w:p>
+    <w:p>
+      <w:pPr>
+        <w:spacing w:line="240" w:lineRule="auto"/>
+        <w:rPr>
+          <w:lang w:eastAsia="zh-CN"/>
+        </w:rPr>
+      </w:pPr>
+      <w:r>
+        <w:rPr>
+          <w:lang w:eastAsia="zh-CN"/>
+        </w:rPr>
+        <w:t>LINE 1: create table aaa(a decimal(1001, 11));</w:t>
+      </w:r>
+    </w:p>
+    <w:p>
+      <w:pPr>
+        <w:spacing w:line="240" w:lineRule="auto"/>
+        <w:rPr>
+          <w:lang w:eastAsia="zh-CN"/>
+        </w:rPr>
+      </w:pPr>
+    </w:p>
+    <w:p>
+      <w:pPr>
+        <w:pStyle w:val="2"/>
+      </w:pPr>
       <w:r>
         <w:rPr>
           <w:rFonts w:hint="eastAsia"/>
-          <w:lang w:eastAsia="zh-CN"/>
-        </w:rPr>
-        <w:t>0.</w:t>
-      </w:r>
-      <w:r>
-        <w:rPr>
-          <w:rFonts w:hint="eastAsia"/>
-          <w:lang w:eastAsia="zh-CN"/>
-        </w:rPr>
-        <w:t>123456789012345678901234567890123456789012345678901234567890</w:t>
-      </w:r>
-    </w:p>
-    <w:p>
-      <w:pPr>
-        <w:pStyle w:val="2"/>
-      </w:pPr>
-      <w:r>
-        <w:rPr>
-          <w:rFonts w:hint="eastAsia"/>
-        </w:rPr>
+        </w:rPr>
+        <w:lastRenderedPageBreak/>
         <w:t>数据结构</w:t>
       </w:r>
     </w:p>
@@ -405,592 +475,591 @@
           <w:rFonts w:hint="eastAsia"/>
           <w:lang w:eastAsia="zh-CN"/>
         </w:rPr>
+        <w:t>}</w:t>
+      </w:r>
+    </w:p>
+    <w:p>
+      <w:pPr>
+        <w:rPr>
+          <w:lang w:eastAsia="zh-CN"/>
+        </w:rPr>
+      </w:pPr>
+      <w:r>
+        <w:rPr>
+          <w:rFonts w:hint="eastAsia"/>
+          <w:color w:val="FF0000"/>
+          <w:lang w:eastAsia="zh-CN"/>
+        </w:rPr>
+        <w:t>union</w:t>
+      </w:r>
+      <w:r>
+        <w:rPr>
+          <w:rFonts w:hint="eastAsia"/>
+          <w:lang w:eastAsia="zh-CN"/>
+        </w:rPr>
+        <w:t xml:space="preserve"> NumericChoice</w:t>
+      </w:r>
+    </w:p>
+    <w:p>
+      <w:pPr>
+        <w:rPr>
+          <w:lang w:eastAsia="zh-CN"/>
+        </w:rPr>
+      </w:pPr>
+      <w:r>
+        <w:rPr>
+          <w:rFonts w:hint="eastAsia"/>
+          <w:lang w:eastAsia="zh-CN"/>
+        </w:rPr>
+        <w:t>{</w:t>
+      </w:r>
+    </w:p>
+    <w:p>
+      <w:pPr>
+        <w:rPr>
+          <w:lang w:eastAsia="zh-CN"/>
+        </w:rPr>
+      </w:pPr>
+      <w:r>
+        <w:rPr>
+          <w:rFonts w:hint="eastAsia"/>
+          <w:lang w:eastAsia="zh-CN"/>
+        </w:rPr>
+        <w:t xml:space="preserve">  uint16   n_header;</w:t>
+      </w:r>
+    </w:p>
+    <w:p>
+      <w:pPr>
+        <w:rPr>
+          <w:lang w:eastAsia="zh-CN"/>
+        </w:rPr>
+      </w:pPr>
+      <w:r>
+        <w:rPr>
+          <w:rFonts w:hint="eastAsia"/>
+          <w:lang w:eastAsia="zh-CN"/>
+        </w:rPr>
+        <w:t xml:space="preserve">  NumericLong n_long;</w:t>
+      </w:r>
+    </w:p>
+    <w:p>
+      <w:pPr>
+        <w:rPr>
+          <w:lang w:eastAsia="zh-CN"/>
+        </w:rPr>
+      </w:pPr>
+      <w:r>
+        <w:rPr>
+          <w:rFonts w:hint="eastAsia"/>
+          <w:lang w:eastAsia="zh-CN"/>
+        </w:rPr>
+        <w:t xml:space="preserve">  NumericShort n_short;</w:t>
+      </w:r>
+    </w:p>
+    <w:p>
+      <w:pPr>
+        <w:rPr>
+          <w:lang w:eastAsia="zh-CN"/>
+        </w:rPr>
+      </w:pPr>
+      <w:r>
+        <w:rPr>
+          <w:rFonts w:hint="eastAsia"/>
+          <w:lang w:eastAsia="zh-CN"/>
+        </w:rPr>
+        <w:t>}</w:t>
+      </w:r>
+    </w:p>
+    <w:p>
+      <w:pPr>
+        <w:rPr>
+          <w:lang w:eastAsia="zh-CN"/>
+        </w:rPr>
+      </w:pPr>
+      <w:r>
+        <w:rPr>
+          <w:rFonts w:hint="eastAsia"/>
+          <w:lang w:eastAsia="zh-CN"/>
+        </w:rPr>
+        <w:t>struct NumericLong</w:t>
+      </w:r>
+    </w:p>
+    <w:p>
+      <w:pPr>
+        <w:rPr>
+          <w:lang w:eastAsia="zh-CN"/>
+        </w:rPr>
+      </w:pPr>
+      <w:r>
+        <w:rPr>
+          <w:rFonts w:hint="eastAsia"/>
+          <w:lang w:eastAsia="zh-CN"/>
+        </w:rPr>
+        <w:t>{</w:t>
+      </w:r>
+    </w:p>
+    <w:p>
+      <w:pPr>
+        <w:rPr>
+          <w:lang w:eastAsia="zh-CN"/>
+        </w:rPr>
+      </w:pPr>
+      <w:r>
+        <w:rPr>
+          <w:rFonts w:hint="eastAsia"/>
+          <w:lang w:eastAsia="zh-CN"/>
+        </w:rPr>
+        <w:t xml:space="preserve">  unit16    n_sign_dscale;</w:t>
+      </w:r>
+      <w:r>
+        <w:rPr>
+          <w:rFonts w:hint="eastAsia"/>
+          <w:lang w:eastAsia="zh-CN"/>
+        </w:rPr>
+        <w:t xml:space="preserve"> //sign + dscale</w:t>
+      </w:r>
+      <w:r>
+        <w:rPr>
+          <w:rFonts w:hint="eastAsia"/>
+          <w:lang w:eastAsia="zh-CN"/>
+        </w:rPr>
+        <w:t xml:space="preserve">    前两位记录符号，其他记录小数位数</w:t>
+      </w:r>
+    </w:p>
+    <w:p>
+      <w:pPr>
+        <w:rPr>
+          <w:lang w:eastAsia="zh-CN"/>
+        </w:rPr>
+      </w:pPr>
+      <w:r>
+        <w:rPr>
+          <w:rFonts w:hint="eastAsia"/>
+          <w:lang w:eastAsia="zh-CN"/>
+        </w:rPr>
+        <w:t xml:space="preserve">  int16     n_weight;</w:t>
+      </w:r>
+      <w:r>
+        <w:rPr>
+          <w:rFonts w:hint="eastAsia"/>
+          <w:lang w:eastAsia="zh-CN"/>
+        </w:rPr>
+        <w:t xml:space="preserve">    //记录整数位数</w:t>
+      </w:r>
+    </w:p>
+    <w:p>
+      <w:pPr>
+        <w:rPr>
+          <w:lang w:eastAsia="zh-CN"/>
+        </w:rPr>
+      </w:pPr>
+      <w:r>
+        <w:rPr>
+          <w:rFonts w:hint="eastAsia"/>
+          <w:lang w:eastAsia="zh-CN"/>
+        </w:rPr>
+        <w:t xml:space="preserve">  NumericDigit n_data[1];</w:t>
+      </w:r>
+    </w:p>
+    <w:p>
+      <w:pPr>
+        <w:rPr>
+          <w:lang w:eastAsia="zh-CN"/>
+        </w:rPr>
+      </w:pPr>
+      <w:r>
+        <w:rPr>
+          <w:rFonts w:hint="eastAsia"/>
+          <w:lang w:eastAsia="zh-CN"/>
+        </w:rPr>
+        <w:t>}</w:t>
+      </w:r>
+    </w:p>
+    <w:p>
+      <w:pPr>
+        <w:rPr>
+          <w:lang w:eastAsia="zh-CN"/>
+        </w:rPr>
+      </w:pPr>
+      <w:r>
+        <w:rPr>
+          <w:rFonts w:hint="eastAsia"/>
+          <w:lang w:eastAsia="zh-CN"/>
+        </w:rPr>
+        <w:t>struct NumericShort</w:t>
+      </w:r>
+    </w:p>
+    <w:p>
+      <w:pPr>
+        <w:rPr>
+          <w:lang w:eastAsia="zh-CN"/>
+        </w:rPr>
+      </w:pPr>
+      <w:r>
+        <w:rPr>
+          <w:rFonts w:hint="eastAsia"/>
+          <w:lang w:eastAsia="zh-CN"/>
+        </w:rPr>
+        <w:t>{</w:t>
+      </w:r>
+    </w:p>
+    <w:p>
+      <w:pPr>
+        <w:rPr>
+          <w:lang w:eastAsia="zh-CN"/>
+        </w:rPr>
+      </w:pPr>
+      <w:r>
+        <w:rPr>
+          <w:rFonts w:hint="eastAsia"/>
+          <w:lang w:eastAsia="zh-CN"/>
+        </w:rPr>
+        <w:t xml:space="preserve">  uint16    n_header;</w:t>
+      </w:r>
+      <w:r>
+        <w:rPr>
+          <w:rFonts w:hint="eastAsia"/>
+          <w:lang w:eastAsia="zh-CN"/>
+        </w:rPr>
+        <w:t xml:space="preserve">     //sign + dscale + weight</w:t>
+      </w:r>
+      <w:r>
+        <w:rPr>
+          <w:rFonts w:hint="eastAsia"/>
+          <w:lang w:eastAsia="zh-CN"/>
+        </w:rPr>
+        <w:t xml:space="preserve"> 第三位符号位，</w:t>
+      </w:r>
+      <w:r>
+        <w:rPr>
+          <w:rFonts w:hint="eastAsia"/>
+          <w:lang w:eastAsia="zh-CN"/>
+        </w:rPr>
+        <w:t>5-9</w:t>
+      </w:r>
+      <w:r>
+        <w:rPr>
+          <w:rFonts w:hint="eastAsia"/>
+          <w:lang w:eastAsia="zh-CN"/>
+        </w:rPr>
+        <w:t>位小数位数</w:t>
+      </w:r>
+      <w:r>
+        <w:rPr>
+          <w:rFonts w:hint="eastAsia"/>
+          <w:lang w:eastAsia="zh-CN"/>
+        </w:rPr>
+        <w:t>， 11-16位整数位数</w:t>
+      </w:r>
+    </w:p>
+    <w:p>
+      <w:pPr>
+        <w:rPr>
+          <w:lang w:eastAsia="zh-CN"/>
+        </w:rPr>
+      </w:pPr>
+      <w:r>
+        <w:rPr>
+          <w:rFonts w:hint="eastAsia"/>
+          <w:lang w:eastAsia="zh-CN"/>
+        </w:rPr>
+        <w:t xml:space="preserve">  NumericDigit n_data[1]</w:t>
+      </w:r>
+    </w:p>
+    <w:p>
+      <w:pPr>
+        <w:rPr>
+          <w:lang w:eastAsia="zh-CN"/>
+        </w:rPr>
+      </w:pPr>
+      <w:r>
+        <w:rPr>
+          <w:rFonts w:hint="eastAsia"/>
+          <w:lang w:eastAsia="zh-CN"/>
+        </w:rPr>
         <w:lastRenderedPageBreak/>
         <w:t>}</w:t>
       </w:r>
     </w:p>
     <w:p>
       <w:pPr>
-        <w:rPr>
-          <w:lang w:eastAsia="zh-CN"/>
-        </w:rPr>
+        <w:pStyle w:val="3"/>
       </w:pPr>
       <w:r>
         <w:rPr>
           <w:rFonts w:hint="eastAsia"/>
-          <w:color w:val="FF0000"/>
-          <w:lang w:eastAsia="zh-CN"/>
-        </w:rPr>
-        <w:t>union</w:t>
+        </w:rPr>
+        <w:t>内存中的运算结构</w:t>
+      </w:r>
+    </w:p>
+    <w:p>
+      <w:pPr>
+        <w:rPr>
+          <w:rFonts w:asciiTheme="minorHAnsi" w:eastAsiaTheme="minorEastAsia" w:hAnsiTheme="minorHAnsi"/>
+          <w:lang w:eastAsia="zh-CN"/>
+        </w:rPr>
+      </w:pPr>
+      <w:r>
+        <w:rPr>
+          <w:rFonts w:asciiTheme="minorHAnsi" w:eastAsiaTheme="minorEastAsia" w:hAnsiTheme="minorHAnsi"/>
+          <w:lang w:eastAsia="zh-CN"/>
+        </w:rPr>
+        <w:t>typedef</w:t>
+      </w:r>
+      <w:r>
+        <w:rPr>
+          <w:rFonts w:asciiTheme="minorHAnsi" w:eastAsiaTheme="minorEastAsia" w:hAnsiTheme="minorHAnsi" w:hint="eastAsia"/>
+          <w:lang w:eastAsia="zh-CN"/>
+        </w:rPr>
+        <w:t xml:space="preserve"> struct NumericVar</w:t>
+      </w:r>
+    </w:p>
+    <w:p>
+      <w:pPr>
+        <w:rPr>
+          <w:rFonts w:asciiTheme="minorHAnsi" w:eastAsiaTheme="minorEastAsia" w:hAnsiTheme="minorHAnsi"/>
+          <w:lang w:eastAsia="zh-CN"/>
+        </w:rPr>
+      </w:pPr>
+      <w:r>
+        <w:rPr>
+          <w:rFonts w:asciiTheme="minorHAnsi" w:eastAsiaTheme="minorEastAsia" w:hAnsiTheme="minorHAnsi"/>
+          <w:lang w:eastAsia="zh-CN"/>
+        </w:rPr>
+        <w:t>{</w:t>
+      </w:r>
+    </w:p>
+    <w:p>
+      <w:pPr>
+        <w:rPr>
+          <w:rFonts w:asciiTheme="minorHAnsi" w:eastAsiaTheme="minorEastAsia" w:hAnsiTheme="minorHAnsi"/>
+          <w:lang w:eastAsia="zh-CN"/>
+        </w:rPr>
+      </w:pPr>
+      <w:r>
+        <w:rPr>
+          <w:rFonts w:asciiTheme="minorHAnsi" w:eastAsiaTheme="minorEastAsia" w:hAnsiTheme="minorHAnsi"/>
+          <w:lang w:eastAsia="zh-CN"/>
+        </w:rPr>
+        <w:t xml:space="preserve">  int ndigits;</w:t>
+      </w:r>
+      <w:r>
+        <w:rPr>
+          <w:rFonts w:asciiTheme="minorHAnsi" w:eastAsiaTheme="minorEastAsia" w:hAnsiTheme="minorHAnsi"/>
+          <w:lang w:eastAsia="zh-CN"/>
+        </w:rPr>
+        <w:t xml:space="preserve">        </w:t>
+      </w:r>
+      <w:r>
+        <w:rPr>
+          <w:rFonts w:asciiTheme="minorHAnsi" w:eastAsiaTheme="minorEastAsia" w:hAnsiTheme="minorHAnsi" w:hint="eastAsia"/>
+          <w:lang w:eastAsia="zh-CN"/>
+        </w:rPr>
+        <w:t xml:space="preserve"> </w:t>
+      </w:r>
+      <w:r>
+        <w:rPr>
+          <w:rFonts w:asciiTheme="minorHAnsi" w:hAnsiTheme="minorHAnsi" w:hint="eastAsia"/>
+          <w:lang w:eastAsia="zh-CN"/>
+        </w:rPr>
+        <w:t xml:space="preserve"> </w:t>
+      </w:r>
+      <w:r>
+        <w:rPr>
+          <w:rFonts w:asciiTheme="minorHAnsi" w:eastAsiaTheme="minorEastAsia" w:hAnsiTheme="minorHAnsi"/>
+          <w:lang w:eastAsia="zh-CN"/>
+        </w:rPr>
+        <w:t>//</w:t>
+      </w:r>
+      <w:r>
+        <w:rPr>
+          <w:rFonts w:asciiTheme="minorHAnsi" w:eastAsiaTheme="minorEastAsia" w:hAnsiTheme="minorHAnsi" w:hint="eastAsia"/>
+          <w:lang w:eastAsia="zh-CN"/>
+        </w:rPr>
+        <w:t>标识有效的</w:t>
+      </w:r>
+      <w:r>
+        <w:rPr>
+          <w:rFonts w:asciiTheme="minorHAnsi" w:eastAsiaTheme="minorEastAsia" w:hAnsiTheme="minorHAnsi"/>
+          <w:lang w:eastAsia="zh-CN"/>
+        </w:rPr>
+        <w:t>NumericDigit</w:t>
+      </w:r>
+      <w:r>
+        <w:rPr>
+          <w:rFonts w:asciiTheme="minorHAnsi" w:hAnsiTheme="minorHAnsi" w:hint="eastAsia"/>
+          <w:lang w:eastAsia="zh-CN"/>
+        </w:rPr>
+        <w:t>数组</w:t>
+      </w:r>
+      <w:r>
+        <w:rPr>
+          <w:rFonts w:asciiTheme="minorHAnsi" w:hAnsiTheme="minorHAnsi" w:hint="eastAsia"/>
+          <w:lang w:eastAsia="zh-CN"/>
+        </w:rPr>
+        <w:t>的</w:t>
+      </w:r>
+      <w:r>
+        <w:rPr>
+          <w:rFonts w:asciiTheme="minorHAnsi" w:hAnsiTheme="minorHAnsi" w:hint="eastAsia"/>
+          <w:lang w:eastAsia="zh-CN"/>
+        </w:rPr>
+        <w:t>大小</w:t>
+      </w:r>
+      <w:r>
+        <w:rPr>
+          <w:rFonts w:asciiTheme="minorHAnsi" w:hAnsiTheme="minorHAnsi" w:hint="eastAsia"/>
+          <w:lang w:eastAsia="zh-CN"/>
+        </w:rPr>
+        <w:t>（该数组实际分配了</w:t>
+      </w:r>
+      <w:r>
+        <w:rPr>
+          <w:rFonts w:asciiTheme="minorHAnsi" w:eastAsiaTheme="minorEastAsia" w:hAnsiTheme="minorHAnsi"/>
+          <w:lang w:eastAsia="zh-CN"/>
+        </w:rPr>
+        <w:t>ndigits</w:t>
+      </w:r>
+      <w:r>
+        <w:rPr>
+          <w:rFonts w:asciiTheme="minorHAnsi" w:hAnsiTheme="minorHAnsi" w:hint="eastAsia"/>
+          <w:lang w:eastAsia="zh-CN"/>
+        </w:rPr>
+        <w:t>+1</w:t>
+      </w:r>
+      <w:r>
+        <w:rPr>
+          <w:rFonts w:asciiTheme="minorHAnsi" w:hAnsiTheme="minorHAnsi" w:hint="eastAsia"/>
+          <w:lang w:eastAsia="zh-CN"/>
+        </w:rPr>
+        <w:t>，其中第一个为</w:t>
+      </w:r>
+      <w:r>
+        <w:rPr>
+          <w:rFonts w:asciiTheme="minorHAnsi" w:hAnsiTheme="minorHAnsi" w:hint="eastAsia"/>
+          <w:lang w:eastAsia="zh-CN"/>
+        </w:rPr>
+        <w:t>buf</w:t>
+      </w:r>
+      <w:r>
+        <w:rPr>
+          <w:rFonts w:asciiTheme="minorHAnsi" w:hAnsiTheme="minorHAnsi" w:hint="eastAsia"/>
+          <w:lang w:eastAsia="zh-CN"/>
+        </w:rPr>
+        <w:t>）</w:t>
+      </w:r>
+    </w:p>
+    <w:p>
+      <w:pPr>
+        <w:rPr>
+          <w:rFonts w:asciiTheme="minorHAnsi" w:eastAsiaTheme="minorEastAsia" w:hAnsiTheme="minorHAnsi"/>
+          <w:lang w:eastAsia="zh-CN"/>
+        </w:rPr>
+      </w:pPr>
+      <w:r>
+        <w:rPr>
+          <w:rFonts w:asciiTheme="minorHAnsi" w:eastAsiaTheme="minorEastAsia" w:hAnsiTheme="minorHAnsi"/>
+          <w:lang w:eastAsia="zh-CN"/>
+        </w:rPr>
+        <w:t xml:space="preserve">  int weight;</w:t>
+      </w:r>
+      <w:r>
+        <w:rPr>
+          <w:rFonts w:asciiTheme="minorHAnsi" w:eastAsiaTheme="minorEastAsia" w:hAnsiTheme="minorHAnsi" w:hint="eastAsia"/>
+          <w:lang w:eastAsia="zh-CN"/>
+        </w:rPr>
+        <w:t xml:space="preserve">        </w:t>
+      </w:r>
+      <w:r>
+        <w:rPr>
+          <w:rFonts w:asciiTheme="minorHAnsi" w:hAnsiTheme="minorHAnsi" w:hint="eastAsia"/>
+          <w:lang w:eastAsia="zh-CN"/>
+        </w:rPr>
+        <w:t xml:space="preserve">  </w:t>
+      </w:r>
+      <w:r>
+        <w:rPr>
+          <w:rFonts w:asciiTheme="minorHAnsi" w:hAnsiTheme="minorHAnsi" w:hint="eastAsia"/>
+          <w:lang w:eastAsia="zh-CN"/>
+        </w:rPr>
+        <w:t xml:space="preserve"> </w:t>
+      </w:r>
+      <w:r>
+        <w:rPr>
+          <w:rFonts w:asciiTheme="minorHAnsi" w:eastAsiaTheme="minorEastAsia" w:hAnsiTheme="minorHAnsi" w:hint="eastAsia"/>
+          <w:lang w:eastAsia="zh-CN"/>
+        </w:rPr>
+        <w:t>//</w:t>
+      </w:r>
+      <w:r>
+        <w:rPr>
+          <w:rFonts w:asciiTheme="minorHAnsi" w:eastAsiaTheme="minorEastAsia" w:hAnsiTheme="minorHAnsi" w:hint="eastAsia"/>
+          <w:lang w:eastAsia="zh-CN"/>
+        </w:rPr>
+        <w:t>整数位</w:t>
       </w:r>
       <w:r>
         <w:rPr>
           <w:rFonts w:hint="eastAsia"/>
           <w:lang w:eastAsia="zh-CN"/>
         </w:rPr>
-        <w:t xml:space="preserve"> NumericChoice</w:t>
-      </w:r>
-    </w:p>
-    <w:p>
-      <w:pPr>
-        <w:rPr>
-          <w:lang w:eastAsia="zh-CN"/>
-        </w:rPr>
-      </w:pPr>
+        <w:t>占用的</w:t>
+      </w:r>
       <w:r>
         <w:rPr>
           <w:rFonts w:hint="eastAsia"/>
           <w:lang w:eastAsia="zh-CN"/>
         </w:rPr>
-        <w:t>{</w:t>
-      </w:r>
-    </w:p>
-    <w:p>
-      <w:pPr>
-        <w:rPr>
-          <w:lang w:eastAsia="zh-CN"/>
-        </w:rPr>
-      </w:pPr>
-      <w:r>
-        <w:rPr>
-          <w:rFonts w:hint="eastAsia"/>
-          <w:lang w:eastAsia="zh-CN"/>
-        </w:rPr>
-        <w:t xml:space="preserve">  uint16   n_header;</w:t>
-      </w:r>
-    </w:p>
-    <w:p>
-      <w:pPr>
-        <w:rPr>
-          <w:lang w:eastAsia="zh-CN"/>
-        </w:rPr>
-      </w:pPr>
-      <w:r>
-        <w:rPr>
-          <w:rFonts w:hint="eastAsia"/>
-          <w:lang w:eastAsia="zh-CN"/>
-        </w:rPr>
-        <w:t xml:space="preserve">  NumericLong n_long;</w:t>
-      </w:r>
-    </w:p>
-    <w:p>
-      <w:pPr>
-        <w:rPr>
-          <w:lang w:eastAsia="zh-CN"/>
-        </w:rPr>
-      </w:pPr>
-      <w:r>
-        <w:rPr>
-          <w:rFonts w:hint="eastAsia"/>
-          <w:lang w:eastAsia="zh-CN"/>
-        </w:rPr>
-        <w:t xml:space="preserve">  NumericShort n_short;</w:t>
-      </w:r>
-    </w:p>
-    <w:p>
-      <w:pPr>
-        <w:rPr>
-          <w:lang w:eastAsia="zh-CN"/>
-        </w:rPr>
-      </w:pPr>
-      <w:r>
-        <w:rPr>
-          <w:rFonts w:hint="eastAsia"/>
-          <w:lang w:eastAsia="zh-CN"/>
-        </w:rPr>
-        <w:t>}</w:t>
-      </w:r>
-    </w:p>
-    <w:p>
-      <w:pPr>
-        <w:rPr>
-          <w:lang w:eastAsia="zh-CN"/>
-        </w:rPr>
-      </w:pPr>
-      <w:r>
-        <w:rPr>
-          <w:rFonts w:hint="eastAsia"/>
-          <w:lang w:eastAsia="zh-CN"/>
-        </w:rPr>
-        <w:t>struct NumericLong</w:t>
-      </w:r>
-    </w:p>
-    <w:p>
-      <w:pPr>
-        <w:rPr>
-          <w:lang w:eastAsia="zh-CN"/>
-        </w:rPr>
-      </w:pPr>
-      <w:r>
-        <w:rPr>
-          <w:rFonts w:hint="eastAsia"/>
-          <w:lang w:eastAsia="zh-CN"/>
-        </w:rPr>
-        <w:t>{</w:t>
-      </w:r>
-    </w:p>
-    <w:p>
-      <w:pPr>
-        <w:rPr>
-          <w:lang w:eastAsia="zh-CN"/>
-        </w:rPr>
-      </w:pPr>
-      <w:r>
-        <w:rPr>
-          <w:rFonts w:hint="eastAsia"/>
-          <w:lang w:eastAsia="zh-CN"/>
-        </w:rPr>
-        <w:t xml:space="preserve">  unit16    n_sign_dscale;</w:t>
-      </w:r>
-      <w:r>
-        <w:rPr>
-          <w:rFonts w:hint="eastAsia"/>
-          <w:lang w:eastAsia="zh-CN"/>
-        </w:rPr>
-        <w:t xml:space="preserve"> //sign + dscale</w:t>
-      </w:r>
-      <w:r>
-        <w:rPr>
-          <w:rFonts w:hint="eastAsia"/>
-          <w:lang w:eastAsia="zh-CN"/>
-        </w:rPr>
-        <w:t xml:space="preserve">    前两位记录符号，其他记录小数位数</w:t>
-      </w:r>
-    </w:p>
-    <w:p>
-      <w:pPr>
-        <w:rPr>
-          <w:lang w:eastAsia="zh-CN"/>
-        </w:rPr>
-      </w:pPr>
-      <w:r>
-        <w:rPr>
-          <w:rFonts w:hint="eastAsia"/>
-          <w:lang w:eastAsia="zh-CN"/>
-        </w:rPr>
-        <w:t xml:space="preserve">  int16     n_weight;</w:t>
-      </w:r>
-      <w:r>
-        <w:rPr>
-          <w:rFonts w:hint="eastAsia"/>
-          <w:lang w:eastAsia="zh-CN"/>
-        </w:rPr>
-        <w:t xml:space="preserve">    //记录整数位数</w:t>
-      </w:r>
-    </w:p>
-    <w:p>
-      <w:pPr>
-        <w:rPr>
-          <w:lang w:eastAsia="zh-CN"/>
-        </w:rPr>
-      </w:pPr>
-      <w:r>
-        <w:rPr>
-          <w:rFonts w:hint="eastAsia"/>
-          <w:lang w:eastAsia="zh-CN"/>
-        </w:rPr>
-        <w:t xml:space="preserve">  NumericDigit n_data[1];</w:t>
-      </w:r>
-    </w:p>
-    <w:p>
-      <w:pPr>
-        <w:rPr>
-          <w:lang w:eastAsia="zh-CN"/>
-        </w:rPr>
-      </w:pPr>
-      <w:r>
-        <w:rPr>
-          <w:rFonts w:hint="eastAsia"/>
-          <w:lang w:eastAsia="zh-CN"/>
-        </w:rPr>
-        <w:t>}</w:t>
-      </w:r>
-    </w:p>
-    <w:p>
-      <w:pPr>
-        <w:rPr>
-          <w:lang w:eastAsia="zh-CN"/>
-        </w:rPr>
-      </w:pPr>
-      <w:r>
-        <w:rPr>
-          <w:rFonts w:hint="eastAsia"/>
-          <w:lang w:eastAsia="zh-CN"/>
-        </w:rPr>
-        <w:t>struct NumericShort</w:t>
-      </w:r>
-    </w:p>
-    <w:p>
-      <w:pPr>
-        <w:rPr>
-          <w:lang w:eastAsia="zh-CN"/>
-        </w:rPr>
-      </w:pPr>
-      <w:r>
-        <w:rPr>
-          <w:rFonts w:hint="eastAsia"/>
-          <w:lang w:eastAsia="zh-CN"/>
-        </w:rPr>
-        <w:t>{</w:t>
-      </w:r>
-    </w:p>
-    <w:p>
-      <w:pPr>
-        <w:rPr>
-          <w:lang w:eastAsia="zh-CN"/>
-        </w:rPr>
-      </w:pPr>
-      <w:r>
-        <w:rPr>
-          <w:rFonts w:hint="eastAsia"/>
-          <w:lang w:eastAsia="zh-CN"/>
-        </w:rPr>
-        <w:t xml:space="preserve">  uint16    n_header;</w:t>
-      </w:r>
-      <w:r>
-        <w:rPr>
-          <w:rFonts w:hint="eastAsia"/>
-          <w:lang w:eastAsia="zh-CN"/>
-        </w:rPr>
-        <w:t xml:space="preserve">     //sign + dscale + weight</w:t>
-      </w:r>
-      <w:r>
-        <w:rPr>
-          <w:rFonts w:hint="eastAsia"/>
-          <w:lang w:eastAsia="zh-CN"/>
-        </w:rPr>
-        <w:t xml:space="preserve"> 第三位符号位，</w:t>
-      </w:r>
-      <w:r>
-        <w:rPr>
-          <w:rFonts w:hint="eastAsia"/>
-          <w:lang w:eastAsia="zh-CN"/>
-        </w:rPr>
-        <w:t>5-9</w:t>
-      </w:r>
-      <w:r>
-        <w:rPr>
-          <w:rFonts w:hint="eastAsia"/>
-          <w:lang w:eastAsia="zh-CN"/>
-        </w:rPr>
-        <w:t>位小数位数</w:t>
-      </w:r>
-      <w:r>
-        <w:rPr>
-          <w:rFonts w:hint="eastAsia"/>
-          <w:lang w:eastAsia="zh-CN"/>
-        </w:rPr>
-        <w:t>， 11-16位整数位数</w:t>
-      </w:r>
-    </w:p>
-    <w:p>
-      <w:pPr>
-        <w:rPr>
-          <w:lang w:eastAsia="zh-CN"/>
-        </w:rPr>
-      </w:pPr>
-      <w:r>
-        <w:rPr>
-          <w:rFonts w:hint="eastAsia"/>
-          <w:lang w:eastAsia="zh-CN"/>
-        </w:rPr>
-        <w:t xml:space="preserve">  NumericDigit n_data[1]</w:t>
-      </w:r>
-    </w:p>
-    <w:p>
-      <w:pPr>
-        <w:rPr>
-          <w:lang w:eastAsia="zh-CN"/>
-        </w:rPr>
-      </w:pPr>
-      <w:r>
-        <w:rPr>
-          <w:rFonts w:hint="eastAsia"/>
-          <w:lang w:eastAsia="zh-CN"/>
-        </w:rPr>
-        <w:t>}</w:t>
-      </w:r>
-    </w:p>
-    <w:p>
-      <w:pPr>
-        <w:pStyle w:val="3"/>
-      </w:pPr>
-      <w:r>
-        <w:rPr>
-          <w:rFonts w:hint="eastAsia"/>
-        </w:rPr>
-        <w:t>内存中的运算结构</w:t>
-      </w:r>
-    </w:p>
-    <w:p>
-      <w:pPr>
+        <w:t>位</w:t>
+      </w:r>
+      <w:r>
+        <w:rPr>
+          <w:rFonts w:asciiTheme="minorHAnsi" w:eastAsiaTheme="minorEastAsia" w:hAnsiTheme="minorHAnsi" w:hint="eastAsia"/>
+          <w:lang w:eastAsia="zh-CN"/>
+        </w:rPr>
+        <w:t>数</w:t>
+      </w:r>
+      <w:r>
+        <w:rPr>
+          <w:rFonts w:asciiTheme="minorHAnsi" w:eastAsiaTheme="minorEastAsia" w:hAnsiTheme="minorHAnsi" w:hint="eastAsia"/>
+          <w:lang w:eastAsia="zh-CN"/>
+        </w:rPr>
+        <w:t>(</w:t>
+      </w:r>
+      <w:r>
+        <w:rPr>
+          <w:rFonts w:asciiTheme="minorHAnsi" w:eastAsiaTheme="minorEastAsia" w:hAnsiTheme="minorHAnsi" w:hint="eastAsia"/>
+          <w:lang w:eastAsia="zh-CN"/>
+        </w:rPr>
+        <w:t>类似个、十、百、千</w:t>
+      </w:r>
+      <w:r>
         <w:rPr>
           <w:rFonts w:asciiTheme="minorHAnsi" w:eastAsiaTheme="minorEastAsia" w:hAnsiTheme="minorHAnsi"/>
           <w:lang w:eastAsia="zh-CN"/>
         </w:rPr>
-      </w:pPr>
-      <w:r>
+        <w:t>…</w:t>
+      </w:r>
+      <w:r>
+        <w:rPr>
+          <w:rFonts w:asciiTheme="minorHAnsi" w:eastAsiaTheme="minorEastAsia" w:hAnsiTheme="minorHAnsi" w:hint="eastAsia"/>
+          <w:lang w:eastAsia="zh-CN"/>
+        </w:rPr>
+        <w:t>)</w:t>
+      </w:r>
+    </w:p>
+    <w:p>
+      <w:pPr>
         <w:rPr>
           <w:rFonts w:asciiTheme="minorHAnsi" w:eastAsiaTheme="minorEastAsia" w:hAnsiTheme="minorHAnsi"/>
           <w:lang w:eastAsia="zh-CN"/>
         </w:rPr>
-        <w:t>typedef</w:t>
-      </w:r>
-      <w:r>
-        <w:rPr>
-          <w:rFonts w:asciiTheme="minorHAnsi" w:eastAsiaTheme="minorEastAsia" w:hAnsiTheme="minorHAnsi" w:hint="eastAsia"/>
-          <w:lang w:eastAsia="zh-CN"/>
-        </w:rPr>
-        <w:t xml:space="preserve"> struct NumericVar</w:t>
-      </w:r>
-    </w:p>
-    <w:p>
-      <w:pPr>
+      </w:pPr>
+      <w:r>
         <w:rPr>
           <w:rFonts w:asciiTheme="minorHAnsi" w:eastAsiaTheme="minorEastAsia" w:hAnsiTheme="minorHAnsi"/>
           <w:lang w:eastAsia="zh-CN"/>
         </w:rPr>
-      </w:pPr>
-      <w:r>
-        <w:rPr>
-          <w:rFonts w:asciiTheme="minorHAnsi" w:eastAsiaTheme="minorEastAsia" w:hAnsiTheme="minorHAnsi"/>
-          <w:lang w:eastAsia="zh-CN"/>
-        </w:rPr>
-        <w:t>{</w:t>
-      </w:r>
-    </w:p>
-    <w:p>
-      <w:pPr>
-        <w:rPr>
-          <w:rFonts w:asciiTheme="minorHAnsi" w:eastAsiaTheme="minorEastAsia" w:hAnsiTheme="minorHAnsi"/>
-          <w:lang w:eastAsia="zh-CN"/>
-        </w:rPr>
-      </w:pPr>
-      <w:r>
-        <w:rPr>
-          <w:rFonts w:asciiTheme="minorHAnsi" w:eastAsiaTheme="minorEastAsia" w:hAnsiTheme="minorHAnsi"/>
-          <w:lang w:eastAsia="zh-CN"/>
-        </w:rPr>
-        <w:t xml:space="preserve">  int ndigits;</w:t>
-      </w:r>
-      <w:r>
-        <w:rPr>
-          <w:rFonts w:asciiTheme="minorHAnsi" w:eastAsiaTheme="minorEastAsia" w:hAnsiTheme="minorHAnsi"/>
-          <w:lang w:eastAsia="zh-CN"/>
-        </w:rPr>
-        <w:t xml:space="preserve">        </w:t>
-      </w:r>
-      <w:r>
-        <w:rPr>
-          <w:rFonts w:asciiTheme="minorHAnsi" w:eastAsiaTheme="minorEastAsia" w:hAnsiTheme="minorHAnsi" w:hint="eastAsia"/>
-          <w:lang w:eastAsia="zh-CN"/>
-        </w:rPr>
-        <w:t xml:space="preserve"> </w:t>
-      </w:r>
-      <w:r>
-        <w:rPr>
-          <w:rFonts w:asciiTheme="minorHAnsi" w:hAnsiTheme="minorHAnsi" w:hint="eastAsia"/>
-          <w:lang w:eastAsia="zh-CN"/>
-        </w:rPr>
-        <w:t xml:space="preserve"> </w:t>
-      </w:r>
-      <w:r>
-        <w:rPr>
-          <w:rFonts w:asciiTheme="minorHAnsi" w:eastAsiaTheme="minorEastAsia" w:hAnsiTheme="minorHAnsi"/>
-          <w:lang w:eastAsia="zh-CN"/>
-        </w:rPr>
-        <w:t>//</w:t>
-      </w:r>
-      <w:r>
-        <w:rPr>
-          <w:rFonts w:asciiTheme="minorHAnsi" w:eastAsiaTheme="minorEastAsia" w:hAnsiTheme="minorHAnsi" w:hint="eastAsia"/>
-          <w:lang w:eastAsia="zh-CN"/>
-        </w:rPr>
-        <w:t>标识有效的</w:t>
-      </w:r>
-      <w:r>
-        <w:rPr>
-          <w:rFonts w:asciiTheme="minorHAnsi" w:eastAsiaTheme="minorEastAsia" w:hAnsiTheme="minorHAnsi"/>
-          <w:lang w:eastAsia="zh-CN"/>
-        </w:rPr>
-        <w:t>NumericDigit</w:t>
-      </w:r>
-      <w:r>
-        <w:rPr>
-          <w:rFonts w:asciiTheme="minorHAnsi" w:hAnsiTheme="minorHAnsi" w:hint="eastAsia"/>
-          <w:lang w:eastAsia="zh-CN"/>
-        </w:rPr>
-        <w:t>数组</w:t>
-      </w:r>
-      <w:r>
-        <w:rPr>
-          <w:rFonts w:asciiTheme="minorHAnsi" w:hAnsiTheme="minorHAnsi" w:hint="eastAsia"/>
-          <w:lang w:eastAsia="zh-CN"/>
-        </w:rPr>
-        <w:t>的</w:t>
-      </w:r>
-      <w:r>
-        <w:rPr>
-          <w:rFonts w:asciiTheme="minorHAnsi" w:hAnsiTheme="minorHAnsi" w:hint="eastAsia"/>
-          <w:lang w:eastAsia="zh-CN"/>
-        </w:rPr>
-        <w:t>大小</w:t>
-      </w:r>
-      <w:r>
-        <w:rPr>
-          <w:rFonts w:asciiTheme="minorHAnsi" w:hAnsiTheme="minorHAnsi" w:hint="eastAsia"/>
-          <w:lang w:eastAsia="zh-CN"/>
-        </w:rPr>
-        <w:t>（该数组实际分配了</w:t>
-      </w:r>
-      <w:r>
-        <w:rPr>
-          <w:rFonts w:asciiTheme="minorHAnsi" w:eastAsiaTheme="minorEastAsia" w:hAnsiTheme="minorHAnsi"/>
-          <w:lang w:eastAsia="zh-CN"/>
-        </w:rPr>
-        <w:t>ndigits</w:t>
-      </w:r>
-      <w:r>
-        <w:rPr>
-          <w:rFonts w:asciiTheme="minorHAnsi" w:hAnsiTheme="minorHAnsi" w:hint="eastAsia"/>
-          <w:lang w:eastAsia="zh-CN"/>
-        </w:rPr>
-        <w:t>+1</w:t>
-      </w:r>
-      <w:r>
-        <w:rPr>
-          <w:rFonts w:asciiTheme="minorHAnsi" w:hAnsiTheme="minorHAnsi" w:hint="eastAsia"/>
-          <w:lang w:eastAsia="zh-CN"/>
-        </w:rPr>
-        <w:t>，其中第一个为</w:t>
-      </w:r>
-      <w:r>
-        <w:rPr>
-          <w:rFonts w:asciiTheme="minorHAnsi" w:hAnsiTheme="minorHAnsi" w:hint="eastAsia"/>
-          <w:lang w:eastAsia="zh-CN"/>
-        </w:rPr>
-        <w:t>buf</w:t>
-      </w:r>
-      <w:r>
-        <w:rPr>
-          <w:rFonts w:asciiTheme="minorHAnsi" w:hAnsiTheme="minorHAnsi" w:hint="eastAsia"/>
-          <w:lang w:eastAsia="zh-CN"/>
-        </w:rPr>
-        <w:t>）</w:t>
-      </w:r>
-    </w:p>
-    <w:p>
-      <w:pPr>
-        <w:rPr>
-          <w:rFonts w:asciiTheme="minorHAnsi" w:eastAsiaTheme="minorEastAsia" w:hAnsiTheme="minorHAnsi"/>
-          <w:lang w:eastAsia="zh-CN"/>
-        </w:rPr>
-      </w:pPr>
-      <w:r>
-        <w:rPr>
-          <w:rFonts w:asciiTheme="minorHAnsi" w:eastAsiaTheme="minorEastAsia" w:hAnsiTheme="minorHAnsi"/>
-          <w:lang w:eastAsia="zh-CN"/>
-        </w:rPr>
-        <w:t xml:space="preserve">  int weight;</w:t>
-      </w:r>
-      <w:r>
-        <w:rPr>
-          <w:rFonts w:asciiTheme="minorHAnsi" w:eastAsiaTheme="minorEastAsia" w:hAnsiTheme="minorHAnsi" w:hint="eastAsia"/>
-          <w:lang w:eastAsia="zh-CN"/>
-        </w:rPr>
-        <w:t xml:space="preserve">        </w:t>
-      </w:r>
-      <w:r>
-        <w:rPr>
-          <w:rFonts w:asciiTheme="minorHAnsi" w:hAnsiTheme="minorHAnsi" w:hint="eastAsia"/>
-          <w:lang w:eastAsia="zh-CN"/>
-        </w:rPr>
-        <w:t xml:space="preserve">  </w:t>
-      </w:r>
-      <w:r>
-        <w:rPr>
-          <w:rFonts w:asciiTheme="minorHAnsi" w:hAnsiTheme="minorHAnsi" w:hint="eastAsia"/>
-          <w:lang w:eastAsia="zh-CN"/>
-        </w:rPr>
-        <w:t xml:space="preserve"> </w:t>
-      </w:r>
-      <w:r>
-        <w:rPr>
-          <w:rFonts w:asciiTheme="minorHAnsi" w:eastAsiaTheme="minorEastAsia" w:hAnsiTheme="minorHAnsi" w:hint="eastAsia"/>
-          <w:lang w:eastAsia="zh-CN"/>
-        </w:rPr>
-        <w:t>//</w:t>
-      </w:r>
-      <w:r>
-        <w:rPr>
-          <w:rFonts w:asciiTheme="minorHAnsi" w:eastAsiaTheme="minorEastAsia" w:hAnsiTheme="minorHAnsi" w:hint="eastAsia"/>
-          <w:lang w:eastAsia="zh-CN"/>
-        </w:rPr>
-        <w:t>整数位</w:t>
-      </w:r>
-      <w:r>
-        <w:rPr>
-          <w:rFonts w:hint="eastAsia"/>
-          <w:lang w:eastAsia="zh-CN"/>
-        </w:rPr>
-        <w:t>占用的</w:t>
-      </w:r>
-      <w:r>
-        <w:rPr>
-          <w:rFonts w:hint="eastAsia"/>
-          <w:lang w:eastAsia="zh-CN"/>
-        </w:rPr>
-        <w:t>位</w:t>
-      </w:r>
-      <w:r>
-        <w:rPr>
-          <w:rFonts w:asciiTheme="minorHAnsi" w:eastAsiaTheme="minorEastAsia" w:hAnsiTheme="minorHAnsi" w:hint="eastAsia"/>
-          <w:lang w:eastAsia="zh-CN"/>
-        </w:rPr>
-        <w:t>数</w:t>
-      </w:r>
-      <w:r>
-        <w:rPr>
-          <w:rFonts w:asciiTheme="minorHAnsi" w:eastAsiaTheme="minorEastAsia" w:hAnsiTheme="minorHAnsi" w:hint="eastAsia"/>
-          <w:lang w:eastAsia="zh-CN"/>
-        </w:rPr>
-        <w:t>(</w:t>
-      </w:r>
-      <w:r>
-        <w:rPr>
-          <w:rFonts w:asciiTheme="minorHAnsi" w:eastAsiaTheme="minorEastAsia" w:hAnsiTheme="minorHAnsi" w:hint="eastAsia"/>
-          <w:lang w:eastAsia="zh-CN"/>
-        </w:rPr>
-        <w:t>类似个、十、百、千</w:t>
-      </w:r>
-      <w:r>
-        <w:rPr>
-          <w:rFonts w:asciiTheme="minorHAnsi" w:eastAsiaTheme="minorEastAsia" w:hAnsiTheme="minorHAnsi"/>
-          <w:lang w:eastAsia="zh-CN"/>
-        </w:rPr>
-        <w:t>…</w:t>
-      </w:r>
-      <w:r>
-        <w:rPr>
-          <w:rFonts w:asciiTheme="minorHAnsi" w:eastAsiaTheme="minorEastAsia" w:hAnsiTheme="minorHAnsi" w:hint="eastAsia"/>
-          <w:lang w:eastAsia="zh-CN"/>
-        </w:rPr>
-        <w:t>)</w:t>
-      </w:r>
-    </w:p>
-    <w:p>
-      <w:pPr>
-        <w:rPr>
-          <w:rFonts w:asciiTheme="minorHAnsi" w:eastAsiaTheme="minorEastAsia" w:hAnsiTheme="minorHAnsi"/>
-          <w:lang w:eastAsia="zh-CN"/>
-        </w:rPr>
-      </w:pPr>
-      <w:r>
-        <w:rPr>
-          <w:rFonts w:asciiTheme="minorHAnsi" w:eastAsiaTheme="minorEastAsia" w:hAnsiTheme="minorHAnsi"/>
-          <w:lang w:eastAsia="zh-CN"/>
-        </w:rPr>
-        <w:lastRenderedPageBreak/>
         <w:t xml:space="preserve">  int sign;</w:t>
       </w:r>
       <w:r>
@@ -1611,6 +1680,82 @@
           <w:rFonts w:asciiTheme="minorEastAsia" w:hAnsiTheme="minorEastAsia" w:hint="eastAsia"/>
           <w:lang w:eastAsia="zh-CN"/>
         </w:rPr>
+        <w:t>weight=1</w:t>
+      </w:r>
+    </w:p>
+    <w:p>
+      <w:pPr>
+        <w:rPr>
+          <w:rFonts w:asciiTheme="minorEastAsia" w:hAnsiTheme="minorEastAsia"/>
+          <w:lang w:eastAsia="zh-CN"/>
+        </w:rPr>
+      </w:pPr>
+      <w:r>
+        <w:rPr>
+          <w:rFonts w:asciiTheme="minorEastAsia" w:hAnsiTheme="minorEastAsia" w:hint="eastAsia"/>
+          <w:lang w:eastAsia="zh-CN"/>
+        </w:rPr>
+        <w:t>1</w:t>
+      </w:r>
+    </w:p>
+    <w:p>
+      <w:pPr>
+        <w:rPr>
+          <w:rFonts w:asciiTheme="minorEastAsia" w:hAnsiTheme="minorEastAsia"/>
+          <w:lang w:eastAsia="zh-CN"/>
+        </w:rPr>
+      </w:pPr>
+      <w:r>
+        <w:rPr>
+          <w:rFonts w:asciiTheme="minorEastAsia" w:hAnsiTheme="minorEastAsia" w:hint="eastAsia"/>
+          <w:lang w:eastAsia="zh-CN"/>
+        </w:rPr>
+        <w:t>2300</w:t>
+      </w:r>
+    </w:p>
+    <w:p>
+      <w:pPr>
+        <w:rPr>
+          <w:rFonts w:asciiTheme="minorEastAsia" w:hAnsiTheme="minorEastAsia"/>
+          <w:lang w:eastAsia="zh-CN"/>
+        </w:rPr>
+      </w:pPr>
+      <w:r>
+        <w:rPr>
+          <w:rFonts w:asciiTheme="minorEastAsia" w:hAnsiTheme="minorEastAsia" w:hint="eastAsia"/>
+          <w:lang w:eastAsia="zh-CN"/>
+        </w:rPr>
+        <w:lastRenderedPageBreak/>
+        <w:t>4567</w:t>
+      </w:r>
+    </w:p>
+    <w:p>
+      <w:pPr>
+        <w:rPr>
+          <w:rFonts w:asciiTheme="minorEastAsia" w:hAnsiTheme="minorEastAsia"/>
+          <w:lang w:eastAsia="zh-CN"/>
+        </w:rPr>
+      </w:pPr>
+      <w:r>
+        <w:rPr>
+          <w:rFonts w:asciiTheme="minorEastAsia" w:hAnsiTheme="minorEastAsia" w:hint="eastAsia"/>
+          <w:lang w:eastAsia="zh-CN"/>
+        </w:rPr>
+        <w:t>8000</w:t>
+      </w:r>
+    </w:p>
+    <w:p>
+      <w:pPr>
+        <w:rPr>
+          <w:rFonts w:asciiTheme="minorEastAsia" w:hAnsiTheme="minorEastAsia"/>
+          <w:lang w:eastAsia="zh-CN"/>
+        </w:rPr>
+      </w:pPr>
+      <w:r>
+        <w:rPr>
+          <w:rFonts w:asciiTheme="minorEastAsia" w:hAnsiTheme="minorEastAsia" w:hint="eastAsia"/>
+          <w:lang w:eastAsia="zh-CN"/>
+        </w:rPr>
         <w:t>insert into local values(</w:t>
       </w:r>
       <w:r>
@@ -1634,6 +1779,22 @@
         </w:rPr>
         <w:t>;</w:t>
       </w:r>
+      <w:r>
+        <w:rPr>
+          <w:rFonts w:asciiTheme="minorEastAsia" w:hAnsiTheme="minorEastAsia" w:hint="eastAsia"/>
+          <w:lang w:eastAsia="zh-CN"/>
+        </w:rPr>
+        <w:t xml:space="preserve"> </w:t>
+      </w:r>
+      <w:del w:id="0" w:author="linyoubin" w:date="2016-03-25T13:27:00Z">
+        <w:r>
+          <w:rPr>
+            <w:rFonts w:asciiTheme="minorEastAsia" w:hAnsiTheme="minorEastAsia" w:hint="eastAsia"/>
+            <w:lang w:eastAsia="zh-CN"/>
+          </w:rPr>
+          <w:delText>e2   12345.678</w:delText>
+        </w:r>
+      </w:del>
     </w:p>
     <w:p>
       <w:pPr>
@@ -1654,6 +1815,22 @@
         </w:rPr>
         <w:t>没有正负号，默认为正数</w:t>
       </w:r>
+      <w:r>
+        <w:rPr>
+          <w:rFonts w:asciiTheme="minorEastAsia" w:hAnsiTheme="minorEastAsia" w:hint="eastAsia"/>
+          <w:lang w:eastAsia="zh-CN"/>
+        </w:rPr>
+        <w:t xml:space="preserve"> 个0 十1 百2 千3</w:t>
+      </w:r>
+      <w:ins w:id="1" w:author="linyoubin" w:date="2016-03-25T13:29:00Z">
+        <w:r>
+          <w:rPr>
+            <w:rFonts w:asciiTheme="minorEastAsia" w:hAnsiTheme="minorEastAsia" w:hint="eastAsia"/>
+            <w:lang w:eastAsia="zh-CN"/>
+          </w:rPr>
+          <w:t xml:space="preserve"> 万 4</w:t>
+        </w:r>
+      </w:ins>
     </w:p>
     <w:p>
       <w:pPr>
@@ -1708,6 +1885,15 @@
         </w:rPr>
         <w:t>没有科学计数法，略过</w:t>
       </w:r>
+      <w:ins w:id="2" w:author="linyoubin" w:date="2016-03-25T13:27:00Z">
+        <w:r>
+          <w:rPr>
+            <w:rFonts w:asciiTheme="minorEastAsia" w:hAnsiTheme="minorEastAsia" w:hint="eastAsia"/>
+            <w:lang w:eastAsia="zh-CN"/>
+          </w:rPr>
+          <w:t xml:space="preserve"> 1000做BASE</w:t>
+        </w:r>
+      </w:ins>
     </w:p>
     <w:p>
       <w:pPr>
@@ -1824,6 +2010,15 @@
         </w:rPr>
         <w:t>最终取值如下所示：</w:t>
       </w:r>
+      <w:ins w:id="3" w:author="linyoubin" w:date="2016-03-25T13:30:00Z">
+        <w:r>
+          <w:rPr>
+            <w:rFonts w:asciiTheme="minorEastAsia" w:hAnsiTheme="minorEastAsia" w:hint="eastAsia"/>
+            <w:lang w:eastAsia="zh-CN"/>
+          </w:rPr>
+          <w:t>12300   =》  【0】1   +  【1】2300</w:t>
+        </w:r>
+      </w:ins>
     </w:p>
     <w:p>
       <w:pPr>
@@ -2029,6 +2224,751 @@
     <w:p>
       <w:pPr>
         <w:rPr>
+          <w:ins w:id="4" w:author="linyoubin" w:date="2016-03-25T13:26:00Z"/>
+          <w:rFonts w:asciiTheme="minorEastAsia" w:hAnsiTheme="minorEastAsia"/>
+          <w:lang w:eastAsia="zh-CN"/>
+        </w:rPr>
+      </w:pPr>
+      <w:ins w:id="5" w:author="linyoubin" w:date="2016-03-25T13:26:00Z">
+        <w:r>
+          <w:rPr>
+            <w:rFonts w:asciiTheme="minorEastAsia" w:hAnsiTheme="minorEastAsia"/>
+            <w:lang w:eastAsia="zh-CN"/>
+          </w:rPr>
+          <w:t>#if 0</w:t>
+        </w:r>
+      </w:ins>
+    </w:p>
+    <w:p>
+      <w:pPr>
+        <w:rPr>
+          <w:ins w:id="6" w:author="linyoubin" w:date="2016-03-25T13:26:00Z"/>
+          <w:rFonts w:asciiTheme="minorEastAsia" w:hAnsiTheme="minorEastAsia"/>
+          <w:lang w:eastAsia="zh-CN"/>
+        </w:rPr>
+      </w:pPr>
+      <w:ins w:id="7" w:author="linyoubin" w:date="2016-03-25T13:26:00Z">
+        <w:r>
+          <w:rPr>
+            <w:rFonts w:asciiTheme="minorEastAsia" w:hAnsiTheme="minorEastAsia"/>
+            <w:lang w:eastAsia="zh-CN"/>
+          </w:rPr>
+          <w:t>#define NBASE</w:t>
+        </w:r>
+        <w:r>
+          <w:rPr>
+            <w:rFonts w:asciiTheme="minorEastAsia" w:hAnsiTheme="minorEastAsia"/>
+            <w:lang w:eastAsia="zh-CN"/>
+          </w:rPr>
+          <w:tab/>
+        </w:r>
+        <w:r>
+          <w:rPr>
+            <w:rFonts w:asciiTheme="minorEastAsia" w:hAnsiTheme="minorEastAsia"/>
+            <w:lang w:eastAsia="zh-CN"/>
+          </w:rPr>
+          <w:tab/>
+          <w:t>10</w:t>
+        </w:r>
+      </w:ins>
+    </w:p>
+    <w:p>
+      <w:pPr>
+        <w:rPr>
+          <w:ins w:id="8" w:author="linyoubin" w:date="2016-03-25T13:26:00Z"/>
+          <w:rFonts w:asciiTheme="minorEastAsia" w:hAnsiTheme="minorEastAsia"/>
+          <w:lang w:eastAsia="zh-CN"/>
+        </w:rPr>
+      </w:pPr>
+      <w:ins w:id="9" w:author="linyoubin" w:date="2016-03-25T13:26:00Z">
+        <w:r>
+          <w:rPr>
+            <w:rFonts w:asciiTheme="minorEastAsia" w:hAnsiTheme="minorEastAsia"/>
+            <w:lang w:eastAsia="zh-CN"/>
+          </w:rPr>
+          <w:t>#define HALF_NBASE</w:t>
+        </w:r>
+        <w:r>
+          <w:rPr>
+            <w:rFonts w:asciiTheme="minorEastAsia" w:hAnsiTheme="minorEastAsia"/>
+            <w:lang w:eastAsia="zh-CN"/>
+          </w:rPr>
+          <w:tab/>
+          <w:t>5</w:t>
+        </w:r>
+      </w:ins>
+    </w:p>
+    <w:p>
+      <w:pPr>
+        <w:rPr>
+          <w:ins w:id="10" w:author="linyoubin" w:date="2016-03-25T13:26:00Z"/>
+          <w:rFonts w:asciiTheme="minorEastAsia" w:hAnsiTheme="minorEastAsia"/>
+          <w:lang w:eastAsia="zh-CN"/>
+        </w:rPr>
+      </w:pPr>
+      <w:ins w:id="11" w:author="linyoubin" w:date="2016-03-25T13:26:00Z">
+        <w:r>
+          <w:rPr>
+            <w:rFonts w:asciiTheme="minorEastAsia" w:hAnsiTheme="minorEastAsia"/>
+            <w:lang w:eastAsia="zh-CN"/>
+          </w:rPr>
+          <w:t>#define DEC_DIGITS</w:t>
+        </w:r>
+        <w:r>
+          <w:rPr>
+            <w:rFonts w:asciiTheme="minorEastAsia" w:hAnsiTheme="minorEastAsia"/>
+            <w:lang w:eastAsia="zh-CN"/>
+          </w:rPr>
+          <w:tab/>
+          <w:t>1</w:t>
+        </w:r>
+        <w:r>
+          <w:rPr>
+            <w:rFonts w:asciiTheme="minorEastAsia" w:hAnsiTheme="minorEastAsia"/>
+            <w:lang w:eastAsia="zh-CN"/>
+          </w:rPr>
+          <w:tab/>
+        </w:r>
+        <w:r>
+          <w:rPr>
+            <w:rFonts w:asciiTheme="minorEastAsia" w:hAnsiTheme="minorEastAsia"/>
+            <w:lang w:eastAsia="zh-CN"/>
+          </w:rPr>
+          <w:tab/>
+        </w:r>
+        <w:r>
+          <w:rPr>
+            <w:rFonts w:asciiTheme="minorEastAsia" w:hAnsiTheme="minorEastAsia"/>
+            <w:lang w:eastAsia="zh-CN"/>
+          </w:rPr>
+          <w:tab/>
+          <w:t>/* decimal digits per NBASE digit */</w:t>
+        </w:r>
+      </w:ins>
+    </w:p>
+    <w:p>
+      <w:pPr>
+        <w:rPr>
+          <w:ins w:id="12" w:author="linyoubin" w:date="2016-03-25T13:26:00Z"/>
+          <w:rFonts w:asciiTheme="minorEastAsia" w:hAnsiTheme="minorEastAsia"/>
+          <w:lang w:eastAsia="zh-CN"/>
+        </w:rPr>
+      </w:pPr>
+      <w:ins w:id="13" w:author="linyoubin" w:date="2016-03-25T13:26:00Z">
+        <w:r>
+          <w:rPr>
+            <w:rFonts w:asciiTheme="minorEastAsia" w:hAnsiTheme="minorEastAsia"/>
+            <w:lang w:eastAsia="zh-CN"/>
+          </w:rPr>
+          <w:t>#define MUL_GUARD_DIGITS</w:t>
+        </w:r>
+        <w:r>
+          <w:rPr>
+            <w:rFonts w:asciiTheme="minorEastAsia" w:hAnsiTheme="minorEastAsia"/>
+            <w:lang w:eastAsia="zh-CN"/>
+          </w:rPr>
+          <w:tab/>
+          <w:t>4</w:t>
+        </w:r>
+        <w:r>
+          <w:rPr>
+            <w:rFonts w:asciiTheme="minorEastAsia" w:hAnsiTheme="minorEastAsia"/>
+            <w:lang w:eastAsia="zh-CN"/>
+          </w:rPr>
+          <w:tab/>
+          <w:t>/* these are measured in NBASE digits */</w:t>
+        </w:r>
+      </w:ins>
+    </w:p>
+    <w:p>
+      <w:pPr>
+        <w:rPr>
+          <w:ins w:id="14" w:author="linyoubin" w:date="2016-03-25T13:26:00Z"/>
+          <w:rFonts w:asciiTheme="minorEastAsia" w:hAnsiTheme="minorEastAsia"/>
+          <w:lang w:eastAsia="zh-CN"/>
+        </w:rPr>
+      </w:pPr>
+      <w:ins w:id="15" w:author="linyoubin" w:date="2016-03-25T13:26:00Z">
+        <w:r>
+          <w:rPr>
+            <w:rFonts w:asciiTheme="minorEastAsia" w:hAnsiTheme="minorEastAsia"/>
+            <w:lang w:eastAsia="zh-CN"/>
+          </w:rPr>
+          <w:t>#define DIV_GUARD_DIGITS</w:t>
+        </w:r>
+        <w:r>
+          <w:rPr>
+            <w:rFonts w:asciiTheme="minorEastAsia" w:hAnsiTheme="minorEastAsia"/>
+            <w:lang w:eastAsia="zh-CN"/>
+          </w:rPr>
+          <w:tab/>
+          <w:t>8</w:t>
+        </w:r>
+      </w:ins>
+    </w:p>
+    <w:p>
+      <w:pPr>
+        <w:rPr>
+          <w:ins w:id="16" w:author="linyoubin" w:date="2016-03-25T13:26:00Z"/>
+          <w:rFonts w:asciiTheme="minorEastAsia" w:hAnsiTheme="minorEastAsia"/>
+          <w:lang w:eastAsia="zh-CN"/>
+        </w:rPr>
+      </w:pPr>
+    </w:p>
+    <w:p>
+      <w:pPr>
+        <w:rPr>
+          <w:ins w:id="17" w:author="linyoubin" w:date="2016-03-25T13:26:00Z"/>
+          <w:rFonts w:asciiTheme="minorEastAsia" w:hAnsiTheme="minorEastAsia"/>
+          <w:lang w:eastAsia="zh-CN"/>
+        </w:rPr>
+      </w:pPr>
+      <w:ins w:id="18" w:author="linyoubin" w:date="2016-03-25T13:26:00Z">
+        <w:r>
+          <w:rPr>
+            <w:rFonts w:asciiTheme="minorEastAsia" w:hAnsiTheme="minorEastAsia"/>
+            <w:lang w:eastAsia="zh-CN"/>
+          </w:rPr>
+          <w:t>typedef signed char NumericDigit;</w:t>
+        </w:r>
+      </w:ins>
+    </w:p>
+    <w:p>
+      <w:pPr>
+        <w:rPr>
+          <w:ins w:id="19" w:author="linyoubin" w:date="2016-03-25T13:26:00Z"/>
+          <w:rFonts w:asciiTheme="minorEastAsia" w:hAnsiTheme="minorEastAsia"/>
+          <w:lang w:eastAsia="zh-CN"/>
+        </w:rPr>
+      </w:pPr>
+      <w:ins w:id="20" w:author="linyoubin" w:date="2016-03-25T13:26:00Z">
+        <w:r>
+          <w:rPr>
+            <w:rFonts w:asciiTheme="minorEastAsia" w:hAnsiTheme="minorEastAsia"/>
+            <w:lang w:eastAsia="zh-CN"/>
+          </w:rPr>
+          <w:t>#endif</w:t>
+        </w:r>
+      </w:ins>
+    </w:p>
+    <w:p>
+      <w:pPr>
+        <w:rPr>
+          <w:ins w:id="21" w:author="linyoubin" w:date="2016-03-25T13:26:00Z"/>
+          <w:rFonts w:asciiTheme="minorEastAsia" w:hAnsiTheme="minorEastAsia"/>
+          <w:lang w:eastAsia="zh-CN"/>
+        </w:rPr>
+      </w:pPr>
+    </w:p>
+    <w:p>
+      <w:pPr>
+        <w:rPr>
+          <w:ins w:id="22" w:author="linyoubin" w:date="2016-03-25T13:26:00Z"/>
+          <w:rFonts w:asciiTheme="minorEastAsia" w:hAnsiTheme="minorEastAsia"/>
+          <w:lang w:eastAsia="zh-CN"/>
+        </w:rPr>
+      </w:pPr>
+      <w:ins w:id="23" w:author="linyoubin" w:date="2016-03-25T13:26:00Z">
+        <w:r>
+          <w:rPr>
+            <w:rFonts w:asciiTheme="minorEastAsia" w:hAnsiTheme="minorEastAsia"/>
+            <w:lang w:eastAsia="zh-CN"/>
+          </w:rPr>
+          <w:lastRenderedPageBreak/>
+          <w:t>#if 0</w:t>
+        </w:r>
+      </w:ins>
+    </w:p>
+    <w:p>
+      <w:pPr>
+        <w:rPr>
+          <w:ins w:id="24" w:author="linyoubin" w:date="2016-03-25T13:26:00Z"/>
+          <w:rFonts w:asciiTheme="minorEastAsia" w:hAnsiTheme="minorEastAsia"/>
+          <w:lang w:eastAsia="zh-CN"/>
+        </w:rPr>
+      </w:pPr>
+      <w:ins w:id="25" w:author="linyoubin" w:date="2016-03-25T13:26:00Z">
+        <w:r>
+          <w:rPr>
+            <w:rFonts w:asciiTheme="minorEastAsia" w:hAnsiTheme="minorEastAsia"/>
+            <w:lang w:eastAsia="zh-CN"/>
+          </w:rPr>
+          <w:t>#define NBASE</w:t>
+        </w:r>
+        <w:r>
+          <w:rPr>
+            <w:rFonts w:asciiTheme="minorEastAsia" w:hAnsiTheme="minorEastAsia"/>
+            <w:lang w:eastAsia="zh-CN"/>
+          </w:rPr>
+          <w:tab/>
+        </w:r>
+        <w:r>
+          <w:rPr>
+            <w:rFonts w:asciiTheme="minorEastAsia" w:hAnsiTheme="minorEastAsia"/>
+            <w:lang w:eastAsia="zh-CN"/>
+          </w:rPr>
+          <w:tab/>
+          <w:t>100</w:t>
+        </w:r>
+      </w:ins>
+    </w:p>
+    <w:p>
+      <w:pPr>
+        <w:rPr>
+          <w:ins w:id="26" w:author="linyoubin" w:date="2016-03-25T13:26:00Z"/>
+          <w:rFonts w:asciiTheme="minorEastAsia" w:hAnsiTheme="minorEastAsia"/>
+          <w:lang w:eastAsia="zh-CN"/>
+        </w:rPr>
+      </w:pPr>
+      <w:ins w:id="27" w:author="linyoubin" w:date="2016-03-25T13:26:00Z">
+        <w:r>
+          <w:rPr>
+            <w:rFonts w:asciiTheme="minorEastAsia" w:hAnsiTheme="minorEastAsia"/>
+            <w:lang w:eastAsia="zh-CN"/>
+          </w:rPr>
+          <w:t>#define HALF_NBASE</w:t>
+        </w:r>
+        <w:r>
+          <w:rPr>
+            <w:rFonts w:asciiTheme="minorEastAsia" w:hAnsiTheme="minorEastAsia"/>
+            <w:lang w:eastAsia="zh-CN"/>
+          </w:rPr>
+          <w:tab/>
+          <w:t>50</w:t>
+        </w:r>
+      </w:ins>
+    </w:p>
+    <w:p>
+      <w:pPr>
+        <w:rPr>
+          <w:ins w:id="28" w:author="linyoubin" w:date="2016-03-25T13:26:00Z"/>
+          <w:rFonts w:asciiTheme="minorEastAsia" w:hAnsiTheme="minorEastAsia"/>
+          <w:lang w:eastAsia="zh-CN"/>
+        </w:rPr>
+      </w:pPr>
+      <w:ins w:id="29" w:author="linyoubin" w:date="2016-03-25T13:26:00Z">
+        <w:r>
+          <w:rPr>
+            <w:rFonts w:asciiTheme="minorEastAsia" w:hAnsiTheme="minorEastAsia"/>
+            <w:lang w:eastAsia="zh-CN"/>
+          </w:rPr>
+          <w:t>#define DEC_DIGITS</w:t>
+        </w:r>
+        <w:r>
+          <w:rPr>
+            <w:rFonts w:asciiTheme="minorEastAsia" w:hAnsiTheme="minorEastAsia"/>
+            <w:lang w:eastAsia="zh-CN"/>
+          </w:rPr>
+          <w:tab/>
+          <w:t>2</w:t>
+        </w:r>
+        <w:r>
+          <w:rPr>
+            <w:rFonts w:asciiTheme="minorEastAsia" w:hAnsiTheme="minorEastAsia"/>
+            <w:lang w:eastAsia="zh-CN"/>
+          </w:rPr>
+          <w:tab/>
+        </w:r>
+        <w:r>
+          <w:rPr>
+            <w:rFonts w:asciiTheme="minorEastAsia" w:hAnsiTheme="minorEastAsia"/>
+            <w:lang w:eastAsia="zh-CN"/>
+          </w:rPr>
+          <w:tab/>
+        </w:r>
+        <w:r>
+          <w:rPr>
+            <w:rFonts w:asciiTheme="minorEastAsia" w:hAnsiTheme="minorEastAsia"/>
+            <w:lang w:eastAsia="zh-CN"/>
+          </w:rPr>
+          <w:tab/>
+          <w:t>/* decimal digits per NBASE digit */</w:t>
+        </w:r>
+      </w:ins>
+    </w:p>
+    <w:p>
+      <w:pPr>
+        <w:rPr>
+          <w:ins w:id="30" w:author="linyoubin" w:date="2016-03-25T13:26:00Z"/>
+          <w:rFonts w:asciiTheme="minorEastAsia" w:hAnsiTheme="minorEastAsia"/>
+          <w:lang w:eastAsia="zh-CN"/>
+        </w:rPr>
+      </w:pPr>
+      <w:ins w:id="31" w:author="linyoubin" w:date="2016-03-25T13:26:00Z">
+        <w:r>
+          <w:rPr>
+            <w:rFonts w:asciiTheme="minorEastAsia" w:hAnsiTheme="minorEastAsia"/>
+            <w:lang w:eastAsia="zh-CN"/>
+          </w:rPr>
+          <w:t>#define MUL_GUARD_DIGITS</w:t>
+        </w:r>
+        <w:r>
+          <w:rPr>
+            <w:rFonts w:asciiTheme="minorEastAsia" w:hAnsiTheme="minorEastAsia"/>
+            <w:lang w:eastAsia="zh-CN"/>
+          </w:rPr>
+          <w:tab/>
+          <w:t>3</w:t>
+        </w:r>
+        <w:r>
+          <w:rPr>
+            <w:rFonts w:asciiTheme="minorEastAsia" w:hAnsiTheme="minorEastAsia"/>
+            <w:lang w:eastAsia="zh-CN"/>
+          </w:rPr>
+          <w:tab/>
+          <w:t>/* these are measured in NBASE digits */</w:t>
+        </w:r>
+      </w:ins>
+    </w:p>
+    <w:p>
+      <w:pPr>
+        <w:rPr>
+          <w:ins w:id="32" w:author="linyoubin" w:date="2016-03-25T13:26:00Z"/>
+          <w:rFonts w:asciiTheme="minorEastAsia" w:hAnsiTheme="minorEastAsia"/>
+          <w:lang w:eastAsia="zh-CN"/>
+        </w:rPr>
+      </w:pPr>
+      <w:ins w:id="33" w:author="linyoubin" w:date="2016-03-25T13:26:00Z">
+        <w:r>
+          <w:rPr>
+            <w:rFonts w:asciiTheme="minorEastAsia" w:hAnsiTheme="minorEastAsia"/>
+            <w:lang w:eastAsia="zh-CN"/>
+          </w:rPr>
+          <w:t>#define DIV_GUARD_DIGITS</w:t>
+        </w:r>
+        <w:r>
+          <w:rPr>
+            <w:rFonts w:asciiTheme="minorEastAsia" w:hAnsiTheme="minorEastAsia"/>
+            <w:lang w:eastAsia="zh-CN"/>
+          </w:rPr>
+          <w:tab/>
+          <w:t>6</w:t>
+        </w:r>
+      </w:ins>
+    </w:p>
+    <w:p>
+      <w:pPr>
+        <w:rPr>
+          <w:ins w:id="34" w:author="linyoubin" w:date="2016-03-25T13:26:00Z"/>
+          <w:rFonts w:asciiTheme="minorEastAsia" w:hAnsiTheme="minorEastAsia"/>
+          <w:lang w:eastAsia="zh-CN"/>
+        </w:rPr>
+      </w:pPr>
+    </w:p>
+    <w:p>
+      <w:pPr>
+        <w:rPr>
+          <w:ins w:id="35" w:author="linyoubin" w:date="2016-03-25T13:26:00Z"/>
+          <w:rFonts w:asciiTheme="minorEastAsia" w:hAnsiTheme="minorEastAsia"/>
+          <w:lang w:eastAsia="zh-CN"/>
+        </w:rPr>
+      </w:pPr>
+      <w:ins w:id="36" w:author="linyoubin" w:date="2016-03-25T13:26:00Z">
+        <w:r>
+          <w:rPr>
+            <w:rFonts w:asciiTheme="minorEastAsia" w:hAnsiTheme="minorEastAsia"/>
+            <w:lang w:eastAsia="zh-CN"/>
+          </w:rPr>
+          <w:t>typedef signed char NumericDigit;</w:t>
+        </w:r>
+      </w:ins>
+    </w:p>
+    <w:p>
+      <w:pPr>
+        <w:rPr>
+          <w:ins w:id="37" w:author="linyoubin" w:date="2016-03-25T13:26:00Z"/>
+          <w:rFonts w:asciiTheme="minorEastAsia" w:hAnsiTheme="minorEastAsia"/>
+          <w:lang w:eastAsia="zh-CN"/>
+        </w:rPr>
+      </w:pPr>
+      <w:ins w:id="38" w:author="linyoubin" w:date="2016-03-25T13:26:00Z">
+        <w:r>
+          <w:rPr>
+            <w:rFonts w:asciiTheme="minorEastAsia" w:hAnsiTheme="minorEastAsia"/>
+            <w:lang w:eastAsia="zh-CN"/>
+          </w:rPr>
+          <w:t>#endif</w:t>
+        </w:r>
+      </w:ins>
+    </w:p>
+    <w:p>
+      <w:pPr>
+        <w:rPr>
+          <w:ins w:id="39" w:author="linyoubin" w:date="2016-03-25T13:26:00Z"/>
+          <w:rFonts w:asciiTheme="minorEastAsia" w:hAnsiTheme="minorEastAsia"/>
+          <w:lang w:eastAsia="zh-CN"/>
+        </w:rPr>
+      </w:pPr>
+    </w:p>
+    <w:p>
+      <w:pPr>
+        <w:rPr>
+          <w:ins w:id="40" w:author="linyoubin" w:date="2016-03-25T13:26:00Z"/>
+          <w:rFonts w:asciiTheme="minorEastAsia" w:hAnsiTheme="minorEastAsia"/>
+          <w:lang w:eastAsia="zh-CN"/>
+        </w:rPr>
+      </w:pPr>
+      <w:ins w:id="41" w:author="linyoubin" w:date="2016-03-25T13:26:00Z">
+        <w:r>
+          <w:rPr>
+            <w:rFonts w:asciiTheme="minorEastAsia" w:hAnsiTheme="minorEastAsia"/>
+            <w:lang w:eastAsia="zh-CN"/>
+          </w:rPr>
+          <w:t>#if 1</w:t>
+        </w:r>
+      </w:ins>
+    </w:p>
+    <w:p>
+      <w:pPr>
+        <w:rPr>
+          <w:ins w:id="42" w:author="linyoubin" w:date="2016-03-25T13:26:00Z"/>
+          <w:rFonts w:asciiTheme="minorEastAsia" w:hAnsiTheme="minorEastAsia"/>
+          <w:lang w:eastAsia="zh-CN"/>
+        </w:rPr>
+      </w:pPr>
+      <w:ins w:id="43" w:author="linyoubin" w:date="2016-03-25T13:26:00Z">
+        <w:r>
+          <w:rPr>
+            <w:rFonts w:asciiTheme="minorEastAsia" w:hAnsiTheme="minorEastAsia"/>
+            <w:lang w:eastAsia="zh-CN"/>
+          </w:rPr>
+          <w:t>#define NBASE</w:t>
+        </w:r>
+        <w:r>
+          <w:rPr>
+            <w:rFonts w:asciiTheme="minorEastAsia" w:hAnsiTheme="minorEastAsia"/>
+            <w:lang w:eastAsia="zh-CN"/>
+          </w:rPr>
+          <w:tab/>
+        </w:r>
+        <w:r>
+          <w:rPr>
+            <w:rFonts w:asciiTheme="minorEastAsia" w:hAnsiTheme="minorEastAsia"/>
+            <w:lang w:eastAsia="zh-CN"/>
+          </w:rPr>
+          <w:tab/>
+          <w:t>10000</w:t>
+        </w:r>
+      </w:ins>
+    </w:p>
+    <w:p>
+      <w:pPr>
+        <w:rPr>
+          <w:ins w:id="44" w:author="linyoubin" w:date="2016-03-25T13:26:00Z"/>
+          <w:rFonts w:asciiTheme="minorEastAsia" w:hAnsiTheme="minorEastAsia"/>
+          <w:lang w:eastAsia="zh-CN"/>
+        </w:rPr>
+      </w:pPr>
+      <w:ins w:id="45" w:author="linyoubin" w:date="2016-03-25T13:26:00Z">
+        <w:r>
+          <w:rPr>
+            <w:rFonts w:asciiTheme="minorEastAsia" w:hAnsiTheme="minorEastAsia"/>
+            <w:lang w:eastAsia="zh-CN"/>
+          </w:rPr>
+          <w:t>#define HALF_NBASE</w:t>
+        </w:r>
+        <w:r>
+          <w:rPr>
+            <w:rFonts w:asciiTheme="minorEastAsia" w:hAnsiTheme="minorEastAsia"/>
+            <w:lang w:eastAsia="zh-CN"/>
+          </w:rPr>
+          <w:tab/>
+          <w:t>5000</w:t>
+        </w:r>
+      </w:ins>
+    </w:p>
+    <w:p>
+      <w:pPr>
+        <w:rPr>
+          <w:ins w:id="46" w:author="linyoubin" w:date="2016-03-25T13:26:00Z"/>
+          <w:rFonts w:asciiTheme="minorEastAsia" w:hAnsiTheme="minorEastAsia"/>
+          <w:lang w:eastAsia="zh-CN"/>
+        </w:rPr>
+      </w:pPr>
+      <w:ins w:id="47" w:author="linyoubin" w:date="2016-03-25T13:26:00Z">
+        <w:r>
+          <w:rPr>
+            <w:rFonts w:asciiTheme="minorEastAsia" w:hAnsiTheme="minorEastAsia"/>
+            <w:lang w:eastAsia="zh-CN"/>
+          </w:rPr>
+          <w:t>#define DEC_DIGITS</w:t>
+        </w:r>
+        <w:r>
+          <w:rPr>
+            <w:rFonts w:asciiTheme="minorEastAsia" w:hAnsiTheme="minorEastAsia"/>
+            <w:lang w:eastAsia="zh-CN"/>
+          </w:rPr>
+          <w:tab/>
+          <w:t>4</w:t>
+        </w:r>
+        <w:r>
+          <w:rPr>
+            <w:rFonts w:asciiTheme="minorEastAsia" w:hAnsiTheme="minorEastAsia"/>
+            <w:lang w:eastAsia="zh-CN"/>
+          </w:rPr>
+          <w:tab/>
+        </w:r>
+        <w:r>
+          <w:rPr>
+            <w:rFonts w:asciiTheme="minorEastAsia" w:hAnsiTheme="minorEastAsia"/>
+            <w:lang w:eastAsia="zh-CN"/>
+          </w:rPr>
+          <w:tab/>
+        </w:r>
+        <w:r>
+          <w:rPr>
+            <w:rFonts w:asciiTheme="minorEastAsia" w:hAnsiTheme="minorEastAsia"/>
+            <w:lang w:eastAsia="zh-CN"/>
+          </w:rPr>
+          <w:tab/>
+          <w:t>/* decimal digits per NBASE digit */</w:t>
+        </w:r>
+      </w:ins>
+    </w:p>
+    <w:p>
+      <w:pPr>
+        <w:rPr>
+          <w:ins w:id="48" w:author="linyoubin" w:date="2016-03-25T13:26:00Z"/>
+          <w:rFonts w:asciiTheme="minorEastAsia" w:hAnsiTheme="minorEastAsia"/>
+          <w:lang w:eastAsia="zh-CN"/>
+        </w:rPr>
+      </w:pPr>
+      <w:ins w:id="49" w:author="linyoubin" w:date="2016-03-25T13:26:00Z">
+        <w:r>
+          <w:rPr>
+            <w:rFonts w:asciiTheme="minorEastAsia" w:hAnsiTheme="minorEastAsia"/>
+            <w:lang w:eastAsia="zh-CN"/>
+          </w:rPr>
+          <w:t>#define MUL_GUARD_DIGITS</w:t>
+        </w:r>
+        <w:r>
+          <w:rPr>
+            <w:rFonts w:asciiTheme="minorEastAsia" w:hAnsiTheme="minorEastAsia"/>
+            <w:lang w:eastAsia="zh-CN"/>
+          </w:rPr>
+          <w:tab/>
+          <w:t>2</w:t>
+        </w:r>
+        <w:r>
+          <w:rPr>
+            <w:rFonts w:asciiTheme="minorEastAsia" w:hAnsiTheme="minorEastAsia"/>
+            <w:lang w:eastAsia="zh-CN"/>
+          </w:rPr>
+          <w:tab/>
+          <w:t>/* these are measured in NBASE digits */</w:t>
+        </w:r>
+      </w:ins>
+    </w:p>
+    <w:p>
+      <w:pPr>
+        <w:rPr>
+          <w:ins w:id="50" w:author="linyoubin" w:date="2016-03-25T13:26:00Z"/>
+          <w:rFonts w:asciiTheme="minorEastAsia" w:hAnsiTheme="minorEastAsia"/>
+          <w:lang w:eastAsia="zh-CN"/>
+        </w:rPr>
+      </w:pPr>
+      <w:ins w:id="51" w:author="linyoubin" w:date="2016-03-25T13:26:00Z">
+        <w:r>
+          <w:rPr>
+            <w:rFonts w:asciiTheme="minorEastAsia" w:hAnsiTheme="minorEastAsia"/>
+            <w:lang w:eastAsia="zh-CN"/>
+          </w:rPr>
+          <w:t>#define DIV_GUARD_DIGITS</w:t>
+        </w:r>
+        <w:r>
+          <w:rPr>
+            <w:rFonts w:asciiTheme="minorEastAsia" w:hAnsiTheme="minorEastAsia"/>
+            <w:lang w:eastAsia="zh-CN"/>
+          </w:rPr>
+          <w:tab/>
+          <w:t>4</w:t>
+        </w:r>
+      </w:ins>
+    </w:p>
+    <w:p>
+      <w:pPr>
+        <w:rPr>
+          <w:ins w:id="52" w:author="linyoubin" w:date="2016-03-25T13:26:00Z"/>
+          <w:rFonts w:asciiTheme="minorEastAsia" w:hAnsiTheme="minorEastAsia"/>
+          <w:lang w:eastAsia="zh-CN"/>
+        </w:rPr>
+      </w:pPr>
+    </w:p>
+    <w:p>
+      <w:pPr>
+        <w:rPr>
+          <w:ins w:id="53" w:author="linyoubin" w:date="2016-03-25T13:26:00Z"/>
+          <w:rFonts w:asciiTheme="minorEastAsia" w:hAnsiTheme="minorEastAsia"/>
+          <w:lang w:eastAsia="zh-CN"/>
+        </w:rPr>
+      </w:pPr>
+      <w:ins w:id="54" w:author="linyoubin" w:date="2016-03-25T13:26:00Z">
+        <w:r>
+          <w:rPr>
+            <w:rFonts w:asciiTheme="minorEastAsia" w:hAnsiTheme="minorEastAsia"/>
+            <w:lang w:eastAsia="zh-CN"/>
+          </w:rPr>
+          <w:t>typedef int16 NumericDigit;</w:t>
+        </w:r>
+      </w:ins>
+    </w:p>
+    <w:p>
+      <w:pPr>
+        <w:rPr>
+          <w:ins w:id="55" w:author="linyoubin" w:date="2016-03-25T13:26:00Z"/>
+          <w:rFonts w:asciiTheme="minorEastAsia" w:hAnsiTheme="minorEastAsia"/>
+          <w:lang w:eastAsia="zh-CN"/>
+        </w:rPr>
+      </w:pPr>
+      <w:ins w:id="56" w:author="linyoubin" w:date="2016-03-25T13:26:00Z">
+        <w:r>
+          <w:rPr>
+            <w:rFonts w:asciiTheme="minorEastAsia" w:hAnsiTheme="minorEastAsia"/>
+            <w:lang w:eastAsia="zh-CN"/>
+          </w:rPr>
+          <w:t>#endif</w:t>
+        </w:r>
+      </w:ins>
+    </w:p>
+    <w:p>
+      <w:pPr>
+        <w:rPr>
+          <w:ins w:id="57" w:author="linyoubin" w:date="2016-03-25T13:26:00Z"/>
+          <w:rFonts w:asciiTheme="minorEastAsia" w:hAnsiTheme="minorEastAsia"/>
+          <w:lang w:eastAsia="zh-CN"/>
+        </w:rPr>
+      </w:pPr>
+      <w:ins w:id="58" w:author="linyoubin" w:date="2016-03-25T13:35:00Z">
+        <w:r>
+          <w:rPr>
+            <w:rFonts w:asciiTheme="minorEastAsia" w:hAnsiTheme="minorEastAsia" w:hint="eastAsia"/>
+            <w:lang w:eastAsia="zh-CN"/>
+          </w:rPr>
+          <w:t>65536   9999</w:t>
+        </w:r>
+      </w:ins>
+    </w:p>
+    <w:p>
+      <w:pPr>
+        <w:rPr>
+          <w:ins w:id="59" w:author="linyoubin" w:date="2016-03-25T13:26:00Z"/>
+          <w:rFonts w:asciiTheme="minorEastAsia" w:hAnsiTheme="minorEastAsia"/>
+          <w:lang w:eastAsia="zh-CN"/>
+        </w:rPr>
+      </w:pPr>
+    </w:p>
+    <w:p>
+      <w:pPr>
+        <w:rPr>
+          <w:ins w:id="60" w:author="linyoubin" w:date="2016-03-25T13:26:00Z"/>
+          <w:rFonts w:asciiTheme="minorEastAsia" w:hAnsiTheme="minorEastAsia"/>
+          <w:lang w:eastAsia="zh-CN"/>
+        </w:rPr>
+      </w:pPr>
+    </w:p>
+    <w:p>
+      <w:pPr>
+        <w:rPr>
           <w:rFonts w:asciiTheme="minorEastAsia" w:hAnsiTheme="minorEastAsia"/>
           <w:lang w:eastAsia="zh-CN"/>
         </w:rPr>
@@ -2220,7 +3160,6 @@
         <w:rPr>
           <w:rFonts w:hint="eastAsia"/>
         </w:rPr>
-        <w:lastRenderedPageBreak/>
         <w:t>（待补）</w:t>
       </w:r>
       <w:r>
@@ -2277,10 +3216,10 @@
     <w:p>
       <w:r>
         <w:object w:dxaOrig="10473" w:dyaOrig="9371">
-          <v:shape id="_x0000_i1027" type="#_x0000_t75" style="width:415.5pt;height:371pt" o:ole="">
+          <v:shape id="_x0000_i1027" type="#_x0000_t75" style="width:415.3pt;height:370.95pt" o:ole="">
             <v:imagedata r:id="rId8" o:title=""/>
           </v:shape>
-          <o:OLEObject Type="Embed" ProgID="Visio.Drawing.11" ShapeID="_x0000_i1027" DrawAspect="Content" ObjectID="_1520324003" r:id="rId9"/>
+          <o:OLEObject Type="Embed" ProgID="Visio.Drawing.11" ShapeID="_x0000_i1027" DrawAspect="Content" ObjectID="_1521975096" r:id="rId9"/>
         </w:object>
       </w:r>
     </w:p>
@@ -2305,10 +3244,10 @@
     <w:p>
       <w:r>
         <w:object w:dxaOrig="7395" w:dyaOrig="9840">
-          <v:shape id="_x0000_i1028" type="#_x0000_t75" style="width:370pt;height:492pt" o:ole="">
+          <v:shape id="_x0000_i1028" type="#_x0000_t75" style="width:370.35pt;height:491.9pt" o:ole="">
             <v:imagedata r:id="rId10" o:title=""/>
           </v:shape>
-          <o:OLEObject Type="Embed" ProgID="Visio.Drawing.11" ShapeID="_x0000_i1028" DrawAspect="Content" ObjectID="_1520324004" r:id="rId11"/>
+          <o:OLEObject Type="Embed" ProgID="Visio.Drawing.11" ShapeID="_x0000_i1028" DrawAspect="Content" ObjectID="_1521975097" r:id="rId11"/>
         </w:object>
       </w:r>
     </w:p>
@@ -2344,10 +3283,10 @@
     <w:p>
       <w:r>
         <w:object w:dxaOrig="10473" w:dyaOrig="9358">
-          <v:shape id="_x0000_i1029" type="#_x0000_t75" style="width:415.5pt;height:371pt" o:ole="">
+          <v:shape id="_x0000_i1029" type="#_x0000_t75" style="width:415.3pt;height:370.95pt" o:ole="">
             <v:imagedata r:id="rId12" o:title=""/>
           </v:shape>
-          <o:OLEObject Type="Embed" ProgID="Visio.Drawing.11" ShapeID="_x0000_i1029" DrawAspect="Content" ObjectID="_1520324005" r:id="rId13"/>
+          <o:OLEObject Type="Embed" ProgID="Visio.Drawing.11" ShapeID="_x0000_i1029" DrawAspect="Content" ObjectID="_1521975098" r:id="rId13"/>
         </w:object>
       </w:r>
     </w:p>
@@ -2366,10 +3305,10 @@
     <w:p>
       <w:r>
         <w:object w:dxaOrig="7118" w:dyaOrig="9887">
-          <v:shape id="_x0000_i1030" type="#_x0000_t75" style="width:356.5pt;height:494.5pt" o:ole="">
+          <v:shape id="_x0000_i1030" type="#_x0000_t75" style="width:356.55pt;height:494.2pt" o:ole="">
             <v:imagedata r:id="rId14" o:title=""/>
           </v:shape>
-          <o:OLEObject Type="Embed" ProgID="Visio.Drawing.11" ShapeID="_x0000_i1030" DrawAspect="Content" ObjectID="_1520324006" r:id="rId15"/>
+          <o:OLEObject Type="Embed" ProgID="Visio.Drawing.11" ShapeID="_x0000_i1030" DrawAspect="Content" ObjectID="_1521975099" r:id="rId15"/>
         </w:object>
       </w:r>
     </w:p>
@@ -2394,10 +3333,10 @@
     <w:p>
       <w:r>
         <w:object w:dxaOrig="7241" w:dyaOrig="16340">
-          <v:shape id="_x0000_i1031" type="#_x0000_t75" style="width:309pt;height:697.5pt" o:ole="">
+          <v:shape id="_x0000_i1031" type="#_x0000_t75" style="width:308.75pt;height:697.55pt" o:ole="">
             <v:imagedata r:id="rId16" o:title=""/>
           </v:shape>
-          <o:OLEObject Type="Embed" ProgID="Visio.Drawing.11" ShapeID="_x0000_i1031" DrawAspect="Content" ObjectID="_1520324007" r:id="rId17"/>
+          <o:OLEObject Type="Embed" ProgID="Visio.Drawing.11" ShapeID="_x0000_i1031" DrawAspect="Content" ObjectID="_1521975100" r:id="rId17"/>
         </w:object>
       </w:r>
     </w:p>
@@ -2555,7 +3494,7 @@
         </w:rPr>
         <w:t xml:space="preserve"> (</w:t>
       </w:r>
-      <w:commentRangeStart w:id="0"/>
+      <w:commentRangeStart w:id="61"/>
       <w:r>
         <w:rPr>
           <w:rFonts w:hint="eastAsia"/>
@@ -2564,12 +3503,12 @@
         </w:rPr>
         <w:t>res_weight</w:t>
       </w:r>
-      <w:commentRangeEnd w:id="0"/>
+      <w:commentRangeEnd w:id="61"/>
       <w:r>
         <w:rPr>
           <w:rStyle w:val="CommentReference"/>
         </w:rPr>
-        <w:commentReference w:id="0"/>
+        <w:commentReference w:id="61"/>
       </w:r>
       <w:r>
         <w:rPr>
@@ -2804,10 +3743,10 @@
       </w:pPr>
       <w:r>
         <w:object w:dxaOrig="11325" w:dyaOrig="16822">
-          <v:shape id="_x0000_i1032" type="#_x0000_t75" style="width:414.5pt;height:616.5pt" o:ole="">
+          <v:shape id="_x0000_i1032" type="#_x0000_t75" style="width:414.7pt;height:616.3pt" o:ole="">
             <v:imagedata r:id="rId21" o:title=""/>
           </v:shape>
-          <o:OLEObject Type="Embed" ProgID="Visio.Drawing.11" ShapeID="_x0000_i1032" DrawAspect="Content" ObjectID="_1520324008" r:id="rId22"/>
+          <o:OLEObject Type="Embed" ProgID="Visio.Drawing.11" ShapeID="_x0000_i1032" DrawAspect="Content" ObjectID="_1521975101" r:id="rId22"/>
         </w:object>
       </w:r>
     </w:p>
@@ -3169,6 +4108,15 @@
         </w:rPr>
         <w:t>范围</w:t>
       </w:r>
+      <w:ins w:id="62" w:author="linyoubin" w:date="2016-03-25T15:11:00Z">
+        <w:r>
+          <w:rPr>
+            <w:rFonts w:asciiTheme="minorEastAsia" w:hAnsiTheme="minorEastAsia" w:hint="eastAsia"/>
+            <w:lang w:eastAsia="zh-CN"/>
+          </w:rPr>
+          <w:t>presicion + scale</w:t>
+        </w:r>
+      </w:ins>
     </w:p>
     <w:p>
       <w:pPr>
@@ -3544,6 +4492,7 @@
     <w:p>
       <w:pPr>
         <w:rPr>
+          <w:ins w:id="63" w:author="linyoubin" w:date="2016-03-25T15:13:00Z"/>
           <w:rFonts w:asciiTheme="minorEastAsia" w:eastAsiaTheme="minorEastAsia" w:hAnsiTheme="minorEastAsia"/>
           <w:lang w:eastAsia="zh-CN"/>
         </w:rPr>
@@ -3555,6 +4504,240 @@
         </w:rPr>
         <w:t>}</w:t>
       </w:r>
+    </w:p>
+    <w:p>
+      <w:pPr>
+        <w:rPr>
+          <w:ins w:id="64" w:author="linyoubin" w:date="2016-03-25T15:13:00Z"/>
+          <w:rFonts w:asciiTheme="minorEastAsia" w:eastAsiaTheme="minorEastAsia" w:hAnsiTheme="minorEastAsia"/>
+          <w:lang w:eastAsia="zh-CN"/>
+        </w:rPr>
+      </w:pPr>
+    </w:p>
+    <w:p>
+      <w:pPr>
+        <w:rPr>
+          <w:ins w:id="65" w:author="linyoubin" w:date="2016-03-25T15:13:00Z"/>
+          <w:rFonts w:asciiTheme="minorEastAsia" w:eastAsiaTheme="minorEastAsia" w:hAnsiTheme="minorEastAsia"/>
+          <w:lang w:eastAsia="zh-CN"/>
+        </w:rPr>
+      </w:pPr>
+      <w:ins w:id="66" w:author="linyoubin" w:date="2016-03-25T15:13:00Z">
+        <w:r>
+          <w:rPr>
+            <w:rFonts w:asciiTheme="minorEastAsia" w:eastAsiaTheme="minorEastAsia" w:hAnsiTheme="minorEastAsia"/>
+            <w:lang w:eastAsia="zh-CN"/>
+          </w:rPr>
+          <w:t>typedef struct {</w:t>
+        </w:r>
+      </w:ins>
+    </w:p>
+    <w:p>
+      <w:pPr>
+        <w:rPr>
+          <w:ins w:id="67" w:author="linyoubin" w:date="2016-03-25T15:13:00Z"/>
+          <w:rFonts w:asciiTheme="minorEastAsia" w:eastAsiaTheme="minorEastAsia" w:hAnsiTheme="minorEastAsia"/>
+          <w:lang w:eastAsia="zh-CN"/>
+        </w:rPr>
+      </w:pPr>
+      <w:ins w:id="68" w:author="linyoubin" w:date="2016-03-25T15:13:00Z">
+        <w:r>
+          <w:rPr>
+            <w:rFonts w:asciiTheme="minorEastAsia" w:eastAsiaTheme="minorEastAsia" w:hAnsiTheme="minorEastAsia"/>
+            <w:lang w:eastAsia="zh-CN"/>
+          </w:rPr>
+          <w:t xml:space="preserve">   int   typemod;  /* precision &amp; scale define:  </w:t>
+        </w:r>
+      </w:ins>
+    </w:p>
+    <w:p>
+      <w:pPr>
+        <w:rPr>
+          <w:ins w:id="69" w:author="linyoubin" w:date="2016-03-25T15:13:00Z"/>
+          <w:rFonts w:asciiTheme="minorEastAsia" w:eastAsiaTheme="minorEastAsia" w:hAnsiTheme="minorEastAsia"/>
+          <w:lang w:eastAsia="zh-CN"/>
+        </w:rPr>
+      </w:pPr>
+      <w:ins w:id="70" w:author="linyoubin" w:date="2016-03-25T15:13:00Z">
+        <w:r>
+          <w:rPr>
+            <w:rFonts w:asciiTheme="minorEastAsia" w:eastAsiaTheme="minorEastAsia" w:hAnsiTheme="minorEastAsia"/>
+            <w:lang w:eastAsia="zh-CN"/>
+          </w:rPr>
+          <w:t xml:space="preserve">                         precision = (typmod &gt;&gt; 16) &amp; 0xffff</w:t>
+        </w:r>
+      </w:ins>
+    </w:p>
+    <w:p>
+      <w:pPr>
+        <w:rPr>
+          <w:ins w:id="71" w:author="linyoubin" w:date="2016-03-25T15:13:00Z"/>
+          <w:rFonts w:asciiTheme="minorEastAsia" w:eastAsiaTheme="minorEastAsia" w:hAnsiTheme="minorEastAsia"/>
+          <w:lang w:eastAsia="zh-CN"/>
+        </w:rPr>
+      </w:pPr>
+      <w:ins w:id="72" w:author="linyoubin" w:date="2016-03-25T15:13:00Z">
+        <w:r>
+          <w:rPr>
+            <w:rFonts w:asciiTheme="minorEastAsia" w:eastAsiaTheme="minorEastAsia" w:hAnsiTheme="minorEastAsia"/>
+            <w:lang w:eastAsia="zh-CN"/>
+          </w:rPr>
+          <w:t xml:space="preserve">                         scale     = typmod &amp; 0xffff */</w:t>
+        </w:r>
+      </w:ins>
+    </w:p>
+    <w:p>
+      <w:pPr>
+        <w:rPr>
+          <w:ins w:id="73" w:author="linyoubin" w:date="2016-03-25T15:13:00Z"/>
+          <w:rFonts w:asciiTheme="minorEastAsia" w:eastAsiaTheme="minorEastAsia" w:hAnsiTheme="minorEastAsia"/>
+          <w:lang w:eastAsia="zh-CN"/>
+        </w:rPr>
+      </w:pPr>
+      <w:ins w:id="74" w:author="linyoubin" w:date="2016-03-25T15:13:00Z">
+        <w:r>
+          <w:rPr>
+            <w:rFonts w:asciiTheme="minorEastAsia" w:eastAsiaTheme="minorEastAsia" w:hAnsiTheme="minorEastAsia"/>
+            <w:lang w:eastAsia="zh-CN"/>
+          </w:rPr>
+          <w:t xml:space="preserve">   int   ndigits;  /* length of digits */</w:t>
+        </w:r>
+      </w:ins>
+    </w:p>
+    <w:p>
+      <w:pPr>
+        <w:rPr>
+          <w:ins w:id="75" w:author="linyoubin" w:date="2016-03-25T15:13:00Z"/>
+          <w:rFonts w:asciiTheme="minorEastAsia" w:eastAsiaTheme="minorEastAsia" w:hAnsiTheme="minorEastAsia"/>
+          <w:lang w:eastAsia="zh-CN"/>
+        </w:rPr>
+      </w:pPr>
+      <w:ins w:id="76" w:author="linyoubin" w:date="2016-03-25T15:13:00Z">
+        <w:r>
+          <w:rPr>
+            <w:rFonts w:asciiTheme="minorEastAsia" w:eastAsiaTheme="minorEastAsia" w:hAnsiTheme="minorEastAsia"/>
+            <w:lang w:eastAsia="zh-CN"/>
+          </w:rPr>
+          <w:t xml:space="preserve">   short sign;     /* the decimal's sign */</w:t>
+        </w:r>
+      </w:ins>
+    </w:p>
+    <w:p>
+      <w:pPr>
+        <w:rPr>
+          <w:ins w:id="77" w:author="linyoubin" w:date="2016-03-25T15:13:00Z"/>
+          <w:rFonts w:asciiTheme="minorEastAsia" w:eastAsiaTheme="minorEastAsia" w:hAnsiTheme="minorEastAsia"/>
+          <w:lang w:eastAsia="zh-CN"/>
+        </w:rPr>
+      </w:pPr>
+      <w:ins w:id="78" w:author="linyoubin" w:date="2016-03-25T15:13:00Z">
+        <w:r>
+          <w:rPr>
+            <w:rFonts w:asciiTheme="minorEastAsia" w:eastAsiaTheme="minorEastAsia" w:hAnsiTheme="minorEastAsia"/>
+            <w:lang w:eastAsia="zh-CN"/>
+          </w:rPr>
+          <w:t xml:space="preserve">   short dscale;   /* display scale */</w:t>
+        </w:r>
+      </w:ins>
+    </w:p>
+    <w:p>
+      <w:pPr>
+        <w:rPr>
+          <w:ins w:id="79" w:author="linyoubin" w:date="2016-03-25T15:13:00Z"/>
+          <w:rFonts w:asciiTheme="minorEastAsia" w:eastAsiaTheme="minorEastAsia" w:hAnsiTheme="minorEastAsia"/>
+          <w:lang w:eastAsia="zh-CN"/>
+        </w:rPr>
+      </w:pPr>
+      <w:ins w:id="80" w:author="linyoubin" w:date="2016-03-25T15:13:00Z">
+        <w:r>
+          <w:rPr>
+            <w:rFonts w:asciiTheme="minorEastAsia" w:eastAsiaTheme="minorEastAsia" w:hAnsiTheme="minorEastAsia"/>
+            <w:lang w:eastAsia="zh-CN"/>
+          </w:rPr>
+          <w:t xml:space="preserve">   short weight;   /* weight of first digit */</w:t>
+        </w:r>
+      </w:ins>
+    </w:p>
+    <w:p>
+      <w:pPr>
+        <w:rPr>
+          <w:ins w:id="81" w:author="linyoubin" w:date="2016-03-25T15:13:00Z"/>
+          <w:rFonts w:asciiTheme="minorEastAsia" w:eastAsiaTheme="minorEastAsia" w:hAnsiTheme="minorEastAsia"/>
+          <w:lang w:eastAsia="zh-CN"/>
+        </w:rPr>
+      </w:pPr>
+      <w:ins w:id="82" w:author="linyoubin" w:date="2016-03-25T15:13:00Z">
+        <w:r>
+          <w:rPr>
+            <w:rFonts w:asciiTheme="minorEastAsia" w:eastAsiaTheme="minorEastAsia" w:hAnsiTheme="minorEastAsia"/>
+            <w:lang w:eastAsia="zh-CN"/>
+          </w:rPr>
+          <w:t xml:space="preserve">   short isOwn;    /* is digits allocated self */</w:t>
+        </w:r>
+      </w:ins>
+    </w:p>
+    <w:p>
+      <w:pPr>
+        <w:rPr>
+          <w:ins w:id="83" w:author="linyoubin" w:date="2016-03-25T15:13:00Z"/>
+          <w:rFonts w:asciiTheme="minorEastAsia" w:eastAsiaTheme="minorEastAsia" w:hAnsiTheme="minorEastAsia"/>
+          <w:lang w:eastAsia="zh-CN"/>
+        </w:rPr>
+      </w:pPr>
+      <w:commentRangeStart w:id="84"/>
+      <w:ins w:id="85" w:author="linyoubin" w:date="2016-03-25T15:13:00Z">
+        <w:r>
+          <w:rPr>
+            <w:rFonts w:asciiTheme="minorEastAsia" w:eastAsiaTheme="minorEastAsia" w:hAnsiTheme="minorEastAsia"/>
+            <w:lang w:eastAsia="zh-CN"/>
+          </w:rPr>
+          <w:t xml:space="preserve">   short *buff ;   /* start of palloc'd space for digits[] */</w:t>
+        </w:r>
+      </w:ins>
+      <w:commentRangeEnd w:id="84"/>
+      <w:ins w:id="86" w:author="linyoubin" w:date="2016-03-25T15:17:00Z">
+        <w:r>
+          <w:rPr>
+            <w:rStyle w:val="CommentReference"/>
+          </w:rPr>
+          <w:commentReference w:id="84"/>
+        </w:r>
+      </w:ins>
+    </w:p>
+    <w:p>
+      <w:pPr>
+        <w:rPr>
+          <w:ins w:id="87" w:author="linyoubin" w:date="2016-03-25T15:13:00Z"/>
+          <w:rFonts w:asciiTheme="minorEastAsia" w:eastAsiaTheme="minorEastAsia" w:hAnsiTheme="minorEastAsia"/>
+          <w:lang w:eastAsia="zh-CN"/>
+        </w:rPr>
+      </w:pPr>
+      <w:ins w:id="88" w:author="linyoubin" w:date="2016-03-25T15:13:00Z">
+        <w:r>
+          <w:rPr>
+            <w:rFonts w:asciiTheme="minorEastAsia" w:eastAsiaTheme="minorEastAsia" w:hAnsiTheme="minorEastAsia"/>
+            <w:lang w:eastAsia="zh-CN"/>
+          </w:rPr>
+          <w:t xml:space="preserve">   short *digits;  /* real decimal data */</w:t>
+        </w:r>
+      </w:ins>
+    </w:p>
+    <w:p>
+      <w:pPr>
+        <w:rPr>
+          <w:rFonts w:asciiTheme="minorEastAsia" w:eastAsiaTheme="minorEastAsia" w:hAnsiTheme="minorEastAsia"/>
+          <w:lang w:eastAsia="zh-CN"/>
+        </w:rPr>
+      </w:pPr>
+      <w:ins w:id="89" w:author="linyoubin" w:date="2016-03-25T15:13:00Z">
+        <w:r>
+          <w:rPr>
+            <w:rFonts w:asciiTheme="minorEastAsia" w:eastAsiaTheme="minorEastAsia" w:hAnsiTheme="minorEastAsia"/>
+            <w:lang w:eastAsia="zh-CN"/>
+          </w:rPr>
+          <w:t>} bson_decimal ;</w:t>
+        </w:r>
+      </w:ins>
     </w:p>
     <w:p>
       <w:pPr>
@@ -3734,13 +4917,24 @@
                 <w:lang w:eastAsia="zh-CN"/>
               </w:rPr>
             </w:pPr>
-            <w:r>
-              <w:rPr>
-                <w:rFonts w:hint="eastAsia"/>
-                <w:lang w:eastAsia="zh-CN"/>
-              </w:rPr>
-              <w:t>语言</w:t>
-            </w:r>
+            <w:ins w:id="90" w:author="linyoubin" w:date="2016-03-26T14:23:00Z">
+              <w:r>
+                <w:rPr>
+                  <w:rFonts w:hint="eastAsia"/>
+                  <w:lang w:eastAsia="zh-CN"/>
+                </w:rPr>
+                <w:t>完成情况</w:t>
+              </w:r>
+            </w:ins>
+            <w:del w:id="91" w:author="linyoubin" w:date="2016-03-26T14:23:00Z">
+              <w:r>
+                <w:rPr>
+                  <w:rFonts w:hint="eastAsia"/>
+                  <w:lang w:eastAsia="zh-CN"/>
+                </w:rPr>
+                <w:delText>语言</w:delText>
+              </w:r>
+            </w:del>
           </w:p>
         </w:tc>
       </w:tr>
@@ -3811,6 +5005,15 @@
                 <w:lang w:eastAsia="zh-CN"/>
               </w:rPr>
             </w:pPr>
+            <w:ins w:id="92" w:author="linyoubin" w:date="2016-03-28T10:06:00Z">
+              <w:r>
+                <w:rPr>
+                  <w:rFonts w:hint="eastAsia"/>
+                  <w:lang w:eastAsia="zh-CN"/>
+                </w:rPr>
+                <w:t>add</w:t>
+              </w:r>
+            </w:ins>
           </w:p>
         </w:tc>
       </w:tr>
@@ -3881,6 +5084,15 @@
                 <w:lang w:eastAsia="zh-CN"/>
               </w:rPr>
             </w:pPr>
+            <w:ins w:id="93" w:author="linyoubin" w:date="2016-03-28T09:54:00Z">
+              <w:r>
+                <w:rPr>
+                  <w:rFonts w:hint="eastAsia"/>
+                  <w:lang w:eastAsia="zh-CN"/>
+                </w:rPr>
+                <w:t>add</w:t>
+              </w:r>
+            </w:ins>
           </w:p>
         </w:tc>
       </w:tr>
@@ -3952,6 +5164,15 @@
                 <w:lang w:eastAsia="zh-CN"/>
               </w:rPr>
             </w:pPr>
+            <w:ins w:id="94" w:author="linyoubin" w:date="2016-03-28T10:12:00Z">
+              <w:r>
+                <w:rPr>
+                  <w:rFonts w:hint="eastAsia"/>
+                  <w:lang w:eastAsia="zh-CN"/>
+                </w:rPr>
+                <w:t>add</w:t>
+              </w:r>
+            </w:ins>
           </w:p>
         </w:tc>
       </w:tr>
@@ -4029,6 +5250,15 @@
                 <w:lang w:eastAsia="zh-CN"/>
               </w:rPr>
             </w:pPr>
+            <w:ins w:id="95" w:author="linyoubin" w:date="2016-04-12T09:37:00Z">
+              <w:r>
+                <w:rPr>
+                  <w:rFonts w:hint="eastAsia"/>
+                  <w:lang w:eastAsia="zh-CN"/>
+                </w:rPr>
+                <w:t>add</w:t>
+              </w:r>
+            </w:ins>
           </w:p>
         </w:tc>
       </w:tr>
@@ -4122,6 +5352,15 @@
                 <w:lang w:eastAsia="zh-CN"/>
               </w:rPr>
             </w:pPr>
+            <w:ins w:id="96" w:author="linyoubin" w:date="2016-04-12T09:37:00Z">
+              <w:r>
+                <w:rPr>
+                  <w:rFonts w:hint="eastAsia"/>
+                  <w:lang w:eastAsia="zh-CN"/>
+                </w:rPr>
+                <w:t>add</w:t>
+              </w:r>
+            </w:ins>
           </w:p>
         </w:tc>
       </w:tr>
@@ -4215,6 +5454,15 @@
                 <w:lang w:eastAsia="zh-CN"/>
               </w:rPr>
             </w:pPr>
+            <w:ins w:id="97" w:author="linyoubin" w:date="2016-04-12T09:37:00Z">
+              <w:r>
+                <w:rPr>
+                  <w:rFonts w:hint="eastAsia"/>
+                  <w:lang w:eastAsia="zh-CN"/>
+                </w:rPr>
+                <w:t>add</w:t>
+              </w:r>
+            </w:ins>
           </w:p>
         </w:tc>
       </w:tr>
@@ -4236,6 +5484,7 @@
                 <w:color w:val="FF0000"/>
                 <w:lang w:eastAsia="zh-CN"/>
               </w:rPr>
+              <w:lastRenderedPageBreak/>
               <w:t>bson_interator_</w:t>
             </w:r>
             <w:r>
@@ -4308,6 +5557,15 @@
                 <w:lang w:eastAsia="zh-CN"/>
               </w:rPr>
             </w:pPr>
+            <w:ins w:id="98" w:author="linyoubin" w:date="2016-04-12T09:37:00Z">
+              <w:r>
+                <w:rPr>
+                  <w:rFonts w:hint="eastAsia"/>
+                  <w:lang w:eastAsia="zh-CN"/>
+                </w:rPr>
+                <w:t>add</w:t>
+              </w:r>
+            </w:ins>
           </w:p>
         </w:tc>
       </w:tr>
@@ -4372,6 +5630,15 @@
                 <w:lang w:eastAsia="zh-CN"/>
               </w:rPr>
             </w:pPr>
+            <w:ins w:id="99" w:author="linyoubin" w:date="2016-03-28T10:34:00Z">
+              <w:r>
+                <w:rPr>
+                  <w:rFonts w:hint="eastAsia"/>
+                  <w:lang w:eastAsia="zh-CN"/>
+                </w:rPr>
+                <w:t>add</w:t>
+              </w:r>
+            </w:ins>
           </w:p>
         </w:tc>
       </w:tr>
@@ -4505,10 +5772,22 @@
                 <w:lang w:eastAsia="zh-CN"/>
               </w:rPr>
             </w:pPr>
+            <w:ins w:id="100" w:author="linyoubin" w:date="2016-03-28T11:13:00Z">
+              <w:r>
+                <w:rPr>
+                  <w:rFonts w:hint="eastAsia"/>
+                  <w:lang w:eastAsia="zh-CN"/>
+                </w:rPr>
+                <w:t>add</w:t>
+              </w:r>
+            </w:ins>
           </w:p>
         </w:tc>
       </w:tr>
       <w:tr>
+        <w:trPr>
+          <w:ins w:id="101" w:author="linyoubin" w:date="2016-03-28T13:31:00Z"/>
+        </w:trPr>
         <w:tc>
           <w:tcPr>
             <w:tcW w:w="3085" w:type="dxa"/>
@@ -4516,16 +5795,18 @@
           <w:p>
             <w:pPr>
               <w:rPr>
-                <w:lang w:eastAsia="zh-CN"/>
-              </w:rPr>
-            </w:pPr>
-            <w:r>
-              <w:rPr>
-                <w:rFonts w:hint="eastAsia"/>
-                <w:lang w:eastAsia="zh-CN"/>
-              </w:rPr>
-              <w:t>bsonElementToChar</w:t>
-            </w:r>
+                <w:ins w:id="102" w:author="linyoubin" w:date="2016-03-28T13:31:00Z"/>
+                <w:lang w:eastAsia="zh-CN"/>
+              </w:rPr>
+            </w:pPr>
+            <w:ins w:id="103" w:author="linyoubin" w:date="2016-03-28T13:31:00Z">
+              <w:r>
+                <w:rPr>
+                  <w:lang w:eastAsia="zh-CN"/>
+                </w:rPr>
+                <w:t>jsonConvertBson</w:t>
+              </w:r>
+            </w:ins>
           </w:p>
         </w:tc>
         <w:tc>
@@ -4535,16 +5816,19 @@
           <w:p>
             <w:pPr>
               <w:rPr>
-                <w:lang w:eastAsia="zh-CN"/>
-              </w:rPr>
-            </w:pPr>
-            <w:r>
-              <w:rPr>
-                <w:rFonts w:hint="eastAsia"/>
-                <w:lang w:eastAsia="zh-CN"/>
-              </w:rPr>
-              <w:t>bson转字符串</w:t>
-            </w:r>
+                <w:ins w:id="104" w:author="linyoubin" w:date="2016-03-28T13:31:00Z"/>
+                <w:lang w:eastAsia="zh-CN"/>
+              </w:rPr>
+            </w:pPr>
+            <w:ins w:id="105" w:author="linyoubin" w:date="2016-03-28T13:31:00Z">
+              <w:r>
+                <w:rPr>
+                  <w:rFonts w:hint="eastAsia"/>
+                  <w:lang w:eastAsia="zh-CN"/>
+                </w:rPr>
+                <w:t>json转bson</w:t>
+              </w:r>
+            </w:ins>
           </w:p>
         </w:tc>
         <w:tc>
@@ -4554,9 +5838,50 @@
           <w:p>
             <w:pPr>
               <w:rPr>
-                <w:lang w:eastAsia="zh-CN"/>
-              </w:rPr>
-            </w:pPr>
+                <w:ins w:id="106" w:author="linyoubin" w:date="2016-03-28T13:32:00Z"/>
+                <w:lang w:eastAsia="zh-CN"/>
+              </w:rPr>
+            </w:pPr>
+            <w:ins w:id="107" w:author="linyoubin" w:date="2016-03-28T13:31:00Z">
+              <w:r>
+                <w:rPr>
+                  <w:lang w:eastAsia="zh-CN"/>
+                </w:rPr>
+                <w:t>parse_value</w:t>
+              </w:r>
+            </w:ins>
+          </w:p>
+          <w:p>
+            <w:pPr>
+              <w:rPr>
+                <w:ins w:id="108" w:author="linyoubin" w:date="2016-03-28T13:32:00Z"/>
+                <w:lang w:eastAsia="zh-CN"/>
+              </w:rPr>
+            </w:pPr>
+            <w:ins w:id="109" w:author="linyoubin" w:date="2016-03-28T13:32:00Z">
+              <w:r>
+                <w:rPr>
+                  <w:lang w:eastAsia="zh-CN"/>
+                </w:rPr>
+                <w:t>parse_first_command</w:t>
+              </w:r>
+            </w:ins>
+          </w:p>
+          <w:p>
+            <w:pPr>
+              <w:rPr>
+                <w:ins w:id="110" w:author="linyoubin" w:date="2016-03-28T13:31:00Z"/>
+                <w:lang w:eastAsia="zh-CN"/>
+              </w:rPr>
+            </w:pPr>
+            <w:ins w:id="111" w:author="linyoubin" w:date="2016-03-28T13:32:00Z">
+              <w:r>
+                <w:rPr>
+                  <w:lang w:eastAsia="zh-CN"/>
+                </w:rPr>
+                <w:t>parse_second_command</w:t>
+              </w:r>
+            </w:ins>
           </w:p>
         </w:tc>
         <w:tc>
@@ -4566,9 +5891,19 @@
           <w:p>
             <w:pPr>
               <w:rPr>
-                <w:lang w:eastAsia="zh-CN"/>
-              </w:rPr>
-            </w:pPr>
+                <w:ins w:id="112" w:author="linyoubin" w:date="2016-03-28T13:31:00Z"/>
+                <w:lang w:eastAsia="zh-CN"/>
+              </w:rPr>
+            </w:pPr>
+            <w:ins w:id="113" w:author="linyoubin" w:date="2016-03-28T13:31:00Z">
+              <w:r>
+                <w:rPr>
+                  <w:rFonts w:hint="eastAsia"/>
+                  <w:lang w:eastAsia="zh-CN"/>
+                </w:rPr>
+                <w:t>add</w:t>
+              </w:r>
+            </w:ins>
           </w:p>
         </w:tc>
       </w:tr>
@@ -4588,7 +5923,7 @@
                 <w:rFonts w:hint="eastAsia"/>
                 <w:lang w:eastAsia="zh-CN"/>
               </w:rPr>
-              <w:t>_appendValue</w:t>
+              <w:t>bsonElementToChar</w:t>
             </w:r>
           </w:p>
         </w:tc>
@@ -4607,7 +5942,7 @@
                 <w:rFonts w:hint="eastAsia"/>
                 <w:lang w:eastAsia="zh-CN"/>
               </w:rPr>
-              <w:t>bson转csv</w:t>
+              <w:t>bson转字符串</w:t>
             </w:r>
           </w:p>
         </w:tc>
@@ -4633,10 +5968,22 @@
                 <w:lang w:eastAsia="zh-CN"/>
               </w:rPr>
             </w:pPr>
+            <w:ins w:id="114" w:author="linyoubin" w:date="2016-03-29T14:59:00Z">
+              <w:r>
+                <w:rPr>
+                  <w:rFonts w:hint="eastAsia"/>
+                  <w:lang w:eastAsia="zh-CN"/>
+                </w:rPr>
+                <w:t>add</w:t>
+              </w:r>
+            </w:ins>
           </w:p>
         </w:tc>
       </w:tr>
       <w:tr>
+        <w:trPr>
+          <w:ins w:id="115" w:author="linyoubin" w:date="2016-04-07T13:10:00Z"/>
+        </w:trPr>
         <w:tc>
           <w:tcPr>
             <w:tcW w:w="3085" w:type="dxa"/>
@@ -4644,16 +5991,19 @@
           <w:p>
             <w:pPr>
               <w:rPr>
-                <w:lang w:eastAsia="zh-CN"/>
-              </w:rPr>
-            </w:pPr>
-            <w:r>
-              <w:rPr>
+                <w:ins w:id="116" w:author="linyoubin" w:date="2016-04-07T13:10:00Z"/>
                 <w:rFonts w:hint="eastAsia"/>
                 <w:lang w:eastAsia="zh-CN"/>
               </w:rPr>
-              <w:t>sdbColumnTypesCompatible</w:t>
-            </w:r>
+            </w:pPr>
+            <w:ins w:id="117" w:author="linyoubin" w:date="2016-04-07T13:10:00Z">
+              <w:r>
+                <w:rPr>
+                  <w:lang w:eastAsia="zh-CN"/>
+                </w:rPr>
+                <w:t>BSONElement::trueValue</w:t>
+              </w:r>
+            </w:ins>
           </w:p>
         </w:tc>
         <w:tc>
@@ -4663,16 +6013,27 @@
           <w:p>
             <w:pPr>
               <w:rPr>
-                <w:lang w:eastAsia="zh-CN"/>
-              </w:rPr>
-            </w:pPr>
-            <w:r>
-              <w:rPr>
+                <w:ins w:id="118" w:author="linyoubin" w:date="2016-04-07T13:10:00Z"/>
                 <w:rFonts w:hint="eastAsia"/>
                 <w:lang w:eastAsia="zh-CN"/>
               </w:rPr>
-              <w:t>pg判断类型能否转换</w:t>
-            </w:r>
+            </w:pPr>
+            <w:ins w:id="119" w:author="linyoubin" w:date="2016-04-07T13:10:00Z">
+              <w:r>
+                <w:rPr>
+                  <w:rFonts w:hint="eastAsia"/>
+                  <w:lang w:eastAsia="zh-CN"/>
+                </w:rPr>
+                <w:t>强转为</w:t>
+              </w:r>
+              <w:r>
+                <w:rPr>
+                  <w:rFonts w:hint="eastAsia"/>
+                  <w:lang w:eastAsia="zh-CN"/>
+                </w:rPr>
+                <w:t xml:space="preserve">bool型 </w:t>
+              </w:r>
+            </w:ins>
           </w:p>
         </w:tc>
         <w:tc>
@@ -4682,6 +6043,7 @@
           <w:p>
             <w:pPr>
               <w:rPr>
+                <w:ins w:id="120" w:author="linyoubin" w:date="2016-04-07T13:10:00Z"/>
                 <w:lang w:eastAsia="zh-CN"/>
               </w:rPr>
             </w:pPr>
@@ -4694,9 +6056,20 @@
           <w:p>
             <w:pPr>
               <w:rPr>
-                <w:lang w:eastAsia="zh-CN"/>
-              </w:rPr>
-            </w:pPr>
+                <w:ins w:id="121" w:author="linyoubin" w:date="2016-04-07T13:10:00Z"/>
+                <w:rFonts w:hint="eastAsia"/>
+                <w:lang w:eastAsia="zh-CN"/>
+              </w:rPr>
+            </w:pPr>
+            <w:ins w:id="122" w:author="linyoubin" w:date="2016-04-07T13:10:00Z">
+              <w:r>
+                <w:rPr>
+                  <w:rFonts w:hint="eastAsia"/>
+                  <w:lang w:eastAsia="zh-CN"/>
+                </w:rPr>
+                <w:t>add</w:t>
+              </w:r>
+            </w:ins>
           </w:p>
         </w:tc>
       </w:tr>
@@ -4716,7 +6089,7 @@
                 <w:rFonts w:hint="eastAsia"/>
                 <w:lang w:eastAsia="zh-CN"/>
               </w:rPr>
-              <w:t>sptConvertor::_traverse()</w:t>
+              <w:t>_appendValue</w:t>
             </w:r>
           </w:p>
         </w:tc>
@@ -4730,6 +6103,13 @@
                 <w:lang w:eastAsia="zh-CN"/>
               </w:rPr>
             </w:pPr>
+            <w:r>
+              <w:rPr>
+                <w:rFonts w:hint="eastAsia"/>
+                <w:lang w:eastAsia="zh-CN"/>
+              </w:rPr>
+              <w:t>bson转csv</w:t>
+            </w:r>
           </w:p>
         </w:tc>
         <w:tc>
@@ -4742,13 +6122,6 @@
                 <w:lang w:eastAsia="zh-CN"/>
               </w:rPr>
             </w:pPr>
-            <w:r>
-              <w:rPr>
-                <w:rFonts w:hint="eastAsia"/>
-                <w:lang w:eastAsia="zh-CN"/>
-              </w:rPr>
-              <w:t>sptConvertor::_addSpecialObj()</w:t>
-            </w:r>
           </w:p>
         </w:tc>
         <w:tc>
@@ -4772,6 +6145,160 @@
           <w:p>
             <w:pPr>
               <w:rPr>
+                <w:lang w:eastAsia="zh-CN"/>
+              </w:rPr>
+            </w:pPr>
+            <w:r>
+              <w:rPr>
+                <w:rFonts w:hint="eastAsia"/>
+                <w:lang w:eastAsia="zh-CN"/>
+              </w:rPr>
+              <w:t>sdbColumnTypesCompatible</w:t>
+            </w:r>
+          </w:p>
+        </w:tc>
+        <w:tc>
+          <w:tcPr>
+            <w:tcW w:w="1199" w:type="dxa"/>
+          </w:tcPr>
+          <w:p>
+            <w:pPr>
+              <w:rPr>
+                <w:lang w:eastAsia="zh-CN"/>
+              </w:rPr>
+            </w:pPr>
+            <w:r>
+              <w:rPr>
+                <w:rFonts w:hint="eastAsia"/>
+                <w:lang w:eastAsia="zh-CN"/>
+              </w:rPr>
+              <w:t>pg判断类型能否转换</w:t>
+            </w:r>
+          </w:p>
+        </w:tc>
+        <w:tc>
+          <w:tcPr>
+            <w:tcW w:w="2628" w:type="dxa"/>
+          </w:tcPr>
+          <w:p>
+            <w:pPr>
+              <w:rPr>
+                <w:lang w:eastAsia="zh-CN"/>
+              </w:rPr>
+            </w:pPr>
+            <w:ins w:id="123" w:author="linyoubin" w:date="2016-04-12T13:59:00Z">
+              <w:r>
+                <w:rPr>
+                  <w:rFonts w:hint="eastAsia"/>
+                </w:rPr>
+                <w:t>fdw兼容性问题</w:t>
+              </w:r>
+            </w:ins>
+          </w:p>
+        </w:tc>
+        <w:tc>
+          <w:tcPr>
+            <w:tcW w:w="1610" w:type="dxa"/>
+          </w:tcPr>
+          <w:p>
+            <w:pPr>
+              <w:rPr>
+                <w:lang w:eastAsia="zh-CN"/>
+              </w:rPr>
+            </w:pPr>
+            <w:ins w:id="124" w:author="linyoubin" w:date="2016-04-12T13:58:00Z">
+              <w:r>
+                <w:rPr>
+                  <w:rFonts w:hint="eastAsia"/>
+                  <w:lang w:eastAsia="zh-CN"/>
+                </w:rPr>
+                <w:t>遗留</w:t>
+              </w:r>
+            </w:ins>
+          </w:p>
+        </w:tc>
+      </w:tr>
+      <w:tr>
+        <w:tc>
+          <w:tcPr>
+            <w:tcW w:w="3085" w:type="dxa"/>
+          </w:tcPr>
+          <w:p>
+            <w:pPr>
+              <w:rPr>
+                <w:lang w:eastAsia="zh-CN"/>
+              </w:rPr>
+            </w:pPr>
+            <w:r>
+              <w:rPr>
+                <w:rFonts w:hint="eastAsia"/>
+                <w:lang w:eastAsia="zh-CN"/>
+              </w:rPr>
+              <w:t>sptConvertor::_traverse()</w:t>
+            </w:r>
+          </w:p>
+        </w:tc>
+        <w:tc>
+          <w:tcPr>
+            <w:tcW w:w="1199" w:type="dxa"/>
+          </w:tcPr>
+          <w:p>
+            <w:pPr>
+              <w:rPr>
+                <w:lang w:eastAsia="zh-CN"/>
+              </w:rPr>
+            </w:pPr>
+          </w:p>
+        </w:tc>
+        <w:tc>
+          <w:tcPr>
+            <w:tcW w:w="2628" w:type="dxa"/>
+          </w:tcPr>
+          <w:p>
+            <w:pPr>
+              <w:rPr>
+                <w:lang w:eastAsia="zh-CN"/>
+              </w:rPr>
+            </w:pPr>
+            <w:r>
+              <w:rPr>
+                <w:rFonts w:hint="eastAsia"/>
+                <w:lang w:eastAsia="zh-CN"/>
+              </w:rPr>
+              <w:t>sptConvertor::_addSpecialObj()</w:t>
+            </w:r>
+          </w:p>
+        </w:tc>
+        <w:tc>
+          <w:tcPr>
+            <w:tcW w:w="1610" w:type="dxa"/>
+          </w:tcPr>
+          <w:p>
+            <w:pPr>
+              <w:rPr>
+                <w:lang w:eastAsia="zh-CN"/>
+              </w:rPr>
+            </w:pPr>
+            <w:ins w:id="125" w:author="linyoubin" w:date="2016-03-29T14:10:00Z">
+              <w:r>
+                <w:rPr>
+                  <w:rFonts w:hint="eastAsia"/>
+                  <w:lang w:eastAsia="zh-CN"/>
+                </w:rPr>
+                <w:t>add</w:t>
+              </w:r>
+            </w:ins>
+          </w:p>
+        </w:tc>
+      </w:tr>
+      <w:tr>
+        <w:tc>
+          <w:tcPr>
+            <w:tcW w:w="3085" w:type="dxa"/>
+          </w:tcPr>
+          <w:p>
+            <w:pPr>
+              <w:rPr>
                 <w:b/>
                 <w:color w:val="4F81BD" w:themeColor="accent1"/>
                 <w:lang w:eastAsia="zh-CN"/>
@@ -4846,6 +6373,17 @@
                 <w:lang w:eastAsia="zh-CN"/>
               </w:rPr>
             </w:pPr>
+            <w:ins w:id="126" w:author="linyoubin" w:date="2016-03-29T14:10:00Z">
+              <w:r>
+                <w:rPr>
+                  <w:rFonts w:hint="eastAsia"/>
+                  <w:b/>
+                  <w:color w:val="4F81BD" w:themeColor="accent1"/>
+                  <w:lang w:eastAsia="zh-CN"/>
+                </w:rPr>
+                <w:t>add</w:t>
+              </w:r>
+            </w:ins>
           </w:p>
         </w:tc>
       </w:tr>
@@ -4957,6 +6495,15 @@
                 <w:lang w:eastAsia="zh-CN"/>
               </w:rPr>
             </w:pPr>
+            <w:ins w:id="127" w:author="linyoubin" w:date="2016-03-29T14:10:00Z">
+              <w:r>
+                <w:rPr>
+                  <w:rFonts w:hint="eastAsia"/>
+                  <w:lang w:eastAsia="zh-CN"/>
+                </w:rPr>
+                <w:t>add</w:t>
+              </w:r>
+            </w:ins>
           </w:p>
         </w:tc>
       </w:tr>
@@ -5052,7 +6599,6 @@
                 <w:b/>
                 <w:lang w:eastAsia="zh-CN"/>
               </w:rPr>
-              <w:lastRenderedPageBreak/>
               <w:t>BSONElement::size</w:t>
             </w:r>
           </w:p>
@@ -5110,6 +6656,15 @@
                 <w:lang w:eastAsia="zh-CN"/>
               </w:rPr>
             </w:pPr>
+            <w:ins w:id="128" w:author="linyoubin" w:date="2016-03-29T12:47:00Z">
+              <w:r>
+                <w:rPr>
+                  <w:rFonts w:hint="eastAsia"/>
+                  <w:lang w:eastAsia="zh-CN"/>
+                </w:rPr>
+                <w:t>add</w:t>
+              </w:r>
+            </w:ins>
           </w:p>
         </w:tc>
       </w:tr>
@@ -5173,6 +6728,15 @@
                 <w:lang w:eastAsia="zh-CN"/>
               </w:rPr>
             </w:pPr>
+            <w:ins w:id="129" w:author="linyoubin" w:date="2016-03-29T14:06:00Z">
+              <w:r>
+                <w:rPr>
+                  <w:rFonts w:hint="eastAsia"/>
+                  <w:lang w:eastAsia="zh-CN"/>
+                </w:rPr>
+                <w:t>add</w:t>
+              </w:r>
+            </w:ins>
           </w:p>
         </w:tc>
       </w:tr>
@@ -5236,6 +6800,15 @@
                 <w:lang w:eastAsia="zh-CN"/>
               </w:rPr>
             </w:pPr>
+            <w:ins w:id="130" w:author="linyoubin" w:date="2016-03-29T14:07:00Z">
+              <w:r>
+                <w:rPr>
+                  <w:rFonts w:hint="eastAsia"/>
+                  <w:lang w:eastAsia="zh-CN"/>
+                </w:rPr>
+                <w:t>add</w:t>
+              </w:r>
+            </w:ins>
           </w:p>
         </w:tc>
       </w:tr>
@@ -5299,6 +6872,15 @@
                 <w:lang w:eastAsia="zh-CN"/>
               </w:rPr>
             </w:pPr>
+            <w:ins w:id="131" w:author="linyoubin" w:date="2016-03-29T14:09:00Z">
+              <w:r>
+                <w:rPr>
+                  <w:rFonts w:hint="eastAsia"/>
+                  <w:lang w:eastAsia="zh-CN"/>
+                </w:rPr>
+                <w:t>add</w:t>
+              </w:r>
+            </w:ins>
           </w:p>
         </w:tc>
       </w:tr>
@@ -5413,6 +6995,16 @@
                 <w:lang w:eastAsia="zh-CN"/>
               </w:rPr>
             </w:pPr>
+            <w:ins w:id="132" w:author="linyoubin" w:date="2016-03-29T19:02:00Z">
+              <w:r>
+                <w:rPr>
+                  <w:rFonts w:hint="eastAsia"/>
+                  <w:color w:val="4F81BD" w:themeColor="accent1"/>
+                  <w:lang w:eastAsia="zh-CN"/>
+                </w:rPr>
+                <w:t>add</w:t>
+              </w:r>
+            </w:ins>
           </w:p>
         </w:tc>
       </w:tr>
@@ -5509,10 +7101,23 @@
                 <w:lang w:eastAsia="zh-CN"/>
               </w:rPr>
             </w:pPr>
+            <w:ins w:id="133" w:author="linyoubin" w:date="2016-03-29T19:06:00Z">
+              <w:r>
+                <w:rPr>
+                  <w:rFonts w:hint="eastAsia"/>
+                  <w:color w:val="4F81BD" w:themeColor="accent1"/>
+                  <w:lang w:eastAsia="zh-CN"/>
+                </w:rPr>
+                <w:t>add</w:t>
+              </w:r>
+            </w:ins>
           </w:p>
         </w:tc>
       </w:tr>
       <w:tr>
+        <w:trPr>
+          <w:ins w:id="134" w:author="linyoubin" w:date="2016-03-29T19:05:00Z"/>
+        </w:trPr>
         <w:tc>
           <w:tcPr>
             <w:tcW w:w="3085" w:type="dxa"/>
@@ -5522,19 +7127,45 @@
               <w:tabs>
                 <w:tab w:val="left" w:pos="1795"/>
               </w:tabs>
-              <w:rPr>
-                <w:b/>
-                <w:lang w:eastAsia="zh-CN"/>
-              </w:rPr>
-            </w:pPr>
-            <w:r>
-              <w:rPr>
-                <w:rFonts w:hint="eastAsia"/>
-                <w:b/>
-                <w:lang w:eastAsia="zh-CN"/>
-              </w:rPr>
-              <w:t>BSONElement::canonicalType()</w:t>
-            </w:r>
+              <w:ind w:left="110" w:hangingChars="50" w:hanging="110"/>
+              <w:rPr>
+                <w:ins w:id="135" w:author="linyoubin" w:date="2016-03-29T19:05:00Z"/>
+                <w:b/>
+                <w:color w:val="4F81BD" w:themeColor="accent1"/>
+                <w:lang w:eastAsia="zh-CN"/>
+              </w:rPr>
+            </w:pPr>
+            <w:ins w:id="136" w:author="linyoubin" w:date="2016-03-29T19:05:00Z">
+              <w:r>
+                <w:rPr>
+                  <w:rFonts w:hint="eastAsia"/>
+                  <w:b/>
+                  <w:color w:val="4F81BD" w:themeColor="accent1"/>
+                  <w:lang w:eastAsia="zh-CN"/>
+                </w:rPr>
+                <w:t>BSONElement::</w:t>
+              </w:r>
+            </w:ins>
+            <w:ins w:id="137" w:author="linyoubin" w:date="2016-03-29T19:06:00Z">
+              <w:r>
+                <w:rPr>
+                  <w:b/>
+                  <w:color w:val="4F81BD" w:themeColor="accent1"/>
+                  <w:lang w:eastAsia="zh-CN"/>
+                </w:rPr>
+                <w:t xml:space="preserve">numberDecimal </w:t>
+              </w:r>
+            </w:ins>
+            <w:ins w:id="138" w:author="linyoubin" w:date="2016-03-29T19:05:00Z">
+              <w:r>
+                <w:rPr>
+                  <w:b/>
+                  <w:color w:val="4F81BD" w:themeColor="accent1"/>
+                  <w:lang w:eastAsia="zh-CN"/>
+                </w:rPr>
+                <w:t>()</w:t>
+              </w:r>
+            </w:ins>
           </w:p>
         </w:tc>
         <w:tc>
@@ -5544,18 +7175,12 @@
           <w:p>
             <w:pPr>
               <w:rPr>
-                <w:b/>
-                <w:lang w:eastAsia="zh-CN"/>
-              </w:rPr>
-            </w:pPr>
-            <w:r>
-              <w:rPr>
-                <w:rFonts w:hint="eastAsia"/>
-                <w:b/>
-                <w:lang w:eastAsia="zh-CN"/>
-              </w:rPr>
-              <w:t>比较类型大小</w:t>
-            </w:r>
+                <w:ins w:id="139" w:author="linyoubin" w:date="2016-03-29T19:05:00Z"/>
+                <w:b/>
+                <w:color w:val="4F81BD" w:themeColor="accent1"/>
+                <w:lang w:eastAsia="zh-CN"/>
+              </w:rPr>
+            </w:pPr>
           </w:p>
         </w:tc>
         <w:tc>
@@ -5565,6 +7190,8 @@
           <w:p>
             <w:pPr>
               <w:rPr>
+                <w:ins w:id="140" w:author="linyoubin" w:date="2016-03-29T19:05:00Z"/>
+                <w:color w:val="4F81BD" w:themeColor="accent1"/>
                 <w:lang w:eastAsia="zh-CN"/>
               </w:rPr>
             </w:pPr>
@@ -5577,9 +7204,21 @@
           <w:p>
             <w:pPr>
               <w:rPr>
-                <w:lang w:eastAsia="zh-CN"/>
-              </w:rPr>
-            </w:pPr>
+                <w:ins w:id="141" w:author="linyoubin" w:date="2016-03-29T19:05:00Z"/>
+                <w:color w:val="4F81BD" w:themeColor="accent1"/>
+                <w:lang w:eastAsia="zh-CN"/>
+              </w:rPr>
+            </w:pPr>
+            <w:ins w:id="142" w:author="linyoubin" w:date="2016-03-29T19:06:00Z">
+              <w:r>
+                <w:rPr>
+                  <w:rFonts w:hint="eastAsia"/>
+                  <w:color w:val="4F81BD" w:themeColor="accent1"/>
+                  <w:lang w:eastAsia="zh-CN"/>
+                </w:rPr>
+                <w:t>add</w:t>
+              </w:r>
+            </w:ins>
           </w:p>
         </w:tc>
       </w:tr>
@@ -5595,7 +7234,6 @@
               </w:tabs>
               <w:rPr>
                 <w:b/>
-                <w:color w:val="FF0000"/>
                 <w:lang w:eastAsia="zh-CN"/>
               </w:rPr>
             </w:pPr>
@@ -5603,10 +7241,9 @@
               <w:rPr>
                 <w:rFonts w:hint="eastAsia"/>
                 <w:b/>
-                <w:color w:val="FF0000"/>
-                <w:lang w:eastAsia="zh-CN"/>
-              </w:rPr>
-              <w:t>BSONELement::isSimpleType()</w:t>
+                <w:lang w:eastAsia="zh-CN"/>
+              </w:rPr>
+              <w:t>BSONElement::canonicalType()</w:t>
             </w:r>
           </w:p>
         </w:tc>
@@ -5618,7 +7255,6 @@
             <w:pPr>
               <w:rPr>
                 <w:b/>
-                <w:color w:val="FF0000"/>
                 <w:lang w:eastAsia="zh-CN"/>
               </w:rPr>
             </w:pPr>
@@ -5626,10 +7262,9 @@
               <w:rPr>
                 <w:rFonts w:hint="eastAsia"/>
                 <w:b/>
-                <w:color w:val="FF0000"/>
-                <w:lang w:eastAsia="zh-CN"/>
-              </w:rPr>
-              <w:t>??</w:t>
+                <w:lang w:eastAsia="zh-CN"/>
+              </w:rPr>
+              <w:t>比较类型大小</w:t>
             </w:r>
           </w:p>
         </w:tc>
@@ -5655,6 +7290,15 @@
                 <w:lang w:eastAsia="zh-CN"/>
               </w:rPr>
             </w:pPr>
+            <w:ins w:id="143" w:author="linyoubin" w:date="2016-03-29T19:06:00Z">
+              <w:r>
+                <w:rPr>
+                  <w:rFonts w:hint="eastAsia"/>
+                  <w:lang w:eastAsia="zh-CN"/>
+                </w:rPr>
+                <w:t>add</w:t>
+              </w:r>
+            </w:ins>
           </w:p>
         </w:tc>
       </w:tr>
@@ -5670,6 +7314,7 @@
               </w:tabs>
               <w:rPr>
                 <w:b/>
+                <w:color w:val="FF0000"/>
                 <w:lang w:eastAsia="zh-CN"/>
               </w:rPr>
             </w:pPr>
@@ -5677,9 +7322,10 @@
               <w:rPr>
                 <w:rFonts w:hint="eastAsia"/>
                 <w:b/>
-                <w:lang w:eastAsia="zh-CN"/>
-              </w:rPr>
-              <w:t>BSONElement::numberDouble()</w:t>
+                <w:color w:val="FF0000"/>
+                <w:lang w:eastAsia="zh-CN"/>
+              </w:rPr>
+              <w:t>BSONELement::isSimpleType()</w:t>
             </w:r>
           </w:p>
         </w:tc>
@@ -5691,9 +7337,19 @@
             <w:pPr>
               <w:rPr>
                 <w:b/>
-                <w:lang w:eastAsia="zh-CN"/>
-              </w:rPr>
-            </w:pPr>
+                <w:color w:val="FF0000"/>
+                <w:lang w:eastAsia="zh-CN"/>
+              </w:rPr>
+            </w:pPr>
+            <w:r>
+              <w:rPr>
+                <w:rFonts w:hint="eastAsia"/>
+                <w:b/>
+                <w:color w:val="FF0000"/>
+                <w:lang w:eastAsia="zh-CN"/>
+              </w:rPr>
+              <w:t>??</w:t>
+            </w:r>
           </w:p>
         </w:tc>
         <w:tc>
@@ -5742,7 +7398,8 @@
                 <w:b/>
                 <w:lang w:eastAsia="zh-CN"/>
               </w:rPr>
-              <w:t>BSONElement::numberInt()</w:t>
+              <w:lastRenderedPageBreak/>
+              <w:t>BSONElement::numberDouble()</w:t>
             </w:r>
           </w:p>
         </w:tc>
@@ -5781,6 +7438,15 @@
                 <w:lang w:eastAsia="zh-CN"/>
               </w:rPr>
             </w:pPr>
+            <w:ins w:id="144" w:author="linyoubin" w:date="2016-03-30T13:14:00Z">
+              <w:r>
+                <w:rPr>
+                  <w:rFonts w:hint="eastAsia"/>
+                  <w:lang w:eastAsia="zh-CN"/>
+                </w:rPr>
+                <w:t>add</w:t>
+              </w:r>
+            </w:ins>
           </w:p>
         </w:tc>
       </w:tr>
@@ -5805,7 +7471,7 @@
                 <w:b/>
                 <w:lang w:eastAsia="zh-CN"/>
               </w:rPr>
-              <w:t>BSONElement::numberLong()</w:t>
+              <w:t>BSONElement::numberInt()</w:t>
             </w:r>
           </w:p>
         </w:tc>
@@ -5844,6 +7510,15 @@
                 <w:lang w:eastAsia="zh-CN"/>
               </w:rPr>
             </w:pPr>
+            <w:ins w:id="145" w:author="linyoubin" w:date="2016-03-30T13:16:00Z">
+              <w:r>
+                <w:rPr>
+                  <w:rFonts w:hint="eastAsia"/>
+                  <w:lang w:eastAsia="zh-CN"/>
+                </w:rPr>
+                <w:t>add</w:t>
+              </w:r>
+            </w:ins>
           </w:p>
         </w:tc>
       </w:tr>
@@ -5868,6 +7543,78 @@
                 <w:b/>
                 <w:lang w:eastAsia="zh-CN"/>
               </w:rPr>
+              <w:t>BSONElement::numberLong()</w:t>
+            </w:r>
+          </w:p>
+        </w:tc>
+        <w:tc>
+          <w:tcPr>
+            <w:tcW w:w="1199" w:type="dxa"/>
+          </w:tcPr>
+          <w:p>
+            <w:pPr>
+              <w:rPr>
+                <w:b/>
+                <w:lang w:eastAsia="zh-CN"/>
+              </w:rPr>
+            </w:pPr>
+          </w:p>
+        </w:tc>
+        <w:tc>
+          <w:tcPr>
+            <w:tcW w:w="2628" w:type="dxa"/>
+          </w:tcPr>
+          <w:p>
+            <w:pPr>
+              <w:rPr>
+                <w:lang w:eastAsia="zh-CN"/>
+              </w:rPr>
+            </w:pPr>
+          </w:p>
+        </w:tc>
+        <w:tc>
+          <w:tcPr>
+            <w:tcW w:w="1610" w:type="dxa"/>
+          </w:tcPr>
+          <w:p>
+            <w:pPr>
+              <w:rPr>
+                <w:lang w:eastAsia="zh-CN"/>
+              </w:rPr>
+            </w:pPr>
+            <w:ins w:id="146" w:author="linyoubin" w:date="2016-03-30T13:16:00Z">
+              <w:r>
+                <w:rPr>
+                  <w:rFonts w:hint="eastAsia"/>
+                  <w:lang w:eastAsia="zh-CN"/>
+                </w:rPr>
+                <w:t>add</w:t>
+              </w:r>
+            </w:ins>
+          </w:p>
+        </w:tc>
+      </w:tr>
+      <w:tr>
+        <w:tc>
+          <w:tcPr>
+            <w:tcW w:w="3085" w:type="dxa"/>
+          </w:tcPr>
+          <w:p>
+            <w:pPr>
+              <w:tabs>
+                <w:tab w:val="left" w:pos="1795"/>
+              </w:tabs>
+              <w:rPr>
+                <w:b/>
+                <w:lang w:eastAsia="zh-CN"/>
+              </w:rPr>
+            </w:pPr>
+            <w:r>
+              <w:rPr>
+                <w:rFonts w:hint="eastAsia"/>
+                <w:b/>
+                <w:lang w:eastAsia="zh-CN"/>
+              </w:rPr>
               <w:t>BSONElement::jsonString()</w:t>
             </w:r>
           </w:p>
@@ -5915,6 +7662,15 @@
                 <w:lang w:eastAsia="zh-CN"/>
               </w:rPr>
             </w:pPr>
+            <w:ins w:id="147" w:author="linyoubin" w:date="2016-04-07T13:33:00Z">
+              <w:r>
+                <w:rPr>
+                  <w:rFonts w:hint="eastAsia"/>
+                  <w:lang w:eastAsia="zh-CN"/>
+                </w:rPr>
+                <w:t>add</w:t>
+              </w:r>
+            </w:ins>
           </w:p>
         </w:tc>
       </w:tr>
@@ -5985,6 +7741,15 @@
                 <w:lang w:eastAsia="zh-CN"/>
               </w:rPr>
             </w:pPr>
+            <w:ins w:id="148" w:author="linyoubin" w:date="2016-03-30T09:06:00Z">
+              <w:r>
+                <w:rPr>
+                  <w:rFonts w:hint="eastAsia"/>
+                  <w:lang w:eastAsia="zh-CN"/>
+                </w:rPr>
+                <w:t>add</w:t>
+              </w:r>
+            </w:ins>
           </w:p>
         </w:tc>
       </w:tr>
@@ -6027,24 +7792,37 @@
                 <w:lang w:eastAsia="zh-CN"/>
               </w:rPr>
             </w:pPr>
-            <w:r>
-              <w:rPr>
-                <w:rFonts w:hint="eastAsia"/>
-                <w:b/>
-                <w:color w:val="FF0000"/>
-                <w:lang w:eastAsia="zh-CN"/>
-              </w:rPr>
-              <w:t>?</w:t>
-            </w:r>
-            <w:r>
-              <w:rPr>
-                <w:rFonts w:hint="eastAsia"/>
-                <w:b/>
-                <w:color w:val="FF0000"/>
-                <w:lang w:eastAsia="zh-CN"/>
-              </w:rPr>
-              <w:t>?</w:t>
-            </w:r>
+            <w:ins w:id="149" w:author="linyoubin" w:date="2016-04-12T13:57:00Z">
+              <w:r>
+                <w:rPr>
+                  <w:rFonts w:hint="eastAsia"/>
+                  <w:b/>
+                  <w:color w:val="FF0000"/>
+                  <w:lang w:eastAsia="zh-CN"/>
+                </w:rPr>
+                <w:t>$type时需要</w:t>
+              </w:r>
+            </w:ins>
+            <w:del w:id="150" w:author="linyoubin" w:date="2016-04-12T13:57:00Z">
+              <w:r>
+                <w:rPr>
+                  <w:rFonts w:hint="eastAsia"/>
+                  <w:b/>
+                  <w:color w:val="FF0000"/>
+                  <w:lang w:eastAsia="zh-CN"/>
+                </w:rPr>
+                <w:delText>?</w:delText>
+              </w:r>
+              <w:r>
+                <w:rPr>
+                  <w:rFonts w:hint="eastAsia"/>
+                  <w:b/>
+                  <w:color w:val="FF0000"/>
+                  <w:lang w:eastAsia="zh-CN"/>
+                </w:rPr>
+                <w:delText>?</w:delText>
+              </w:r>
+            </w:del>
           </w:p>
         </w:tc>
         <w:tc>
@@ -6069,6 +7847,15 @@
                 <w:lang w:eastAsia="zh-CN"/>
               </w:rPr>
             </w:pPr>
+            <w:ins w:id="151" w:author="linyoubin" w:date="2016-04-12T13:57:00Z">
+              <w:r>
+                <w:rPr>
+                  <w:rFonts w:hint="eastAsia"/>
+                  <w:lang w:eastAsia="zh-CN"/>
+                </w:rPr>
+                <w:t>add</w:t>
+              </w:r>
+            </w:ins>
           </w:p>
         </w:tc>
       </w:tr>
@@ -6111,24 +7898,37 @@
                 <w:lang w:eastAsia="zh-CN"/>
               </w:rPr>
             </w:pPr>
-            <w:r>
-              <w:rPr>
-                <w:rFonts w:hint="eastAsia"/>
-                <w:b/>
-                <w:color w:val="FF0000"/>
-                <w:lang w:eastAsia="zh-CN"/>
-              </w:rPr>
-              <w:t>?</w:t>
-            </w:r>
-            <w:r>
-              <w:rPr>
-                <w:rFonts w:hint="eastAsia"/>
-                <w:b/>
-                <w:color w:val="FF0000"/>
-                <w:lang w:eastAsia="zh-CN"/>
-              </w:rPr>
-              <w:t>?</w:t>
-            </w:r>
+            <w:ins w:id="152" w:author="linyoubin" w:date="2016-04-12T13:57:00Z">
+              <w:r>
+                <w:rPr>
+                  <w:rFonts w:hint="eastAsia"/>
+                  <w:b/>
+                  <w:color w:val="FF0000"/>
+                  <w:lang w:eastAsia="zh-CN"/>
+                </w:rPr>
+                <w:t>$type时需要</w:t>
+              </w:r>
+            </w:ins>
+            <w:del w:id="153" w:author="linyoubin" w:date="2016-04-12T13:57:00Z">
+              <w:r>
+                <w:rPr>
+                  <w:rFonts w:hint="eastAsia"/>
+                  <w:b/>
+                  <w:color w:val="FF0000"/>
+                  <w:lang w:eastAsia="zh-CN"/>
+                </w:rPr>
+                <w:delText>?</w:delText>
+              </w:r>
+              <w:r>
+                <w:rPr>
+                  <w:rFonts w:hint="eastAsia"/>
+                  <w:b/>
+                  <w:color w:val="FF0000"/>
+                  <w:lang w:eastAsia="zh-CN"/>
+                </w:rPr>
+                <w:delText>?</w:delText>
+              </w:r>
+            </w:del>
           </w:p>
         </w:tc>
         <w:tc>
@@ -6153,6 +7953,15 @@
                 <w:lang w:eastAsia="zh-CN"/>
               </w:rPr>
             </w:pPr>
+            <w:ins w:id="154" w:author="linyoubin" w:date="2016-04-12T13:57:00Z">
+              <w:r>
+                <w:rPr>
+                  <w:rFonts w:hint="eastAsia"/>
+                  <w:lang w:eastAsia="zh-CN"/>
+                </w:rPr>
+                <w:t>add</w:t>
+              </w:r>
+            </w:ins>
           </w:p>
         </w:tc>
       </w:tr>
@@ -6248,9 +8057,95 @@
           <w:p>
             <w:pPr>
               <w:rPr>
-                <w:lang w:eastAsia="zh-CN"/>
-              </w:rPr>
-            </w:pPr>
+                <w:ins w:id="155" w:author="linyoubin" w:date="2016-03-29T11:08:00Z"/>
+                <w:lang w:eastAsia="zh-CN"/>
+              </w:rPr>
+            </w:pPr>
+            <w:ins w:id="156" w:author="linyoubin" w:date="2016-03-29T11:08:00Z">
+              <w:r>
+                <w:rPr>
+                  <w:lang w:eastAsia="zh-CN"/>
+                </w:rPr>
+                <w:t xml:space="preserve">bool </w:t>
+              </w:r>
+              <w:r>
+                <w:rPr>
+                  <w:rFonts w:hint="eastAsia"/>
+                  <w:b/>
+                  <w:color w:val="4F81BD" w:themeColor="accent1"/>
+                  <w:lang w:eastAsia="zh-CN"/>
+                </w:rPr>
+                <w:t>BSONObjBuilder::</w:t>
+              </w:r>
+              <w:r>
+                <w:rPr>
+                  <w:lang w:eastAsia="zh-CN"/>
+                </w:rPr>
+                <w:t>appendDecimal(</w:t>
+              </w:r>
+            </w:ins>
+          </w:p>
+          <w:p>
+            <w:pPr>
+              <w:rPr>
+                <w:ins w:id="157" w:author="linyoubin" w:date="2016-03-29T11:08:00Z"/>
+                <w:lang w:eastAsia="zh-CN"/>
+              </w:rPr>
+            </w:pPr>
+            <w:ins w:id="158" w:author="linyoubin" w:date="2016-03-29T11:08:00Z">
+              <w:r>
+                <w:rPr>
+                  <w:lang w:eastAsia="zh-CN"/>
+                </w:rPr>
+                <w:t>) ;</w:t>
+              </w:r>
+            </w:ins>
+          </w:p>
+          <w:p>
+            <w:pPr>
+              <w:rPr>
+                <w:ins w:id="159" w:author="linyoubin" w:date="2016-03-29T11:08:00Z"/>
+                <w:lang w:eastAsia="zh-CN"/>
+              </w:rPr>
+            </w:pPr>
+            <w:ins w:id="160" w:author="linyoubin" w:date="2016-03-29T11:08:00Z">
+              <w:r>
+                <w:rPr>
+                  <w:lang w:eastAsia="zh-CN"/>
+                </w:rPr>
+                <w:t xml:space="preserve">bool </w:t>
+              </w:r>
+              <w:r>
+                <w:rPr>
+                  <w:rFonts w:hint="eastAsia"/>
+                  <w:b/>
+                  <w:color w:val="4F81BD" w:themeColor="accent1"/>
+                  <w:lang w:eastAsia="zh-CN"/>
+                </w:rPr>
+                <w:t>BSONObjBuilder::</w:t>
+              </w:r>
+              <w:r>
+                <w:rPr>
+                  <w:lang w:eastAsia="zh-CN"/>
+                </w:rPr>
+                <w:t>appendDecimal(</w:t>
+              </w:r>
+            </w:ins>
+          </w:p>
+          <w:p>
+            <w:pPr>
+              <w:rPr>
+                <w:lang w:eastAsia="zh-CN"/>
+              </w:rPr>
+            </w:pPr>
+            <w:ins w:id="161" w:author="linyoubin" w:date="2016-03-29T11:08:00Z">
+              <w:r>
+                <w:rPr>
+                  <w:lang w:eastAsia="zh-CN"/>
+                </w:rPr>
+                <w:t>) ;</w:t>
+              </w:r>
+            </w:ins>
           </w:p>
         </w:tc>
         <w:tc>
@@ -6263,6 +8158,15 @@
                 <w:lang w:eastAsia="zh-CN"/>
               </w:rPr>
             </w:pPr>
+            <w:ins w:id="162" w:author="linyoubin" w:date="2016-03-29T11:08:00Z">
+              <w:r>
+                <w:rPr>
+                  <w:rFonts w:hint="eastAsia"/>
+                  <w:lang w:eastAsia="zh-CN"/>
+                </w:rPr>
+                <w:t>add</w:t>
+              </w:r>
+            </w:ins>
           </w:p>
         </w:tc>
       </w:tr>
@@ -6333,6 +8237,15 @@
                 <w:lang w:eastAsia="zh-CN"/>
               </w:rPr>
             </w:pPr>
+            <w:ins w:id="163" w:author="linyoubin" w:date="2016-04-07T12:54:00Z">
+              <w:r>
+                <w:rPr>
+                  <w:rFonts w:hint="eastAsia"/>
+                  <w:lang w:eastAsia="zh-CN"/>
+                </w:rPr>
+                <w:t>add</w:t>
+              </w:r>
+            </w:ins>
           </w:p>
         </w:tc>
       </w:tr>
@@ -6403,6 +8316,15 @@
                 <w:lang w:eastAsia="zh-CN"/>
               </w:rPr>
             </w:pPr>
+            <w:ins w:id="164" w:author="linyoubin" w:date="2016-04-01T12:58:00Z">
+              <w:r>
+                <w:rPr>
+                  <w:rFonts w:hint="eastAsia"/>
+                  <w:lang w:eastAsia="zh-CN"/>
+                </w:rPr>
+                <w:t>add</w:t>
+              </w:r>
+            </w:ins>
           </w:p>
         </w:tc>
       </w:tr>
@@ -6465,6 +8387,15 @@
                 <w:lang w:eastAsia="zh-CN"/>
               </w:rPr>
             </w:pPr>
+            <w:ins w:id="165" w:author="linyoubin" w:date="2016-04-01T12:58:00Z">
+              <w:r>
+                <w:rPr>
+                  <w:rFonts w:hint="eastAsia"/>
+                  <w:lang w:eastAsia="zh-CN"/>
+                </w:rPr>
+                <w:t>add</w:t>
+              </w:r>
+            </w:ins>
           </w:p>
         </w:tc>
       </w:tr>
@@ -6527,6 +8458,15 @@
                 <w:lang w:eastAsia="zh-CN"/>
               </w:rPr>
             </w:pPr>
+            <w:ins w:id="166" w:author="linyoubin" w:date="2016-04-01T16:08:00Z">
+              <w:r>
+                <w:rPr>
+                  <w:rFonts w:hint="eastAsia"/>
+                  <w:lang w:eastAsia="zh-CN"/>
+                </w:rPr>
+                <w:t>add</w:t>
+              </w:r>
+            </w:ins>
           </w:p>
         </w:tc>
       </w:tr>
@@ -6589,6 +8529,15 @@
                 <w:lang w:eastAsia="zh-CN"/>
               </w:rPr>
             </w:pPr>
+            <w:ins w:id="167" w:author="linyoubin" w:date="2016-04-01T16:08:00Z">
+              <w:r>
+                <w:rPr>
+                  <w:rFonts w:hint="eastAsia"/>
+                  <w:lang w:eastAsia="zh-CN"/>
+                </w:rPr>
+                <w:t>add</w:t>
+              </w:r>
+            </w:ins>
           </w:p>
         </w:tc>
       </w:tr>
@@ -6651,6 +8600,15 @@
                 <w:lang w:eastAsia="zh-CN"/>
               </w:rPr>
             </w:pPr>
+            <w:ins w:id="168" w:author="linyoubin" w:date="2016-04-06T09:50:00Z">
+              <w:r>
+                <w:rPr>
+                  <w:rFonts w:hint="eastAsia"/>
+                  <w:lang w:eastAsia="zh-CN"/>
+                </w:rPr>
+                <w:t>add</w:t>
+              </w:r>
+            </w:ins>
           </w:p>
         </w:tc>
       </w:tr>
@@ -6713,6 +8671,15 @@
                 <w:lang w:eastAsia="zh-CN"/>
               </w:rPr>
             </w:pPr>
+            <w:ins w:id="169" w:author="linyoubin" w:date="2016-04-06T09:50:00Z">
+              <w:r>
+                <w:rPr>
+                  <w:rFonts w:hint="eastAsia"/>
+                  <w:lang w:eastAsia="zh-CN"/>
+                </w:rPr>
+                <w:t>add</w:t>
+              </w:r>
+            </w:ins>
           </w:p>
         </w:tc>
       </w:tr>
@@ -6775,6 +8742,15 @@
                 <w:lang w:eastAsia="zh-CN"/>
               </w:rPr>
             </w:pPr>
+            <w:ins w:id="170" w:author="linyoubin" w:date="2016-04-06T10:01:00Z">
+              <w:r>
+                <w:rPr>
+                  <w:rFonts w:hint="eastAsia"/>
+                  <w:lang w:eastAsia="zh-CN"/>
+                </w:rPr>
+                <w:t>add</w:t>
+              </w:r>
+            </w:ins>
           </w:p>
         </w:tc>
       </w:tr>
@@ -6837,6 +8813,15 @@
                 <w:lang w:eastAsia="zh-CN"/>
               </w:rPr>
             </w:pPr>
+            <w:ins w:id="171" w:author="linyoubin" w:date="2016-04-06T10:01:00Z">
+              <w:r>
+                <w:rPr>
+                  <w:rFonts w:hint="eastAsia"/>
+                  <w:lang w:eastAsia="zh-CN"/>
+                </w:rPr>
+                <w:t>add</w:t>
+              </w:r>
+            </w:ins>
           </w:p>
         </w:tc>
       </w:tr>
@@ -6914,6 +8899,15 @@
                 <w:lang w:eastAsia="zh-CN"/>
               </w:rPr>
             </w:pPr>
+            <w:ins w:id="172" w:author="linyoubin" w:date="2016-04-07T13:25:00Z">
+              <w:r>
+                <w:rPr>
+                  <w:rFonts w:hint="eastAsia"/>
+                  <w:lang w:eastAsia="zh-CN"/>
+                </w:rPr>
+                <w:t>add</w:t>
+              </w:r>
+            </w:ins>
           </w:p>
         </w:tc>
       </w:tr>
@@ -6964,6 +8958,22 @@
                 <w:lang w:eastAsia="zh-CN"/>
               </w:rPr>
             </w:pPr>
+            <w:ins w:id="173" w:author="linyoubin" w:date="2016-03-30T15:05:00Z">
+              <w:r>
+                <w:rPr>
+                  <w:rFonts w:hint="eastAsia"/>
+                  <w:lang w:eastAsia="zh-CN"/>
+                </w:rPr>
+                <w:t>scale取两个数中</w:t>
+              </w:r>
+              <w:r>
+                <w:rPr>
+                  <w:rFonts w:hint="eastAsia"/>
+                  <w:lang w:eastAsia="zh-CN"/>
+                </w:rPr>
+                <w:t>最大</w:t>
+              </w:r>
+            </w:ins>
           </w:p>
         </w:tc>
         <w:tc>
@@ -6976,6 +8986,15 @@
                 <w:lang w:eastAsia="zh-CN"/>
               </w:rPr>
             </w:pPr>
+            <w:ins w:id="174" w:author="linyoubin" w:date="2016-03-30T14:58:00Z">
+              <w:r>
+                <w:rPr>
+                  <w:rFonts w:hint="eastAsia"/>
+                  <w:lang w:eastAsia="zh-CN"/>
+                </w:rPr>
+                <w:t>add</w:t>
+              </w:r>
+            </w:ins>
           </w:p>
         </w:tc>
       </w:tr>
@@ -7026,6 +9045,15 @@
                 <w:lang w:eastAsia="zh-CN"/>
               </w:rPr>
             </w:pPr>
+            <w:ins w:id="175" w:author="linyoubin" w:date="2016-03-30T15:05:00Z">
+              <w:r>
+                <w:rPr>
+                  <w:rFonts w:hint="eastAsia"/>
+                  <w:lang w:eastAsia="zh-CN"/>
+                </w:rPr>
+                <w:t>scale取两个数中最大</w:t>
+              </w:r>
+            </w:ins>
           </w:p>
         </w:tc>
         <w:tc>
@@ -7038,6 +9066,15 @@
                 <w:lang w:eastAsia="zh-CN"/>
               </w:rPr>
             </w:pPr>
+            <w:ins w:id="176" w:author="linyoubin" w:date="2016-03-30T14:58:00Z">
+              <w:r>
+                <w:rPr>
+                  <w:rFonts w:hint="eastAsia"/>
+                  <w:lang w:eastAsia="zh-CN"/>
+                </w:rPr>
+                <w:t>add</w:t>
+              </w:r>
+            </w:ins>
           </w:p>
         </w:tc>
       </w:tr>
@@ -7100,6 +9137,15 @@
                 <w:lang w:eastAsia="zh-CN"/>
               </w:rPr>
             </w:pPr>
+            <w:ins w:id="177" w:author="linyoubin" w:date="2016-04-01T16:43:00Z">
+              <w:r>
+                <w:rPr>
+                  <w:rFonts w:hint="eastAsia"/>
+                  <w:lang w:eastAsia="zh-CN"/>
+                </w:rPr>
+                <w:t>add</w:t>
+              </w:r>
+            </w:ins>
           </w:p>
         </w:tc>
       </w:tr>
@@ -7123,7 +9169,6 @@
                 <w:b/>
                 <w:lang w:eastAsia="zh-CN"/>
               </w:rPr>
-              <w:lastRenderedPageBreak/>
               <w:t>mthSubtractGet</w:t>
             </w:r>
           </w:p>
@@ -7163,6 +9208,15 @@
                 <w:lang w:eastAsia="zh-CN"/>
               </w:rPr>
             </w:pPr>
+            <w:ins w:id="178" w:author="linyoubin" w:date="2016-04-01T16:43:00Z">
+              <w:r>
+                <w:rPr>
+                  <w:rFonts w:hint="eastAsia"/>
+                  <w:lang w:eastAsia="zh-CN"/>
+                </w:rPr>
+                <w:t>add</w:t>
+              </w:r>
+            </w:ins>
           </w:p>
         </w:tc>
       </w:tr>
@@ -7225,6 +9279,15 @@
                 <w:lang w:eastAsia="zh-CN"/>
               </w:rPr>
             </w:pPr>
+            <w:ins w:id="179" w:author="linyoubin" w:date="2016-04-06T10:11:00Z">
+              <w:r>
+                <w:rPr>
+                  <w:rFonts w:hint="eastAsia"/>
+                  <w:lang w:eastAsia="zh-CN"/>
+                </w:rPr>
+                <w:t>add</w:t>
+              </w:r>
+            </w:ins>
           </w:p>
         </w:tc>
       </w:tr>
@@ -7287,6 +9350,15 @@
                 <w:lang w:eastAsia="zh-CN"/>
               </w:rPr>
             </w:pPr>
+            <w:ins w:id="180" w:author="linyoubin" w:date="2016-04-06T10:11:00Z">
+              <w:r>
+                <w:rPr>
+                  <w:rFonts w:hint="eastAsia"/>
+                  <w:lang w:eastAsia="zh-CN"/>
+                </w:rPr>
+                <w:t>add</w:t>
+              </w:r>
+            </w:ins>
           </w:p>
         </w:tc>
       </w:tr>
@@ -7349,6 +9421,15 @@
                 <w:lang w:eastAsia="zh-CN"/>
               </w:rPr>
             </w:pPr>
+            <w:ins w:id="181" w:author="linyoubin" w:date="2016-04-06T11:26:00Z">
+              <w:r>
+                <w:rPr>
+                  <w:rFonts w:hint="eastAsia"/>
+                  <w:lang w:eastAsia="zh-CN"/>
+                </w:rPr>
+                <w:t>add</w:t>
+              </w:r>
+            </w:ins>
           </w:p>
         </w:tc>
       </w:tr>
@@ -7411,6 +9492,15 @@
                 <w:lang w:eastAsia="zh-CN"/>
               </w:rPr>
             </w:pPr>
+            <w:ins w:id="182" w:author="linyoubin" w:date="2016-04-06T11:26:00Z">
+              <w:r>
+                <w:rPr>
+                  <w:rFonts w:hint="eastAsia"/>
+                  <w:lang w:eastAsia="zh-CN"/>
+                </w:rPr>
+                <w:t>add</w:t>
+              </w:r>
+            </w:ins>
           </w:p>
         </w:tc>
       </w:tr>
@@ -7477,6 +9567,9 @@
         </w:tc>
       </w:tr>
       <w:tr>
+        <w:trPr>
+          <w:ins w:id="183" w:author="linyoubin" w:date="2016-04-01T09:49:00Z"/>
+        </w:trPr>
         <w:tc>
           <w:tcPr>
             <w:tcW w:w="3085" w:type="dxa"/>
@@ -7487,17 +9580,20 @@
                 <w:tab w:val="left" w:pos="1795"/>
               </w:tabs>
               <w:rPr>
-                <w:b/>
-                <w:lang w:eastAsia="zh-CN"/>
-              </w:rPr>
-            </w:pPr>
-            <w:r>
-              <w:rPr>
-                <w:b/>
-                <w:lang w:eastAsia="zh-CN"/>
-              </w:rPr>
-              <w:t>_qgmSelectorExprNode::getValue</w:t>
-            </w:r>
+                <w:ins w:id="184" w:author="linyoubin" w:date="2016-04-01T09:49:00Z"/>
+                <w:b/>
+                <w:lang w:eastAsia="zh-CN"/>
+              </w:rPr>
+            </w:pPr>
+            <w:ins w:id="185" w:author="linyoubin" w:date="2016-04-01T09:49:00Z">
+              <w:r>
+                <w:rPr>
+                  <w:b/>
+                  <w:lang w:eastAsia="zh-CN"/>
+                </w:rPr>
+                <w:t>_qgmSelector::_createValueWithExpr</w:t>
+              </w:r>
+            </w:ins>
           </w:p>
         </w:tc>
         <w:tc>
@@ -7507,10 +9603,29 @@
           <w:p>
             <w:pPr>
               <w:rPr>
-                <w:b/>
-                <w:lang w:eastAsia="zh-CN"/>
-              </w:rPr>
-            </w:pPr>
+                <w:ins w:id="186" w:author="linyoubin" w:date="2016-04-01T09:49:00Z"/>
+                <w:b/>
+                <w:lang w:eastAsia="zh-CN"/>
+              </w:rPr>
+            </w:pPr>
+            <w:ins w:id="187" w:author="linyoubin" w:date="2016-04-01T10:53:00Z">
+              <w:r>
+                <w:rPr>
+                  <w:rFonts w:hint="eastAsia"/>
+                  <w:b/>
+                  <w:lang w:eastAsia="zh-CN"/>
+                </w:rPr>
+                <w:t>需要修改整个</w:t>
+              </w:r>
+              <w:r>
+                <w:rPr>
+                  <w:b/>
+                  <w:lang w:eastAsia="zh-CN"/>
+                </w:rPr>
+                <w:lastRenderedPageBreak/>
+                <w:t>_qgmSelectorExprNode</w:t>
+              </w:r>
+            </w:ins>
           </w:p>
         </w:tc>
         <w:tc>
@@ -7520,6 +9635,7 @@
           <w:p>
             <w:pPr>
               <w:rPr>
+                <w:ins w:id="188" w:author="linyoubin" w:date="2016-04-01T09:49:00Z"/>
                 <w:lang w:eastAsia="zh-CN"/>
               </w:rPr>
             </w:pPr>
@@ -7532,6 +9648,7 @@
           <w:p>
             <w:pPr>
               <w:rPr>
+                <w:ins w:id="189" w:author="linyoubin" w:date="2016-04-01T09:49:00Z"/>
                 <w:lang w:eastAsia="zh-CN"/>
               </w:rPr>
             </w:pPr>
@@ -7558,7 +9675,8 @@
                 <w:b/>
                 <w:lang w:eastAsia="zh-CN"/>
               </w:rPr>
-              <w:t>_mthMatcher::_valuesMatch</w:t>
+              <w:lastRenderedPageBreak/>
+              <w:t>_qgmSelectorExprNode::getValue</w:t>
             </w:r>
           </w:p>
         </w:tc>
@@ -7573,22 +9691,6 @@
                 <w:lang w:eastAsia="zh-CN"/>
               </w:rPr>
             </w:pPr>
-            <w:r>
-              <w:rPr>
-                <w:rFonts w:hint="eastAsia"/>
-                <w:b/>
-                <w:lang w:eastAsia="zh-CN"/>
-              </w:rPr>
-              <w:t>匹配条件</w:t>
-            </w:r>
-            <w:r>
-              <w:rPr>
-                <w:rFonts w:hint="eastAsia"/>
-                <w:b/>
-                <w:lang w:eastAsia="zh-CN"/>
-              </w:rPr>
-              <w:t>中求mod运算</w:t>
-            </w:r>
           </w:p>
         </w:tc>
         <w:tc>
@@ -7628,17 +9730,15 @@
               </w:tabs>
               <w:rPr>
                 <w:b/>
-                <w:color w:val="FF0000"/>
-                <w:lang w:eastAsia="zh-CN"/>
-              </w:rPr>
-            </w:pPr>
-            <w:r>
-              <w:rPr>
-                <w:b/>
-                <w:color w:val="FF0000"/>
-                <w:lang w:eastAsia="zh-CN"/>
-              </w:rPr>
-              <w:t>csvParser::_appendBson</w:t>
+                <w:lang w:eastAsia="zh-CN"/>
+              </w:rPr>
+            </w:pPr>
+            <w:r>
+              <w:rPr>
+                <w:b/>
+                <w:lang w:eastAsia="zh-CN"/>
+              </w:rPr>
+              <w:t>_mthMatcher::_valuesMatch</w:t>
             </w:r>
           </w:p>
         </w:tc>
@@ -7650,7 +9750,6 @@
             <w:pPr>
               <w:rPr>
                 <w:b/>
-                <w:color w:val="FF0000"/>
                 <w:lang w:eastAsia="zh-CN"/>
               </w:rPr>
             </w:pPr>
@@ -7658,10 +9757,17 @@
               <w:rPr>
                 <w:rFonts w:hint="eastAsia"/>
                 <w:b/>
-                <w:color w:val="FF0000"/>
-                <w:lang w:eastAsia="zh-CN"/>
-              </w:rPr>
-              <w:t>csv转bson</w:t>
+                <w:lang w:eastAsia="zh-CN"/>
+              </w:rPr>
+              <w:t>匹配条件</w:t>
+            </w:r>
+            <w:r>
+              <w:rPr>
+                <w:rFonts w:hint="eastAsia"/>
+                <w:b/>
+                <w:lang w:eastAsia="zh-CN"/>
+              </w:rPr>
+              <w:t>中求mod运算</w:t>
             </w:r>
           </w:p>
         </w:tc>
@@ -7672,7 +9778,6 @@
           <w:p>
             <w:pPr>
               <w:rPr>
-                <w:color w:val="FF0000"/>
                 <w:lang w:eastAsia="zh-CN"/>
               </w:rPr>
             </w:pPr>
@@ -7685,7 +9790,6 @@
           <w:p>
             <w:pPr>
               <w:rPr>
-                <w:color w:val="FF0000"/>
                 <w:lang w:eastAsia="zh-CN"/>
               </w:rPr>
             </w:pPr>
@@ -7704,9 +9808,18 @@
               </w:tabs>
               <w:rPr>
                 <w:b/>
-                <w:lang w:eastAsia="zh-CN"/>
-              </w:rPr>
-            </w:pPr>
+                <w:color w:val="FF0000"/>
+                <w:lang w:eastAsia="zh-CN"/>
+              </w:rPr>
+            </w:pPr>
+            <w:r>
+              <w:rPr>
+                <w:b/>
+                <w:color w:val="FF0000"/>
+                <w:lang w:eastAsia="zh-CN"/>
+              </w:rPr>
+              <w:t>csvParser::_appendBson</w:t>
+            </w:r>
           </w:p>
         </w:tc>
         <w:tc>
@@ -7717,9 +9830,19 @@
             <w:pPr>
               <w:rPr>
                 <w:b/>
-                <w:lang w:eastAsia="zh-CN"/>
-              </w:rPr>
-            </w:pPr>
+                <w:color w:val="FF0000"/>
+                <w:lang w:eastAsia="zh-CN"/>
+              </w:rPr>
+            </w:pPr>
+            <w:r>
+              <w:rPr>
+                <w:rFonts w:hint="eastAsia"/>
+                <w:b/>
+                <w:color w:val="FF0000"/>
+                <w:lang w:eastAsia="zh-CN"/>
+              </w:rPr>
+              <w:t>csv转bson</w:t>
+            </w:r>
           </w:p>
         </w:tc>
         <w:tc>
@@ -7729,6 +9852,7 @@
           <w:p>
             <w:pPr>
               <w:rPr>
+                <w:color w:val="FF0000"/>
                 <w:lang w:eastAsia="zh-CN"/>
               </w:rPr>
             </w:pPr>
@@ -7741,6 +9865,7 @@
           <w:p>
             <w:pPr>
               <w:rPr>
+                <w:color w:val="FF0000"/>
                 <w:lang w:eastAsia="zh-CN"/>
               </w:rPr>
             </w:pPr>
@@ -7762,6 +9887,15 @@
                 <w:lang w:eastAsia="zh-CN"/>
               </w:rPr>
             </w:pPr>
+            <w:ins w:id="190" w:author="linyoubin" w:date="2016-04-01T09:45:00Z">
+              <w:r>
+                <w:rPr>
+                  <w:b/>
+                  <w:lang w:eastAsia="zh-CN"/>
+                </w:rPr>
+                <w:t>_utilBSONHasherObsolete::hash</w:t>
+              </w:r>
+            </w:ins>
           </w:p>
         </w:tc>
         <w:tc>
@@ -7775,6 +9909,16 @@
                 <w:lang w:eastAsia="zh-CN"/>
               </w:rPr>
             </w:pPr>
+            <w:ins w:id="191" w:author="linyoubin" w:date="2016-04-01T09:45:00Z">
+              <w:r>
+                <w:rPr>
+                  <w:rFonts w:hint="eastAsia"/>
+                  <w:b/>
+                  <w:lang w:eastAsia="zh-CN"/>
+                </w:rPr>
+                <w:t>求hash</w:t>
+              </w:r>
+            </w:ins>
           </w:p>
         </w:tc>
         <w:tc>
@@ -7799,6 +9943,501 @@
                 <w:lang w:eastAsia="zh-CN"/>
               </w:rPr>
             </w:pPr>
+            <w:ins w:id="192" w:author="linyoubin" w:date="2016-04-12T13:56:00Z">
+              <w:r>
+                <w:rPr>
+                  <w:rFonts w:hint="eastAsia"/>
+                  <w:lang w:eastAsia="zh-CN"/>
+                </w:rPr>
+                <w:t>不需要</w:t>
+              </w:r>
+              <w:r>
+                <w:rPr>
+                  <w:rFonts w:hint="eastAsia"/>
+                  <w:lang w:eastAsia="zh-CN"/>
+                </w:rPr>
+                <w:t>修改</w:t>
+              </w:r>
+            </w:ins>
+          </w:p>
+        </w:tc>
+      </w:tr>
+      <w:tr>
+        <w:tc>
+          <w:tcPr>
+            <w:tcW w:w="3085" w:type="dxa"/>
+          </w:tcPr>
+          <w:p>
+            <w:pPr>
+              <w:tabs>
+                <w:tab w:val="left" w:pos="1795"/>
+              </w:tabs>
+              <w:rPr>
+                <w:b/>
+                <w:lang w:eastAsia="zh-CN"/>
+              </w:rPr>
+            </w:pPr>
+            <w:ins w:id="193" w:author="linyoubin" w:date="2016-04-01T09:46:00Z">
+              <w:r>
+                <w:rPr>
+                  <w:b/>
+                  <w:lang w:eastAsia="zh-CN"/>
+                </w:rPr>
+                <w:t>_utilBSONHasher::hashElement( const bson::BSONElement &amp;e )</w:t>
+              </w:r>
+            </w:ins>
+          </w:p>
+        </w:tc>
+        <w:tc>
+          <w:tcPr>
+            <w:tcW w:w="1199" w:type="dxa"/>
+          </w:tcPr>
+          <w:p>
+            <w:pPr>
+              <w:rPr>
+                <w:b/>
+                <w:lang w:eastAsia="zh-CN"/>
+              </w:rPr>
+            </w:pPr>
+          </w:p>
+        </w:tc>
+        <w:tc>
+          <w:tcPr>
+            <w:tcW w:w="2628" w:type="dxa"/>
+          </w:tcPr>
+          <w:p>
+            <w:pPr>
+              <w:rPr>
+                <w:lang w:eastAsia="zh-CN"/>
+              </w:rPr>
+            </w:pPr>
+          </w:p>
+        </w:tc>
+        <w:tc>
+          <w:tcPr>
+            <w:tcW w:w="1610" w:type="dxa"/>
+          </w:tcPr>
+          <w:p>
+            <w:pPr>
+              <w:rPr>
+                <w:lang w:eastAsia="zh-CN"/>
+              </w:rPr>
+            </w:pPr>
+            <w:ins w:id="194" w:author="linyoubin" w:date="2016-04-12T09:37:00Z">
+              <w:r>
+                <w:rPr>
+                  <w:rFonts w:hint="eastAsia"/>
+                  <w:lang w:eastAsia="zh-CN"/>
+                </w:rPr>
+                <w:t>add</w:t>
+              </w:r>
+            </w:ins>
+          </w:p>
+        </w:tc>
+      </w:tr>
+      <w:tr>
+        <w:trPr>
+          <w:ins w:id="195" w:author="linyoubin" w:date="2016-04-01T17:37:00Z"/>
+        </w:trPr>
+        <w:tc>
+          <w:tcPr>
+            <w:tcW w:w="3085" w:type="dxa"/>
+          </w:tcPr>
+          <w:p>
+            <w:pPr>
+              <w:tabs>
+                <w:tab w:val="left" w:pos="1795"/>
+              </w:tabs>
+              <w:rPr>
+                <w:ins w:id="196" w:author="linyoubin" w:date="2016-04-01T17:37:00Z"/>
+                <w:b/>
+                <w:lang w:eastAsia="zh-CN"/>
+              </w:rPr>
+            </w:pPr>
+            <w:ins w:id="197" w:author="linyoubin" w:date="2016-04-01T17:37:00Z">
+              <w:r>
+                <w:rPr>
+                  <w:rFonts w:hint="eastAsia"/>
+                  <w:b/>
+                  <w:lang w:eastAsia="zh-CN"/>
+                </w:rPr>
+                <w:t>ixm</w:t>
+              </w:r>
+            </w:ins>
+          </w:p>
+        </w:tc>
+        <w:tc>
+          <w:tcPr>
+            <w:tcW w:w="1199" w:type="dxa"/>
+          </w:tcPr>
+          <w:p>
+            <w:pPr>
+              <w:rPr>
+                <w:ins w:id="198" w:author="linyoubin" w:date="2016-04-01T17:37:00Z"/>
+                <w:b/>
+                <w:lang w:eastAsia="zh-CN"/>
+              </w:rPr>
+            </w:pPr>
+          </w:p>
+        </w:tc>
+        <w:tc>
+          <w:tcPr>
+            <w:tcW w:w="2628" w:type="dxa"/>
+          </w:tcPr>
+          <w:p>
+            <w:pPr>
+              <w:rPr>
+                <w:ins w:id="199" w:author="linyoubin" w:date="2016-04-01T17:37:00Z"/>
+                <w:lang w:eastAsia="zh-CN"/>
+              </w:rPr>
+            </w:pPr>
+          </w:p>
+        </w:tc>
+        <w:tc>
+          <w:tcPr>
+            <w:tcW w:w="1610" w:type="dxa"/>
+          </w:tcPr>
+          <w:p>
+            <w:pPr>
+              <w:rPr>
+                <w:ins w:id="200" w:author="linyoubin" w:date="2016-04-01T17:37:00Z"/>
+                <w:lang w:eastAsia="zh-CN"/>
+              </w:rPr>
+            </w:pPr>
+            <w:ins w:id="201" w:author="linyoubin" w:date="2016-04-12T09:37:00Z">
+              <w:r>
+                <w:rPr>
+                  <w:rFonts w:hint="eastAsia"/>
+                  <w:lang w:eastAsia="zh-CN"/>
+                </w:rPr>
+                <w:t>add</w:t>
+              </w:r>
+            </w:ins>
+          </w:p>
+        </w:tc>
+      </w:tr>
+      <w:tr>
+        <w:trPr>
+          <w:ins w:id="202" w:author="linyoubin" w:date="2016-04-06T09:08:00Z"/>
+        </w:trPr>
+        <w:tc>
+          <w:tcPr>
+            <w:tcW w:w="3085" w:type="dxa"/>
+          </w:tcPr>
+          <w:p>
+            <w:pPr>
+              <w:tabs>
+                <w:tab w:val="left" w:pos="1795"/>
+              </w:tabs>
+              <w:rPr>
+                <w:ins w:id="203" w:author="linyoubin" w:date="2016-04-06T09:08:00Z"/>
+                <w:rFonts w:hint="eastAsia"/>
+                <w:b/>
+                <w:lang w:eastAsia="zh-CN"/>
+              </w:rPr>
+            </w:pPr>
+            <w:ins w:id="204" w:author="linyoubin" w:date="2016-04-06T09:08:00Z">
+              <w:r>
+                <w:rPr>
+                  <w:rFonts w:hint="eastAsia"/>
+                  <w:b/>
+                  <w:lang w:eastAsia="zh-CN"/>
+                </w:rPr>
+                <w:t>split</w:t>
+              </w:r>
+            </w:ins>
+          </w:p>
+        </w:tc>
+        <w:tc>
+          <w:tcPr>
+            <w:tcW w:w="1199" w:type="dxa"/>
+          </w:tcPr>
+          <w:p>
+            <w:pPr>
+              <w:rPr>
+                <w:ins w:id="205" w:author="linyoubin" w:date="2016-04-06T09:08:00Z"/>
+                <w:b/>
+                <w:lang w:eastAsia="zh-CN"/>
+              </w:rPr>
+            </w:pPr>
+          </w:p>
+        </w:tc>
+        <w:tc>
+          <w:tcPr>
+            <w:tcW w:w="2628" w:type="dxa"/>
+          </w:tcPr>
+          <w:p>
+            <w:pPr>
+              <w:rPr>
+                <w:ins w:id="206" w:author="linyoubin" w:date="2016-04-06T09:08:00Z"/>
+                <w:lang w:eastAsia="zh-CN"/>
+              </w:rPr>
+            </w:pPr>
+          </w:p>
+        </w:tc>
+        <w:tc>
+          <w:tcPr>
+            <w:tcW w:w="1610" w:type="dxa"/>
+          </w:tcPr>
+          <w:p>
+            <w:pPr>
+              <w:rPr>
+                <w:ins w:id="207" w:author="linyoubin" w:date="2016-04-06T09:08:00Z"/>
+                <w:lang w:eastAsia="zh-CN"/>
+              </w:rPr>
+            </w:pPr>
+            <w:ins w:id="208" w:author="linyoubin" w:date="2016-04-12T09:37:00Z">
+              <w:r>
+                <w:rPr>
+                  <w:rFonts w:hint="eastAsia"/>
+                  <w:lang w:eastAsia="zh-CN"/>
+                </w:rPr>
+                <w:t>add</w:t>
+              </w:r>
+            </w:ins>
+          </w:p>
+        </w:tc>
+      </w:tr>
+      <w:tr>
+        <w:trPr>
+          <w:ins w:id="209" w:author="linyoubin" w:date="2016-04-06T09:09:00Z"/>
+        </w:trPr>
+        <w:tc>
+          <w:tcPr>
+            <w:tcW w:w="3085" w:type="dxa"/>
+          </w:tcPr>
+          <w:p>
+            <w:pPr>
+              <w:tabs>
+                <w:tab w:val="left" w:pos="1795"/>
+              </w:tabs>
+              <w:rPr>
+                <w:ins w:id="210" w:author="linyoubin" w:date="2016-04-06T09:09:00Z"/>
+                <w:rFonts w:hint="eastAsia"/>
+                <w:b/>
+                <w:lang w:eastAsia="zh-CN"/>
+              </w:rPr>
+            </w:pPr>
+            <w:ins w:id="211" w:author="linyoubin" w:date="2016-04-06T09:09:00Z">
+              <w:r>
+                <w:rPr>
+                  <w:rFonts w:hint="eastAsia"/>
+                  <w:b/>
+                  <w:lang w:eastAsia="zh-CN"/>
+                </w:rPr>
+                <w:t>大小端</w:t>
+              </w:r>
+            </w:ins>
+          </w:p>
+        </w:tc>
+        <w:tc>
+          <w:tcPr>
+            <w:tcW w:w="1199" w:type="dxa"/>
+          </w:tcPr>
+          <w:p>
+            <w:pPr>
+              <w:rPr>
+                <w:ins w:id="212" w:author="linyoubin" w:date="2016-04-06T09:09:00Z"/>
+                <w:b/>
+                <w:lang w:eastAsia="zh-CN"/>
+              </w:rPr>
+            </w:pPr>
+          </w:p>
+        </w:tc>
+        <w:tc>
+          <w:tcPr>
+            <w:tcW w:w="2628" w:type="dxa"/>
+          </w:tcPr>
+          <w:p>
+            <w:pPr>
+              <w:rPr>
+                <w:ins w:id="213" w:author="linyoubin" w:date="2016-04-06T09:09:00Z"/>
+                <w:lang w:eastAsia="zh-CN"/>
+              </w:rPr>
+            </w:pPr>
+          </w:p>
+        </w:tc>
+        <w:tc>
+          <w:tcPr>
+            <w:tcW w:w="1610" w:type="dxa"/>
+          </w:tcPr>
+          <w:p>
+            <w:pPr>
+              <w:rPr>
+                <w:ins w:id="214" w:author="linyoubin" w:date="2016-04-06T09:09:00Z"/>
+                <w:lang w:eastAsia="zh-CN"/>
+              </w:rPr>
+            </w:pPr>
+            <w:ins w:id="215" w:author="linyoubin" w:date="2016-04-12T09:37:00Z">
+              <w:r>
+                <w:rPr>
+                  <w:rFonts w:hint="eastAsia"/>
+                  <w:lang w:eastAsia="zh-CN"/>
+                </w:rPr>
+                <w:t>add</w:t>
+              </w:r>
+            </w:ins>
+          </w:p>
+        </w:tc>
+      </w:tr>
+      <w:tr>
+        <w:trPr>
+          <w:ins w:id="216" w:author="linyoubin" w:date="2016-04-11T14:00:00Z"/>
+        </w:trPr>
+        <w:tc>
+          <w:tcPr>
+            <w:tcW w:w="3085" w:type="dxa"/>
+          </w:tcPr>
+          <w:p>
+            <w:pPr>
+              <w:tabs>
+                <w:tab w:val="left" w:pos="1795"/>
+              </w:tabs>
+              <w:rPr>
+                <w:ins w:id="217" w:author="linyoubin" w:date="2016-04-11T14:00:00Z"/>
+                <w:b/>
+                <w:lang w:eastAsia="zh-CN"/>
+              </w:rPr>
+            </w:pPr>
+            <w:ins w:id="218" w:author="linyoubin" w:date="2016-04-11T14:00:00Z">
+              <w:r>
+                <w:rPr>
+                  <w:b/>
+                  <w:lang w:eastAsia="zh-CN"/>
+                </w:rPr>
+                <w:t>_rtnSQLAvg</w:t>
+              </w:r>
+            </w:ins>
+          </w:p>
+        </w:tc>
+        <w:tc>
+          <w:tcPr>
+            <w:tcW w:w="1199" w:type="dxa"/>
+          </w:tcPr>
+          <w:p>
+            <w:pPr>
+              <w:rPr>
+                <w:ins w:id="219" w:author="linyoubin" w:date="2016-04-11T14:00:00Z"/>
+                <w:b/>
+                <w:lang w:eastAsia="zh-CN"/>
+              </w:rPr>
+            </w:pPr>
+          </w:p>
+        </w:tc>
+        <w:tc>
+          <w:tcPr>
+            <w:tcW w:w="2628" w:type="dxa"/>
+          </w:tcPr>
+          <w:p>
+            <w:pPr>
+              <w:rPr>
+                <w:ins w:id="220" w:author="linyoubin" w:date="2016-04-11T14:00:00Z"/>
+                <w:lang w:eastAsia="zh-CN"/>
+              </w:rPr>
+            </w:pPr>
+          </w:p>
+        </w:tc>
+        <w:tc>
+          <w:tcPr>
+            <w:tcW w:w="1610" w:type="dxa"/>
+          </w:tcPr>
+          <w:p>
+            <w:pPr>
+              <w:rPr>
+                <w:ins w:id="221" w:author="linyoubin" w:date="2016-04-11T14:00:00Z"/>
+                <w:lang w:eastAsia="zh-CN"/>
+              </w:rPr>
+            </w:pPr>
+            <w:ins w:id="222" w:author="linyoubin" w:date="2016-04-12T09:37:00Z">
+              <w:r>
+                <w:rPr>
+                  <w:rFonts w:hint="eastAsia"/>
+                  <w:lang w:eastAsia="zh-CN"/>
+                </w:rPr>
+                <w:t>add</w:t>
+              </w:r>
+            </w:ins>
+          </w:p>
+        </w:tc>
+      </w:tr>
+      <w:tr>
+        <w:trPr>
+          <w:ins w:id="223" w:author="linyoubin" w:date="2016-04-11T14:00:00Z"/>
+        </w:trPr>
+        <w:tc>
+          <w:tcPr>
+            <w:tcW w:w="3085" w:type="dxa"/>
+          </w:tcPr>
+          <w:p>
+            <w:pPr>
+              <w:tabs>
+                <w:tab w:val="left" w:pos="1795"/>
+              </w:tabs>
+              <w:rPr>
+                <w:ins w:id="224" w:author="linyoubin" w:date="2016-04-11T14:00:00Z"/>
+                <w:b/>
+                <w:lang w:eastAsia="zh-CN"/>
+              </w:rPr>
+            </w:pPr>
+            <w:ins w:id="225" w:author="linyoubin" w:date="2016-04-11T14:01:00Z">
+              <w:r>
+                <w:rPr>
+                  <w:b/>
+                  <w:lang w:eastAsia="zh-CN"/>
+                </w:rPr>
+                <w:t>_rtnSQLSum</w:t>
+              </w:r>
+            </w:ins>
+          </w:p>
+        </w:tc>
+        <w:tc>
+          <w:tcPr>
+            <w:tcW w:w="1199" w:type="dxa"/>
+          </w:tcPr>
+          <w:p>
+            <w:pPr>
+              <w:rPr>
+                <w:ins w:id="226" w:author="linyoubin" w:date="2016-04-11T14:00:00Z"/>
+                <w:b/>
+                <w:lang w:eastAsia="zh-CN"/>
+              </w:rPr>
+            </w:pPr>
+          </w:p>
+        </w:tc>
+        <w:tc>
+          <w:tcPr>
+            <w:tcW w:w="2628" w:type="dxa"/>
+          </w:tcPr>
+          <w:p>
+            <w:pPr>
+              <w:rPr>
+                <w:ins w:id="227" w:author="linyoubin" w:date="2016-04-11T14:00:00Z"/>
+                <w:lang w:eastAsia="zh-CN"/>
+              </w:rPr>
+            </w:pPr>
+          </w:p>
+        </w:tc>
+        <w:tc>
+          <w:tcPr>
+            <w:tcW w:w="1610" w:type="dxa"/>
+          </w:tcPr>
+          <w:p>
+            <w:pPr>
+              <w:rPr>
+                <w:ins w:id="228" w:author="linyoubin" w:date="2016-04-11T14:00:00Z"/>
+                <w:rFonts w:hint="eastAsia"/>
+                <w:lang w:eastAsia="zh-CN"/>
+              </w:rPr>
+            </w:pPr>
+            <w:ins w:id="229" w:author="linyoubin" w:date="2016-04-12T09:37:00Z">
+              <w:r>
+                <w:rPr>
+                  <w:rFonts w:hint="eastAsia"/>
+                  <w:lang w:eastAsia="zh-CN"/>
+                </w:rPr>
+                <w:t>add</w:t>
+              </w:r>
+            </w:ins>
           </w:p>
         </w:tc>
       </w:tr>
@@ -8464,7 +11103,15 @@
                 <w:rFonts w:asciiTheme="minorEastAsia" w:eastAsiaTheme="minorEastAsia" w:hAnsiTheme="minorEastAsia" w:hint="eastAsia"/>
                 <w:lang w:eastAsia="zh-CN"/>
               </w:rPr>
-              <w:t>double decimal_to_double(bson_decimal *decimal);</w:t>
+              <w:t xml:space="preserve">double decimal_to_double(bson_decimal </w:t>
+            </w:r>
+            <w:r>
+              <w:rPr>
+                <w:rFonts w:asciiTheme="minorEastAsia" w:eastAsiaTheme="minorEastAsia" w:hAnsiTheme="minorEastAsia" w:hint="eastAsia"/>
+                <w:lang w:eastAsia="zh-CN"/>
+              </w:rPr>
+              <w:lastRenderedPageBreak/>
+              <w:t>*decimal);</w:t>
             </w:r>
           </w:p>
         </w:tc>
@@ -8509,6 +11156,7 @@
                 <w:rFonts w:asciiTheme="minorEastAsia" w:eastAsiaTheme="minorEastAsia" w:hAnsiTheme="minorEastAsia" w:hint="eastAsia"/>
                 <w:lang w:eastAsia="zh-CN"/>
               </w:rPr>
+              <w:lastRenderedPageBreak/>
               <w:t>long decimal_to_long(bson_decimal *decimal);</w:t>
             </w:r>
           </w:p>
@@ -8599,7 +11247,6 @@
                 <w:rFonts w:asciiTheme="minorEastAsia" w:eastAsiaTheme="minorEastAsia" w:hAnsiTheme="minorEastAsia" w:hint="eastAsia"/>
                 <w:lang w:eastAsia="zh-CN"/>
               </w:rPr>
-              <w:lastRenderedPageBreak/>
               <w:t>decimal_from_long(long value, bson_decimal *decimal);</w:t>
             </w:r>
           </w:p>
@@ -8912,7 +11559,7 @@
 
 <file path=word/comments.xml><?xml version="1.0" encoding="utf-8"?>
 <w:comments xmlns:ve="http://schemas.openxmlformats.org/markup-compatibility/2006" xmlns:o="urn:schemas-microsoft-com:office:office" xmlns:r="http://schemas.openxmlformats.org/officeDocument/2006/relationships" xmlns:m="http://schemas.openxmlformats.org/officeDocument/2006/math" xmlns:v="urn:schemas-microsoft-com:vml" xmlns:wp="http://schemas.openxmlformats.org/drawingml/2006/wordprocessingDrawing" xmlns:w10="urn:schemas-microsoft-com:office:word" xmlns:w="http://schemas.openxmlformats.org/wordprocessingml/2006/main" xmlns:wne="http://schemas.microsoft.com/office/word/2006/wordml">
-  <w:comment w:id="0" w:author="linyoubin" w:date="2016-03-16T19:31:00Z" w:initials="l">
+  <w:comment w:id="61" w:author="linyoubin" w:date="2016-03-25T15:18:00Z" w:initials="l">
     <w:p>
       <w:pPr>
         <w:pStyle w:val="CommentText"/>
@@ -8932,6 +11579,29 @@
           <w:lang w:eastAsia="zh-CN"/>
         </w:rPr>
         <w:t>当var1第一个4位数小于或等于var2第一个4位数时，还要再减一</w:t>
+      </w:r>
+    </w:p>
+  </w:comment>
+  <w:comment w:id="84" w:author="linyoubin" w:date="2016-03-25T15:18:00Z" w:initials="l">
+    <w:p>
+      <w:pPr>
+        <w:pStyle w:val="CommentText"/>
+        <w:rPr>
+          <w:lang w:eastAsia="zh-CN"/>
+        </w:rPr>
+      </w:pPr>
+      <w:r>
+        <w:rPr>
+          <w:rStyle w:val="CommentReference"/>
+        </w:rPr>
+        <w:annotationRef/>
+      </w:r>
+      <w:r>
+        <w:rPr>
+          <w:rFonts w:hint="eastAsia"/>
+          <w:lang w:eastAsia="zh-CN"/>
+        </w:rPr>
+        <w:t>考虑去掉， 需要用到时copy一份出来</w:t>
       </w:r>
     </w:p>
   </w:comment>

--- a/internal_doc/03.开发设计/decimal/decimal详细设计文档.docx
+++ b/internal_doc/03.开发设计/decimal/decimal详细设计文档.docx
@@ -1786,15 +1786,6 @@
         </w:rPr>
         <w:t xml:space="preserve"> </w:t>
       </w:r>
-      <w:del w:id="0" w:author="linyoubin" w:date="2016-03-25T13:27:00Z">
-        <w:r>
-          <w:rPr>
-            <w:rFonts w:asciiTheme="minorEastAsia" w:hAnsiTheme="minorEastAsia" w:hint="eastAsia"/>
-            <w:lang w:eastAsia="zh-CN"/>
-          </w:rPr>
-          <w:delText>e2   12345.678</w:delText>
-        </w:r>
-      </w:del>
     </w:p>
     <w:p>
       <w:pPr>
@@ -1820,17 +1811,8 @@
           <w:rFonts w:asciiTheme="minorEastAsia" w:hAnsiTheme="minorEastAsia" w:hint="eastAsia"/>
           <w:lang w:eastAsia="zh-CN"/>
         </w:rPr>
-        <w:t xml:space="preserve"> 个0 十1 百2 千3</w:t>
-      </w:r>
-      <w:ins w:id="1" w:author="linyoubin" w:date="2016-03-25T13:29:00Z">
-        <w:r>
-          <w:rPr>
-            <w:rFonts w:asciiTheme="minorEastAsia" w:hAnsiTheme="minorEastAsia" w:hint="eastAsia"/>
-            <w:lang w:eastAsia="zh-CN"/>
-          </w:rPr>
-          <w:t xml:space="preserve"> 万 4</w:t>
-        </w:r>
-      </w:ins>
+        <w:t xml:space="preserve"> </w:t>
+      </w:r>
     </w:p>
     <w:p>
       <w:pPr>
@@ -1885,15 +1867,13 @@
         </w:rPr>
         <w:t>没有科学计数法，略过</w:t>
       </w:r>
-      <w:ins w:id="2" w:author="linyoubin" w:date="2016-03-25T13:27:00Z">
-        <w:r>
-          <w:rPr>
-            <w:rFonts w:asciiTheme="minorEastAsia" w:hAnsiTheme="minorEastAsia" w:hint="eastAsia"/>
-            <w:lang w:eastAsia="zh-CN"/>
-          </w:rPr>
-          <w:t xml:space="preserve"> 1000做BASE</w:t>
-        </w:r>
-      </w:ins>
+      <w:r>
+        <w:rPr>
+          <w:rFonts w:asciiTheme="minorEastAsia" w:hAnsiTheme="minorEastAsia" w:hint="eastAsia"/>
+          <w:lang w:eastAsia="zh-CN"/>
+        </w:rPr>
+        <w:t xml:space="preserve"> </w:t>
+      </w:r>
     </w:p>
     <w:p>
       <w:pPr>
@@ -2010,15 +1990,6 @@
         </w:rPr>
         <w:t>最终取值如下所示：</w:t>
       </w:r>
-      <w:ins w:id="3" w:author="linyoubin" w:date="2016-03-25T13:30:00Z">
-        <w:r>
-          <w:rPr>
-            <w:rFonts w:asciiTheme="minorEastAsia" w:hAnsiTheme="minorEastAsia" w:hint="eastAsia"/>
-            <w:lang w:eastAsia="zh-CN"/>
-          </w:rPr>
-          <w:t>12300   =》  【0】1   +  【1】2300</w:t>
-        </w:r>
-      </w:ins>
     </w:p>
     <w:p>
       <w:pPr>
@@ -2224,743 +2195,219 @@
     <w:p>
       <w:pPr>
         <w:rPr>
-          <w:ins w:id="4" w:author="linyoubin" w:date="2016-03-25T13:26:00Z"/>
           <w:rFonts w:asciiTheme="minorEastAsia" w:hAnsiTheme="minorEastAsia"/>
           <w:lang w:eastAsia="zh-CN"/>
         </w:rPr>
       </w:pPr>
-      <w:ins w:id="5" w:author="linyoubin" w:date="2016-03-25T13:26:00Z">
-        <w:r>
-          <w:rPr>
-            <w:rFonts w:asciiTheme="minorEastAsia" w:hAnsiTheme="minorEastAsia"/>
-            <w:lang w:eastAsia="zh-CN"/>
-          </w:rPr>
-          <w:t>#if 0</w:t>
-        </w:r>
-      </w:ins>
-    </w:p>
-    <w:p>
-      <w:pPr>
-        <w:rPr>
-          <w:ins w:id="6" w:author="linyoubin" w:date="2016-03-25T13:26:00Z"/>
+      <w:r>
+        <w:rPr>
           <w:rFonts w:asciiTheme="minorEastAsia" w:hAnsiTheme="minorEastAsia"/>
           <w:lang w:eastAsia="zh-CN"/>
         </w:rPr>
-      </w:pPr>
-      <w:ins w:id="7" w:author="linyoubin" w:date="2016-03-25T13:26:00Z">
-        <w:r>
-          <w:rPr>
-            <w:rFonts w:asciiTheme="minorEastAsia" w:hAnsiTheme="minorEastAsia"/>
-            <w:lang w:eastAsia="zh-CN"/>
-          </w:rPr>
-          <w:t>#define NBASE</w:t>
-        </w:r>
-        <w:r>
-          <w:rPr>
-            <w:rFonts w:asciiTheme="minorEastAsia" w:hAnsiTheme="minorEastAsia"/>
-            <w:lang w:eastAsia="zh-CN"/>
-          </w:rPr>
-          <w:tab/>
-        </w:r>
-        <w:r>
-          <w:rPr>
-            <w:rFonts w:asciiTheme="minorEastAsia" w:hAnsiTheme="minorEastAsia"/>
-            <w:lang w:eastAsia="zh-CN"/>
-          </w:rPr>
-          <w:tab/>
-          <w:t>10</w:t>
-        </w:r>
-      </w:ins>
-    </w:p>
-    <w:p>
-      <w:pPr>
-        <w:rPr>
-          <w:ins w:id="8" w:author="linyoubin" w:date="2016-03-25T13:26:00Z"/>
+        <w:t>#if 1</w:t>
+      </w:r>
+    </w:p>
+    <w:p>
+      <w:pPr>
+        <w:rPr>
           <w:rFonts w:asciiTheme="minorEastAsia" w:hAnsiTheme="minorEastAsia"/>
           <w:lang w:eastAsia="zh-CN"/>
         </w:rPr>
       </w:pPr>
-      <w:ins w:id="9" w:author="linyoubin" w:date="2016-03-25T13:26:00Z">
-        <w:r>
-          <w:rPr>
-            <w:rFonts w:asciiTheme="minorEastAsia" w:hAnsiTheme="minorEastAsia"/>
-            <w:lang w:eastAsia="zh-CN"/>
-          </w:rPr>
-          <w:t>#define HALF_NBASE</w:t>
-        </w:r>
-        <w:r>
-          <w:rPr>
-            <w:rFonts w:asciiTheme="minorEastAsia" w:hAnsiTheme="minorEastAsia"/>
-            <w:lang w:eastAsia="zh-CN"/>
-          </w:rPr>
-          <w:tab/>
-          <w:t>5</w:t>
-        </w:r>
-      </w:ins>
-    </w:p>
-    <w:p>
-      <w:pPr>
-        <w:rPr>
-          <w:ins w:id="10" w:author="linyoubin" w:date="2016-03-25T13:26:00Z"/>
+      <w:r>
+        <w:rPr>
           <w:rFonts w:asciiTheme="minorEastAsia" w:hAnsiTheme="minorEastAsia"/>
           <w:lang w:eastAsia="zh-CN"/>
         </w:rPr>
-      </w:pPr>
-      <w:ins w:id="11" w:author="linyoubin" w:date="2016-03-25T13:26:00Z">
-        <w:r>
-          <w:rPr>
-            <w:rFonts w:asciiTheme="minorEastAsia" w:hAnsiTheme="minorEastAsia"/>
-            <w:lang w:eastAsia="zh-CN"/>
-          </w:rPr>
-          <w:t>#define DEC_DIGITS</w:t>
-        </w:r>
-        <w:r>
-          <w:rPr>
-            <w:rFonts w:asciiTheme="minorEastAsia" w:hAnsiTheme="minorEastAsia"/>
-            <w:lang w:eastAsia="zh-CN"/>
-          </w:rPr>
-          <w:tab/>
-          <w:t>1</w:t>
-        </w:r>
-        <w:r>
-          <w:rPr>
-            <w:rFonts w:asciiTheme="minorEastAsia" w:hAnsiTheme="minorEastAsia"/>
-            <w:lang w:eastAsia="zh-CN"/>
-          </w:rPr>
-          <w:tab/>
-        </w:r>
-        <w:r>
-          <w:rPr>
-            <w:rFonts w:asciiTheme="minorEastAsia" w:hAnsiTheme="minorEastAsia"/>
-            <w:lang w:eastAsia="zh-CN"/>
-          </w:rPr>
-          <w:tab/>
-        </w:r>
-        <w:r>
-          <w:rPr>
-            <w:rFonts w:asciiTheme="minorEastAsia" w:hAnsiTheme="minorEastAsia"/>
-            <w:lang w:eastAsia="zh-CN"/>
-          </w:rPr>
-          <w:tab/>
-          <w:t>/* decimal digits per NBASE digit */</w:t>
-        </w:r>
-      </w:ins>
-    </w:p>
-    <w:p>
-      <w:pPr>
-        <w:rPr>
-          <w:ins w:id="12" w:author="linyoubin" w:date="2016-03-25T13:26:00Z"/>
+        <w:t>#define NBASE</w:t>
+      </w:r>
+      <w:r>
+        <w:rPr>
           <w:rFonts w:asciiTheme="minorEastAsia" w:hAnsiTheme="minorEastAsia"/>
           <w:lang w:eastAsia="zh-CN"/>
         </w:rPr>
-      </w:pPr>
-      <w:ins w:id="13" w:author="linyoubin" w:date="2016-03-25T13:26:00Z">
-        <w:r>
-          <w:rPr>
-            <w:rFonts w:asciiTheme="minorEastAsia" w:hAnsiTheme="minorEastAsia"/>
-            <w:lang w:eastAsia="zh-CN"/>
-          </w:rPr>
-          <w:t>#define MUL_GUARD_DIGITS</w:t>
-        </w:r>
-        <w:r>
-          <w:rPr>
-            <w:rFonts w:asciiTheme="minorEastAsia" w:hAnsiTheme="minorEastAsia"/>
-            <w:lang w:eastAsia="zh-CN"/>
-          </w:rPr>
-          <w:tab/>
-          <w:t>4</w:t>
-        </w:r>
-        <w:r>
-          <w:rPr>
-            <w:rFonts w:asciiTheme="minorEastAsia" w:hAnsiTheme="minorEastAsia"/>
-            <w:lang w:eastAsia="zh-CN"/>
-          </w:rPr>
-          <w:tab/>
-          <w:t>/* these are measured in NBASE digits */</w:t>
-        </w:r>
-      </w:ins>
-    </w:p>
-    <w:p>
-      <w:pPr>
-        <w:rPr>
-          <w:ins w:id="14" w:author="linyoubin" w:date="2016-03-25T13:26:00Z"/>
+        <w:tab/>
+      </w:r>
+      <w:r>
+        <w:rPr>
           <w:rFonts w:asciiTheme="minorEastAsia" w:hAnsiTheme="minorEastAsia"/>
           <w:lang w:eastAsia="zh-CN"/>
         </w:rPr>
-      </w:pPr>
-      <w:ins w:id="15" w:author="linyoubin" w:date="2016-03-25T13:26:00Z">
-        <w:r>
-          <w:rPr>
-            <w:rFonts w:asciiTheme="minorEastAsia" w:hAnsiTheme="minorEastAsia"/>
-            <w:lang w:eastAsia="zh-CN"/>
-          </w:rPr>
-          <w:t>#define DIV_GUARD_DIGITS</w:t>
-        </w:r>
-        <w:r>
-          <w:rPr>
-            <w:rFonts w:asciiTheme="minorEastAsia" w:hAnsiTheme="minorEastAsia"/>
-            <w:lang w:eastAsia="zh-CN"/>
-          </w:rPr>
-          <w:tab/>
-          <w:t>8</w:t>
-        </w:r>
-      </w:ins>
-    </w:p>
-    <w:p>
-      <w:pPr>
-        <w:rPr>
-          <w:ins w:id="16" w:author="linyoubin" w:date="2016-03-25T13:26:00Z"/>
+        <w:tab/>
+        <w:t>10000</w:t>
+      </w:r>
+    </w:p>
+    <w:p>
+      <w:pPr>
+        <w:rPr>
           <w:rFonts w:asciiTheme="minorEastAsia" w:hAnsiTheme="minorEastAsia"/>
           <w:lang w:eastAsia="zh-CN"/>
         </w:rPr>
       </w:pPr>
-    </w:p>
-    <w:p>
-      <w:pPr>
-        <w:rPr>
-          <w:ins w:id="17" w:author="linyoubin" w:date="2016-03-25T13:26:00Z"/>
+      <w:r>
+        <w:rPr>
           <w:rFonts w:asciiTheme="minorEastAsia" w:hAnsiTheme="minorEastAsia"/>
           <w:lang w:eastAsia="zh-CN"/>
         </w:rPr>
-      </w:pPr>
-      <w:ins w:id="18" w:author="linyoubin" w:date="2016-03-25T13:26:00Z">
-        <w:r>
-          <w:rPr>
-            <w:rFonts w:asciiTheme="minorEastAsia" w:hAnsiTheme="minorEastAsia"/>
-            <w:lang w:eastAsia="zh-CN"/>
-          </w:rPr>
-          <w:t>typedef signed char NumericDigit;</w:t>
-        </w:r>
-      </w:ins>
-    </w:p>
-    <w:p>
-      <w:pPr>
-        <w:rPr>
-          <w:ins w:id="19" w:author="linyoubin" w:date="2016-03-25T13:26:00Z"/>
+        <w:t>#define HALF_NBASE</w:t>
+      </w:r>
+      <w:r>
+        <w:rPr>
           <w:rFonts w:asciiTheme="minorEastAsia" w:hAnsiTheme="minorEastAsia"/>
           <w:lang w:eastAsia="zh-CN"/>
         </w:rPr>
-      </w:pPr>
-      <w:ins w:id="20" w:author="linyoubin" w:date="2016-03-25T13:26:00Z">
-        <w:r>
-          <w:rPr>
-            <w:rFonts w:asciiTheme="minorEastAsia" w:hAnsiTheme="minorEastAsia"/>
-            <w:lang w:eastAsia="zh-CN"/>
-          </w:rPr>
-          <w:t>#endif</w:t>
-        </w:r>
-      </w:ins>
-    </w:p>
-    <w:p>
-      <w:pPr>
-        <w:rPr>
-          <w:ins w:id="21" w:author="linyoubin" w:date="2016-03-25T13:26:00Z"/>
+        <w:tab/>
+        <w:t>5000</w:t>
+      </w:r>
+    </w:p>
+    <w:p>
+      <w:pPr>
+        <w:rPr>
           <w:rFonts w:asciiTheme="minorEastAsia" w:hAnsiTheme="minorEastAsia"/>
           <w:lang w:eastAsia="zh-CN"/>
         </w:rPr>
       </w:pPr>
-    </w:p>
-    <w:p>
-      <w:pPr>
-        <w:rPr>
-          <w:ins w:id="22" w:author="linyoubin" w:date="2016-03-25T13:26:00Z"/>
+      <w:r>
+        <w:rPr>
           <w:rFonts w:asciiTheme="minorEastAsia" w:hAnsiTheme="minorEastAsia"/>
           <w:lang w:eastAsia="zh-CN"/>
         </w:rPr>
-      </w:pPr>
-      <w:ins w:id="23" w:author="linyoubin" w:date="2016-03-25T13:26:00Z">
-        <w:r>
-          <w:rPr>
-            <w:rFonts w:asciiTheme="minorEastAsia" w:hAnsiTheme="minorEastAsia"/>
-            <w:lang w:eastAsia="zh-CN"/>
-          </w:rPr>
-          <w:lastRenderedPageBreak/>
-          <w:t>#if 0</w:t>
-        </w:r>
-      </w:ins>
-    </w:p>
-    <w:p>
-      <w:pPr>
-        <w:rPr>
-          <w:ins w:id="24" w:author="linyoubin" w:date="2016-03-25T13:26:00Z"/>
+        <w:t>#define DEC_DIGITS</w:t>
+      </w:r>
+      <w:r>
+        <w:rPr>
           <w:rFonts w:asciiTheme="minorEastAsia" w:hAnsiTheme="minorEastAsia"/>
           <w:lang w:eastAsia="zh-CN"/>
         </w:rPr>
-      </w:pPr>
-      <w:ins w:id="25" w:author="linyoubin" w:date="2016-03-25T13:26:00Z">
-        <w:r>
-          <w:rPr>
-            <w:rFonts w:asciiTheme="minorEastAsia" w:hAnsiTheme="minorEastAsia"/>
-            <w:lang w:eastAsia="zh-CN"/>
-          </w:rPr>
-          <w:t>#define NBASE</w:t>
-        </w:r>
-        <w:r>
-          <w:rPr>
-            <w:rFonts w:asciiTheme="minorEastAsia" w:hAnsiTheme="minorEastAsia"/>
-            <w:lang w:eastAsia="zh-CN"/>
-          </w:rPr>
-          <w:tab/>
-        </w:r>
-        <w:r>
-          <w:rPr>
-            <w:rFonts w:asciiTheme="minorEastAsia" w:hAnsiTheme="minorEastAsia"/>
-            <w:lang w:eastAsia="zh-CN"/>
-          </w:rPr>
-          <w:tab/>
-          <w:t>100</w:t>
-        </w:r>
-      </w:ins>
-    </w:p>
-    <w:p>
-      <w:pPr>
-        <w:rPr>
-          <w:ins w:id="26" w:author="linyoubin" w:date="2016-03-25T13:26:00Z"/>
+        <w:tab/>
+        <w:t>4</w:t>
+      </w:r>
+      <w:r>
+        <w:rPr>
           <w:rFonts w:asciiTheme="minorEastAsia" w:hAnsiTheme="minorEastAsia"/>
           <w:lang w:eastAsia="zh-CN"/>
         </w:rPr>
-      </w:pPr>
-      <w:ins w:id="27" w:author="linyoubin" w:date="2016-03-25T13:26:00Z">
-        <w:r>
-          <w:rPr>
-            <w:rFonts w:asciiTheme="minorEastAsia" w:hAnsiTheme="minorEastAsia"/>
-            <w:lang w:eastAsia="zh-CN"/>
-          </w:rPr>
-          <w:t>#define HALF_NBASE</w:t>
-        </w:r>
-        <w:r>
-          <w:rPr>
-            <w:rFonts w:asciiTheme="minorEastAsia" w:hAnsiTheme="minorEastAsia"/>
-            <w:lang w:eastAsia="zh-CN"/>
-          </w:rPr>
-          <w:tab/>
-          <w:t>50</w:t>
-        </w:r>
-      </w:ins>
-    </w:p>
-    <w:p>
-      <w:pPr>
-        <w:rPr>
-          <w:ins w:id="28" w:author="linyoubin" w:date="2016-03-25T13:26:00Z"/>
+        <w:tab/>
+      </w:r>
+      <w:r>
+        <w:rPr>
           <w:rFonts w:asciiTheme="minorEastAsia" w:hAnsiTheme="minorEastAsia"/>
           <w:lang w:eastAsia="zh-CN"/>
         </w:rPr>
-      </w:pPr>
-      <w:ins w:id="29" w:author="linyoubin" w:date="2016-03-25T13:26:00Z">
-        <w:r>
-          <w:rPr>
-            <w:rFonts w:asciiTheme="minorEastAsia" w:hAnsiTheme="minorEastAsia"/>
-            <w:lang w:eastAsia="zh-CN"/>
-          </w:rPr>
-          <w:t>#define DEC_DIGITS</w:t>
-        </w:r>
-        <w:r>
-          <w:rPr>
-            <w:rFonts w:asciiTheme="minorEastAsia" w:hAnsiTheme="minorEastAsia"/>
-            <w:lang w:eastAsia="zh-CN"/>
-          </w:rPr>
-          <w:tab/>
-          <w:t>2</w:t>
-        </w:r>
-        <w:r>
-          <w:rPr>
-            <w:rFonts w:asciiTheme="minorEastAsia" w:hAnsiTheme="minorEastAsia"/>
-            <w:lang w:eastAsia="zh-CN"/>
-          </w:rPr>
-          <w:tab/>
-        </w:r>
-        <w:r>
-          <w:rPr>
-            <w:rFonts w:asciiTheme="minorEastAsia" w:hAnsiTheme="minorEastAsia"/>
-            <w:lang w:eastAsia="zh-CN"/>
-          </w:rPr>
-          <w:tab/>
-        </w:r>
-        <w:r>
-          <w:rPr>
-            <w:rFonts w:asciiTheme="minorEastAsia" w:hAnsiTheme="minorEastAsia"/>
-            <w:lang w:eastAsia="zh-CN"/>
-          </w:rPr>
-          <w:tab/>
-          <w:t>/* decimal digits per NBASE digit */</w:t>
-        </w:r>
-      </w:ins>
-    </w:p>
-    <w:p>
-      <w:pPr>
-        <w:rPr>
-          <w:ins w:id="30" w:author="linyoubin" w:date="2016-03-25T13:26:00Z"/>
+        <w:tab/>
+      </w:r>
+      <w:r>
+        <w:rPr>
           <w:rFonts w:asciiTheme="minorEastAsia" w:hAnsiTheme="minorEastAsia"/>
           <w:lang w:eastAsia="zh-CN"/>
         </w:rPr>
-      </w:pPr>
-      <w:ins w:id="31" w:author="linyoubin" w:date="2016-03-25T13:26:00Z">
-        <w:r>
-          <w:rPr>
-            <w:rFonts w:asciiTheme="minorEastAsia" w:hAnsiTheme="minorEastAsia"/>
-            <w:lang w:eastAsia="zh-CN"/>
-          </w:rPr>
-          <w:t>#define MUL_GUARD_DIGITS</w:t>
-        </w:r>
-        <w:r>
-          <w:rPr>
-            <w:rFonts w:asciiTheme="minorEastAsia" w:hAnsiTheme="minorEastAsia"/>
-            <w:lang w:eastAsia="zh-CN"/>
-          </w:rPr>
-          <w:tab/>
-          <w:t>3</w:t>
-        </w:r>
-        <w:r>
-          <w:rPr>
-            <w:rFonts w:asciiTheme="minorEastAsia" w:hAnsiTheme="minorEastAsia"/>
-            <w:lang w:eastAsia="zh-CN"/>
-          </w:rPr>
-          <w:tab/>
-          <w:t>/* these are measured in NBASE digits */</w:t>
-        </w:r>
-      </w:ins>
-    </w:p>
-    <w:p>
-      <w:pPr>
-        <w:rPr>
-          <w:ins w:id="32" w:author="linyoubin" w:date="2016-03-25T13:26:00Z"/>
+        <w:tab/>
+        <w:t>/* decimal digits per NBASE digit */</w:t>
+      </w:r>
+    </w:p>
+    <w:p>
+      <w:pPr>
+        <w:rPr>
           <w:rFonts w:asciiTheme="minorEastAsia" w:hAnsiTheme="minorEastAsia"/>
           <w:lang w:eastAsia="zh-CN"/>
         </w:rPr>
       </w:pPr>
-      <w:ins w:id="33" w:author="linyoubin" w:date="2016-03-25T13:26:00Z">
-        <w:r>
-          <w:rPr>
-            <w:rFonts w:asciiTheme="minorEastAsia" w:hAnsiTheme="minorEastAsia"/>
-            <w:lang w:eastAsia="zh-CN"/>
-          </w:rPr>
-          <w:t>#define DIV_GUARD_DIGITS</w:t>
-        </w:r>
-        <w:r>
-          <w:rPr>
-            <w:rFonts w:asciiTheme="minorEastAsia" w:hAnsiTheme="minorEastAsia"/>
-            <w:lang w:eastAsia="zh-CN"/>
-          </w:rPr>
-          <w:tab/>
-          <w:t>6</w:t>
-        </w:r>
-      </w:ins>
-    </w:p>
-    <w:p>
-      <w:pPr>
-        <w:rPr>
-          <w:ins w:id="34" w:author="linyoubin" w:date="2016-03-25T13:26:00Z"/>
+      <w:r>
+        <w:rPr>
           <w:rFonts w:asciiTheme="minorEastAsia" w:hAnsiTheme="minorEastAsia"/>
           <w:lang w:eastAsia="zh-CN"/>
         </w:rPr>
-      </w:pPr>
-    </w:p>
-    <w:p>
-      <w:pPr>
-        <w:rPr>
-          <w:ins w:id="35" w:author="linyoubin" w:date="2016-03-25T13:26:00Z"/>
+        <w:t>#define MUL_GUARD_DIGITS</w:t>
+      </w:r>
+      <w:r>
+        <w:rPr>
           <w:rFonts w:asciiTheme="minorEastAsia" w:hAnsiTheme="minorEastAsia"/>
           <w:lang w:eastAsia="zh-CN"/>
         </w:rPr>
-      </w:pPr>
-      <w:ins w:id="36" w:author="linyoubin" w:date="2016-03-25T13:26:00Z">
-        <w:r>
-          <w:rPr>
-            <w:rFonts w:asciiTheme="minorEastAsia" w:hAnsiTheme="minorEastAsia"/>
-            <w:lang w:eastAsia="zh-CN"/>
-          </w:rPr>
-          <w:t>typedef signed char NumericDigit;</w:t>
-        </w:r>
-      </w:ins>
-    </w:p>
-    <w:p>
-      <w:pPr>
-        <w:rPr>
-          <w:ins w:id="37" w:author="linyoubin" w:date="2016-03-25T13:26:00Z"/>
+        <w:tab/>
+        <w:t>2</w:t>
+      </w:r>
+      <w:r>
+        <w:rPr>
           <w:rFonts w:asciiTheme="minorEastAsia" w:hAnsiTheme="minorEastAsia"/>
           <w:lang w:eastAsia="zh-CN"/>
         </w:rPr>
-      </w:pPr>
-      <w:ins w:id="38" w:author="linyoubin" w:date="2016-03-25T13:26:00Z">
-        <w:r>
-          <w:rPr>
-            <w:rFonts w:asciiTheme="minorEastAsia" w:hAnsiTheme="minorEastAsia"/>
-            <w:lang w:eastAsia="zh-CN"/>
-          </w:rPr>
-          <w:t>#endif</w:t>
-        </w:r>
-      </w:ins>
-    </w:p>
-    <w:p>
-      <w:pPr>
-        <w:rPr>
-          <w:ins w:id="39" w:author="linyoubin" w:date="2016-03-25T13:26:00Z"/>
+        <w:tab/>
+        <w:t>/* these are measured in NBASE digits */</w:t>
+      </w:r>
+    </w:p>
+    <w:p>
+      <w:pPr>
+        <w:rPr>
           <w:rFonts w:asciiTheme="minorEastAsia" w:hAnsiTheme="minorEastAsia"/>
           <w:lang w:eastAsia="zh-CN"/>
         </w:rPr>
       </w:pPr>
-    </w:p>
-    <w:p>
-      <w:pPr>
-        <w:rPr>
-          <w:ins w:id="40" w:author="linyoubin" w:date="2016-03-25T13:26:00Z"/>
+      <w:r>
+        <w:rPr>
           <w:rFonts w:asciiTheme="minorEastAsia" w:hAnsiTheme="minorEastAsia"/>
           <w:lang w:eastAsia="zh-CN"/>
         </w:rPr>
-      </w:pPr>
-      <w:ins w:id="41" w:author="linyoubin" w:date="2016-03-25T13:26:00Z">
-        <w:r>
-          <w:rPr>
-            <w:rFonts w:asciiTheme="minorEastAsia" w:hAnsiTheme="minorEastAsia"/>
-            <w:lang w:eastAsia="zh-CN"/>
-          </w:rPr>
-          <w:t>#if 1</w:t>
-        </w:r>
-      </w:ins>
-    </w:p>
-    <w:p>
-      <w:pPr>
-        <w:rPr>
-          <w:ins w:id="42" w:author="linyoubin" w:date="2016-03-25T13:26:00Z"/>
+        <w:t>#define DIV_GUARD_DIGITS</w:t>
+      </w:r>
+      <w:r>
+        <w:rPr>
           <w:rFonts w:asciiTheme="minorEastAsia" w:hAnsiTheme="minorEastAsia"/>
           <w:lang w:eastAsia="zh-CN"/>
         </w:rPr>
-      </w:pPr>
-      <w:ins w:id="43" w:author="linyoubin" w:date="2016-03-25T13:26:00Z">
-        <w:r>
-          <w:rPr>
-            <w:rFonts w:asciiTheme="minorEastAsia" w:hAnsiTheme="minorEastAsia"/>
-            <w:lang w:eastAsia="zh-CN"/>
-          </w:rPr>
-          <w:t>#define NBASE</w:t>
-        </w:r>
-        <w:r>
-          <w:rPr>
-            <w:rFonts w:asciiTheme="minorEastAsia" w:hAnsiTheme="minorEastAsia"/>
-            <w:lang w:eastAsia="zh-CN"/>
-          </w:rPr>
-          <w:tab/>
-        </w:r>
-        <w:r>
-          <w:rPr>
-            <w:rFonts w:asciiTheme="minorEastAsia" w:hAnsiTheme="minorEastAsia"/>
-            <w:lang w:eastAsia="zh-CN"/>
-          </w:rPr>
-          <w:tab/>
-          <w:t>10000</w:t>
-        </w:r>
-      </w:ins>
-    </w:p>
-    <w:p>
-      <w:pPr>
-        <w:rPr>
-          <w:ins w:id="44" w:author="linyoubin" w:date="2016-03-25T13:26:00Z"/>
+        <w:tab/>
+        <w:t>4</w:t>
+      </w:r>
+    </w:p>
+    <w:p>
+      <w:pPr>
+        <w:rPr>
           <w:rFonts w:asciiTheme="minorEastAsia" w:hAnsiTheme="minorEastAsia"/>
           <w:lang w:eastAsia="zh-CN"/>
         </w:rPr>
       </w:pPr>
-      <w:ins w:id="45" w:author="linyoubin" w:date="2016-03-25T13:26:00Z">
-        <w:r>
-          <w:rPr>
-            <w:rFonts w:asciiTheme="minorEastAsia" w:hAnsiTheme="minorEastAsia"/>
-            <w:lang w:eastAsia="zh-CN"/>
-          </w:rPr>
-          <w:t>#define HALF_NBASE</w:t>
-        </w:r>
-        <w:r>
-          <w:rPr>
-            <w:rFonts w:asciiTheme="minorEastAsia" w:hAnsiTheme="minorEastAsia"/>
-            <w:lang w:eastAsia="zh-CN"/>
-          </w:rPr>
-          <w:tab/>
-          <w:t>5000</w:t>
-        </w:r>
-      </w:ins>
-    </w:p>
-    <w:p>
-      <w:pPr>
-        <w:rPr>
-          <w:ins w:id="46" w:author="linyoubin" w:date="2016-03-25T13:26:00Z"/>
+    </w:p>
+    <w:p>
+      <w:pPr>
+        <w:rPr>
           <w:rFonts w:asciiTheme="minorEastAsia" w:hAnsiTheme="minorEastAsia"/>
           <w:lang w:eastAsia="zh-CN"/>
         </w:rPr>
       </w:pPr>
-      <w:ins w:id="47" w:author="linyoubin" w:date="2016-03-25T13:26:00Z">
-        <w:r>
-          <w:rPr>
-            <w:rFonts w:asciiTheme="minorEastAsia" w:hAnsiTheme="minorEastAsia"/>
-            <w:lang w:eastAsia="zh-CN"/>
-          </w:rPr>
-          <w:t>#define DEC_DIGITS</w:t>
-        </w:r>
-        <w:r>
-          <w:rPr>
-            <w:rFonts w:asciiTheme="minorEastAsia" w:hAnsiTheme="minorEastAsia"/>
-            <w:lang w:eastAsia="zh-CN"/>
-          </w:rPr>
-          <w:tab/>
-          <w:t>4</w:t>
-        </w:r>
-        <w:r>
-          <w:rPr>
-            <w:rFonts w:asciiTheme="minorEastAsia" w:hAnsiTheme="minorEastAsia"/>
-            <w:lang w:eastAsia="zh-CN"/>
-          </w:rPr>
-          <w:tab/>
-        </w:r>
-        <w:r>
-          <w:rPr>
-            <w:rFonts w:asciiTheme="minorEastAsia" w:hAnsiTheme="minorEastAsia"/>
-            <w:lang w:eastAsia="zh-CN"/>
-          </w:rPr>
-          <w:tab/>
-        </w:r>
-        <w:r>
-          <w:rPr>
-            <w:rFonts w:asciiTheme="minorEastAsia" w:hAnsiTheme="minorEastAsia"/>
-            <w:lang w:eastAsia="zh-CN"/>
-          </w:rPr>
-          <w:tab/>
-          <w:t>/* decimal digits per NBASE digit */</w:t>
-        </w:r>
-      </w:ins>
-    </w:p>
-    <w:p>
-      <w:pPr>
-        <w:rPr>
-          <w:ins w:id="48" w:author="linyoubin" w:date="2016-03-25T13:26:00Z"/>
+      <w:r>
+        <w:rPr>
           <w:rFonts w:asciiTheme="minorEastAsia" w:hAnsiTheme="minorEastAsia"/>
           <w:lang w:eastAsia="zh-CN"/>
         </w:rPr>
-      </w:pPr>
-      <w:ins w:id="49" w:author="linyoubin" w:date="2016-03-25T13:26:00Z">
-        <w:r>
-          <w:rPr>
-            <w:rFonts w:asciiTheme="minorEastAsia" w:hAnsiTheme="minorEastAsia"/>
-            <w:lang w:eastAsia="zh-CN"/>
-          </w:rPr>
-          <w:t>#define MUL_GUARD_DIGITS</w:t>
-        </w:r>
-        <w:r>
-          <w:rPr>
-            <w:rFonts w:asciiTheme="minorEastAsia" w:hAnsiTheme="minorEastAsia"/>
-            <w:lang w:eastAsia="zh-CN"/>
-          </w:rPr>
-          <w:tab/>
-          <w:t>2</w:t>
-        </w:r>
-        <w:r>
-          <w:rPr>
-            <w:rFonts w:asciiTheme="minorEastAsia" w:hAnsiTheme="minorEastAsia"/>
-            <w:lang w:eastAsia="zh-CN"/>
-          </w:rPr>
-          <w:tab/>
-          <w:t>/* these are measured in NBASE digits */</w:t>
-        </w:r>
-      </w:ins>
-    </w:p>
-    <w:p>
-      <w:pPr>
-        <w:rPr>
-          <w:ins w:id="50" w:author="linyoubin" w:date="2016-03-25T13:26:00Z"/>
+        <w:t>typedef int16 NumericDigit;</w:t>
+      </w:r>
+    </w:p>
+    <w:p>
+      <w:pPr>
+        <w:rPr>
           <w:rFonts w:asciiTheme="minorEastAsia" w:hAnsiTheme="minorEastAsia"/>
           <w:lang w:eastAsia="zh-CN"/>
         </w:rPr>
       </w:pPr>
-      <w:ins w:id="51" w:author="linyoubin" w:date="2016-03-25T13:26:00Z">
-        <w:r>
-          <w:rPr>
-            <w:rFonts w:asciiTheme="minorEastAsia" w:hAnsiTheme="minorEastAsia"/>
-            <w:lang w:eastAsia="zh-CN"/>
-          </w:rPr>
-          <w:t>#define DIV_GUARD_DIGITS</w:t>
-        </w:r>
-        <w:r>
-          <w:rPr>
-            <w:rFonts w:asciiTheme="minorEastAsia" w:hAnsiTheme="minorEastAsia"/>
-            <w:lang w:eastAsia="zh-CN"/>
-          </w:rPr>
-          <w:tab/>
-          <w:t>4</w:t>
-        </w:r>
-      </w:ins>
-    </w:p>
-    <w:p>
-      <w:pPr>
-        <w:rPr>
-          <w:ins w:id="52" w:author="linyoubin" w:date="2016-03-25T13:26:00Z"/>
+      <w:r>
+        <w:rPr>
           <w:rFonts w:asciiTheme="minorEastAsia" w:hAnsiTheme="minorEastAsia"/>
           <w:lang w:eastAsia="zh-CN"/>
         </w:rPr>
-      </w:pPr>
-    </w:p>
-    <w:p>
-      <w:pPr>
-        <w:rPr>
-          <w:ins w:id="53" w:author="linyoubin" w:date="2016-03-25T13:26:00Z"/>
+        <w:t>#endif</w:t>
+      </w:r>
+    </w:p>
+    <w:p>
+      <w:pPr>
+        <w:rPr>
           <w:rFonts w:asciiTheme="minorEastAsia" w:hAnsiTheme="minorEastAsia"/>
           <w:lang w:eastAsia="zh-CN"/>
         </w:rPr>
       </w:pPr>
-      <w:ins w:id="54" w:author="linyoubin" w:date="2016-03-25T13:26:00Z">
-        <w:r>
-          <w:rPr>
-            <w:rFonts w:asciiTheme="minorEastAsia" w:hAnsiTheme="minorEastAsia"/>
-            <w:lang w:eastAsia="zh-CN"/>
-          </w:rPr>
-          <w:t>typedef int16 NumericDigit;</w:t>
-        </w:r>
-      </w:ins>
-    </w:p>
-    <w:p>
-      <w:pPr>
-        <w:rPr>
-          <w:ins w:id="55" w:author="linyoubin" w:date="2016-03-25T13:26:00Z"/>
-          <w:rFonts w:asciiTheme="minorEastAsia" w:hAnsiTheme="minorEastAsia"/>
-          <w:lang w:eastAsia="zh-CN"/>
-        </w:rPr>
-      </w:pPr>
-      <w:ins w:id="56" w:author="linyoubin" w:date="2016-03-25T13:26:00Z">
-        <w:r>
-          <w:rPr>
-            <w:rFonts w:asciiTheme="minorEastAsia" w:hAnsiTheme="minorEastAsia"/>
-            <w:lang w:eastAsia="zh-CN"/>
-          </w:rPr>
-          <w:t>#endif</w:t>
-        </w:r>
-      </w:ins>
-    </w:p>
-    <w:p>
-      <w:pPr>
-        <w:rPr>
-          <w:ins w:id="57" w:author="linyoubin" w:date="2016-03-25T13:26:00Z"/>
-          <w:rFonts w:asciiTheme="minorEastAsia" w:hAnsiTheme="minorEastAsia"/>
-          <w:lang w:eastAsia="zh-CN"/>
-        </w:rPr>
-      </w:pPr>
-      <w:ins w:id="58" w:author="linyoubin" w:date="2016-03-25T13:35:00Z">
-        <w:r>
-          <w:rPr>
-            <w:rFonts w:asciiTheme="minorEastAsia" w:hAnsiTheme="minorEastAsia" w:hint="eastAsia"/>
-            <w:lang w:eastAsia="zh-CN"/>
-          </w:rPr>
-          <w:t>65536   9999</w:t>
-        </w:r>
-      </w:ins>
-    </w:p>
-    <w:p>
-      <w:pPr>
-        <w:rPr>
-          <w:ins w:id="59" w:author="linyoubin" w:date="2016-03-25T13:26:00Z"/>
-          <w:rFonts w:asciiTheme="minorEastAsia" w:hAnsiTheme="minorEastAsia"/>
-          <w:lang w:eastAsia="zh-CN"/>
-        </w:rPr>
-      </w:pPr>
-    </w:p>
-    <w:p>
-      <w:pPr>
-        <w:rPr>
-          <w:ins w:id="60" w:author="linyoubin" w:date="2016-03-25T13:26:00Z"/>
+    </w:p>
+    <w:p>
+      <w:pPr>
+        <w:rPr>
           <w:rFonts w:asciiTheme="minorEastAsia" w:hAnsiTheme="minorEastAsia"/>
           <w:lang w:eastAsia="zh-CN"/>
         </w:rPr>
@@ -3160,6 +2607,7 @@
         <w:rPr>
           <w:rFonts w:hint="eastAsia"/>
         </w:rPr>
+        <w:lastRenderedPageBreak/>
         <w:t>（待补）</w:t>
       </w:r>
       <w:r>
@@ -3219,7 +2667,7 @@
           <v:shape id="_x0000_i1027" type="#_x0000_t75" style="width:415.3pt;height:370.95pt" o:ole="">
             <v:imagedata r:id="rId8" o:title=""/>
           </v:shape>
-          <o:OLEObject Type="Embed" ProgID="Visio.Drawing.11" ShapeID="_x0000_i1027" DrawAspect="Content" ObjectID="_1521975096" r:id="rId9"/>
+          <o:OLEObject Type="Embed" ProgID="Visio.Drawing.11" ShapeID="_x0000_i1027" DrawAspect="Content" ObjectID="_1522234798" r:id="rId9"/>
         </w:object>
       </w:r>
     </w:p>
@@ -3247,7 +2695,7 @@
           <v:shape id="_x0000_i1028" type="#_x0000_t75" style="width:370.35pt;height:491.9pt" o:ole="">
             <v:imagedata r:id="rId10" o:title=""/>
           </v:shape>
-          <o:OLEObject Type="Embed" ProgID="Visio.Drawing.11" ShapeID="_x0000_i1028" DrawAspect="Content" ObjectID="_1521975097" r:id="rId11"/>
+          <o:OLEObject Type="Embed" ProgID="Visio.Drawing.11" ShapeID="_x0000_i1028" DrawAspect="Content" ObjectID="_1522234799" r:id="rId11"/>
         </w:object>
       </w:r>
     </w:p>
@@ -3286,7 +2734,7 @@
           <v:shape id="_x0000_i1029" type="#_x0000_t75" style="width:415.3pt;height:370.95pt" o:ole="">
             <v:imagedata r:id="rId12" o:title=""/>
           </v:shape>
-          <o:OLEObject Type="Embed" ProgID="Visio.Drawing.11" ShapeID="_x0000_i1029" DrawAspect="Content" ObjectID="_1521975098" r:id="rId13"/>
+          <o:OLEObject Type="Embed" ProgID="Visio.Drawing.11" ShapeID="_x0000_i1029" DrawAspect="Content" ObjectID="_1522234800" r:id="rId13"/>
         </w:object>
       </w:r>
     </w:p>
@@ -3308,7 +2756,7 @@
           <v:shape id="_x0000_i1030" type="#_x0000_t75" style="width:356.55pt;height:494.2pt" o:ole="">
             <v:imagedata r:id="rId14" o:title=""/>
           </v:shape>
-          <o:OLEObject Type="Embed" ProgID="Visio.Drawing.11" ShapeID="_x0000_i1030" DrawAspect="Content" ObjectID="_1521975099" r:id="rId15"/>
+          <o:OLEObject Type="Embed" ProgID="Visio.Drawing.11" ShapeID="_x0000_i1030" DrawAspect="Content" ObjectID="_1522234801" r:id="rId15"/>
         </w:object>
       </w:r>
     </w:p>
@@ -3336,7 +2784,7 @@
           <v:shape id="_x0000_i1031" type="#_x0000_t75" style="width:308.75pt;height:697.55pt" o:ole="">
             <v:imagedata r:id="rId16" o:title=""/>
           </v:shape>
-          <o:OLEObject Type="Embed" ProgID="Visio.Drawing.11" ShapeID="_x0000_i1031" DrawAspect="Content" ObjectID="_1521975100" r:id="rId17"/>
+          <o:OLEObject Type="Embed" ProgID="Visio.Drawing.11" ShapeID="_x0000_i1031" DrawAspect="Content" ObjectID="_1522234802" r:id="rId17"/>
         </w:object>
       </w:r>
     </w:p>
@@ -3494,7 +2942,7 @@
         </w:rPr>
         <w:t xml:space="preserve"> (</w:t>
       </w:r>
-      <w:commentRangeStart w:id="61"/>
+      <w:commentRangeStart w:id="0"/>
       <w:r>
         <w:rPr>
           <w:rFonts w:hint="eastAsia"/>
@@ -3503,12 +2951,12 @@
         </w:rPr>
         <w:t>res_weight</w:t>
       </w:r>
-      <w:commentRangeEnd w:id="61"/>
+      <w:commentRangeEnd w:id="0"/>
       <w:r>
         <w:rPr>
           <w:rStyle w:val="CommentReference"/>
         </w:rPr>
-        <w:commentReference w:id="61"/>
+        <w:commentReference w:id="0"/>
       </w:r>
       <w:r>
         <w:rPr>
@@ -3746,7 +3194,7 @@
           <v:shape id="_x0000_i1032" type="#_x0000_t75" style="width:414.7pt;height:616.3pt" o:ole="">
             <v:imagedata r:id="rId21" o:title=""/>
           </v:shape>
-          <o:OLEObject Type="Embed" ProgID="Visio.Drawing.11" ShapeID="_x0000_i1032" DrawAspect="Content" ObjectID="_1521975101" r:id="rId22"/>
+          <o:OLEObject Type="Embed" ProgID="Visio.Drawing.11" ShapeID="_x0000_i1032" DrawAspect="Content" ObjectID="_1522234803" r:id="rId22"/>
         </w:object>
       </w:r>
     </w:p>
@@ -4108,15 +3556,13 @@
         </w:rPr>
         <w:t>范围</w:t>
       </w:r>
-      <w:ins w:id="62" w:author="linyoubin" w:date="2016-03-25T15:11:00Z">
-        <w:r>
-          <w:rPr>
-            <w:rFonts w:asciiTheme="minorEastAsia" w:hAnsiTheme="minorEastAsia" w:hint="eastAsia"/>
-            <w:lang w:eastAsia="zh-CN"/>
-          </w:rPr>
-          <w:t>presicion + scale</w:t>
-        </w:r>
-      </w:ins>
+      <w:r>
+        <w:rPr>
+          <w:rFonts w:asciiTheme="minorEastAsia" w:hAnsiTheme="minorEastAsia" w:hint="eastAsia"/>
+          <w:lang w:eastAsia="zh-CN"/>
+        </w:rPr>
+        <w:t>presicion + scale</w:t>
+      </w:r>
     </w:p>
     <w:p>
       <w:pPr>
@@ -4265,97 +3711,10 @@
       </w:pPr>
       <w:r>
         <w:rPr>
-          <w:rFonts w:asciiTheme="minorEastAsia" w:eastAsiaTheme="minorEastAsia" w:hAnsiTheme="minorEastAsia" w:hint="eastAsia"/>
-          <w:lang w:eastAsia="zh-CN"/>
-        </w:rPr>
-        <w:t xml:space="preserve">struct </w:t>
-      </w:r>
-      <w:r>
-        <w:rPr>
-          <w:rFonts w:asciiTheme="minorEastAsia" w:eastAsiaTheme="minorEastAsia" w:hAnsiTheme="minorEastAsia" w:hint="eastAsia"/>
-          <w:lang w:eastAsia="zh-CN"/>
-        </w:rPr>
-        <w:t>bson_</w:t>
-      </w:r>
-      <w:r>
-        <w:rPr>
-          <w:rFonts w:asciiTheme="minorEastAsia" w:eastAsiaTheme="minorEastAsia" w:hAnsiTheme="minorEastAsia" w:hint="eastAsia"/>
-          <w:lang w:eastAsia="zh-CN"/>
-        </w:rPr>
-        <w:t>decimal</w:t>
-      </w:r>
-    </w:p>
-    <w:p>
-      <w:pPr>
-        <w:rPr>
           <w:rFonts w:asciiTheme="minorEastAsia" w:eastAsiaTheme="minorEastAsia" w:hAnsiTheme="minorEastAsia"/>
           <w:lang w:eastAsia="zh-CN"/>
         </w:rPr>
-      </w:pPr>
-      <w:r>
-        <w:rPr>
-          <w:rFonts w:asciiTheme="minorEastAsia" w:eastAsiaTheme="minorEastAsia" w:hAnsiTheme="minorEastAsia" w:hint="eastAsia"/>
-          <w:lang w:eastAsia="zh-CN"/>
-        </w:rPr>
-        <w:t>{</w:t>
-      </w:r>
-    </w:p>
-    <w:p>
-      <w:pPr>
-        <w:rPr>
-          <w:rFonts w:asciiTheme="minorEastAsia" w:hAnsiTheme="minorEastAsia"/>
-          <w:lang w:eastAsia="zh-CN"/>
-        </w:rPr>
-      </w:pPr>
-      <w:r>
-        <w:rPr>
-          <w:rFonts w:asciiTheme="minorEastAsia" w:hAnsiTheme="minorEastAsia" w:hint="eastAsia"/>
-          <w:lang w:eastAsia="zh-CN"/>
-        </w:rPr>
-        <w:t xml:space="preserve">  int32  </w:t>
-      </w:r>
-      <w:r>
-        <w:rPr>
-          <w:rFonts w:asciiTheme="minorEastAsia" w:hAnsiTheme="minorEastAsia" w:hint="eastAsia"/>
-          <w:lang w:eastAsia="zh-CN"/>
-        </w:rPr>
-        <w:t>typemod</w:t>
-      </w:r>
-      <w:r>
-        <w:rPr>
-          <w:rFonts w:asciiTheme="minorEastAsia" w:hAnsiTheme="minorEastAsia" w:hint="eastAsia"/>
-          <w:lang w:eastAsia="zh-CN"/>
-        </w:rPr>
-        <w:t>; //字段</w:t>
-      </w:r>
-      <w:r>
-        <w:rPr>
-          <w:rFonts w:asciiTheme="minorEastAsia" w:hAnsiTheme="minorEastAsia" w:hint="eastAsia"/>
-          <w:lang w:eastAsia="zh-CN"/>
-        </w:rPr>
-        <w:t>定义</w:t>
-      </w:r>
-      <w:r>
-        <w:rPr>
-          <w:rFonts w:asciiTheme="minorEastAsia" w:hAnsiTheme="minorEastAsia" w:hint="eastAsia"/>
-          <w:lang w:eastAsia="zh-CN"/>
-        </w:rPr>
-        <w:t>的精度范围</w:t>
-      </w:r>
-    </w:p>
-    <w:p>
-      <w:pPr>
-        <w:rPr>
-          <w:rFonts w:asciiTheme="minorEastAsia" w:hAnsiTheme="minorEastAsia"/>
-          <w:lang w:eastAsia="zh-CN"/>
-        </w:rPr>
-      </w:pPr>
-      <w:r>
-        <w:rPr>
-          <w:rFonts w:asciiTheme="minorEastAsia" w:hAnsiTheme="minorEastAsia" w:hint="eastAsia"/>
-          <w:lang w:eastAsia="zh-CN"/>
-        </w:rPr>
-        <w:t xml:space="preserve">  int32  ndigits; //digits数组个数</w:t>
+        <w:t>typedef struct {</w:t>
       </w:r>
     </w:p>
     <w:p>
@@ -4367,377 +3726,162 @@
       </w:pPr>
       <w:r>
         <w:rPr>
-          <w:rFonts w:asciiTheme="minorEastAsia" w:hAnsiTheme="minorEastAsia" w:hint="eastAsia"/>
-          <w:lang w:eastAsia="zh-CN"/>
-        </w:rPr>
-        <w:t xml:space="preserve">  int16  sign;    //符号位</w:t>
-      </w:r>
-    </w:p>
-    <w:p>
-      <w:pPr>
-        <w:rPr>
-          <w:rFonts w:asciiTheme="minorEastAsia" w:hAnsiTheme="minorEastAsia"/>
-          <w:lang w:eastAsia="zh-CN"/>
-        </w:rPr>
-      </w:pPr>
-      <w:r>
-        <w:rPr>
-          <w:rFonts w:asciiTheme="minorEastAsia" w:eastAsiaTheme="minorEastAsia" w:hAnsiTheme="minorEastAsia" w:hint="eastAsia"/>
-          <w:lang w:eastAsia="zh-CN"/>
-        </w:rPr>
-        <w:t xml:space="preserve">  int16  dscale;</w:t>
-      </w:r>
-      <w:r>
-        <w:rPr>
-          <w:rFonts w:asciiTheme="minorEastAsia" w:hAnsiTheme="minorEastAsia" w:hint="eastAsia"/>
-          <w:lang w:eastAsia="zh-CN"/>
-        </w:rPr>
-        <w:t xml:space="preserve">  //显示的小数位位数</w:t>
-      </w:r>
-    </w:p>
-    <w:p>
-      <w:pPr>
-        <w:rPr>
-          <w:rFonts w:asciiTheme="minorEastAsia" w:hAnsiTheme="minorEastAsia"/>
-          <w:lang w:eastAsia="zh-CN"/>
-        </w:rPr>
-      </w:pPr>
-      <w:r>
-        <w:rPr>
-          <w:rFonts w:asciiTheme="minorEastAsia" w:eastAsiaTheme="minorEastAsia" w:hAnsiTheme="minorEastAsia" w:hint="eastAsia"/>
-          <w:lang w:eastAsia="zh-CN"/>
-        </w:rPr>
-        <w:t xml:space="preserve">  int16  weight;  //</w:t>
-      </w:r>
-      <w:r>
-        <w:rPr>
-          <w:rFonts w:asciiTheme="minorEastAsia" w:hAnsiTheme="minorEastAsia" w:hint="eastAsia"/>
-          <w:lang w:eastAsia="zh-CN"/>
-        </w:rPr>
-        <w:t>整数位位数(NBASE=10000)</w:t>
-      </w:r>
-    </w:p>
-    <w:p>
-      <w:pPr>
-        <w:rPr>
-          <w:rFonts w:asciiTheme="minorEastAsia" w:hAnsiTheme="minorEastAsia"/>
-          <w:lang w:eastAsia="zh-CN"/>
-        </w:rPr>
-      </w:pPr>
-      <w:r>
-        <w:rPr>
-          <w:rFonts w:asciiTheme="minorEastAsia" w:hAnsiTheme="minorEastAsia" w:hint="eastAsia"/>
-          <w:lang w:eastAsia="zh-CN"/>
-        </w:rPr>
-        <w:t xml:space="preserve">  int16  isOwn;</w:t>
-      </w:r>
-      <w:r>
-        <w:rPr>
-          <w:rFonts w:asciiTheme="minorEastAsia" w:hAnsiTheme="minorEastAsia" w:hint="eastAsia"/>
-          <w:lang w:eastAsia="zh-CN"/>
-        </w:rPr>
-        <w:t xml:space="preserve">   //是否自己持有digits数组</w:t>
-      </w:r>
-    </w:p>
-    <w:p>
-      <w:pPr>
-        <w:rPr>
           <w:rFonts w:asciiTheme="minorEastAsia" w:eastAsiaTheme="minorEastAsia" w:hAnsiTheme="minorEastAsia"/>
           <w:lang w:eastAsia="zh-CN"/>
         </w:rPr>
-      </w:pPr>
-      <w:r>
-        <w:rPr>
-          <w:rFonts w:asciiTheme="minorEastAsia" w:hAnsiTheme="minorEastAsia" w:hint="eastAsia"/>
-          <w:lang w:eastAsia="zh-CN"/>
-        </w:rPr>
-        <w:t xml:space="preserve">  int16  </w:t>
-      </w:r>
-      <w:r>
-        <w:rPr>
-          <w:rFonts w:asciiTheme="minorEastAsia" w:hAnsiTheme="minorEastAsia" w:hint="eastAsia"/>
-          <w:lang w:eastAsia="zh-CN"/>
-        </w:rPr>
-        <w:t>*</w:t>
-      </w:r>
-      <w:r>
-        <w:rPr>
-          <w:rFonts w:asciiTheme="minorEastAsia" w:hAnsiTheme="minorEastAsia" w:hint="eastAsia"/>
-          <w:lang w:eastAsia="zh-CN"/>
-        </w:rPr>
-        <w:t>digitis</w:t>
-      </w:r>
-      <w:r>
-        <w:rPr>
-          <w:rFonts w:asciiTheme="minorEastAsia" w:hAnsiTheme="minorEastAsia" w:hint="eastAsia"/>
-          <w:lang w:eastAsia="zh-CN"/>
-        </w:rPr>
-        <w:t>;</w:t>
-      </w:r>
-      <w:r>
-        <w:rPr>
-          <w:rFonts w:asciiTheme="minorEastAsia" w:hAnsiTheme="minorEastAsia" w:hint="eastAsia"/>
-          <w:lang w:eastAsia="zh-CN"/>
-        </w:rPr>
-        <w:t>//</w:t>
-      </w:r>
-      <w:r>
-        <w:rPr>
-          <w:rFonts w:asciiTheme="minorEastAsia" w:hAnsiTheme="minorEastAsia" w:hint="eastAsia"/>
-          <w:lang w:eastAsia="zh-CN"/>
-        </w:rPr>
-        <w:t>数组起始位置</w:t>
-      </w:r>
-    </w:p>
-    <w:p>
-      <w:pPr>
-        <w:rPr>
-          <w:ins w:id="63" w:author="linyoubin" w:date="2016-03-25T15:13:00Z"/>
+        <w:t xml:space="preserve">   int   typemod;  /* precision &amp; scale define:  </w:t>
+      </w:r>
+    </w:p>
+    <w:p>
+      <w:pPr>
+        <w:rPr>
           <w:rFonts w:asciiTheme="minorEastAsia" w:eastAsiaTheme="minorEastAsia" w:hAnsiTheme="minorEastAsia"/>
           <w:lang w:eastAsia="zh-CN"/>
         </w:rPr>
       </w:pPr>
       <w:r>
         <w:rPr>
-          <w:rFonts w:asciiTheme="minorEastAsia" w:eastAsiaTheme="minorEastAsia" w:hAnsiTheme="minorEastAsia" w:hint="eastAsia"/>
-          <w:lang w:eastAsia="zh-CN"/>
-        </w:rPr>
-        <w:t>}</w:t>
-      </w:r>
-    </w:p>
-    <w:p>
-      <w:pPr>
-        <w:rPr>
-          <w:ins w:id="64" w:author="linyoubin" w:date="2016-03-25T15:13:00Z"/>
           <w:rFonts w:asciiTheme="minorEastAsia" w:eastAsiaTheme="minorEastAsia" w:hAnsiTheme="minorEastAsia"/>
           <w:lang w:eastAsia="zh-CN"/>
         </w:rPr>
-      </w:pPr>
-    </w:p>
-    <w:p>
-      <w:pPr>
-        <w:rPr>
-          <w:ins w:id="65" w:author="linyoubin" w:date="2016-03-25T15:13:00Z"/>
+        <w:t xml:space="preserve">                         precision = (typmod &gt;&gt; 16) &amp; 0xffff</w:t>
+      </w:r>
+    </w:p>
+    <w:p>
+      <w:pPr>
+        <w:rPr>
           <w:rFonts w:asciiTheme="minorEastAsia" w:eastAsiaTheme="minorEastAsia" w:hAnsiTheme="minorEastAsia"/>
           <w:lang w:eastAsia="zh-CN"/>
         </w:rPr>
       </w:pPr>
-      <w:ins w:id="66" w:author="linyoubin" w:date="2016-03-25T15:13:00Z">
-        <w:r>
-          <w:rPr>
-            <w:rFonts w:asciiTheme="minorEastAsia" w:eastAsiaTheme="minorEastAsia" w:hAnsiTheme="minorEastAsia"/>
-            <w:lang w:eastAsia="zh-CN"/>
-          </w:rPr>
-          <w:t>typedef struct {</w:t>
-        </w:r>
-      </w:ins>
-    </w:p>
-    <w:p>
-      <w:pPr>
-        <w:rPr>
-          <w:ins w:id="67" w:author="linyoubin" w:date="2016-03-25T15:13:00Z"/>
+      <w:r>
+        <w:rPr>
           <w:rFonts w:asciiTheme="minorEastAsia" w:eastAsiaTheme="minorEastAsia" w:hAnsiTheme="minorEastAsia"/>
           <w:lang w:eastAsia="zh-CN"/>
         </w:rPr>
-      </w:pPr>
-      <w:ins w:id="68" w:author="linyoubin" w:date="2016-03-25T15:13:00Z">
-        <w:r>
-          <w:rPr>
-            <w:rFonts w:asciiTheme="minorEastAsia" w:eastAsiaTheme="minorEastAsia" w:hAnsiTheme="minorEastAsia"/>
-            <w:lang w:eastAsia="zh-CN"/>
-          </w:rPr>
-          <w:t xml:space="preserve">   int   typemod;  /* precision &amp; scale define:  </w:t>
-        </w:r>
-      </w:ins>
-    </w:p>
-    <w:p>
-      <w:pPr>
-        <w:rPr>
-          <w:ins w:id="69" w:author="linyoubin" w:date="2016-03-25T15:13:00Z"/>
+        <w:t xml:space="preserve">                         scale     = typmod &amp; 0xffff */</w:t>
+      </w:r>
+    </w:p>
+    <w:p>
+      <w:pPr>
+        <w:rPr>
           <w:rFonts w:asciiTheme="minorEastAsia" w:eastAsiaTheme="minorEastAsia" w:hAnsiTheme="minorEastAsia"/>
           <w:lang w:eastAsia="zh-CN"/>
         </w:rPr>
       </w:pPr>
-      <w:ins w:id="70" w:author="linyoubin" w:date="2016-03-25T15:13:00Z">
-        <w:r>
-          <w:rPr>
-            <w:rFonts w:asciiTheme="minorEastAsia" w:eastAsiaTheme="minorEastAsia" w:hAnsiTheme="minorEastAsia"/>
-            <w:lang w:eastAsia="zh-CN"/>
-          </w:rPr>
-          <w:t xml:space="preserve">                         precision = (typmod &gt;&gt; 16) &amp; 0xffff</w:t>
-        </w:r>
-      </w:ins>
-    </w:p>
-    <w:p>
-      <w:pPr>
-        <w:rPr>
-          <w:ins w:id="71" w:author="linyoubin" w:date="2016-03-25T15:13:00Z"/>
+      <w:r>
+        <w:rPr>
           <w:rFonts w:asciiTheme="minorEastAsia" w:eastAsiaTheme="minorEastAsia" w:hAnsiTheme="minorEastAsia"/>
           <w:lang w:eastAsia="zh-CN"/>
         </w:rPr>
-      </w:pPr>
-      <w:ins w:id="72" w:author="linyoubin" w:date="2016-03-25T15:13:00Z">
-        <w:r>
-          <w:rPr>
-            <w:rFonts w:asciiTheme="minorEastAsia" w:eastAsiaTheme="minorEastAsia" w:hAnsiTheme="minorEastAsia"/>
-            <w:lang w:eastAsia="zh-CN"/>
-          </w:rPr>
-          <w:t xml:space="preserve">                         scale     = typmod &amp; 0xffff */</w:t>
-        </w:r>
-      </w:ins>
-    </w:p>
-    <w:p>
-      <w:pPr>
-        <w:rPr>
-          <w:ins w:id="73" w:author="linyoubin" w:date="2016-03-25T15:13:00Z"/>
+        <w:t xml:space="preserve">   int   ndigits;  /* length of digits */</w:t>
+      </w:r>
+    </w:p>
+    <w:p>
+      <w:pPr>
+        <w:rPr>
           <w:rFonts w:asciiTheme="minorEastAsia" w:eastAsiaTheme="minorEastAsia" w:hAnsiTheme="minorEastAsia"/>
           <w:lang w:eastAsia="zh-CN"/>
         </w:rPr>
       </w:pPr>
-      <w:ins w:id="74" w:author="linyoubin" w:date="2016-03-25T15:13:00Z">
-        <w:r>
-          <w:rPr>
-            <w:rFonts w:asciiTheme="minorEastAsia" w:eastAsiaTheme="minorEastAsia" w:hAnsiTheme="minorEastAsia"/>
-            <w:lang w:eastAsia="zh-CN"/>
-          </w:rPr>
-          <w:t xml:space="preserve">   int   ndigits;  /* length of digits */</w:t>
-        </w:r>
-      </w:ins>
-    </w:p>
-    <w:p>
-      <w:pPr>
-        <w:rPr>
-          <w:ins w:id="75" w:author="linyoubin" w:date="2016-03-25T15:13:00Z"/>
+      <w:r>
+        <w:rPr>
           <w:rFonts w:asciiTheme="minorEastAsia" w:eastAsiaTheme="minorEastAsia" w:hAnsiTheme="minorEastAsia"/>
           <w:lang w:eastAsia="zh-CN"/>
         </w:rPr>
-      </w:pPr>
-      <w:ins w:id="76" w:author="linyoubin" w:date="2016-03-25T15:13:00Z">
-        <w:r>
-          <w:rPr>
-            <w:rFonts w:asciiTheme="minorEastAsia" w:eastAsiaTheme="minorEastAsia" w:hAnsiTheme="minorEastAsia"/>
-            <w:lang w:eastAsia="zh-CN"/>
-          </w:rPr>
-          <w:t xml:space="preserve">   short sign;     /* the decimal's sign */</w:t>
-        </w:r>
-      </w:ins>
-    </w:p>
-    <w:p>
-      <w:pPr>
-        <w:rPr>
-          <w:ins w:id="77" w:author="linyoubin" w:date="2016-03-25T15:13:00Z"/>
+        <w:t xml:space="preserve">   short sign;     /* the decimal's sign */</w:t>
+      </w:r>
+    </w:p>
+    <w:p>
+      <w:pPr>
+        <w:rPr>
           <w:rFonts w:asciiTheme="minorEastAsia" w:eastAsiaTheme="minorEastAsia" w:hAnsiTheme="minorEastAsia"/>
           <w:lang w:eastAsia="zh-CN"/>
         </w:rPr>
       </w:pPr>
-      <w:ins w:id="78" w:author="linyoubin" w:date="2016-03-25T15:13:00Z">
-        <w:r>
-          <w:rPr>
-            <w:rFonts w:asciiTheme="minorEastAsia" w:eastAsiaTheme="minorEastAsia" w:hAnsiTheme="minorEastAsia"/>
-            <w:lang w:eastAsia="zh-CN"/>
-          </w:rPr>
-          <w:t xml:space="preserve">   short dscale;   /* display scale */</w:t>
-        </w:r>
-      </w:ins>
-    </w:p>
-    <w:p>
-      <w:pPr>
-        <w:rPr>
-          <w:ins w:id="79" w:author="linyoubin" w:date="2016-03-25T15:13:00Z"/>
+      <w:r>
+        <w:rPr>
           <w:rFonts w:asciiTheme="minorEastAsia" w:eastAsiaTheme="minorEastAsia" w:hAnsiTheme="minorEastAsia"/>
           <w:lang w:eastAsia="zh-CN"/>
         </w:rPr>
-      </w:pPr>
-      <w:ins w:id="80" w:author="linyoubin" w:date="2016-03-25T15:13:00Z">
-        <w:r>
-          <w:rPr>
-            <w:rFonts w:asciiTheme="minorEastAsia" w:eastAsiaTheme="minorEastAsia" w:hAnsiTheme="minorEastAsia"/>
-            <w:lang w:eastAsia="zh-CN"/>
-          </w:rPr>
-          <w:t xml:space="preserve">   short weight;   /* weight of first digit */</w:t>
-        </w:r>
-      </w:ins>
-    </w:p>
-    <w:p>
-      <w:pPr>
-        <w:rPr>
-          <w:ins w:id="81" w:author="linyoubin" w:date="2016-03-25T15:13:00Z"/>
+        <w:t xml:space="preserve">   short dscale;   /* display scale */</w:t>
+      </w:r>
+    </w:p>
+    <w:p>
+      <w:pPr>
+        <w:rPr>
           <w:rFonts w:asciiTheme="minorEastAsia" w:eastAsiaTheme="minorEastAsia" w:hAnsiTheme="minorEastAsia"/>
           <w:lang w:eastAsia="zh-CN"/>
         </w:rPr>
       </w:pPr>
-      <w:ins w:id="82" w:author="linyoubin" w:date="2016-03-25T15:13:00Z">
-        <w:r>
-          <w:rPr>
-            <w:rFonts w:asciiTheme="minorEastAsia" w:eastAsiaTheme="minorEastAsia" w:hAnsiTheme="minorEastAsia"/>
-            <w:lang w:eastAsia="zh-CN"/>
-          </w:rPr>
-          <w:t xml:space="preserve">   short isOwn;    /* is digits allocated self */</w:t>
-        </w:r>
-      </w:ins>
-    </w:p>
-    <w:p>
-      <w:pPr>
-        <w:rPr>
-          <w:ins w:id="83" w:author="linyoubin" w:date="2016-03-25T15:13:00Z"/>
+      <w:r>
+        <w:rPr>
           <w:rFonts w:asciiTheme="minorEastAsia" w:eastAsiaTheme="minorEastAsia" w:hAnsiTheme="minorEastAsia"/>
           <w:lang w:eastAsia="zh-CN"/>
         </w:rPr>
-      </w:pPr>
-      <w:commentRangeStart w:id="84"/>
-      <w:ins w:id="85" w:author="linyoubin" w:date="2016-03-25T15:13:00Z">
-        <w:r>
-          <w:rPr>
-            <w:rFonts w:asciiTheme="minorEastAsia" w:eastAsiaTheme="minorEastAsia" w:hAnsiTheme="minorEastAsia"/>
-            <w:lang w:eastAsia="zh-CN"/>
-          </w:rPr>
-          <w:t xml:space="preserve">   short *buff ;   /* start of palloc'd space for digits[] */</w:t>
-        </w:r>
-      </w:ins>
-      <w:commentRangeEnd w:id="84"/>
-      <w:ins w:id="86" w:author="linyoubin" w:date="2016-03-25T15:17:00Z">
-        <w:r>
-          <w:rPr>
-            <w:rStyle w:val="CommentReference"/>
-          </w:rPr>
-          <w:commentReference w:id="84"/>
-        </w:r>
-      </w:ins>
-    </w:p>
-    <w:p>
-      <w:pPr>
-        <w:rPr>
-          <w:ins w:id="87" w:author="linyoubin" w:date="2016-03-25T15:13:00Z"/>
+        <w:t xml:space="preserve">   short weight;   /* weight of first digit */</w:t>
+      </w:r>
+    </w:p>
+    <w:p>
+      <w:pPr>
+        <w:rPr>
           <w:rFonts w:asciiTheme="minorEastAsia" w:eastAsiaTheme="minorEastAsia" w:hAnsiTheme="minorEastAsia"/>
           <w:lang w:eastAsia="zh-CN"/>
         </w:rPr>
       </w:pPr>
-      <w:ins w:id="88" w:author="linyoubin" w:date="2016-03-25T15:13:00Z">
-        <w:r>
-          <w:rPr>
-            <w:rFonts w:asciiTheme="minorEastAsia" w:eastAsiaTheme="minorEastAsia" w:hAnsiTheme="minorEastAsia"/>
-            <w:lang w:eastAsia="zh-CN"/>
-          </w:rPr>
-          <w:t xml:space="preserve">   short *digits;  /* real decimal data */</w:t>
-        </w:r>
-      </w:ins>
-    </w:p>
-    <w:p>
-      <w:pPr>
+      <w:r>
         <w:rPr>
           <w:rFonts w:asciiTheme="minorEastAsia" w:eastAsiaTheme="minorEastAsia" w:hAnsiTheme="minorEastAsia"/>
           <w:lang w:eastAsia="zh-CN"/>
         </w:rPr>
-      </w:pPr>
-      <w:ins w:id="89" w:author="linyoubin" w:date="2016-03-25T15:13:00Z">
-        <w:r>
-          <w:rPr>
-            <w:rFonts w:asciiTheme="minorEastAsia" w:eastAsiaTheme="minorEastAsia" w:hAnsiTheme="minorEastAsia"/>
-            <w:lang w:eastAsia="zh-CN"/>
-          </w:rPr>
-          <w:t>} bson_decimal ;</w:t>
-        </w:r>
-      </w:ins>
+        <w:t xml:space="preserve">   short isOwn;    /* is digits allocated self */</w:t>
+      </w:r>
+    </w:p>
+    <w:p>
+      <w:pPr>
+        <w:rPr>
+          <w:rFonts w:asciiTheme="minorEastAsia" w:eastAsiaTheme="minorEastAsia" w:hAnsiTheme="minorEastAsia"/>
+          <w:lang w:eastAsia="zh-CN"/>
+        </w:rPr>
+      </w:pPr>
+      <w:r>
+        <w:rPr>
+          <w:rFonts w:asciiTheme="minorEastAsia" w:eastAsiaTheme="minorEastAsia" w:hAnsiTheme="minorEastAsia"/>
+          <w:lang w:eastAsia="zh-CN"/>
+        </w:rPr>
+        <w:t xml:space="preserve">   short *buff ;   /* start of palloc'd space for digits[] */</w:t>
+      </w:r>
+    </w:p>
+    <w:p>
+      <w:pPr>
+        <w:rPr>
+          <w:rFonts w:asciiTheme="minorEastAsia" w:eastAsiaTheme="minorEastAsia" w:hAnsiTheme="minorEastAsia"/>
+          <w:lang w:eastAsia="zh-CN"/>
+        </w:rPr>
+      </w:pPr>
+      <w:r>
+        <w:rPr>
+          <w:rFonts w:asciiTheme="minorEastAsia" w:eastAsiaTheme="minorEastAsia" w:hAnsiTheme="minorEastAsia"/>
+          <w:lang w:eastAsia="zh-CN"/>
+        </w:rPr>
+        <w:lastRenderedPageBreak/>
+        <w:t xml:space="preserve">   short *digits;  /* real decimal data */</w:t>
+      </w:r>
+    </w:p>
+    <w:p>
+      <w:pPr>
+        <w:rPr>
+          <w:rFonts w:asciiTheme="minorEastAsia" w:eastAsiaTheme="minorEastAsia" w:hAnsiTheme="minorEastAsia"/>
+          <w:lang w:eastAsia="zh-CN"/>
+        </w:rPr>
+      </w:pPr>
+      <w:r>
+        <w:rPr>
+          <w:rFonts w:asciiTheme="minorEastAsia" w:eastAsiaTheme="minorEastAsia" w:hAnsiTheme="minorEastAsia"/>
+          <w:lang w:eastAsia="zh-CN"/>
+        </w:rPr>
+        <w:t>} bson_decimal ;</w:t>
+      </w:r>
     </w:p>
     <w:p>
       <w:pPr>
@@ -4917,24 +4061,13 @@
                 <w:lang w:eastAsia="zh-CN"/>
               </w:rPr>
             </w:pPr>
-            <w:ins w:id="90" w:author="linyoubin" w:date="2016-03-26T14:23:00Z">
-              <w:r>
-                <w:rPr>
-                  <w:rFonts w:hint="eastAsia"/>
-                  <w:lang w:eastAsia="zh-CN"/>
-                </w:rPr>
-                <w:t>完成情况</w:t>
-              </w:r>
-            </w:ins>
-            <w:del w:id="91" w:author="linyoubin" w:date="2016-03-26T14:23:00Z">
-              <w:r>
-                <w:rPr>
-                  <w:rFonts w:hint="eastAsia"/>
-                  <w:lang w:eastAsia="zh-CN"/>
-                </w:rPr>
-                <w:delText>语言</w:delText>
-              </w:r>
-            </w:del>
+            <w:r>
+              <w:rPr>
+                <w:rFonts w:hint="eastAsia"/>
+                <w:lang w:eastAsia="zh-CN"/>
+              </w:rPr>
+              <w:t>完成情况</w:t>
+            </w:r>
           </w:p>
         </w:tc>
       </w:tr>
@@ -5005,7 +4138,1081 @@
                 <w:lang w:eastAsia="zh-CN"/>
               </w:rPr>
             </w:pPr>
-            <w:ins w:id="92" w:author="linyoubin" w:date="2016-03-28T10:06:00Z">
+            <w:r>
+              <w:rPr>
+                <w:rFonts w:hint="eastAsia"/>
+                <w:lang w:eastAsia="zh-CN"/>
+              </w:rPr>
+              <w:t>add</w:t>
+            </w:r>
+          </w:p>
+        </w:tc>
+      </w:tr>
+      <w:tr>
+        <w:tc>
+          <w:tcPr>
+            <w:tcW w:w="3085" w:type="dxa"/>
+          </w:tcPr>
+          <w:p>
+            <w:pPr>
+              <w:rPr>
+                <w:lang w:eastAsia="zh-CN"/>
+              </w:rPr>
+            </w:pPr>
+            <w:r>
+              <w:rPr>
+                <w:lang w:eastAsia="zh-CN"/>
+              </w:rPr>
+              <w:t>bson</w:t>
+            </w:r>
+            <w:r>
+              <w:rPr>
+                <w:rFonts w:hint="eastAsia"/>
+                <w:lang w:eastAsia="zh-CN"/>
+              </w:rPr>
+              <w:t>_sprint_length_iterator</w:t>
+            </w:r>
+          </w:p>
+        </w:tc>
+        <w:tc>
+          <w:tcPr>
+            <w:tcW w:w="1199" w:type="dxa"/>
+          </w:tcPr>
+          <w:p>
+            <w:pPr>
+              <w:rPr>
+                <w:lang w:eastAsia="zh-CN"/>
+              </w:rPr>
+            </w:pPr>
+            <w:r>
+              <w:rPr>
+                <w:rFonts w:hint="eastAsia"/>
+                <w:lang w:eastAsia="zh-CN"/>
+              </w:rPr>
+              <w:t>分配打印长度</w:t>
+            </w:r>
+          </w:p>
+        </w:tc>
+        <w:tc>
+          <w:tcPr>
+            <w:tcW w:w="2628" w:type="dxa"/>
+          </w:tcPr>
+          <w:p>
+            <w:pPr>
+              <w:rPr>
+                <w:lang w:eastAsia="zh-CN"/>
+              </w:rPr>
+            </w:pPr>
+          </w:p>
+        </w:tc>
+        <w:tc>
+          <w:tcPr>
+            <w:tcW w:w="1610" w:type="dxa"/>
+          </w:tcPr>
+          <w:p>
+            <w:pPr>
+              <w:rPr>
+                <w:lang w:eastAsia="zh-CN"/>
+              </w:rPr>
+            </w:pPr>
+            <w:r>
+              <w:rPr>
+                <w:rFonts w:hint="eastAsia"/>
+                <w:lang w:eastAsia="zh-CN"/>
+              </w:rPr>
+              <w:t>add</w:t>
+            </w:r>
+          </w:p>
+        </w:tc>
+      </w:tr>
+      <w:tr>
+        <w:tc>
+          <w:tcPr>
+            <w:tcW w:w="3085" w:type="dxa"/>
+          </w:tcPr>
+          <w:p>
+            <w:pPr>
+              <w:rPr>
+                <w:lang w:eastAsia="zh-CN"/>
+              </w:rPr>
+            </w:pPr>
+            <w:r>
+              <w:rPr>
+                <w:rFonts w:hint="eastAsia"/>
+                <w:lang w:eastAsia="zh-CN"/>
+              </w:rPr>
+              <w:t>bson_interator_next</w:t>
+            </w:r>
+          </w:p>
+        </w:tc>
+        <w:tc>
+          <w:tcPr>
+            <w:tcW w:w="1199" w:type="dxa"/>
+          </w:tcPr>
+          <w:p>
+            <w:pPr>
+              <w:rPr>
+                <w:lang w:eastAsia="zh-CN"/>
+              </w:rPr>
+            </w:pPr>
+            <w:r>
+              <w:rPr>
+                <w:rFonts w:hint="eastAsia"/>
+                <w:lang w:eastAsia="zh-CN"/>
+              </w:rPr>
+              <w:t>遍历时</w:t>
+            </w:r>
+            <w:r>
+              <w:rPr>
+                <w:rFonts w:hint="eastAsia"/>
+                <w:lang w:eastAsia="zh-CN"/>
+              </w:rPr>
+              <w:t>跳转长度</w:t>
+            </w:r>
+          </w:p>
+        </w:tc>
+        <w:tc>
+          <w:tcPr>
+            <w:tcW w:w="2628" w:type="dxa"/>
+          </w:tcPr>
+          <w:p>
+            <w:pPr>
+              <w:rPr>
+                <w:lang w:eastAsia="zh-CN"/>
+              </w:rPr>
+            </w:pPr>
+          </w:p>
+        </w:tc>
+        <w:tc>
+          <w:tcPr>
+            <w:tcW w:w="1610" w:type="dxa"/>
+          </w:tcPr>
+          <w:p>
+            <w:pPr>
+              <w:rPr>
+                <w:lang w:eastAsia="zh-CN"/>
+              </w:rPr>
+            </w:pPr>
+            <w:r>
+              <w:rPr>
+                <w:rFonts w:hint="eastAsia"/>
+                <w:lang w:eastAsia="zh-CN"/>
+              </w:rPr>
+              <w:t>add</w:t>
+            </w:r>
+          </w:p>
+        </w:tc>
+      </w:tr>
+      <w:tr>
+        <w:tc>
+          <w:tcPr>
+            <w:tcW w:w="3085" w:type="dxa"/>
+          </w:tcPr>
+          <w:p>
+            <w:pPr>
+              <w:rPr>
+                <w:color w:val="FF0000"/>
+                <w:lang w:eastAsia="zh-CN"/>
+              </w:rPr>
+            </w:pPr>
+            <w:r>
+              <w:rPr>
+                <w:rFonts w:hint="eastAsia"/>
+                <w:color w:val="FF0000"/>
+                <w:lang w:eastAsia="zh-CN"/>
+              </w:rPr>
+              <w:t>bson_interator_int</w:t>
+            </w:r>
+          </w:p>
+        </w:tc>
+        <w:tc>
+          <w:tcPr>
+            <w:tcW w:w="1199" w:type="dxa"/>
+          </w:tcPr>
+          <w:p>
+            <w:pPr>
+              <w:rPr>
+                <w:color w:val="FF0000"/>
+                <w:lang w:eastAsia="zh-CN"/>
+              </w:rPr>
+            </w:pPr>
+            <w:r>
+              <w:rPr>
+                <w:rFonts w:hint="eastAsia"/>
+                <w:color w:val="FF0000"/>
+                <w:lang w:eastAsia="zh-CN"/>
+              </w:rPr>
+              <w:t>转为int</w:t>
+            </w:r>
+          </w:p>
+        </w:tc>
+        <w:tc>
+          <w:tcPr>
+            <w:tcW w:w="2628" w:type="dxa"/>
+          </w:tcPr>
+          <w:p>
+            <w:pPr>
+              <w:rPr>
+                <w:color w:val="FF0000"/>
+                <w:lang w:eastAsia="zh-CN"/>
+              </w:rPr>
+            </w:pPr>
+            <w:r>
+              <w:rPr>
+                <w:rFonts w:hint="eastAsia"/>
+                <w:color w:val="FF0000"/>
+                <w:lang w:eastAsia="zh-CN"/>
+              </w:rPr>
+              <w:t>是否支持强转</w:t>
+            </w:r>
+          </w:p>
+        </w:tc>
+        <w:tc>
+          <w:tcPr>
+            <w:tcW w:w="1610" w:type="dxa"/>
+          </w:tcPr>
+          <w:p>
+            <w:pPr>
+              <w:rPr>
+                <w:lang w:eastAsia="zh-CN"/>
+              </w:rPr>
+            </w:pPr>
+            <w:r>
+              <w:rPr>
+                <w:rFonts w:hint="eastAsia"/>
+                <w:lang w:eastAsia="zh-CN"/>
+              </w:rPr>
+              <w:t>add</w:t>
+            </w:r>
+          </w:p>
+        </w:tc>
+      </w:tr>
+      <w:tr>
+        <w:tc>
+          <w:tcPr>
+            <w:tcW w:w="3085" w:type="dxa"/>
+          </w:tcPr>
+          <w:p>
+            <w:pPr>
+              <w:rPr>
+                <w:color w:val="FF0000"/>
+                <w:lang w:eastAsia="zh-CN"/>
+              </w:rPr>
+            </w:pPr>
+            <w:r>
+              <w:rPr>
+                <w:rFonts w:hint="eastAsia"/>
+                <w:color w:val="FF0000"/>
+                <w:lang w:eastAsia="zh-CN"/>
+              </w:rPr>
+              <w:t>bson_interator_</w:t>
+            </w:r>
+            <w:r>
+              <w:rPr>
+                <w:rFonts w:hint="eastAsia"/>
+                <w:color w:val="FF0000"/>
+                <w:lang w:eastAsia="zh-CN"/>
+              </w:rPr>
+              <w:t>double</w:t>
+            </w:r>
+          </w:p>
+        </w:tc>
+        <w:tc>
+          <w:tcPr>
+            <w:tcW w:w="1199" w:type="dxa"/>
+          </w:tcPr>
+          <w:p>
+            <w:pPr>
+              <w:rPr>
+                <w:color w:val="FF0000"/>
+                <w:lang w:eastAsia="zh-CN"/>
+              </w:rPr>
+            </w:pPr>
+            <w:r>
+              <w:rPr>
+                <w:rFonts w:hint="eastAsia"/>
+                <w:color w:val="FF0000"/>
+                <w:lang w:eastAsia="zh-CN"/>
+              </w:rPr>
+              <w:t>转为</w:t>
+            </w:r>
+            <w:r>
+              <w:rPr>
+                <w:rFonts w:hint="eastAsia"/>
+                <w:color w:val="FF0000"/>
+                <w:lang w:eastAsia="zh-CN"/>
+              </w:rPr>
+              <w:t>double</w:t>
+            </w:r>
+          </w:p>
+        </w:tc>
+        <w:tc>
+          <w:tcPr>
+            <w:tcW w:w="2628" w:type="dxa"/>
+          </w:tcPr>
+          <w:p>
+            <w:pPr>
+              <w:rPr>
+                <w:color w:val="FF0000"/>
+                <w:lang w:eastAsia="zh-CN"/>
+              </w:rPr>
+            </w:pPr>
+            <w:r>
+              <w:rPr>
+                <w:rFonts w:hint="eastAsia"/>
+                <w:color w:val="FF0000"/>
+                <w:lang w:eastAsia="zh-CN"/>
+              </w:rPr>
+              <w:t>是否支持强转</w:t>
+            </w:r>
+          </w:p>
+        </w:tc>
+        <w:tc>
+          <w:tcPr>
+            <w:tcW w:w="1610" w:type="dxa"/>
+          </w:tcPr>
+          <w:p>
+            <w:pPr>
+              <w:rPr>
+                <w:lang w:eastAsia="zh-CN"/>
+              </w:rPr>
+            </w:pPr>
+            <w:r>
+              <w:rPr>
+                <w:rFonts w:hint="eastAsia"/>
+                <w:lang w:eastAsia="zh-CN"/>
+              </w:rPr>
+              <w:t>add</w:t>
+            </w:r>
+          </w:p>
+        </w:tc>
+      </w:tr>
+      <w:tr>
+        <w:tc>
+          <w:tcPr>
+            <w:tcW w:w="3085" w:type="dxa"/>
+          </w:tcPr>
+          <w:p>
+            <w:pPr>
+              <w:rPr>
+                <w:color w:val="FF0000"/>
+                <w:lang w:eastAsia="zh-CN"/>
+              </w:rPr>
+            </w:pPr>
+            <w:r>
+              <w:rPr>
+                <w:rFonts w:hint="eastAsia"/>
+                <w:color w:val="FF0000"/>
+                <w:lang w:eastAsia="zh-CN"/>
+              </w:rPr>
+              <w:t>bson_interator_</w:t>
+            </w:r>
+            <w:r>
+              <w:rPr>
+                <w:rFonts w:hint="eastAsia"/>
+                <w:color w:val="FF0000"/>
+                <w:lang w:eastAsia="zh-CN"/>
+              </w:rPr>
+              <w:t>long</w:t>
+            </w:r>
+          </w:p>
+        </w:tc>
+        <w:tc>
+          <w:tcPr>
+            <w:tcW w:w="1199" w:type="dxa"/>
+          </w:tcPr>
+          <w:p>
+            <w:pPr>
+              <w:rPr>
+                <w:color w:val="FF0000"/>
+                <w:lang w:eastAsia="zh-CN"/>
+              </w:rPr>
+            </w:pPr>
+            <w:r>
+              <w:rPr>
+                <w:rFonts w:hint="eastAsia"/>
+                <w:color w:val="FF0000"/>
+                <w:lang w:eastAsia="zh-CN"/>
+              </w:rPr>
+              <w:t>转为</w:t>
+            </w:r>
+            <w:r>
+              <w:rPr>
+                <w:rFonts w:hint="eastAsia"/>
+                <w:color w:val="FF0000"/>
+                <w:lang w:eastAsia="zh-CN"/>
+              </w:rPr>
+              <w:t>long</w:t>
+            </w:r>
+          </w:p>
+        </w:tc>
+        <w:tc>
+          <w:tcPr>
+            <w:tcW w:w="2628" w:type="dxa"/>
+          </w:tcPr>
+          <w:p>
+            <w:pPr>
+              <w:rPr>
+                <w:color w:val="FF0000"/>
+                <w:lang w:eastAsia="zh-CN"/>
+              </w:rPr>
+            </w:pPr>
+            <w:r>
+              <w:rPr>
+                <w:rFonts w:hint="eastAsia"/>
+                <w:color w:val="FF0000"/>
+                <w:lang w:eastAsia="zh-CN"/>
+              </w:rPr>
+              <w:t>是否支持强转</w:t>
+            </w:r>
+          </w:p>
+        </w:tc>
+        <w:tc>
+          <w:tcPr>
+            <w:tcW w:w="1610" w:type="dxa"/>
+          </w:tcPr>
+          <w:p>
+            <w:pPr>
+              <w:rPr>
+                <w:lang w:eastAsia="zh-CN"/>
+              </w:rPr>
+            </w:pPr>
+            <w:r>
+              <w:rPr>
+                <w:rFonts w:hint="eastAsia"/>
+                <w:lang w:eastAsia="zh-CN"/>
+              </w:rPr>
+              <w:t>add</w:t>
+            </w:r>
+          </w:p>
+        </w:tc>
+      </w:tr>
+      <w:tr>
+        <w:tc>
+          <w:tcPr>
+            <w:tcW w:w="3085" w:type="dxa"/>
+          </w:tcPr>
+          <w:p>
+            <w:pPr>
+              <w:rPr>
+                <w:color w:val="FF0000"/>
+                <w:lang w:eastAsia="zh-CN"/>
+              </w:rPr>
+            </w:pPr>
+            <w:r>
+              <w:rPr>
+                <w:rFonts w:hint="eastAsia"/>
+                <w:color w:val="FF0000"/>
+                <w:lang w:eastAsia="zh-CN"/>
+              </w:rPr>
+              <w:t>bson_interator_</w:t>
+            </w:r>
+            <w:r>
+              <w:rPr>
+                <w:rFonts w:hint="eastAsia"/>
+                <w:color w:val="FF0000"/>
+                <w:lang w:eastAsia="zh-CN"/>
+              </w:rPr>
+              <w:t>bool</w:t>
+            </w:r>
+          </w:p>
+        </w:tc>
+        <w:tc>
+          <w:tcPr>
+            <w:tcW w:w="1199" w:type="dxa"/>
+          </w:tcPr>
+          <w:p>
+            <w:pPr>
+              <w:rPr>
+                <w:color w:val="FF0000"/>
+                <w:lang w:eastAsia="zh-CN"/>
+              </w:rPr>
+            </w:pPr>
+            <w:r>
+              <w:rPr>
+                <w:rFonts w:hint="eastAsia"/>
+                <w:color w:val="FF0000"/>
+                <w:lang w:eastAsia="zh-CN"/>
+              </w:rPr>
+              <w:t>转为</w:t>
+            </w:r>
+            <w:r>
+              <w:rPr>
+                <w:rFonts w:hint="eastAsia"/>
+                <w:color w:val="FF0000"/>
+                <w:lang w:eastAsia="zh-CN"/>
+              </w:rPr>
+              <w:t>bool</w:t>
+            </w:r>
+          </w:p>
+        </w:tc>
+        <w:tc>
+          <w:tcPr>
+            <w:tcW w:w="2628" w:type="dxa"/>
+          </w:tcPr>
+          <w:p>
+            <w:pPr>
+              <w:rPr>
+                <w:color w:val="FF0000"/>
+                <w:lang w:eastAsia="zh-CN"/>
+              </w:rPr>
+            </w:pPr>
+            <w:r>
+              <w:rPr>
+                <w:rFonts w:hint="eastAsia"/>
+                <w:color w:val="FF0000"/>
+                <w:lang w:eastAsia="zh-CN"/>
+              </w:rPr>
+              <w:t>是否支持强转</w:t>
+            </w:r>
+          </w:p>
+        </w:tc>
+        <w:tc>
+          <w:tcPr>
+            <w:tcW w:w="1610" w:type="dxa"/>
+          </w:tcPr>
+          <w:p>
+            <w:pPr>
+              <w:rPr>
+                <w:lang w:eastAsia="zh-CN"/>
+              </w:rPr>
+            </w:pPr>
+            <w:r>
+              <w:rPr>
+                <w:rFonts w:hint="eastAsia"/>
+                <w:lang w:eastAsia="zh-CN"/>
+              </w:rPr>
+              <w:t>add</w:t>
+            </w:r>
+          </w:p>
+        </w:tc>
+      </w:tr>
+      <w:tr>
+        <w:tc>
+          <w:tcPr>
+            <w:tcW w:w="3085" w:type="dxa"/>
+          </w:tcPr>
+          <w:p>
+            <w:pPr>
+              <w:rPr>
+                <w:lang w:eastAsia="zh-CN"/>
+              </w:rPr>
+            </w:pPr>
+            <w:r>
+              <w:rPr>
+                <w:rFonts w:hint="eastAsia"/>
+                <w:lang w:eastAsia="zh-CN"/>
+              </w:rPr>
+              <w:t>bson_endian_convert</w:t>
+            </w:r>
+          </w:p>
+        </w:tc>
+        <w:tc>
+          <w:tcPr>
+            <w:tcW w:w="1199" w:type="dxa"/>
+          </w:tcPr>
+          <w:p>
+            <w:pPr>
+              <w:rPr>
+                <w:lang w:eastAsia="zh-CN"/>
+              </w:rPr>
+            </w:pPr>
+            <w:r>
+              <w:rPr>
+                <w:rFonts w:hint="eastAsia"/>
+                <w:lang w:eastAsia="zh-CN"/>
+              </w:rPr>
+              <w:t>大小端转换</w:t>
+            </w:r>
+          </w:p>
+        </w:tc>
+        <w:tc>
+          <w:tcPr>
+            <w:tcW w:w="2628" w:type="dxa"/>
+          </w:tcPr>
+          <w:p>
+            <w:pPr>
+              <w:rPr>
+                <w:lang w:eastAsia="zh-CN"/>
+              </w:rPr>
+            </w:pPr>
+          </w:p>
+        </w:tc>
+        <w:tc>
+          <w:tcPr>
+            <w:tcW w:w="1610" w:type="dxa"/>
+          </w:tcPr>
+          <w:p>
+            <w:pPr>
+              <w:rPr>
+                <w:lang w:eastAsia="zh-CN"/>
+              </w:rPr>
+            </w:pPr>
+            <w:r>
+              <w:rPr>
+                <w:rFonts w:hint="eastAsia"/>
+                <w:lang w:eastAsia="zh-CN"/>
+              </w:rPr>
+              <w:t>add</w:t>
+            </w:r>
+          </w:p>
+        </w:tc>
+      </w:tr>
+      <w:tr>
+        <w:tc>
+          <w:tcPr>
+            <w:tcW w:w="3085" w:type="dxa"/>
+          </w:tcPr>
+          <w:p>
+            <w:pPr>
+              <w:rPr>
+                <w:color w:val="FF0000"/>
+                <w:lang w:eastAsia="zh-CN"/>
+              </w:rPr>
+            </w:pPr>
+            <w:r>
+              <w:rPr>
+                <w:rFonts w:hint="eastAsia"/>
+                <w:color w:val="FF0000"/>
+                <w:lang w:eastAsia="zh-CN"/>
+              </w:rPr>
+              <w:t>sdb_eval</w:t>
+            </w:r>
+          </w:p>
+        </w:tc>
+        <w:tc>
+          <w:tcPr>
+            <w:tcW w:w="1199" w:type="dxa"/>
+          </w:tcPr>
+          <w:p>
+            <w:pPr>
+              <w:rPr>
+                <w:color w:val="FF0000"/>
+                <w:lang w:eastAsia="zh-CN"/>
+              </w:rPr>
+            </w:pPr>
+            <w:r>
+              <w:rPr>
+                <w:rFonts w:hint="eastAsia"/>
+                <w:color w:val="FF0000"/>
+                <w:lang w:eastAsia="zh-CN"/>
+              </w:rPr>
+              <w:t>？</w:t>
+            </w:r>
+          </w:p>
+        </w:tc>
+        <w:tc>
+          <w:tcPr>
+            <w:tcW w:w="2628" w:type="dxa"/>
+          </w:tcPr>
+          <w:p>
+            <w:pPr>
+              <w:rPr>
+                <w:color w:val="FF0000"/>
+                <w:lang w:eastAsia="zh-CN"/>
+              </w:rPr>
+            </w:pPr>
+          </w:p>
+        </w:tc>
+        <w:tc>
+          <w:tcPr>
+            <w:tcW w:w="1610" w:type="dxa"/>
+          </w:tcPr>
+          <w:p>
+            <w:pPr>
+              <w:rPr>
+                <w:lang w:eastAsia="zh-CN"/>
+              </w:rPr>
+            </w:pPr>
+          </w:p>
+        </w:tc>
+      </w:tr>
+      <w:tr>
+        <w:tc>
+          <w:tcPr>
+            <w:tcW w:w="3085" w:type="dxa"/>
+          </w:tcPr>
+          <w:p>
+            <w:pPr>
+              <w:rPr>
+                <w:lang w:eastAsia="zh-CN"/>
+              </w:rPr>
+            </w:pPr>
+            <w:r>
+              <w:rPr>
+                <w:rFonts w:hint="eastAsia"/>
+                <w:lang w:eastAsia="zh-CN"/>
+              </w:rPr>
+              <w:t>bsonConvertJson</w:t>
+            </w:r>
+          </w:p>
+        </w:tc>
+        <w:tc>
+          <w:tcPr>
+            <w:tcW w:w="1199" w:type="dxa"/>
+          </w:tcPr>
+          <w:p>
+            <w:pPr>
+              <w:rPr>
+                <w:lang w:eastAsia="zh-CN"/>
+              </w:rPr>
+            </w:pPr>
+            <w:r>
+              <w:rPr>
+                <w:rFonts w:hint="eastAsia"/>
+                <w:lang w:eastAsia="zh-CN"/>
+              </w:rPr>
+              <w:t>bson转json</w:t>
+            </w:r>
+          </w:p>
+        </w:tc>
+        <w:tc>
+          <w:tcPr>
+            <w:tcW w:w="2628" w:type="dxa"/>
+          </w:tcPr>
+          <w:p>
+            <w:pPr>
+              <w:rPr>
+                <w:lang w:eastAsia="zh-CN"/>
+              </w:rPr>
+            </w:pPr>
+          </w:p>
+        </w:tc>
+        <w:tc>
+          <w:tcPr>
+            <w:tcW w:w="1610" w:type="dxa"/>
+          </w:tcPr>
+          <w:p>
+            <w:pPr>
+              <w:rPr>
+                <w:lang w:eastAsia="zh-CN"/>
+              </w:rPr>
+            </w:pPr>
+            <w:r>
+              <w:rPr>
+                <w:rFonts w:hint="eastAsia"/>
+                <w:lang w:eastAsia="zh-CN"/>
+              </w:rPr>
+              <w:t>add</w:t>
+            </w:r>
+          </w:p>
+        </w:tc>
+      </w:tr>
+      <w:tr>
+        <w:tc>
+          <w:tcPr>
+            <w:tcW w:w="3085" w:type="dxa"/>
+          </w:tcPr>
+          <w:p>
+            <w:pPr>
+              <w:rPr>
+                <w:lang w:eastAsia="zh-CN"/>
+              </w:rPr>
+            </w:pPr>
+            <w:r>
+              <w:rPr>
+                <w:lang w:eastAsia="zh-CN"/>
+              </w:rPr>
+              <w:t>jsonConvertBson</w:t>
+            </w:r>
+          </w:p>
+        </w:tc>
+        <w:tc>
+          <w:tcPr>
+            <w:tcW w:w="1199" w:type="dxa"/>
+          </w:tcPr>
+          <w:p>
+            <w:pPr>
+              <w:rPr>
+                <w:lang w:eastAsia="zh-CN"/>
+              </w:rPr>
+            </w:pPr>
+            <w:r>
+              <w:rPr>
+                <w:rFonts w:hint="eastAsia"/>
+                <w:lang w:eastAsia="zh-CN"/>
+              </w:rPr>
+              <w:t>json转bson</w:t>
+            </w:r>
+          </w:p>
+        </w:tc>
+        <w:tc>
+          <w:tcPr>
+            <w:tcW w:w="2628" w:type="dxa"/>
+          </w:tcPr>
+          <w:p>
+            <w:pPr>
+              <w:rPr>
+                <w:lang w:eastAsia="zh-CN"/>
+              </w:rPr>
+            </w:pPr>
+            <w:r>
+              <w:rPr>
+                <w:lang w:eastAsia="zh-CN"/>
+              </w:rPr>
+              <w:t>parse_value</w:t>
+            </w:r>
+          </w:p>
+          <w:p>
+            <w:pPr>
+              <w:rPr>
+                <w:lang w:eastAsia="zh-CN"/>
+              </w:rPr>
+            </w:pPr>
+            <w:r>
+              <w:rPr>
+                <w:lang w:eastAsia="zh-CN"/>
+              </w:rPr>
+              <w:t>parse_first_command</w:t>
+            </w:r>
+          </w:p>
+          <w:p>
+            <w:pPr>
+              <w:rPr>
+                <w:lang w:eastAsia="zh-CN"/>
+              </w:rPr>
+            </w:pPr>
+            <w:r>
+              <w:rPr>
+                <w:lang w:eastAsia="zh-CN"/>
+              </w:rPr>
+              <w:t>parse_second_command</w:t>
+            </w:r>
+          </w:p>
+        </w:tc>
+        <w:tc>
+          <w:tcPr>
+            <w:tcW w:w="1610" w:type="dxa"/>
+          </w:tcPr>
+          <w:p>
+            <w:pPr>
+              <w:rPr>
+                <w:lang w:eastAsia="zh-CN"/>
+              </w:rPr>
+            </w:pPr>
+            <w:r>
+              <w:rPr>
+                <w:rFonts w:hint="eastAsia"/>
+                <w:lang w:eastAsia="zh-CN"/>
+              </w:rPr>
+              <w:t>add</w:t>
+            </w:r>
+          </w:p>
+        </w:tc>
+      </w:tr>
+      <w:tr>
+        <w:tc>
+          <w:tcPr>
+            <w:tcW w:w="3085" w:type="dxa"/>
+          </w:tcPr>
+          <w:p>
+            <w:pPr>
+              <w:rPr>
+                <w:lang w:eastAsia="zh-CN"/>
+              </w:rPr>
+            </w:pPr>
+            <w:r>
+              <w:rPr>
+                <w:rFonts w:hint="eastAsia"/>
+                <w:lang w:eastAsia="zh-CN"/>
+              </w:rPr>
+              <w:t>bsonElementToChar</w:t>
+            </w:r>
+          </w:p>
+        </w:tc>
+        <w:tc>
+          <w:tcPr>
+            <w:tcW w:w="1199" w:type="dxa"/>
+          </w:tcPr>
+          <w:p>
+            <w:pPr>
+              <w:rPr>
+                <w:lang w:eastAsia="zh-CN"/>
+              </w:rPr>
+            </w:pPr>
+            <w:r>
+              <w:rPr>
+                <w:rFonts w:hint="eastAsia"/>
+                <w:lang w:eastAsia="zh-CN"/>
+              </w:rPr>
+              <w:t>bson转字符串</w:t>
+            </w:r>
+          </w:p>
+        </w:tc>
+        <w:tc>
+          <w:tcPr>
+            <w:tcW w:w="2628" w:type="dxa"/>
+          </w:tcPr>
+          <w:p>
+            <w:pPr>
+              <w:rPr>
+                <w:lang w:eastAsia="zh-CN"/>
+              </w:rPr>
+            </w:pPr>
+          </w:p>
+        </w:tc>
+        <w:tc>
+          <w:tcPr>
+            <w:tcW w:w="1610" w:type="dxa"/>
+          </w:tcPr>
+          <w:p>
+            <w:pPr>
+              <w:rPr>
+                <w:lang w:eastAsia="zh-CN"/>
+              </w:rPr>
+            </w:pPr>
+            <w:r>
+              <w:rPr>
+                <w:rFonts w:hint="eastAsia"/>
+                <w:lang w:eastAsia="zh-CN"/>
+              </w:rPr>
+              <w:t>add</w:t>
+            </w:r>
+          </w:p>
+        </w:tc>
+      </w:tr>
+      <w:tr>
+        <w:tc>
+          <w:tcPr>
+            <w:tcW w:w="3085" w:type="dxa"/>
+          </w:tcPr>
+          <w:p>
+            <w:pPr>
+              <w:rPr>
+                <w:rFonts w:hint="eastAsia"/>
+                <w:lang w:eastAsia="zh-CN"/>
+              </w:rPr>
+            </w:pPr>
+            <w:r>
+              <w:rPr>
+                <w:lang w:eastAsia="zh-CN"/>
+              </w:rPr>
+              <w:t>BSONElement::trueValue</w:t>
+            </w:r>
+          </w:p>
+        </w:tc>
+        <w:tc>
+          <w:tcPr>
+            <w:tcW w:w="1199" w:type="dxa"/>
+          </w:tcPr>
+          <w:p>
+            <w:pPr>
+              <w:rPr>
+                <w:rFonts w:hint="eastAsia"/>
+                <w:lang w:eastAsia="zh-CN"/>
+              </w:rPr>
+            </w:pPr>
+            <w:r>
+              <w:rPr>
+                <w:rFonts w:hint="eastAsia"/>
+                <w:lang w:eastAsia="zh-CN"/>
+              </w:rPr>
+              <w:t>强转为</w:t>
+            </w:r>
+            <w:r>
+              <w:rPr>
+                <w:rFonts w:hint="eastAsia"/>
+                <w:lang w:eastAsia="zh-CN"/>
+              </w:rPr>
+              <w:t xml:space="preserve">bool型 </w:t>
+            </w:r>
+          </w:p>
+        </w:tc>
+        <w:tc>
+          <w:tcPr>
+            <w:tcW w:w="2628" w:type="dxa"/>
+          </w:tcPr>
+          <w:p>
+            <w:pPr>
+              <w:rPr>
+                <w:lang w:eastAsia="zh-CN"/>
+              </w:rPr>
+            </w:pPr>
+          </w:p>
+        </w:tc>
+        <w:tc>
+          <w:tcPr>
+            <w:tcW w:w="1610" w:type="dxa"/>
+          </w:tcPr>
+          <w:p>
+            <w:pPr>
+              <w:rPr>
+                <w:rFonts w:hint="eastAsia"/>
+                <w:lang w:eastAsia="zh-CN"/>
+              </w:rPr>
+            </w:pPr>
+            <w:r>
+              <w:rPr>
+                <w:rFonts w:hint="eastAsia"/>
+                <w:lang w:eastAsia="zh-CN"/>
+              </w:rPr>
+              <w:t>add</w:t>
+            </w:r>
+          </w:p>
+        </w:tc>
+      </w:tr>
+      <w:tr>
+        <w:tc>
+          <w:tcPr>
+            <w:tcW w:w="3085" w:type="dxa"/>
+          </w:tcPr>
+          <w:p>
+            <w:pPr>
+              <w:rPr>
+                <w:lang w:eastAsia="zh-CN"/>
+              </w:rPr>
+            </w:pPr>
+            <w:r>
+              <w:rPr>
+                <w:rFonts w:hint="eastAsia"/>
+                <w:lang w:eastAsia="zh-CN"/>
+              </w:rPr>
+              <w:t>_appendValue</w:t>
+            </w:r>
+          </w:p>
+        </w:tc>
+        <w:tc>
+          <w:tcPr>
+            <w:tcW w:w="1199" w:type="dxa"/>
+          </w:tcPr>
+          <w:p>
+            <w:pPr>
+              <w:rPr>
+                <w:lang w:eastAsia="zh-CN"/>
+              </w:rPr>
+            </w:pPr>
+            <w:r>
+              <w:rPr>
+                <w:rFonts w:hint="eastAsia"/>
+                <w:lang w:eastAsia="zh-CN"/>
+              </w:rPr>
+              <w:t>bson转csv</w:t>
+            </w:r>
+          </w:p>
+        </w:tc>
+        <w:tc>
+          <w:tcPr>
+            <w:tcW w:w="2628" w:type="dxa"/>
+          </w:tcPr>
+          <w:p>
+            <w:pPr>
+              <w:rPr>
+                <w:lang w:eastAsia="zh-CN"/>
+              </w:rPr>
+            </w:pPr>
+          </w:p>
+        </w:tc>
+        <w:tc>
+          <w:tcPr>
+            <w:tcW w:w="1610" w:type="dxa"/>
+          </w:tcPr>
+          <w:p>
+            <w:pPr>
+              <w:rPr>
+                <w:lang w:eastAsia="zh-CN"/>
+              </w:rPr>
+            </w:pPr>
+            <w:ins w:id="1" w:author="linyoubin" w:date="2016-04-12T15:14:00Z">
               <w:r>
                 <w:rPr>
                   <w:rFonts w:hint="eastAsia"/>
@@ -5013,84 +5220,12 @@
                 </w:rPr>
                 <w:t>add</w:t>
               </w:r>
-            </w:ins>
-          </w:p>
-        </w:tc>
-      </w:tr>
-      <w:tr>
-        <w:tc>
-          <w:tcPr>
-            <w:tcW w:w="3085" w:type="dxa"/>
-          </w:tcPr>
-          <w:p>
-            <w:pPr>
-              <w:rPr>
-                <w:lang w:eastAsia="zh-CN"/>
-              </w:rPr>
-            </w:pPr>
-            <w:r>
-              <w:rPr>
-                <w:lang w:eastAsia="zh-CN"/>
-              </w:rPr>
-              <w:t>bson</w:t>
-            </w:r>
-            <w:r>
-              <w:rPr>
-                <w:rFonts w:hint="eastAsia"/>
-                <w:lang w:eastAsia="zh-CN"/>
-              </w:rPr>
-              <w:t>_sprint_length_iterator</w:t>
-            </w:r>
-          </w:p>
-        </w:tc>
-        <w:tc>
-          <w:tcPr>
-            <w:tcW w:w="1199" w:type="dxa"/>
-          </w:tcPr>
-          <w:p>
-            <w:pPr>
-              <w:rPr>
-                <w:lang w:eastAsia="zh-CN"/>
-              </w:rPr>
-            </w:pPr>
-            <w:r>
-              <w:rPr>
-                <w:rFonts w:hint="eastAsia"/>
-                <w:lang w:eastAsia="zh-CN"/>
-              </w:rPr>
-              <w:t>分配打印长度</w:t>
-            </w:r>
-          </w:p>
-        </w:tc>
-        <w:tc>
-          <w:tcPr>
-            <w:tcW w:w="2628" w:type="dxa"/>
-          </w:tcPr>
-          <w:p>
-            <w:pPr>
-              <w:rPr>
-                <w:lang w:eastAsia="zh-CN"/>
-              </w:rPr>
-            </w:pPr>
-          </w:p>
-        </w:tc>
-        <w:tc>
-          <w:tcPr>
-            <w:tcW w:w="1610" w:type="dxa"/>
-          </w:tcPr>
-          <w:p>
-            <w:pPr>
-              <w:rPr>
-                <w:lang w:eastAsia="zh-CN"/>
-              </w:rPr>
-            </w:pPr>
-            <w:ins w:id="93" w:author="linyoubin" w:date="2016-03-28T09:54:00Z">
               <w:r>
                 <w:rPr>
                   <w:rFonts w:hint="eastAsia"/>
                   <w:lang w:eastAsia="zh-CN"/>
                 </w:rPr>
-                <w:t>add</w:t>
+                <w:t>/未测试</w:t>
               </w:r>
             </w:ins>
           </w:p>
@@ -5104,15 +5239,17 @@
           <w:p>
             <w:pPr>
               <w:rPr>
-                <w:lang w:eastAsia="zh-CN"/>
-              </w:rPr>
-            </w:pPr>
-            <w:r>
-              <w:rPr>
-                <w:rFonts w:hint="eastAsia"/>
-                <w:lang w:eastAsia="zh-CN"/>
-              </w:rPr>
-              <w:t>bson_interator_next</w:t>
+                <w:color w:val="FF0000"/>
+                <w:lang w:eastAsia="zh-CN"/>
+              </w:rPr>
+            </w:pPr>
+            <w:r>
+              <w:rPr>
+                <w:rFonts w:hint="eastAsia"/>
+                <w:color w:val="FF0000"/>
+                <w:lang w:eastAsia="zh-CN"/>
+              </w:rPr>
+              <w:t>sdbColumnTypesCompatible</w:t>
             </w:r>
           </w:p>
         </w:tc>
@@ -5123,22 +5260,17 @@
           <w:p>
             <w:pPr>
               <w:rPr>
-                <w:lang w:eastAsia="zh-CN"/>
-              </w:rPr>
-            </w:pPr>
-            <w:r>
-              <w:rPr>
-                <w:rFonts w:hint="eastAsia"/>
-                <w:lang w:eastAsia="zh-CN"/>
-              </w:rPr>
-              <w:t>遍历时</w:t>
-            </w:r>
-            <w:r>
-              <w:rPr>
-                <w:rFonts w:hint="eastAsia"/>
-                <w:lang w:eastAsia="zh-CN"/>
-              </w:rPr>
-              <w:t>跳转长度</w:t>
+                <w:color w:val="FF0000"/>
+                <w:lang w:eastAsia="zh-CN"/>
+              </w:rPr>
+            </w:pPr>
+            <w:r>
+              <w:rPr>
+                <w:rFonts w:hint="eastAsia"/>
+                <w:color w:val="FF0000"/>
+                <w:lang w:eastAsia="zh-CN"/>
+              </w:rPr>
+              <w:t>pg判断类型能否转换</w:t>
             </w:r>
           </w:p>
         </w:tc>
@@ -5149,9 +5281,17 @@
           <w:p>
             <w:pPr>
               <w:rPr>
-                <w:lang w:eastAsia="zh-CN"/>
-              </w:rPr>
-            </w:pPr>
+                <w:color w:val="FF0000"/>
+                <w:lang w:eastAsia="zh-CN"/>
+              </w:rPr>
+            </w:pPr>
+            <w:r>
+              <w:rPr>
+                <w:rFonts w:hint="eastAsia"/>
+                <w:color w:val="FF0000"/>
+              </w:rPr>
+              <w:t>fdw兼容性问题</w:t>
+            </w:r>
           </w:p>
         </w:tc>
         <w:tc>
@@ -5161,16 +5301,380 @@
           <w:p>
             <w:pPr>
               <w:rPr>
-                <w:lang w:eastAsia="zh-CN"/>
-              </w:rPr>
-            </w:pPr>
-            <w:ins w:id="94" w:author="linyoubin" w:date="2016-03-28T10:12:00Z">
+                <w:color w:val="FF0000"/>
+                <w:lang w:eastAsia="zh-CN"/>
+              </w:rPr>
+            </w:pPr>
+            <w:r>
+              <w:rPr>
+                <w:rFonts w:hint="eastAsia"/>
+                <w:color w:val="FF0000"/>
+                <w:lang w:eastAsia="zh-CN"/>
+              </w:rPr>
+              <w:t>遗留</w:t>
+            </w:r>
+          </w:p>
+        </w:tc>
+      </w:tr>
+      <w:tr>
+        <w:tc>
+          <w:tcPr>
+            <w:tcW w:w="3085" w:type="dxa"/>
+          </w:tcPr>
+          <w:p>
+            <w:pPr>
+              <w:rPr>
+                <w:lang w:eastAsia="zh-CN"/>
+              </w:rPr>
+            </w:pPr>
+            <w:r>
+              <w:rPr>
+                <w:rFonts w:hint="eastAsia"/>
+                <w:lang w:eastAsia="zh-CN"/>
+              </w:rPr>
+              <w:t>sptConvertor::_traverse()</w:t>
+            </w:r>
+          </w:p>
+        </w:tc>
+        <w:tc>
+          <w:tcPr>
+            <w:tcW w:w="1199" w:type="dxa"/>
+          </w:tcPr>
+          <w:p>
+            <w:pPr>
+              <w:rPr>
+                <w:lang w:eastAsia="zh-CN"/>
+              </w:rPr>
+            </w:pPr>
+          </w:p>
+        </w:tc>
+        <w:tc>
+          <w:tcPr>
+            <w:tcW w:w="2628" w:type="dxa"/>
+          </w:tcPr>
+          <w:p>
+            <w:pPr>
+              <w:rPr>
+                <w:lang w:eastAsia="zh-CN"/>
+              </w:rPr>
+            </w:pPr>
+            <w:r>
+              <w:rPr>
+                <w:rFonts w:hint="eastAsia"/>
+                <w:lang w:eastAsia="zh-CN"/>
+              </w:rPr>
+              <w:t>sptConvertor::_addSpecialObj()</w:t>
+            </w:r>
+          </w:p>
+        </w:tc>
+        <w:tc>
+          <w:tcPr>
+            <w:tcW w:w="1610" w:type="dxa"/>
+          </w:tcPr>
+          <w:p>
+            <w:pPr>
+              <w:rPr>
+                <w:lang w:eastAsia="zh-CN"/>
+              </w:rPr>
+            </w:pPr>
+            <w:r>
+              <w:rPr>
+                <w:rFonts w:hint="eastAsia"/>
+                <w:lang w:eastAsia="zh-CN"/>
+              </w:rPr>
+              <w:t>add</w:t>
+            </w:r>
+          </w:p>
+        </w:tc>
+      </w:tr>
+      <w:tr>
+        <w:tc>
+          <w:tcPr>
+            <w:tcW w:w="3085" w:type="dxa"/>
+          </w:tcPr>
+          <w:p>
+            <w:pPr>
+              <w:rPr>
+                <w:b/>
+                <w:color w:val="4F81BD" w:themeColor="accent1"/>
+                <w:lang w:eastAsia="zh-CN"/>
+              </w:rPr>
+            </w:pPr>
+            <w:r>
+              <w:rPr>
+                <w:rFonts w:hint="eastAsia"/>
+                <w:b/>
+                <w:color w:val="4F81BD" w:themeColor="accent1"/>
+                <w:lang w:eastAsia="zh-CN"/>
+              </w:rPr>
+              <w:lastRenderedPageBreak/>
+              <w:t>bson_append_decimal</w:t>
+            </w:r>
+            <w:r>
+              <w:rPr>
+                <w:rFonts w:hint="eastAsia"/>
+                <w:b/>
+                <w:color w:val="4F81BD" w:themeColor="accent1"/>
+                <w:lang w:eastAsia="zh-CN"/>
+              </w:rPr>
+              <w:t>(bson *b, const char *name, bson_decimal *decimal)</w:t>
+            </w:r>
+          </w:p>
+        </w:tc>
+        <w:tc>
+          <w:tcPr>
+            <w:tcW w:w="1199" w:type="dxa"/>
+          </w:tcPr>
+          <w:p>
+            <w:pPr>
+              <w:rPr>
+                <w:b/>
+                <w:color w:val="4F81BD" w:themeColor="accent1"/>
+                <w:lang w:eastAsia="zh-CN"/>
+              </w:rPr>
+            </w:pPr>
+          </w:p>
+        </w:tc>
+        <w:tc>
+          <w:tcPr>
+            <w:tcW w:w="2628" w:type="dxa"/>
+          </w:tcPr>
+          <w:p>
+            <w:pPr>
+              <w:rPr>
+                <w:b/>
+                <w:color w:val="4F81BD" w:themeColor="accent1"/>
+                <w:lang w:eastAsia="zh-CN"/>
+              </w:rPr>
+            </w:pPr>
+            <w:r>
+              <w:rPr>
+                <w:rFonts w:hint="eastAsia"/>
+                <w:b/>
+                <w:color w:val="4F81BD" w:themeColor="accent1"/>
+                <w:lang w:eastAsia="zh-CN"/>
+              </w:rPr>
+              <w:t>新增接口</w:t>
+            </w:r>
+          </w:p>
+        </w:tc>
+        <w:tc>
+          <w:tcPr>
+            <w:tcW w:w="1610" w:type="dxa"/>
+          </w:tcPr>
+          <w:p>
+            <w:pPr>
+              <w:rPr>
+                <w:b/>
+                <w:color w:val="4F81BD" w:themeColor="accent1"/>
+                <w:lang w:eastAsia="zh-CN"/>
+              </w:rPr>
+            </w:pPr>
+            <w:r>
+              <w:rPr>
+                <w:rFonts w:hint="eastAsia"/>
+                <w:b/>
+                <w:color w:val="4F81BD" w:themeColor="accent1"/>
+                <w:lang w:eastAsia="zh-CN"/>
+              </w:rPr>
+              <w:t>add</w:t>
+            </w:r>
+          </w:p>
+        </w:tc>
+      </w:tr>
+      <w:tr>
+        <w:tc>
+          <w:tcPr>
+            <w:tcW w:w="3085" w:type="dxa"/>
+          </w:tcPr>
+          <w:p>
+            <w:pPr>
+              <w:tabs>
+                <w:tab w:val="left" w:pos="1795"/>
+              </w:tabs>
+              <w:rPr>
+                <w:b/>
+                <w:color w:val="4F81BD" w:themeColor="accent1"/>
+                <w:lang w:eastAsia="zh-CN"/>
+              </w:rPr>
+            </w:pPr>
+            <w:r>
+              <w:rPr>
+                <w:rFonts w:hint="eastAsia"/>
+                <w:b/>
+                <w:color w:val="4F81BD" w:themeColor="accent1"/>
+                <w:lang w:eastAsia="zh-CN"/>
+              </w:rPr>
+              <w:t>bson_iterator_</w:t>
+            </w:r>
+            <w:r>
+              <w:rPr>
+                <w:rFonts w:hint="eastAsia"/>
+                <w:b/>
+                <w:color w:val="4F81BD" w:themeColor="accent1"/>
+                <w:lang w:eastAsia="zh-CN"/>
+              </w:rPr>
+              <w:t>decimal</w:t>
+            </w:r>
+            <w:r>
+              <w:rPr>
+                <w:rFonts w:hint="eastAsia"/>
+                <w:b/>
+                <w:color w:val="4F81BD" w:themeColor="accent1"/>
+                <w:lang w:eastAsia="zh-CN"/>
+              </w:rPr>
+              <w:t>(</w:t>
+            </w:r>
+            <w:r>
+              <w:rPr>
+                <w:rFonts w:hint="eastAsia"/>
+                <w:b/>
+                <w:color w:val="4F81BD" w:themeColor="accent1"/>
+                <w:lang w:eastAsia="zh-CN"/>
+              </w:rPr>
+              <w:t>const bson_iterator *i, bson_decimal *decimal</w:t>
+            </w:r>
+            <w:r>
+              <w:rPr>
+                <w:rFonts w:hint="eastAsia"/>
+                <w:b/>
+                <w:color w:val="4F81BD" w:themeColor="accent1"/>
+                <w:lang w:eastAsia="zh-CN"/>
+              </w:rPr>
+              <w:t>)</w:t>
+            </w:r>
+          </w:p>
+        </w:tc>
+        <w:tc>
+          <w:tcPr>
+            <w:tcW w:w="1199" w:type="dxa"/>
+          </w:tcPr>
+          <w:p>
+            <w:pPr>
+              <w:rPr>
+                <w:b/>
+                <w:color w:val="4F81BD" w:themeColor="accent1"/>
+                <w:lang w:eastAsia="zh-CN"/>
+              </w:rPr>
+            </w:pPr>
+          </w:p>
+        </w:tc>
+        <w:tc>
+          <w:tcPr>
+            <w:tcW w:w="2628" w:type="dxa"/>
+          </w:tcPr>
+          <w:p>
+            <w:pPr>
+              <w:rPr>
+                <w:lang w:eastAsia="zh-CN"/>
+              </w:rPr>
+            </w:pPr>
+            <w:r>
+              <w:rPr>
+                <w:rFonts w:hint="eastAsia"/>
+                <w:b/>
+                <w:color w:val="4F81BD" w:themeColor="accent1"/>
+                <w:lang w:eastAsia="zh-CN"/>
+              </w:rPr>
+              <w:t>新增接口</w:t>
+            </w:r>
+          </w:p>
+        </w:tc>
+        <w:tc>
+          <w:tcPr>
+            <w:tcW w:w="1610" w:type="dxa"/>
+          </w:tcPr>
+          <w:p>
+            <w:pPr>
+              <w:rPr>
+                <w:lang w:eastAsia="zh-CN"/>
+              </w:rPr>
+            </w:pPr>
+            <w:r>
+              <w:rPr>
+                <w:rFonts w:hint="eastAsia"/>
+                <w:lang w:eastAsia="zh-CN"/>
+              </w:rPr>
+              <w:t>add</w:t>
+            </w:r>
+          </w:p>
+        </w:tc>
+      </w:tr>
+      <w:tr>
+        <w:tc>
+          <w:tcPr>
+            <w:tcW w:w="3085" w:type="dxa"/>
+          </w:tcPr>
+          <w:p>
+            <w:pPr>
+              <w:tabs>
+                <w:tab w:val="left" w:pos="1795"/>
+              </w:tabs>
+              <w:rPr>
+                <w:b/>
+                <w:lang w:eastAsia="zh-CN"/>
+              </w:rPr>
+            </w:pPr>
+            <w:r>
+              <w:rPr>
+                <w:rFonts w:hint="eastAsia"/>
+                <w:b/>
+                <w:lang w:eastAsia="zh-CN"/>
+              </w:rPr>
+              <w:t>aggrGroupParser::parseInputFunc</w:t>
+            </w:r>
+          </w:p>
+        </w:tc>
+        <w:tc>
+          <w:tcPr>
+            <w:tcW w:w="1199" w:type="dxa"/>
+          </w:tcPr>
+          <w:p>
+            <w:pPr>
+              <w:rPr>
+                <w:b/>
+                <w:lang w:eastAsia="zh-CN"/>
+              </w:rPr>
+            </w:pPr>
+            <w:r>
+              <w:rPr>
+                <w:rFonts w:hint="eastAsia"/>
+                <w:b/>
+                <w:lang w:eastAsia="zh-CN"/>
+              </w:rPr>
+              <w:t>处理sum</w:t>
+            </w:r>
+          </w:p>
+        </w:tc>
+        <w:tc>
+          <w:tcPr>
+            <w:tcW w:w="2628" w:type="dxa"/>
+          </w:tcPr>
+          <w:p>
+            <w:pPr>
+              <w:rPr>
+                <w:lang w:eastAsia="zh-CN"/>
+              </w:rPr>
+            </w:pPr>
+          </w:p>
+        </w:tc>
+        <w:tc>
+          <w:tcPr>
+            <w:tcW w:w="1610" w:type="dxa"/>
+          </w:tcPr>
+          <w:p>
+            <w:pPr>
+              <w:rPr>
+                <w:lang w:eastAsia="zh-CN"/>
+              </w:rPr>
+            </w:pPr>
+            <w:ins w:id="2" w:author="linyoubin" w:date="2016-04-12T15:17:00Z">
               <w:r>
                 <w:rPr>
                   <w:rFonts w:hint="eastAsia"/>
                   <w:lang w:eastAsia="zh-CN"/>
                 </w:rPr>
-                <w:t>add</w:t>
+                <w:t>//TODO</w:t>
               </w:r>
             </w:ins>
           </w:p>
@@ -5183,7 +5687,706 @@
           </w:tcPr>
           <w:p>
             <w:pPr>
-              <w:rPr>
+              <w:tabs>
+                <w:tab w:val="left" w:pos="1795"/>
+              </w:tabs>
+              <w:rPr>
+                <w:b/>
+                <w:lang w:eastAsia="zh-CN"/>
+              </w:rPr>
+            </w:pPr>
+            <w:r>
+              <w:rPr>
+                <w:rFonts w:hint="eastAsia"/>
+                <w:b/>
+                <w:lang w:eastAsia="zh-CN"/>
+              </w:rPr>
+              <w:t>BSONElement::size</w:t>
+            </w:r>
+          </w:p>
+        </w:tc>
+        <w:tc>
+          <w:tcPr>
+            <w:tcW w:w="1199" w:type="dxa"/>
+          </w:tcPr>
+          <w:p>
+            <w:pPr>
+              <w:rPr>
+                <w:b/>
+                <w:lang w:eastAsia="zh-CN"/>
+              </w:rPr>
+            </w:pPr>
+            <w:r>
+              <w:rPr>
+                <w:rFonts w:hint="eastAsia"/>
+                <w:b/>
+                <w:lang w:eastAsia="zh-CN"/>
+              </w:rPr>
+              <w:t>element大小</w:t>
+            </w:r>
+          </w:p>
+        </w:tc>
+        <w:tc>
+          <w:tcPr>
+            <w:tcW w:w="2628" w:type="dxa"/>
+          </w:tcPr>
+          <w:p>
+            <w:pPr>
+              <w:tabs>
+                <w:tab w:val="left" w:pos="640"/>
+              </w:tabs>
+              <w:rPr>
+                <w:lang w:eastAsia="zh-CN"/>
+              </w:rPr>
+            </w:pPr>
+            <w:r>
+              <w:rPr>
+                <w:rFonts w:hint="eastAsia"/>
+                <w:lang w:eastAsia="zh-CN"/>
+              </w:rPr>
+              <w:t>有两个重载函数</w:t>
+            </w:r>
+          </w:p>
+        </w:tc>
+        <w:tc>
+          <w:tcPr>
+            <w:tcW w:w="1610" w:type="dxa"/>
+          </w:tcPr>
+          <w:p>
+            <w:pPr>
+              <w:rPr>
+                <w:lang w:eastAsia="zh-CN"/>
+              </w:rPr>
+            </w:pPr>
+            <w:r>
+              <w:rPr>
+                <w:rFonts w:hint="eastAsia"/>
+                <w:lang w:eastAsia="zh-CN"/>
+              </w:rPr>
+              <w:t>add</w:t>
+            </w:r>
+          </w:p>
+        </w:tc>
+      </w:tr>
+      <w:tr>
+        <w:tc>
+          <w:tcPr>
+            <w:tcW w:w="3085" w:type="dxa"/>
+          </w:tcPr>
+          <w:p>
+            <w:pPr>
+              <w:tabs>
+                <w:tab w:val="left" w:pos="2005"/>
+              </w:tabs>
+              <w:rPr>
+                <w:b/>
+                <w:lang w:eastAsia="zh-CN"/>
+              </w:rPr>
+            </w:pPr>
+            <w:r>
+              <w:rPr>
+                <w:rFonts w:hint="eastAsia"/>
+                <w:b/>
+                <w:lang w:eastAsia="zh-CN"/>
+              </w:rPr>
+              <w:t>BSONElement::toString()</w:t>
+            </w:r>
+          </w:p>
+        </w:tc>
+        <w:tc>
+          <w:tcPr>
+            <w:tcW w:w="1199" w:type="dxa"/>
+          </w:tcPr>
+          <w:p>
+            <w:pPr>
+              <w:rPr>
+                <w:b/>
+                <w:lang w:eastAsia="zh-CN"/>
+              </w:rPr>
+            </w:pPr>
+          </w:p>
+        </w:tc>
+        <w:tc>
+          <w:tcPr>
+            <w:tcW w:w="2628" w:type="dxa"/>
+          </w:tcPr>
+          <w:p>
+            <w:pPr>
+              <w:rPr>
+                <w:lang w:eastAsia="zh-CN"/>
+              </w:rPr>
+            </w:pPr>
+          </w:p>
+        </w:tc>
+        <w:tc>
+          <w:tcPr>
+            <w:tcW w:w="1610" w:type="dxa"/>
+          </w:tcPr>
+          <w:p>
+            <w:pPr>
+              <w:rPr>
+                <w:lang w:eastAsia="zh-CN"/>
+              </w:rPr>
+            </w:pPr>
+            <w:r>
+              <w:rPr>
+                <w:rFonts w:hint="eastAsia"/>
+                <w:lang w:eastAsia="zh-CN"/>
+              </w:rPr>
+              <w:t>add</w:t>
+            </w:r>
+          </w:p>
+        </w:tc>
+      </w:tr>
+      <w:tr>
+        <w:tc>
+          <w:tcPr>
+            <w:tcW w:w="3085" w:type="dxa"/>
+          </w:tcPr>
+          <w:p>
+            <w:pPr>
+              <w:tabs>
+                <w:tab w:val="left" w:pos="1795"/>
+              </w:tabs>
+              <w:rPr>
+                <w:b/>
+                <w:lang w:eastAsia="zh-CN"/>
+              </w:rPr>
+            </w:pPr>
+            <w:r>
+              <w:rPr>
+                <w:rFonts w:hint="eastAsia"/>
+                <w:b/>
+                <w:lang w:eastAsia="zh-CN"/>
+              </w:rPr>
+              <w:t>BSONElement::isNumber()</w:t>
+            </w:r>
+          </w:p>
+        </w:tc>
+        <w:tc>
+          <w:tcPr>
+            <w:tcW w:w="1199" w:type="dxa"/>
+          </w:tcPr>
+          <w:p>
+            <w:pPr>
+              <w:rPr>
+                <w:b/>
+                <w:lang w:eastAsia="zh-CN"/>
+              </w:rPr>
+            </w:pPr>
+          </w:p>
+        </w:tc>
+        <w:tc>
+          <w:tcPr>
+            <w:tcW w:w="2628" w:type="dxa"/>
+          </w:tcPr>
+          <w:p>
+            <w:pPr>
+              <w:rPr>
+                <w:lang w:eastAsia="zh-CN"/>
+              </w:rPr>
+            </w:pPr>
+          </w:p>
+        </w:tc>
+        <w:tc>
+          <w:tcPr>
+            <w:tcW w:w="1610" w:type="dxa"/>
+          </w:tcPr>
+          <w:p>
+            <w:pPr>
+              <w:rPr>
+                <w:lang w:eastAsia="zh-CN"/>
+              </w:rPr>
+            </w:pPr>
+            <w:r>
+              <w:rPr>
+                <w:rFonts w:hint="eastAsia"/>
+                <w:lang w:eastAsia="zh-CN"/>
+              </w:rPr>
+              <w:t>add</w:t>
+            </w:r>
+          </w:p>
+        </w:tc>
+      </w:tr>
+      <w:tr>
+        <w:tc>
+          <w:tcPr>
+            <w:tcW w:w="3085" w:type="dxa"/>
+          </w:tcPr>
+          <w:p>
+            <w:pPr>
+              <w:tabs>
+                <w:tab w:val="left" w:pos="1795"/>
+              </w:tabs>
+              <w:rPr>
+                <w:b/>
+                <w:lang w:eastAsia="zh-CN"/>
+              </w:rPr>
+            </w:pPr>
+            <w:r>
+              <w:rPr>
+                <w:rFonts w:hint="eastAsia"/>
+                <w:b/>
+                <w:lang w:eastAsia="zh-CN"/>
+              </w:rPr>
+              <w:t>BSONElement::number()</w:t>
+            </w:r>
+          </w:p>
+        </w:tc>
+        <w:tc>
+          <w:tcPr>
+            <w:tcW w:w="1199" w:type="dxa"/>
+          </w:tcPr>
+          <w:p>
+            <w:pPr>
+              <w:rPr>
+                <w:b/>
+                <w:lang w:eastAsia="zh-CN"/>
+              </w:rPr>
+            </w:pPr>
+          </w:p>
+        </w:tc>
+        <w:tc>
+          <w:tcPr>
+            <w:tcW w:w="2628" w:type="dxa"/>
+          </w:tcPr>
+          <w:p>
+            <w:pPr>
+              <w:rPr>
+                <w:lang w:eastAsia="zh-CN"/>
+              </w:rPr>
+            </w:pPr>
+          </w:p>
+        </w:tc>
+        <w:tc>
+          <w:tcPr>
+            <w:tcW w:w="1610" w:type="dxa"/>
+          </w:tcPr>
+          <w:p>
+            <w:pPr>
+              <w:rPr>
+                <w:lang w:eastAsia="zh-CN"/>
+              </w:rPr>
+            </w:pPr>
+            <w:r>
+              <w:rPr>
+                <w:rFonts w:hint="eastAsia"/>
+                <w:lang w:eastAsia="zh-CN"/>
+              </w:rPr>
+              <w:t>add</w:t>
+            </w:r>
+          </w:p>
+        </w:tc>
+      </w:tr>
+      <w:tr>
+        <w:tc>
+          <w:tcPr>
+            <w:tcW w:w="3085" w:type="dxa"/>
+          </w:tcPr>
+          <w:p>
+            <w:pPr>
+              <w:tabs>
+                <w:tab w:val="left" w:pos="1795"/>
+              </w:tabs>
+              <w:ind w:left="110" w:hangingChars="50" w:hanging="110"/>
+              <w:rPr>
+                <w:b/>
+                <w:color w:val="4F81BD" w:themeColor="accent1"/>
+                <w:lang w:eastAsia="zh-CN"/>
+              </w:rPr>
+            </w:pPr>
+            <w:r>
+              <w:rPr>
+                <w:rFonts w:hint="eastAsia"/>
+                <w:b/>
+                <w:color w:val="4F81BD" w:themeColor="accent1"/>
+                <w:lang w:eastAsia="zh-CN"/>
+              </w:rPr>
+              <w:t>bsonDecimal</w:t>
+            </w:r>
+            <w:r>
+              <w:rPr>
+                <w:rFonts w:hint="eastAsia"/>
+                <w:b/>
+                <w:color w:val="4F81BD" w:themeColor="accent1"/>
+                <w:lang w:eastAsia="zh-CN"/>
+              </w:rPr>
+              <w:t xml:space="preserve"> </w:t>
+            </w:r>
+            <w:r>
+              <w:rPr>
+                <w:rFonts w:hint="eastAsia"/>
+                <w:b/>
+                <w:color w:val="4F81BD" w:themeColor="accent1"/>
+                <w:lang w:eastAsia="zh-CN"/>
+              </w:rPr>
+              <w:t>BSONElement::</w:t>
+            </w:r>
+            <w:r>
+              <w:rPr>
+                <w:rFonts w:hint="eastAsia"/>
+                <w:b/>
+                <w:color w:val="4F81BD" w:themeColor="accent1"/>
+                <w:lang w:eastAsia="zh-CN"/>
+              </w:rPr>
+              <w:t>decimal</w:t>
+            </w:r>
+            <w:r>
+              <w:rPr>
+                <w:rFonts w:hint="eastAsia"/>
+                <w:b/>
+                <w:color w:val="4F81BD" w:themeColor="accent1"/>
+                <w:lang w:eastAsia="zh-CN"/>
+              </w:rPr>
+              <w:t>()</w:t>
+            </w:r>
+          </w:p>
+        </w:tc>
+        <w:tc>
+          <w:tcPr>
+            <w:tcW w:w="1199" w:type="dxa"/>
+          </w:tcPr>
+          <w:p>
+            <w:pPr>
+              <w:rPr>
+                <w:b/>
+                <w:color w:val="4F81BD" w:themeColor="accent1"/>
+                <w:lang w:eastAsia="zh-CN"/>
+              </w:rPr>
+            </w:pPr>
+            <w:r>
+              <w:rPr>
+                <w:rFonts w:hint="eastAsia"/>
+                <w:b/>
+                <w:color w:val="4F81BD" w:themeColor="accent1"/>
+                <w:lang w:eastAsia="zh-CN"/>
+              </w:rPr>
+              <w:t>获取decimal</w:t>
+            </w:r>
+          </w:p>
+        </w:tc>
+        <w:tc>
+          <w:tcPr>
+            <w:tcW w:w="2628" w:type="dxa"/>
+          </w:tcPr>
+          <w:p>
+            <w:pPr>
+              <w:rPr>
+                <w:color w:val="4F81BD" w:themeColor="accent1"/>
+                <w:lang w:eastAsia="zh-CN"/>
+              </w:rPr>
+            </w:pPr>
+          </w:p>
+        </w:tc>
+        <w:tc>
+          <w:tcPr>
+            <w:tcW w:w="1610" w:type="dxa"/>
+          </w:tcPr>
+          <w:p>
+            <w:pPr>
+              <w:rPr>
+                <w:color w:val="4F81BD" w:themeColor="accent1"/>
+                <w:lang w:eastAsia="zh-CN"/>
+              </w:rPr>
+            </w:pPr>
+            <w:r>
+              <w:rPr>
+                <w:rFonts w:hint="eastAsia"/>
+                <w:color w:val="4F81BD" w:themeColor="accent1"/>
+                <w:lang w:eastAsia="zh-CN"/>
+              </w:rPr>
+              <w:t>add</w:t>
+            </w:r>
+          </w:p>
+        </w:tc>
+      </w:tr>
+      <w:tr>
+        <w:tc>
+          <w:tcPr>
+            <w:tcW w:w="3085" w:type="dxa"/>
+          </w:tcPr>
+          <w:p>
+            <w:pPr>
+              <w:tabs>
+                <w:tab w:val="left" w:pos="1795"/>
+              </w:tabs>
+              <w:ind w:left="110" w:hangingChars="50" w:hanging="110"/>
+              <w:rPr>
+                <w:b/>
+                <w:color w:val="4F81BD" w:themeColor="accent1"/>
+                <w:lang w:eastAsia="zh-CN"/>
+              </w:rPr>
+            </w:pPr>
+            <w:r>
+              <w:rPr>
+                <w:rFonts w:hint="eastAsia"/>
+                <w:b/>
+                <w:color w:val="4F81BD" w:themeColor="accent1"/>
+                <w:lang w:eastAsia="zh-CN"/>
+              </w:rPr>
+              <w:t>void BSONElement::Val(</w:t>
+            </w:r>
+            <w:r>
+              <w:rPr>
+                <w:rFonts w:hint="eastAsia"/>
+                <w:b/>
+                <w:color w:val="4F81BD" w:themeColor="accent1"/>
+                <w:lang w:eastAsia="zh-CN"/>
+              </w:rPr>
+              <w:t>bsonDecimal &amp;v</w:t>
+            </w:r>
+            <w:r>
+              <w:rPr>
+                <w:rFonts w:hint="eastAsia"/>
+                <w:b/>
+                <w:color w:val="4F81BD" w:themeColor="accent1"/>
+                <w:lang w:eastAsia="zh-CN"/>
+              </w:rPr>
+              <w:t>)</w:t>
+            </w:r>
+          </w:p>
+        </w:tc>
+        <w:tc>
+          <w:tcPr>
+            <w:tcW w:w="1199" w:type="dxa"/>
+          </w:tcPr>
+          <w:p>
+            <w:pPr>
+              <w:rPr>
+                <w:b/>
+                <w:color w:val="4F81BD" w:themeColor="accent1"/>
+                <w:lang w:eastAsia="zh-CN"/>
+              </w:rPr>
+            </w:pPr>
+            <w:r>
+              <w:rPr>
+                <w:rFonts w:hint="eastAsia"/>
+                <w:b/>
+                <w:color w:val="4F81BD" w:themeColor="accent1"/>
+                <w:lang w:eastAsia="zh-CN"/>
+              </w:rPr>
+              <w:t>获取decimal</w:t>
+            </w:r>
+          </w:p>
+        </w:tc>
+        <w:tc>
+          <w:tcPr>
+            <w:tcW w:w="2628" w:type="dxa"/>
+          </w:tcPr>
+          <w:p>
+            <w:pPr>
+              <w:rPr>
+                <w:color w:val="4F81BD" w:themeColor="accent1"/>
+                <w:lang w:eastAsia="zh-CN"/>
+              </w:rPr>
+            </w:pPr>
+          </w:p>
+        </w:tc>
+        <w:tc>
+          <w:tcPr>
+            <w:tcW w:w="1610" w:type="dxa"/>
+          </w:tcPr>
+          <w:p>
+            <w:pPr>
+              <w:rPr>
+                <w:color w:val="4F81BD" w:themeColor="accent1"/>
+                <w:lang w:eastAsia="zh-CN"/>
+              </w:rPr>
+            </w:pPr>
+            <w:r>
+              <w:rPr>
+                <w:rFonts w:hint="eastAsia"/>
+                <w:color w:val="4F81BD" w:themeColor="accent1"/>
+                <w:lang w:eastAsia="zh-CN"/>
+              </w:rPr>
+              <w:t>add</w:t>
+            </w:r>
+          </w:p>
+        </w:tc>
+      </w:tr>
+      <w:tr>
+        <w:tc>
+          <w:tcPr>
+            <w:tcW w:w="3085" w:type="dxa"/>
+          </w:tcPr>
+          <w:p>
+            <w:pPr>
+              <w:tabs>
+                <w:tab w:val="left" w:pos="1795"/>
+              </w:tabs>
+              <w:ind w:left="110" w:hangingChars="50" w:hanging="110"/>
+              <w:rPr>
+                <w:b/>
+                <w:color w:val="4F81BD" w:themeColor="accent1"/>
+                <w:lang w:eastAsia="zh-CN"/>
+              </w:rPr>
+            </w:pPr>
+            <w:r>
+              <w:rPr>
+                <w:rFonts w:hint="eastAsia"/>
+                <w:b/>
+                <w:color w:val="4F81BD" w:themeColor="accent1"/>
+                <w:lang w:eastAsia="zh-CN"/>
+              </w:rPr>
+              <w:t>BSONElement::</w:t>
+            </w:r>
+            <w:r>
+              <w:rPr>
+                <w:b/>
+                <w:color w:val="4F81BD" w:themeColor="accent1"/>
+                <w:lang w:eastAsia="zh-CN"/>
+              </w:rPr>
+              <w:t xml:space="preserve">numberDecimal </w:t>
+            </w:r>
+            <w:r>
+              <w:rPr>
+                <w:b/>
+                <w:color w:val="4F81BD" w:themeColor="accent1"/>
+                <w:lang w:eastAsia="zh-CN"/>
+              </w:rPr>
+              <w:t>()</w:t>
+            </w:r>
+          </w:p>
+        </w:tc>
+        <w:tc>
+          <w:tcPr>
+            <w:tcW w:w="1199" w:type="dxa"/>
+          </w:tcPr>
+          <w:p>
+            <w:pPr>
+              <w:rPr>
+                <w:b/>
+                <w:color w:val="4F81BD" w:themeColor="accent1"/>
+                <w:lang w:eastAsia="zh-CN"/>
+              </w:rPr>
+            </w:pPr>
+          </w:p>
+        </w:tc>
+        <w:tc>
+          <w:tcPr>
+            <w:tcW w:w="2628" w:type="dxa"/>
+          </w:tcPr>
+          <w:p>
+            <w:pPr>
+              <w:rPr>
+                <w:color w:val="4F81BD" w:themeColor="accent1"/>
+                <w:lang w:eastAsia="zh-CN"/>
+              </w:rPr>
+            </w:pPr>
+          </w:p>
+        </w:tc>
+        <w:tc>
+          <w:tcPr>
+            <w:tcW w:w="1610" w:type="dxa"/>
+          </w:tcPr>
+          <w:p>
+            <w:pPr>
+              <w:rPr>
+                <w:color w:val="4F81BD" w:themeColor="accent1"/>
+                <w:lang w:eastAsia="zh-CN"/>
+              </w:rPr>
+            </w:pPr>
+            <w:r>
+              <w:rPr>
+                <w:rFonts w:hint="eastAsia"/>
+                <w:color w:val="4F81BD" w:themeColor="accent1"/>
+                <w:lang w:eastAsia="zh-CN"/>
+              </w:rPr>
+              <w:t>add</w:t>
+            </w:r>
+          </w:p>
+        </w:tc>
+      </w:tr>
+      <w:tr>
+        <w:tc>
+          <w:tcPr>
+            <w:tcW w:w="3085" w:type="dxa"/>
+          </w:tcPr>
+          <w:p>
+            <w:pPr>
+              <w:tabs>
+                <w:tab w:val="left" w:pos="1795"/>
+              </w:tabs>
+              <w:rPr>
+                <w:b/>
+                <w:lang w:eastAsia="zh-CN"/>
+              </w:rPr>
+            </w:pPr>
+            <w:r>
+              <w:rPr>
+                <w:rFonts w:hint="eastAsia"/>
+                <w:b/>
+                <w:lang w:eastAsia="zh-CN"/>
+              </w:rPr>
+              <w:t>BSONElement::canonicalType()</w:t>
+            </w:r>
+          </w:p>
+        </w:tc>
+        <w:tc>
+          <w:tcPr>
+            <w:tcW w:w="1199" w:type="dxa"/>
+          </w:tcPr>
+          <w:p>
+            <w:pPr>
+              <w:rPr>
+                <w:b/>
+                <w:lang w:eastAsia="zh-CN"/>
+              </w:rPr>
+            </w:pPr>
+            <w:r>
+              <w:rPr>
+                <w:rFonts w:hint="eastAsia"/>
+                <w:b/>
+                <w:lang w:eastAsia="zh-CN"/>
+              </w:rPr>
+              <w:t>比较类型大小</w:t>
+            </w:r>
+          </w:p>
+        </w:tc>
+        <w:tc>
+          <w:tcPr>
+            <w:tcW w:w="2628" w:type="dxa"/>
+          </w:tcPr>
+          <w:p>
+            <w:pPr>
+              <w:rPr>
+                <w:lang w:eastAsia="zh-CN"/>
+              </w:rPr>
+            </w:pPr>
+          </w:p>
+        </w:tc>
+        <w:tc>
+          <w:tcPr>
+            <w:tcW w:w="1610" w:type="dxa"/>
+          </w:tcPr>
+          <w:p>
+            <w:pPr>
+              <w:rPr>
+                <w:lang w:eastAsia="zh-CN"/>
+              </w:rPr>
+            </w:pPr>
+            <w:r>
+              <w:rPr>
+                <w:rFonts w:hint="eastAsia"/>
+                <w:lang w:eastAsia="zh-CN"/>
+              </w:rPr>
+              <w:t>add</w:t>
+            </w:r>
+          </w:p>
+        </w:tc>
+      </w:tr>
+      <w:tr>
+        <w:tc>
+          <w:tcPr>
+            <w:tcW w:w="3085" w:type="dxa"/>
+          </w:tcPr>
+          <w:p>
+            <w:pPr>
+              <w:tabs>
+                <w:tab w:val="left" w:pos="1795"/>
+              </w:tabs>
+              <w:rPr>
+                <w:b/>
                 <w:color w:val="FF0000"/>
                 <w:lang w:eastAsia="zh-CN"/>
               </w:rPr>
@@ -5191,10 +6394,11 @@
             <w:r>
               <w:rPr>
                 <w:rFonts w:hint="eastAsia"/>
+                <w:b/>
                 <w:color w:val="FF0000"/>
                 <w:lang w:eastAsia="zh-CN"/>
               </w:rPr>
-              <w:t>bson_interator_int</w:t>
+              <w:t>BSONELement::isSimpleType()</w:t>
             </w:r>
           </w:p>
         </w:tc>
@@ -5205,6 +6409,7 @@
           <w:p>
             <w:pPr>
               <w:rPr>
+                <w:b/>
                 <w:color w:val="FF0000"/>
                 <w:lang w:eastAsia="zh-CN"/>
               </w:rPr>
@@ -5212,10 +6417,11 @@
             <w:r>
               <w:rPr>
                 <w:rFonts w:hint="eastAsia"/>
+                <w:b/>
                 <w:color w:val="FF0000"/>
                 <w:lang w:eastAsia="zh-CN"/>
               </w:rPr>
-              <w:t>转为int</w:t>
+              <w:t>??</w:t>
             </w:r>
           </w:p>
         </w:tc>
@@ -5226,18 +6432,9 @@
           <w:p>
             <w:pPr>
               <w:rPr>
-                <w:color w:val="FF0000"/>
-                <w:lang w:eastAsia="zh-CN"/>
-              </w:rPr>
-            </w:pPr>
-            <w:r>
-              <w:rPr>
-                <w:rFonts w:hint="eastAsia"/>
-                <w:color w:val="FF0000"/>
-                <w:lang w:eastAsia="zh-CN"/>
-              </w:rPr>
-              <w:t>是否支持强转</w:t>
-            </w:r>
+                <w:lang w:eastAsia="zh-CN"/>
+              </w:rPr>
+            </w:pPr>
           </w:p>
         </w:tc>
         <w:tc>
@@ -5250,1138 +6447,13 @@
                 <w:lang w:eastAsia="zh-CN"/>
               </w:rPr>
             </w:pPr>
-            <w:ins w:id="95" w:author="linyoubin" w:date="2016-04-12T09:37:00Z">
+            <w:ins w:id="3" w:author="linyoubin" w:date="2016-04-12T15:18:00Z">
               <w:r>
                 <w:rPr>
                   <w:rFonts w:hint="eastAsia"/>
                   <w:lang w:eastAsia="zh-CN"/>
                 </w:rPr>
-                <w:t>add</w:t>
-              </w:r>
-            </w:ins>
-          </w:p>
-        </w:tc>
-      </w:tr>
-      <w:tr>
-        <w:tc>
-          <w:tcPr>
-            <w:tcW w:w="3085" w:type="dxa"/>
-          </w:tcPr>
-          <w:p>
-            <w:pPr>
-              <w:rPr>
-                <w:color w:val="FF0000"/>
-                <w:lang w:eastAsia="zh-CN"/>
-              </w:rPr>
-            </w:pPr>
-            <w:r>
-              <w:rPr>
-                <w:rFonts w:hint="eastAsia"/>
-                <w:color w:val="FF0000"/>
-                <w:lang w:eastAsia="zh-CN"/>
-              </w:rPr>
-              <w:t>bson_interator_</w:t>
-            </w:r>
-            <w:r>
-              <w:rPr>
-                <w:rFonts w:hint="eastAsia"/>
-                <w:color w:val="FF0000"/>
-                <w:lang w:eastAsia="zh-CN"/>
-              </w:rPr>
-              <w:t>double</w:t>
-            </w:r>
-          </w:p>
-        </w:tc>
-        <w:tc>
-          <w:tcPr>
-            <w:tcW w:w="1199" w:type="dxa"/>
-          </w:tcPr>
-          <w:p>
-            <w:pPr>
-              <w:rPr>
-                <w:color w:val="FF0000"/>
-                <w:lang w:eastAsia="zh-CN"/>
-              </w:rPr>
-            </w:pPr>
-            <w:r>
-              <w:rPr>
-                <w:rFonts w:hint="eastAsia"/>
-                <w:color w:val="FF0000"/>
-                <w:lang w:eastAsia="zh-CN"/>
-              </w:rPr>
-              <w:t>转为</w:t>
-            </w:r>
-            <w:r>
-              <w:rPr>
-                <w:rFonts w:hint="eastAsia"/>
-                <w:color w:val="FF0000"/>
-                <w:lang w:eastAsia="zh-CN"/>
-              </w:rPr>
-              <w:t>double</w:t>
-            </w:r>
-          </w:p>
-        </w:tc>
-        <w:tc>
-          <w:tcPr>
-            <w:tcW w:w="2628" w:type="dxa"/>
-          </w:tcPr>
-          <w:p>
-            <w:pPr>
-              <w:rPr>
-                <w:color w:val="FF0000"/>
-                <w:lang w:eastAsia="zh-CN"/>
-              </w:rPr>
-            </w:pPr>
-            <w:r>
-              <w:rPr>
-                <w:rFonts w:hint="eastAsia"/>
-                <w:color w:val="FF0000"/>
-                <w:lang w:eastAsia="zh-CN"/>
-              </w:rPr>
-              <w:t>是否支持强转</w:t>
-            </w:r>
-          </w:p>
-        </w:tc>
-        <w:tc>
-          <w:tcPr>
-            <w:tcW w:w="1610" w:type="dxa"/>
-          </w:tcPr>
-          <w:p>
-            <w:pPr>
-              <w:rPr>
-                <w:lang w:eastAsia="zh-CN"/>
-              </w:rPr>
-            </w:pPr>
-            <w:ins w:id="96" w:author="linyoubin" w:date="2016-04-12T09:37:00Z">
-              <w:r>
-                <w:rPr>
-                  <w:rFonts w:hint="eastAsia"/>
-                  <w:lang w:eastAsia="zh-CN"/>
-                </w:rPr>
-                <w:t>add</w:t>
-              </w:r>
-            </w:ins>
-          </w:p>
-        </w:tc>
-      </w:tr>
-      <w:tr>
-        <w:tc>
-          <w:tcPr>
-            <w:tcW w:w="3085" w:type="dxa"/>
-          </w:tcPr>
-          <w:p>
-            <w:pPr>
-              <w:rPr>
-                <w:color w:val="FF0000"/>
-                <w:lang w:eastAsia="zh-CN"/>
-              </w:rPr>
-            </w:pPr>
-            <w:r>
-              <w:rPr>
-                <w:rFonts w:hint="eastAsia"/>
-                <w:color w:val="FF0000"/>
-                <w:lang w:eastAsia="zh-CN"/>
-              </w:rPr>
-              <w:t>bson_interator_</w:t>
-            </w:r>
-            <w:r>
-              <w:rPr>
-                <w:rFonts w:hint="eastAsia"/>
-                <w:color w:val="FF0000"/>
-                <w:lang w:eastAsia="zh-CN"/>
-              </w:rPr>
-              <w:t>long</w:t>
-            </w:r>
-          </w:p>
-        </w:tc>
-        <w:tc>
-          <w:tcPr>
-            <w:tcW w:w="1199" w:type="dxa"/>
-          </w:tcPr>
-          <w:p>
-            <w:pPr>
-              <w:rPr>
-                <w:color w:val="FF0000"/>
-                <w:lang w:eastAsia="zh-CN"/>
-              </w:rPr>
-            </w:pPr>
-            <w:r>
-              <w:rPr>
-                <w:rFonts w:hint="eastAsia"/>
-                <w:color w:val="FF0000"/>
-                <w:lang w:eastAsia="zh-CN"/>
-              </w:rPr>
-              <w:t>转为</w:t>
-            </w:r>
-            <w:r>
-              <w:rPr>
-                <w:rFonts w:hint="eastAsia"/>
-                <w:color w:val="FF0000"/>
-                <w:lang w:eastAsia="zh-CN"/>
-              </w:rPr>
-              <w:t>long</w:t>
-            </w:r>
-          </w:p>
-        </w:tc>
-        <w:tc>
-          <w:tcPr>
-            <w:tcW w:w="2628" w:type="dxa"/>
-          </w:tcPr>
-          <w:p>
-            <w:pPr>
-              <w:rPr>
-                <w:color w:val="FF0000"/>
-                <w:lang w:eastAsia="zh-CN"/>
-              </w:rPr>
-            </w:pPr>
-            <w:r>
-              <w:rPr>
-                <w:rFonts w:hint="eastAsia"/>
-                <w:color w:val="FF0000"/>
-                <w:lang w:eastAsia="zh-CN"/>
-              </w:rPr>
-              <w:t>是否支持强转</w:t>
-            </w:r>
-          </w:p>
-        </w:tc>
-        <w:tc>
-          <w:tcPr>
-            <w:tcW w:w="1610" w:type="dxa"/>
-          </w:tcPr>
-          <w:p>
-            <w:pPr>
-              <w:rPr>
-                <w:lang w:eastAsia="zh-CN"/>
-              </w:rPr>
-            </w:pPr>
-            <w:ins w:id="97" w:author="linyoubin" w:date="2016-04-12T09:37:00Z">
-              <w:r>
-                <w:rPr>
-                  <w:rFonts w:hint="eastAsia"/>
-                  <w:lang w:eastAsia="zh-CN"/>
-                </w:rPr>
-                <w:t>add</w:t>
-              </w:r>
-            </w:ins>
-          </w:p>
-        </w:tc>
-      </w:tr>
-      <w:tr>
-        <w:tc>
-          <w:tcPr>
-            <w:tcW w:w="3085" w:type="dxa"/>
-          </w:tcPr>
-          <w:p>
-            <w:pPr>
-              <w:rPr>
-                <w:color w:val="FF0000"/>
-                <w:lang w:eastAsia="zh-CN"/>
-              </w:rPr>
-            </w:pPr>
-            <w:r>
-              <w:rPr>
-                <w:rFonts w:hint="eastAsia"/>
-                <w:color w:val="FF0000"/>
-                <w:lang w:eastAsia="zh-CN"/>
-              </w:rPr>
-              <w:lastRenderedPageBreak/>
-              <w:t>bson_interator_</w:t>
-            </w:r>
-            <w:r>
-              <w:rPr>
-                <w:rFonts w:hint="eastAsia"/>
-                <w:color w:val="FF0000"/>
-                <w:lang w:eastAsia="zh-CN"/>
-              </w:rPr>
-              <w:t>bool</w:t>
-            </w:r>
-          </w:p>
-        </w:tc>
-        <w:tc>
-          <w:tcPr>
-            <w:tcW w:w="1199" w:type="dxa"/>
-          </w:tcPr>
-          <w:p>
-            <w:pPr>
-              <w:rPr>
-                <w:color w:val="FF0000"/>
-                <w:lang w:eastAsia="zh-CN"/>
-              </w:rPr>
-            </w:pPr>
-            <w:r>
-              <w:rPr>
-                <w:rFonts w:hint="eastAsia"/>
-                <w:color w:val="FF0000"/>
-                <w:lang w:eastAsia="zh-CN"/>
-              </w:rPr>
-              <w:t>转为</w:t>
-            </w:r>
-            <w:r>
-              <w:rPr>
-                <w:rFonts w:hint="eastAsia"/>
-                <w:color w:val="FF0000"/>
-                <w:lang w:eastAsia="zh-CN"/>
-              </w:rPr>
-              <w:t>bool</w:t>
-            </w:r>
-          </w:p>
-        </w:tc>
-        <w:tc>
-          <w:tcPr>
-            <w:tcW w:w="2628" w:type="dxa"/>
-          </w:tcPr>
-          <w:p>
-            <w:pPr>
-              <w:rPr>
-                <w:color w:val="FF0000"/>
-                <w:lang w:eastAsia="zh-CN"/>
-              </w:rPr>
-            </w:pPr>
-            <w:r>
-              <w:rPr>
-                <w:rFonts w:hint="eastAsia"/>
-                <w:color w:val="FF0000"/>
-                <w:lang w:eastAsia="zh-CN"/>
-              </w:rPr>
-              <w:t>是否支持强转</w:t>
-            </w:r>
-          </w:p>
-        </w:tc>
-        <w:tc>
-          <w:tcPr>
-            <w:tcW w:w="1610" w:type="dxa"/>
-          </w:tcPr>
-          <w:p>
-            <w:pPr>
-              <w:rPr>
-                <w:lang w:eastAsia="zh-CN"/>
-              </w:rPr>
-            </w:pPr>
-            <w:ins w:id="98" w:author="linyoubin" w:date="2016-04-12T09:37:00Z">
-              <w:r>
-                <w:rPr>
-                  <w:rFonts w:hint="eastAsia"/>
-                  <w:lang w:eastAsia="zh-CN"/>
-                </w:rPr>
-                <w:t>add</w:t>
-              </w:r>
-            </w:ins>
-          </w:p>
-        </w:tc>
-      </w:tr>
-      <w:tr>
-        <w:tc>
-          <w:tcPr>
-            <w:tcW w:w="3085" w:type="dxa"/>
-          </w:tcPr>
-          <w:p>
-            <w:pPr>
-              <w:rPr>
-                <w:lang w:eastAsia="zh-CN"/>
-              </w:rPr>
-            </w:pPr>
-            <w:r>
-              <w:rPr>
-                <w:rFonts w:hint="eastAsia"/>
-                <w:lang w:eastAsia="zh-CN"/>
-              </w:rPr>
-              <w:t>bson_endian_convert</w:t>
-            </w:r>
-          </w:p>
-        </w:tc>
-        <w:tc>
-          <w:tcPr>
-            <w:tcW w:w="1199" w:type="dxa"/>
-          </w:tcPr>
-          <w:p>
-            <w:pPr>
-              <w:rPr>
-                <w:lang w:eastAsia="zh-CN"/>
-              </w:rPr>
-            </w:pPr>
-            <w:r>
-              <w:rPr>
-                <w:rFonts w:hint="eastAsia"/>
-                <w:lang w:eastAsia="zh-CN"/>
-              </w:rPr>
-              <w:t>大小端转换</w:t>
-            </w:r>
-          </w:p>
-        </w:tc>
-        <w:tc>
-          <w:tcPr>
-            <w:tcW w:w="2628" w:type="dxa"/>
-          </w:tcPr>
-          <w:p>
-            <w:pPr>
-              <w:rPr>
-                <w:lang w:eastAsia="zh-CN"/>
-              </w:rPr>
-            </w:pPr>
-          </w:p>
-        </w:tc>
-        <w:tc>
-          <w:tcPr>
-            <w:tcW w:w="1610" w:type="dxa"/>
-          </w:tcPr>
-          <w:p>
-            <w:pPr>
-              <w:rPr>
-                <w:lang w:eastAsia="zh-CN"/>
-              </w:rPr>
-            </w:pPr>
-            <w:ins w:id="99" w:author="linyoubin" w:date="2016-03-28T10:34:00Z">
-              <w:r>
-                <w:rPr>
-                  <w:rFonts w:hint="eastAsia"/>
-                  <w:lang w:eastAsia="zh-CN"/>
-                </w:rPr>
-                <w:t>add</w:t>
-              </w:r>
-            </w:ins>
-          </w:p>
-        </w:tc>
-      </w:tr>
-      <w:tr>
-        <w:tc>
-          <w:tcPr>
-            <w:tcW w:w="3085" w:type="dxa"/>
-          </w:tcPr>
-          <w:p>
-            <w:pPr>
-              <w:rPr>
-                <w:color w:val="FF0000"/>
-                <w:lang w:eastAsia="zh-CN"/>
-              </w:rPr>
-            </w:pPr>
-            <w:r>
-              <w:rPr>
-                <w:rFonts w:hint="eastAsia"/>
-                <w:color w:val="FF0000"/>
-                <w:lang w:eastAsia="zh-CN"/>
-              </w:rPr>
-              <w:t>sdb_eval</w:t>
-            </w:r>
-          </w:p>
-        </w:tc>
-        <w:tc>
-          <w:tcPr>
-            <w:tcW w:w="1199" w:type="dxa"/>
-          </w:tcPr>
-          <w:p>
-            <w:pPr>
-              <w:rPr>
-                <w:color w:val="FF0000"/>
-                <w:lang w:eastAsia="zh-CN"/>
-              </w:rPr>
-            </w:pPr>
-            <w:r>
-              <w:rPr>
-                <w:rFonts w:hint="eastAsia"/>
-                <w:color w:val="FF0000"/>
-                <w:lang w:eastAsia="zh-CN"/>
-              </w:rPr>
-              <w:t>？</w:t>
-            </w:r>
-          </w:p>
-        </w:tc>
-        <w:tc>
-          <w:tcPr>
-            <w:tcW w:w="2628" w:type="dxa"/>
-          </w:tcPr>
-          <w:p>
-            <w:pPr>
-              <w:rPr>
-                <w:color w:val="FF0000"/>
-                <w:lang w:eastAsia="zh-CN"/>
-              </w:rPr>
-            </w:pPr>
-          </w:p>
-        </w:tc>
-        <w:tc>
-          <w:tcPr>
-            <w:tcW w:w="1610" w:type="dxa"/>
-          </w:tcPr>
-          <w:p>
-            <w:pPr>
-              <w:rPr>
-                <w:lang w:eastAsia="zh-CN"/>
-              </w:rPr>
-            </w:pPr>
-          </w:p>
-        </w:tc>
-      </w:tr>
-      <w:tr>
-        <w:tc>
-          <w:tcPr>
-            <w:tcW w:w="3085" w:type="dxa"/>
-          </w:tcPr>
-          <w:p>
-            <w:pPr>
-              <w:rPr>
-                <w:lang w:eastAsia="zh-CN"/>
-              </w:rPr>
-            </w:pPr>
-            <w:r>
-              <w:rPr>
-                <w:rFonts w:hint="eastAsia"/>
-                <w:lang w:eastAsia="zh-CN"/>
-              </w:rPr>
-              <w:t>bsonConvertJson</w:t>
-            </w:r>
-          </w:p>
-        </w:tc>
-        <w:tc>
-          <w:tcPr>
-            <w:tcW w:w="1199" w:type="dxa"/>
-          </w:tcPr>
-          <w:p>
-            <w:pPr>
-              <w:rPr>
-                <w:lang w:eastAsia="zh-CN"/>
-              </w:rPr>
-            </w:pPr>
-            <w:r>
-              <w:rPr>
-                <w:rFonts w:hint="eastAsia"/>
-                <w:lang w:eastAsia="zh-CN"/>
-              </w:rPr>
-              <w:t>bson转json</w:t>
-            </w:r>
-          </w:p>
-        </w:tc>
-        <w:tc>
-          <w:tcPr>
-            <w:tcW w:w="2628" w:type="dxa"/>
-          </w:tcPr>
-          <w:p>
-            <w:pPr>
-              <w:rPr>
-                <w:lang w:eastAsia="zh-CN"/>
-              </w:rPr>
-            </w:pPr>
-          </w:p>
-        </w:tc>
-        <w:tc>
-          <w:tcPr>
-            <w:tcW w:w="1610" w:type="dxa"/>
-          </w:tcPr>
-          <w:p>
-            <w:pPr>
-              <w:rPr>
-                <w:lang w:eastAsia="zh-CN"/>
-              </w:rPr>
-            </w:pPr>
-            <w:ins w:id="100" w:author="linyoubin" w:date="2016-03-28T11:13:00Z">
-              <w:r>
-                <w:rPr>
-                  <w:rFonts w:hint="eastAsia"/>
-                  <w:lang w:eastAsia="zh-CN"/>
-                </w:rPr>
-                <w:t>add</w:t>
-              </w:r>
-            </w:ins>
-          </w:p>
-        </w:tc>
-      </w:tr>
-      <w:tr>
-        <w:trPr>
-          <w:ins w:id="101" w:author="linyoubin" w:date="2016-03-28T13:31:00Z"/>
-        </w:trPr>
-        <w:tc>
-          <w:tcPr>
-            <w:tcW w:w="3085" w:type="dxa"/>
-          </w:tcPr>
-          <w:p>
-            <w:pPr>
-              <w:rPr>
-                <w:ins w:id="102" w:author="linyoubin" w:date="2016-03-28T13:31:00Z"/>
-                <w:lang w:eastAsia="zh-CN"/>
-              </w:rPr>
-            </w:pPr>
-            <w:ins w:id="103" w:author="linyoubin" w:date="2016-03-28T13:31:00Z">
-              <w:r>
-                <w:rPr>
-                  <w:lang w:eastAsia="zh-CN"/>
-                </w:rPr>
-                <w:t>jsonConvertBson</w:t>
-              </w:r>
-            </w:ins>
-          </w:p>
-        </w:tc>
-        <w:tc>
-          <w:tcPr>
-            <w:tcW w:w="1199" w:type="dxa"/>
-          </w:tcPr>
-          <w:p>
-            <w:pPr>
-              <w:rPr>
-                <w:ins w:id="104" w:author="linyoubin" w:date="2016-03-28T13:31:00Z"/>
-                <w:lang w:eastAsia="zh-CN"/>
-              </w:rPr>
-            </w:pPr>
-            <w:ins w:id="105" w:author="linyoubin" w:date="2016-03-28T13:31:00Z">
-              <w:r>
-                <w:rPr>
-                  <w:rFonts w:hint="eastAsia"/>
-                  <w:lang w:eastAsia="zh-CN"/>
-                </w:rPr>
-                <w:t>json转bson</w:t>
-              </w:r>
-            </w:ins>
-          </w:p>
-        </w:tc>
-        <w:tc>
-          <w:tcPr>
-            <w:tcW w:w="2628" w:type="dxa"/>
-          </w:tcPr>
-          <w:p>
-            <w:pPr>
-              <w:rPr>
-                <w:ins w:id="106" w:author="linyoubin" w:date="2016-03-28T13:32:00Z"/>
-                <w:lang w:eastAsia="zh-CN"/>
-              </w:rPr>
-            </w:pPr>
-            <w:ins w:id="107" w:author="linyoubin" w:date="2016-03-28T13:31:00Z">
-              <w:r>
-                <w:rPr>
-                  <w:lang w:eastAsia="zh-CN"/>
-                </w:rPr>
-                <w:t>parse_value</w:t>
-              </w:r>
-            </w:ins>
-          </w:p>
-          <w:p>
-            <w:pPr>
-              <w:rPr>
-                <w:ins w:id="108" w:author="linyoubin" w:date="2016-03-28T13:32:00Z"/>
-                <w:lang w:eastAsia="zh-CN"/>
-              </w:rPr>
-            </w:pPr>
-            <w:ins w:id="109" w:author="linyoubin" w:date="2016-03-28T13:32:00Z">
-              <w:r>
-                <w:rPr>
-                  <w:lang w:eastAsia="zh-CN"/>
-                </w:rPr>
-                <w:t>parse_first_command</w:t>
-              </w:r>
-            </w:ins>
-          </w:p>
-          <w:p>
-            <w:pPr>
-              <w:rPr>
-                <w:ins w:id="110" w:author="linyoubin" w:date="2016-03-28T13:31:00Z"/>
-                <w:lang w:eastAsia="zh-CN"/>
-              </w:rPr>
-            </w:pPr>
-            <w:ins w:id="111" w:author="linyoubin" w:date="2016-03-28T13:32:00Z">
-              <w:r>
-                <w:rPr>
-                  <w:lang w:eastAsia="zh-CN"/>
-                </w:rPr>
-                <w:t>parse_second_command</w:t>
-              </w:r>
-            </w:ins>
-          </w:p>
-        </w:tc>
-        <w:tc>
-          <w:tcPr>
-            <w:tcW w:w="1610" w:type="dxa"/>
-          </w:tcPr>
-          <w:p>
-            <w:pPr>
-              <w:rPr>
-                <w:ins w:id="112" w:author="linyoubin" w:date="2016-03-28T13:31:00Z"/>
-                <w:lang w:eastAsia="zh-CN"/>
-              </w:rPr>
-            </w:pPr>
-            <w:ins w:id="113" w:author="linyoubin" w:date="2016-03-28T13:31:00Z">
-              <w:r>
-                <w:rPr>
-                  <w:rFonts w:hint="eastAsia"/>
-                  <w:lang w:eastAsia="zh-CN"/>
-                </w:rPr>
-                <w:t>add</w:t>
-              </w:r>
-            </w:ins>
-          </w:p>
-        </w:tc>
-      </w:tr>
-      <w:tr>
-        <w:tc>
-          <w:tcPr>
-            <w:tcW w:w="3085" w:type="dxa"/>
-          </w:tcPr>
-          <w:p>
-            <w:pPr>
-              <w:rPr>
-                <w:lang w:eastAsia="zh-CN"/>
-              </w:rPr>
-            </w:pPr>
-            <w:r>
-              <w:rPr>
-                <w:rFonts w:hint="eastAsia"/>
-                <w:lang w:eastAsia="zh-CN"/>
-              </w:rPr>
-              <w:t>bsonElementToChar</w:t>
-            </w:r>
-          </w:p>
-        </w:tc>
-        <w:tc>
-          <w:tcPr>
-            <w:tcW w:w="1199" w:type="dxa"/>
-          </w:tcPr>
-          <w:p>
-            <w:pPr>
-              <w:rPr>
-                <w:lang w:eastAsia="zh-CN"/>
-              </w:rPr>
-            </w:pPr>
-            <w:r>
-              <w:rPr>
-                <w:rFonts w:hint="eastAsia"/>
-                <w:lang w:eastAsia="zh-CN"/>
-              </w:rPr>
-              <w:t>bson转字符串</w:t>
-            </w:r>
-          </w:p>
-        </w:tc>
-        <w:tc>
-          <w:tcPr>
-            <w:tcW w:w="2628" w:type="dxa"/>
-          </w:tcPr>
-          <w:p>
-            <w:pPr>
-              <w:rPr>
-                <w:lang w:eastAsia="zh-CN"/>
-              </w:rPr>
-            </w:pPr>
-          </w:p>
-        </w:tc>
-        <w:tc>
-          <w:tcPr>
-            <w:tcW w:w="1610" w:type="dxa"/>
-          </w:tcPr>
-          <w:p>
-            <w:pPr>
-              <w:rPr>
-                <w:lang w:eastAsia="zh-CN"/>
-              </w:rPr>
-            </w:pPr>
-            <w:ins w:id="114" w:author="linyoubin" w:date="2016-03-29T14:59:00Z">
-              <w:r>
-                <w:rPr>
-                  <w:rFonts w:hint="eastAsia"/>
-                  <w:lang w:eastAsia="zh-CN"/>
-                </w:rPr>
-                <w:t>add</w:t>
-              </w:r>
-            </w:ins>
-          </w:p>
-        </w:tc>
-      </w:tr>
-      <w:tr>
-        <w:trPr>
-          <w:ins w:id="115" w:author="linyoubin" w:date="2016-04-07T13:10:00Z"/>
-        </w:trPr>
-        <w:tc>
-          <w:tcPr>
-            <w:tcW w:w="3085" w:type="dxa"/>
-          </w:tcPr>
-          <w:p>
-            <w:pPr>
-              <w:rPr>
-                <w:ins w:id="116" w:author="linyoubin" w:date="2016-04-07T13:10:00Z"/>
-                <w:rFonts w:hint="eastAsia"/>
-                <w:lang w:eastAsia="zh-CN"/>
-              </w:rPr>
-            </w:pPr>
-            <w:ins w:id="117" w:author="linyoubin" w:date="2016-04-07T13:10:00Z">
-              <w:r>
-                <w:rPr>
-                  <w:lang w:eastAsia="zh-CN"/>
-                </w:rPr>
-                <w:t>BSONElement::trueValue</w:t>
-              </w:r>
-            </w:ins>
-          </w:p>
-        </w:tc>
-        <w:tc>
-          <w:tcPr>
-            <w:tcW w:w="1199" w:type="dxa"/>
-          </w:tcPr>
-          <w:p>
-            <w:pPr>
-              <w:rPr>
-                <w:ins w:id="118" w:author="linyoubin" w:date="2016-04-07T13:10:00Z"/>
-                <w:rFonts w:hint="eastAsia"/>
-                <w:lang w:eastAsia="zh-CN"/>
-              </w:rPr>
-            </w:pPr>
-            <w:ins w:id="119" w:author="linyoubin" w:date="2016-04-07T13:10:00Z">
-              <w:r>
-                <w:rPr>
-                  <w:rFonts w:hint="eastAsia"/>
-                  <w:lang w:eastAsia="zh-CN"/>
-                </w:rPr>
-                <w:t>强转为</w:t>
-              </w:r>
-              <w:r>
-                <w:rPr>
-                  <w:rFonts w:hint="eastAsia"/>
-                  <w:lang w:eastAsia="zh-CN"/>
-                </w:rPr>
-                <w:t xml:space="preserve">bool型 </w:t>
-              </w:r>
-            </w:ins>
-          </w:p>
-        </w:tc>
-        <w:tc>
-          <w:tcPr>
-            <w:tcW w:w="2628" w:type="dxa"/>
-          </w:tcPr>
-          <w:p>
-            <w:pPr>
-              <w:rPr>
-                <w:ins w:id="120" w:author="linyoubin" w:date="2016-04-07T13:10:00Z"/>
-                <w:lang w:eastAsia="zh-CN"/>
-              </w:rPr>
-            </w:pPr>
-          </w:p>
-        </w:tc>
-        <w:tc>
-          <w:tcPr>
-            <w:tcW w:w="1610" w:type="dxa"/>
-          </w:tcPr>
-          <w:p>
-            <w:pPr>
-              <w:rPr>
-                <w:ins w:id="121" w:author="linyoubin" w:date="2016-04-07T13:10:00Z"/>
-                <w:rFonts w:hint="eastAsia"/>
-                <w:lang w:eastAsia="zh-CN"/>
-              </w:rPr>
-            </w:pPr>
-            <w:ins w:id="122" w:author="linyoubin" w:date="2016-04-07T13:10:00Z">
-              <w:r>
-                <w:rPr>
-                  <w:rFonts w:hint="eastAsia"/>
-                  <w:lang w:eastAsia="zh-CN"/>
-                </w:rPr>
-                <w:t>add</w:t>
-              </w:r>
-            </w:ins>
-          </w:p>
-        </w:tc>
-      </w:tr>
-      <w:tr>
-        <w:tc>
-          <w:tcPr>
-            <w:tcW w:w="3085" w:type="dxa"/>
-          </w:tcPr>
-          <w:p>
-            <w:pPr>
-              <w:rPr>
-                <w:lang w:eastAsia="zh-CN"/>
-              </w:rPr>
-            </w:pPr>
-            <w:r>
-              <w:rPr>
-                <w:rFonts w:hint="eastAsia"/>
-                <w:lang w:eastAsia="zh-CN"/>
-              </w:rPr>
-              <w:t>_appendValue</w:t>
-            </w:r>
-          </w:p>
-        </w:tc>
-        <w:tc>
-          <w:tcPr>
-            <w:tcW w:w="1199" w:type="dxa"/>
-          </w:tcPr>
-          <w:p>
-            <w:pPr>
-              <w:rPr>
-                <w:lang w:eastAsia="zh-CN"/>
-              </w:rPr>
-            </w:pPr>
-            <w:r>
-              <w:rPr>
-                <w:rFonts w:hint="eastAsia"/>
-                <w:lang w:eastAsia="zh-CN"/>
-              </w:rPr>
-              <w:t>bson转csv</w:t>
-            </w:r>
-          </w:p>
-        </w:tc>
-        <w:tc>
-          <w:tcPr>
-            <w:tcW w:w="2628" w:type="dxa"/>
-          </w:tcPr>
-          <w:p>
-            <w:pPr>
-              <w:rPr>
-                <w:lang w:eastAsia="zh-CN"/>
-              </w:rPr>
-            </w:pPr>
-          </w:p>
-        </w:tc>
-        <w:tc>
-          <w:tcPr>
-            <w:tcW w:w="1610" w:type="dxa"/>
-          </w:tcPr>
-          <w:p>
-            <w:pPr>
-              <w:rPr>
-                <w:lang w:eastAsia="zh-CN"/>
-              </w:rPr>
-            </w:pPr>
-          </w:p>
-        </w:tc>
-      </w:tr>
-      <w:tr>
-        <w:tc>
-          <w:tcPr>
-            <w:tcW w:w="3085" w:type="dxa"/>
-          </w:tcPr>
-          <w:p>
-            <w:pPr>
-              <w:rPr>
-                <w:lang w:eastAsia="zh-CN"/>
-              </w:rPr>
-            </w:pPr>
-            <w:r>
-              <w:rPr>
-                <w:rFonts w:hint="eastAsia"/>
-                <w:lang w:eastAsia="zh-CN"/>
-              </w:rPr>
-              <w:t>sdbColumnTypesCompatible</w:t>
-            </w:r>
-          </w:p>
-        </w:tc>
-        <w:tc>
-          <w:tcPr>
-            <w:tcW w:w="1199" w:type="dxa"/>
-          </w:tcPr>
-          <w:p>
-            <w:pPr>
-              <w:rPr>
-                <w:lang w:eastAsia="zh-CN"/>
-              </w:rPr>
-            </w:pPr>
-            <w:r>
-              <w:rPr>
-                <w:rFonts w:hint="eastAsia"/>
-                <w:lang w:eastAsia="zh-CN"/>
-              </w:rPr>
-              <w:t>pg判断类型能否转换</w:t>
-            </w:r>
-          </w:p>
-        </w:tc>
-        <w:tc>
-          <w:tcPr>
-            <w:tcW w:w="2628" w:type="dxa"/>
-          </w:tcPr>
-          <w:p>
-            <w:pPr>
-              <w:rPr>
-                <w:lang w:eastAsia="zh-CN"/>
-              </w:rPr>
-            </w:pPr>
-            <w:ins w:id="123" w:author="linyoubin" w:date="2016-04-12T13:59:00Z">
-              <w:r>
-                <w:rPr>
-                  <w:rFonts w:hint="eastAsia"/>
-                </w:rPr>
-                <w:t>fdw兼容性问题</w:t>
-              </w:r>
-            </w:ins>
-          </w:p>
-        </w:tc>
-        <w:tc>
-          <w:tcPr>
-            <w:tcW w:w="1610" w:type="dxa"/>
-          </w:tcPr>
-          <w:p>
-            <w:pPr>
-              <w:rPr>
-                <w:lang w:eastAsia="zh-CN"/>
-              </w:rPr>
-            </w:pPr>
-            <w:ins w:id="124" w:author="linyoubin" w:date="2016-04-12T13:58:00Z">
-              <w:r>
-                <w:rPr>
-                  <w:rFonts w:hint="eastAsia"/>
-                  <w:lang w:eastAsia="zh-CN"/>
-                </w:rPr>
-                <w:t>遗留</w:t>
-              </w:r>
-            </w:ins>
-          </w:p>
-        </w:tc>
-      </w:tr>
-      <w:tr>
-        <w:tc>
-          <w:tcPr>
-            <w:tcW w:w="3085" w:type="dxa"/>
-          </w:tcPr>
-          <w:p>
-            <w:pPr>
-              <w:rPr>
-                <w:lang w:eastAsia="zh-CN"/>
-              </w:rPr>
-            </w:pPr>
-            <w:r>
-              <w:rPr>
-                <w:rFonts w:hint="eastAsia"/>
-                <w:lang w:eastAsia="zh-CN"/>
-              </w:rPr>
-              <w:t>sptConvertor::_traverse()</w:t>
-            </w:r>
-          </w:p>
-        </w:tc>
-        <w:tc>
-          <w:tcPr>
-            <w:tcW w:w="1199" w:type="dxa"/>
-          </w:tcPr>
-          <w:p>
-            <w:pPr>
-              <w:rPr>
-                <w:lang w:eastAsia="zh-CN"/>
-              </w:rPr>
-            </w:pPr>
-          </w:p>
-        </w:tc>
-        <w:tc>
-          <w:tcPr>
-            <w:tcW w:w="2628" w:type="dxa"/>
-          </w:tcPr>
-          <w:p>
-            <w:pPr>
-              <w:rPr>
-                <w:lang w:eastAsia="zh-CN"/>
-              </w:rPr>
-            </w:pPr>
-            <w:r>
-              <w:rPr>
-                <w:rFonts w:hint="eastAsia"/>
-                <w:lang w:eastAsia="zh-CN"/>
-              </w:rPr>
-              <w:t>sptConvertor::_addSpecialObj()</w:t>
-            </w:r>
-          </w:p>
-        </w:tc>
-        <w:tc>
-          <w:tcPr>
-            <w:tcW w:w="1610" w:type="dxa"/>
-          </w:tcPr>
-          <w:p>
-            <w:pPr>
-              <w:rPr>
-                <w:lang w:eastAsia="zh-CN"/>
-              </w:rPr>
-            </w:pPr>
-            <w:ins w:id="125" w:author="linyoubin" w:date="2016-03-29T14:10:00Z">
-              <w:r>
-                <w:rPr>
-                  <w:rFonts w:hint="eastAsia"/>
-                  <w:lang w:eastAsia="zh-CN"/>
-                </w:rPr>
-                <w:t>add</w:t>
-              </w:r>
-            </w:ins>
-          </w:p>
-        </w:tc>
-      </w:tr>
-      <w:tr>
-        <w:tc>
-          <w:tcPr>
-            <w:tcW w:w="3085" w:type="dxa"/>
-          </w:tcPr>
-          <w:p>
-            <w:pPr>
-              <w:rPr>
-                <w:b/>
-                <w:color w:val="4F81BD" w:themeColor="accent1"/>
-                <w:lang w:eastAsia="zh-CN"/>
-              </w:rPr>
-            </w:pPr>
-            <w:r>
-              <w:rPr>
-                <w:rFonts w:hint="eastAsia"/>
-                <w:b/>
-                <w:color w:val="4F81BD" w:themeColor="accent1"/>
-                <w:lang w:eastAsia="zh-CN"/>
-              </w:rPr>
-              <w:t>bson_append_decimal</w:t>
-            </w:r>
-            <w:r>
-              <w:rPr>
-                <w:rFonts w:hint="eastAsia"/>
-                <w:b/>
-                <w:color w:val="4F81BD" w:themeColor="accent1"/>
-                <w:lang w:eastAsia="zh-CN"/>
-              </w:rPr>
-              <w:t>(bson *b, const char *name, bson_decimal *decimal)</w:t>
-            </w:r>
-          </w:p>
-        </w:tc>
-        <w:tc>
-          <w:tcPr>
-            <w:tcW w:w="1199" w:type="dxa"/>
-          </w:tcPr>
-          <w:p>
-            <w:pPr>
-              <w:rPr>
-                <w:b/>
-                <w:color w:val="4F81BD" w:themeColor="accent1"/>
-                <w:lang w:eastAsia="zh-CN"/>
-              </w:rPr>
-            </w:pPr>
-          </w:p>
-        </w:tc>
-        <w:tc>
-          <w:tcPr>
-            <w:tcW w:w="2628" w:type="dxa"/>
-          </w:tcPr>
-          <w:p>
-            <w:pPr>
-              <w:rPr>
-                <w:b/>
-                <w:color w:val="4F81BD" w:themeColor="accent1"/>
-                <w:lang w:eastAsia="zh-CN"/>
-              </w:rPr>
-            </w:pPr>
-            <w:r>
-              <w:rPr>
-                <w:rFonts w:hint="eastAsia"/>
-                <w:b/>
-                <w:color w:val="4F81BD" w:themeColor="accent1"/>
-                <w:lang w:eastAsia="zh-CN"/>
-              </w:rPr>
-              <w:t>新增接口</w:t>
-            </w:r>
-          </w:p>
-        </w:tc>
-        <w:tc>
-          <w:tcPr>
-            <w:tcW w:w="1610" w:type="dxa"/>
-          </w:tcPr>
-          <w:p>
-            <w:pPr>
-              <w:rPr>
-                <w:b/>
-                <w:color w:val="4F81BD" w:themeColor="accent1"/>
-                <w:lang w:eastAsia="zh-CN"/>
-              </w:rPr>
-            </w:pPr>
-            <w:ins w:id="126" w:author="linyoubin" w:date="2016-03-29T14:10:00Z">
-              <w:r>
-                <w:rPr>
-                  <w:rFonts w:hint="eastAsia"/>
-                  <w:b/>
-                  <w:color w:val="4F81BD" w:themeColor="accent1"/>
-                  <w:lang w:eastAsia="zh-CN"/>
-                </w:rPr>
-                <w:t>add</w:t>
+                <w:t>非简单类型</w:t>
               </w:r>
             </w:ins>
           </w:p>
@@ -6399,54 +6471,16 @@
               </w:tabs>
               <w:rPr>
                 <w:b/>
-                <w:color w:val="4F81BD" w:themeColor="accent1"/>
-                <w:lang w:eastAsia="zh-CN"/>
-              </w:rPr>
-            </w:pPr>
-            <w:r>
-              <w:rPr>
-                <w:rFonts w:hint="eastAsia"/>
-                <w:b/>
-                <w:color w:val="4F81BD" w:themeColor="accent1"/>
-                <w:lang w:eastAsia="zh-CN"/>
-              </w:rPr>
-              <w:t>bson_iterator_</w:t>
-            </w:r>
-            <w:r>
-              <w:rPr>
-                <w:rFonts w:hint="eastAsia"/>
-                <w:b/>
-                <w:color w:val="4F81BD" w:themeColor="accent1"/>
-                <w:lang w:eastAsia="zh-CN"/>
-              </w:rPr>
-              <w:t>decimal</w:t>
-            </w:r>
-            <w:r>
-              <w:rPr>
-                <w:rFonts w:hint="eastAsia"/>
-                <w:b/>
-                <w:color w:val="4F81BD" w:themeColor="accent1"/>
-                <w:lang w:eastAsia="zh-CN"/>
-              </w:rPr>
-              <w:t>(</w:t>
-            </w:r>
-            <w:r>
-              <w:rPr>
-                <w:rFonts w:hint="eastAsia"/>
-                <w:b/>
-                <w:color w:val="4F81BD" w:themeColor="accent1"/>
-                <w:lang w:eastAsia="zh-CN"/>
-              </w:rPr>
-              <w:t>const bson_iterator *i, bson_decimal *decimal</w:t>
-            </w:r>
-            <w:r>
-              <w:rPr>
-                <w:rFonts w:hint="eastAsia"/>
-                <w:b/>
-                <w:color w:val="4F81BD" w:themeColor="accent1"/>
-                <w:lang w:eastAsia="zh-CN"/>
-              </w:rPr>
-              <w:t>)</w:t>
+                <w:lang w:eastAsia="zh-CN"/>
+              </w:rPr>
+            </w:pPr>
+            <w:r>
+              <w:rPr>
+                <w:rFonts w:hint="eastAsia"/>
+                <w:b/>
+                <w:lang w:eastAsia="zh-CN"/>
+              </w:rPr>
+              <w:t>BSONElement::numberDouble()</w:t>
             </w:r>
           </w:p>
         </w:tc>
@@ -6458,7 +6492,6 @@
             <w:pPr>
               <w:rPr>
                 <w:b/>
-                <w:color w:val="4F81BD" w:themeColor="accent1"/>
                 <w:lang w:eastAsia="zh-CN"/>
               </w:rPr>
             </w:pPr>
@@ -6474,15 +6507,6 @@
                 <w:lang w:eastAsia="zh-CN"/>
               </w:rPr>
             </w:pPr>
-            <w:r>
-              <w:rPr>
-                <w:rFonts w:hint="eastAsia"/>
-                <w:b/>
-                <w:color w:val="4F81BD" w:themeColor="accent1"/>
-                <w:lang w:eastAsia="zh-CN"/>
-              </w:rPr>
-              <w:t>新增接口</w:t>
-            </w:r>
           </w:p>
         </w:tc>
         <w:tc>
@@ -6495,15 +6519,13 @@
                 <w:lang w:eastAsia="zh-CN"/>
               </w:rPr>
             </w:pPr>
-            <w:ins w:id="127" w:author="linyoubin" w:date="2016-03-29T14:10:00Z">
-              <w:r>
-                <w:rPr>
-                  <w:rFonts w:hint="eastAsia"/>
-                  <w:lang w:eastAsia="zh-CN"/>
-                </w:rPr>
-                <w:t>add</w:t>
-              </w:r>
-            </w:ins>
+            <w:r>
+              <w:rPr>
+                <w:rFonts w:hint="eastAsia"/>
+                <w:lang w:eastAsia="zh-CN"/>
+              </w:rPr>
+              <w:t>add</w:t>
+            </w:r>
           </w:p>
         </w:tc>
       </w:tr>
@@ -6528,7 +6550,7 @@
                 <w:b/>
                 <w:lang w:eastAsia="zh-CN"/>
               </w:rPr>
-              <w:t>aggrGroupParser::parseInputFunc</w:t>
+              <w:t>BSONElement::numberInt()</w:t>
             </w:r>
           </w:p>
         </w:tc>
@@ -6543,14 +6565,6 @@
                 <w:lang w:eastAsia="zh-CN"/>
               </w:rPr>
             </w:pPr>
-            <w:r>
-              <w:rPr>
-                <w:rFonts w:hint="eastAsia"/>
-                <w:b/>
-                <w:lang w:eastAsia="zh-CN"/>
-              </w:rPr>
-              <w:t>处理sum</w:t>
-            </w:r>
           </w:p>
         </w:tc>
         <w:tc>
@@ -6575,6 +6589,13 @@
                 <w:lang w:eastAsia="zh-CN"/>
               </w:rPr>
             </w:pPr>
+            <w:r>
+              <w:rPr>
+                <w:rFonts w:hint="eastAsia"/>
+                <w:lang w:eastAsia="zh-CN"/>
+              </w:rPr>
+              <w:t>add</w:t>
+            </w:r>
           </w:p>
         </w:tc>
       </w:tr>
@@ -6599,7 +6620,7 @@
                 <w:b/>
                 <w:lang w:eastAsia="zh-CN"/>
               </w:rPr>
-              <w:t>BSONElement::size</w:t>
+              <w:t>BSONElement::numberLong()</w:t>
             </w:r>
           </w:p>
         </w:tc>
@@ -6614,14 +6635,6 @@
                 <w:lang w:eastAsia="zh-CN"/>
               </w:rPr>
             </w:pPr>
-            <w:r>
-              <w:rPr>
-                <w:rFonts w:hint="eastAsia"/>
-                <w:b/>
-                <w:lang w:eastAsia="zh-CN"/>
-              </w:rPr>
-              <w:t>element大小</w:t>
-            </w:r>
           </w:p>
         </w:tc>
         <w:tc>
@@ -6630,20 +6643,10 @@
           </w:tcPr>
           <w:p>
             <w:pPr>
-              <w:tabs>
-                <w:tab w:val="left" w:pos="640"/>
-              </w:tabs>
-              <w:rPr>
-                <w:lang w:eastAsia="zh-CN"/>
-              </w:rPr>
-            </w:pPr>
-            <w:r>
-              <w:rPr>
-                <w:rFonts w:hint="eastAsia"/>
-                <w:lang w:eastAsia="zh-CN"/>
-              </w:rPr>
-              <w:t>有两个重载函数</w:t>
-            </w:r>
+              <w:rPr>
+                <w:lang w:eastAsia="zh-CN"/>
+              </w:rPr>
+            </w:pPr>
           </w:p>
         </w:tc>
         <w:tc>
@@ -6656,87 +6659,13 @@
                 <w:lang w:eastAsia="zh-CN"/>
               </w:rPr>
             </w:pPr>
-            <w:ins w:id="128" w:author="linyoubin" w:date="2016-03-29T12:47:00Z">
-              <w:r>
-                <w:rPr>
-                  <w:rFonts w:hint="eastAsia"/>
-                  <w:lang w:eastAsia="zh-CN"/>
-                </w:rPr>
-                <w:t>add</w:t>
-              </w:r>
-            </w:ins>
-          </w:p>
-        </w:tc>
-      </w:tr>
-      <w:tr>
-        <w:tc>
-          <w:tcPr>
-            <w:tcW w:w="3085" w:type="dxa"/>
-          </w:tcPr>
-          <w:p>
-            <w:pPr>
-              <w:tabs>
-                <w:tab w:val="left" w:pos="2005"/>
-              </w:tabs>
-              <w:rPr>
-                <w:b/>
-                <w:lang w:eastAsia="zh-CN"/>
-              </w:rPr>
-            </w:pPr>
-            <w:r>
-              <w:rPr>
-                <w:rFonts w:hint="eastAsia"/>
-                <w:b/>
-                <w:lang w:eastAsia="zh-CN"/>
-              </w:rPr>
-              <w:t>BSONElement::toString()</w:t>
-            </w:r>
-          </w:p>
-        </w:tc>
-        <w:tc>
-          <w:tcPr>
-            <w:tcW w:w="1199" w:type="dxa"/>
-          </w:tcPr>
-          <w:p>
-            <w:pPr>
-              <w:rPr>
-                <w:b/>
-                <w:lang w:eastAsia="zh-CN"/>
-              </w:rPr>
-            </w:pPr>
-          </w:p>
-        </w:tc>
-        <w:tc>
-          <w:tcPr>
-            <w:tcW w:w="2628" w:type="dxa"/>
-          </w:tcPr>
-          <w:p>
-            <w:pPr>
-              <w:rPr>
-                <w:lang w:eastAsia="zh-CN"/>
-              </w:rPr>
-            </w:pPr>
-          </w:p>
-        </w:tc>
-        <w:tc>
-          <w:tcPr>
-            <w:tcW w:w="1610" w:type="dxa"/>
-          </w:tcPr>
-          <w:p>
-            <w:pPr>
-              <w:rPr>
-                <w:lang w:eastAsia="zh-CN"/>
-              </w:rPr>
-            </w:pPr>
-            <w:ins w:id="129" w:author="linyoubin" w:date="2016-03-29T14:06:00Z">
-              <w:r>
-                <w:rPr>
-                  <w:rFonts w:hint="eastAsia"/>
-                  <w:lang w:eastAsia="zh-CN"/>
-                </w:rPr>
-                <w:t>add</w:t>
-              </w:r>
-            </w:ins>
+            <w:r>
+              <w:rPr>
+                <w:rFonts w:hint="eastAsia"/>
+                <w:lang w:eastAsia="zh-CN"/>
+              </w:rPr>
+              <w:t>add</w:t>
+            </w:r>
           </w:p>
         </w:tc>
       </w:tr>
@@ -6761,7 +6690,7 @@
                 <w:b/>
                 <w:lang w:eastAsia="zh-CN"/>
               </w:rPr>
-              <w:t>BSONElement::isNumber()</w:t>
+              <w:t>BSONElement::jsonString()</w:t>
             </w:r>
           </w:p>
         </w:tc>
@@ -6776,6 +6705,14 @@
                 <w:lang w:eastAsia="zh-CN"/>
               </w:rPr>
             </w:pPr>
+            <w:r>
+              <w:rPr>
+                <w:rFonts w:hint="eastAsia"/>
+                <w:b/>
+                <w:lang w:eastAsia="zh-CN"/>
+              </w:rPr>
+              <w:t>转成string</w:t>
+            </w:r>
           </w:p>
         </w:tc>
         <w:tc>
@@ -6800,15 +6737,90 @@
                 <w:lang w:eastAsia="zh-CN"/>
               </w:rPr>
             </w:pPr>
-            <w:ins w:id="130" w:author="linyoubin" w:date="2016-03-29T14:07:00Z">
-              <w:r>
-                <w:rPr>
-                  <w:rFonts w:hint="eastAsia"/>
-                  <w:lang w:eastAsia="zh-CN"/>
-                </w:rPr>
-                <w:t>add</w:t>
-              </w:r>
-            </w:ins>
+            <w:r>
+              <w:rPr>
+                <w:rFonts w:hint="eastAsia"/>
+                <w:lang w:eastAsia="zh-CN"/>
+              </w:rPr>
+              <w:t>add</w:t>
+            </w:r>
+          </w:p>
+        </w:tc>
+      </w:tr>
+      <w:tr>
+        <w:tc>
+          <w:tcPr>
+            <w:tcW w:w="3085" w:type="dxa"/>
+          </w:tcPr>
+          <w:p>
+            <w:pPr>
+              <w:tabs>
+                <w:tab w:val="left" w:pos="2150"/>
+              </w:tabs>
+              <w:rPr>
+                <w:b/>
+                <w:lang w:eastAsia="zh-CN"/>
+              </w:rPr>
+            </w:pPr>
+            <w:r>
+              <w:rPr>
+                <w:b/>
+                <w:lang w:eastAsia="zh-CN"/>
+              </w:rPr>
+              <w:t>compareElementValues()</w:t>
+            </w:r>
+          </w:p>
+        </w:tc>
+        <w:tc>
+          <w:tcPr>
+            <w:tcW w:w="1199" w:type="dxa"/>
+          </w:tcPr>
+          <w:p>
+            <w:pPr>
+              <w:rPr>
+                <w:b/>
+                <w:lang w:eastAsia="zh-CN"/>
+              </w:rPr>
+            </w:pPr>
+            <w:r>
+              <w:rPr>
+                <w:rFonts w:hint="eastAsia"/>
+                <w:b/>
+                <w:lang w:eastAsia="zh-CN"/>
+              </w:rPr>
+              <w:t>比较大小</w:t>
+            </w:r>
+          </w:p>
+        </w:tc>
+        <w:tc>
+          <w:tcPr>
+            <w:tcW w:w="2628" w:type="dxa"/>
+          </w:tcPr>
+          <w:p>
+            <w:pPr>
+              <w:rPr>
+                <w:lang w:eastAsia="zh-CN"/>
+              </w:rPr>
+            </w:pPr>
+          </w:p>
+        </w:tc>
+        <w:tc>
+          <w:tcPr>
+            <w:tcW w:w="1610" w:type="dxa"/>
+          </w:tcPr>
+          <w:p>
+            <w:pPr>
+              <w:rPr>
+                <w:lang w:eastAsia="zh-CN"/>
+              </w:rPr>
+            </w:pPr>
+            <w:r>
+              <w:rPr>
+                <w:rFonts w:hint="eastAsia"/>
+                <w:lang w:eastAsia="zh-CN"/>
+              </w:rPr>
+              <w:t>add</w:t>
+            </w:r>
           </w:p>
         </w:tc>
       </w:tr>
@@ -6824,16 +6836,18 @@
               </w:tabs>
               <w:rPr>
                 <w:b/>
-                <w:lang w:eastAsia="zh-CN"/>
-              </w:rPr>
-            </w:pPr>
-            <w:r>
-              <w:rPr>
-                <w:rFonts w:hint="eastAsia"/>
-                <w:b/>
-                <w:lang w:eastAsia="zh-CN"/>
-              </w:rPr>
-              <w:t>BSONElement::number()</w:t>
+                <w:color w:val="FF0000"/>
+                <w:lang w:eastAsia="zh-CN"/>
+              </w:rPr>
+            </w:pPr>
+            <w:r>
+              <w:rPr>
+                <w:rFonts w:hint="eastAsia"/>
+                <w:b/>
+                <w:color w:val="FF0000"/>
+                <w:lang w:eastAsia="zh-CN"/>
+              </w:rPr>
+              <w:t>BSONObjBuilder::appendMaxForType()</w:t>
             </w:r>
           </w:p>
         </w:tc>
@@ -6845,9 +6859,19 @@
             <w:pPr>
               <w:rPr>
                 <w:b/>
-                <w:lang w:eastAsia="zh-CN"/>
-              </w:rPr>
-            </w:pPr>
+                <w:color w:val="FF0000"/>
+                <w:lang w:eastAsia="zh-CN"/>
+              </w:rPr>
+            </w:pPr>
+            <w:r>
+              <w:rPr>
+                <w:rFonts w:hint="eastAsia"/>
+                <w:b/>
+                <w:color w:val="FF0000"/>
+                <w:lang w:eastAsia="zh-CN"/>
+              </w:rPr>
+              <w:t>$type时需要</w:t>
+            </w:r>
           </w:p>
         </w:tc>
         <w:tc>
@@ -6872,15 +6896,13 @@
                 <w:lang w:eastAsia="zh-CN"/>
               </w:rPr>
             </w:pPr>
-            <w:ins w:id="131" w:author="linyoubin" w:date="2016-03-29T14:09:00Z">
-              <w:r>
-                <w:rPr>
-                  <w:rFonts w:hint="eastAsia"/>
-                  <w:lang w:eastAsia="zh-CN"/>
-                </w:rPr>
-                <w:t>add</w:t>
-              </w:r>
-            </w:ins>
+            <w:r>
+              <w:rPr>
+                <w:rFonts w:hint="eastAsia"/>
+                <w:lang w:eastAsia="zh-CN"/>
+              </w:rPr>
+              <w:t>add</w:t>
+            </w:r>
           </w:p>
         </w:tc>
       </w:tr>
@@ -6894,57 +6916,20 @@
               <w:tabs>
                 <w:tab w:val="left" w:pos="1795"/>
               </w:tabs>
-              <w:ind w:left="110" w:hangingChars="50" w:hanging="110"/>
-              <w:rPr>
-                <w:b/>
-                <w:color w:val="4F81BD" w:themeColor="accent1"/>
-                <w:lang w:eastAsia="zh-CN"/>
-              </w:rPr>
-            </w:pPr>
-            <w:r>
-              <w:rPr>
-                <w:rFonts w:hint="eastAsia"/>
-                <w:b/>
-                <w:color w:val="4F81BD" w:themeColor="accent1"/>
-                <w:lang w:eastAsia="zh-CN"/>
-              </w:rPr>
-              <w:t>bsonDecimal</w:t>
-            </w:r>
-            <w:r>
-              <w:rPr>
-                <w:rFonts w:hint="eastAsia"/>
-                <w:b/>
-                <w:color w:val="4F81BD" w:themeColor="accent1"/>
-                <w:lang w:eastAsia="zh-CN"/>
-              </w:rPr>
-              <w:t xml:space="preserve"> </w:t>
-            </w:r>
-            <w:r>
-              <w:rPr>
-                <w:rFonts w:hint="eastAsia"/>
-                <w:b/>
-                <w:color w:val="4F81BD" w:themeColor="accent1"/>
-                <w:lang w:eastAsia="zh-CN"/>
-              </w:rPr>
-              <w:t>BSONElement::</w:t>
-            </w:r>
-            <w:r>
-              <w:rPr>
-                <w:rFonts w:hint="eastAsia"/>
-                <w:b/>
-                <w:color w:val="4F81BD" w:themeColor="accent1"/>
-                <w:lang w:eastAsia="zh-CN"/>
-              </w:rPr>
-              <w:t>decimal</w:t>
-            </w:r>
-            <w:r>
-              <w:rPr>
-                <w:rFonts w:hint="eastAsia"/>
-                <w:b/>
-                <w:color w:val="4F81BD" w:themeColor="accent1"/>
-                <w:lang w:eastAsia="zh-CN"/>
-              </w:rPr>
-              <w:t>()</w:t>
+              <w:rPr>
+                <w:b/>
+                <w:color w:val="FF0000"/>
+                <w:lang w:eastAsia="zh-CN"/>
+              </w:rPr>
+            </w:pPr>
+            <w:r>
+              <w:rPr>
+                <w:rFonts w:hint="eastAsia"/>
+                <w:b/>
+                <w:color w:val="FF0000"/>
+                <w:lang w:eastAsia="zh-CN"/>
+              </w:rPr>
+              <w:t>BSONObjBuilder::appendMinForType()</w:t>
             </w:r>
           </w:p>
         </w:tc>
@@ -6956,18 +6941,18 @@
             <w:pPr>
               <w:rPr>
                 <w:b/>
-                <w:color w:val="4F81BD" w:themeColor="accent1"/>
-                <w:lang w:eastAsia="zh-CN"/>
-              </w:rPr>
-            </w:pPr>
-            <w:r>
-              <w:rPr>
-                <w:rFonts w:hint="eastAsia"/>
-                <w:b/>
-                <w:color w:val="4F81BD" w:themeColor="accent1"/>
-                <w:lang w:eastAsia="zh-CN"/>
-              </w:rPr>
-              <w:t>获取decimal</w:t>
+                <w:color w:val="FF0000"/>
+                <w:lang w:eastAsia="zh-CN"/>
+              </w:rPr>
+            </w:pPr>
+            <w:r>
+              <w:rPr>
+                <w:rFonts w:hint="eastAsia"/>
+                <w:b/>
+                <w:color w:val="FF0000"/>
+                <w:lang w:eastAsia="zh-CN"/>
+              </w:rPr>
+              <w:t>$type时需要</w:t>
             </w:r>
           </w:p>
         </w:tc>
@@ -6978,7 +6963,6 @@
           <w:p>
             <w:pPr>
               <w:rPr>
-                <w:color w:val="4F81BD" w:themeColor="accent1"/>
                 <w:lang w:eastAsia="zh-CN"/>
               </w:rPr>
             </w:pPr>
@@ -6991,20 +6975,16 @@
           <w:p>
             <w:pPr>
               <w:rPr>
-                <w:color w:val="4F81BD" w:themeColor="accent1"/>
-                <w:lang w:eastAsia="zh-CN"/>
-              </w:rPr>
-            </w:pPr>
-            <w:ins w:id="132" w:author="linyoubin" w:date="2016-03-29T19:02:00Z">
-              <w:r>
-                <w:rPr>
-                  <w:rFonts w:hint="eastAsia"/>
-                  <w:color w:val="4F81BD" w:themeColor="accent1"/>
-                  <w:lang w:eastAsia="zh-CN"/>
-                </w:rPr>
-                <w:t>add</w:t>
-              </w:r>
-            </w:ins>
+                <w:lang w:eastAsia="zh-CN"/>
+              </w:rPr>
+            </w:pPr>
+            <w:r>
+              <w:rPr>
+                <w:rFonts w:hint="eastAsia"/>
+                <w:lang w:eastAsia="zh-CN"/>
+              </w:rPr>
+              <w:t>add</w:t>
+            </w:r>
           </w:p>
         </w:tc>
       </w:tr>
@@ -7018,7 +6998,6 @@
               <w:tabs>
                 <w:tab w:val="left" w:pos="1795"/>
               </w:tabs>
-              <w:ind w:left="110" w:hangingChars="50" w:hanging="110"/>
               <w:rPr>
                 <w:b/>
                 <w:color w:val="4F81BD" w:themeColor="accent1"/>
@@ -7032,7 +7011,7 @@
                 <w:color w:val="4F81BD" w:themeColor="accent1"/>
                 <w:lang w:eastAsia="zh-CN"/>
               </w:rPr>
-              <w:t>void BSONElement::Val(</w:t>
+              <w:t>BSONObjBuilder::append(</w:t>
             </w:r>
             <w:r>
               <w:rPr>
@@ -7041,15 +7020,32 @@
                 <w:color w:val="4F81BD" w:themeColor="accent1"/>
                 <w:lang w:eastAsia="zh-CN"/>
               </w:rPr>
-              <w:t>bsonDecimal &amp;v</w:t>
-            </w:r>
-            <w:r>
-              <w:rPr>
-                <w:rFonts w:hint="eastAsia"/>
+              <w:t>const StringData &amp;</w:t>
+            </w:r>
+            <w:r>
+              <w:rPr>
                 <w:b/>
                 <w:color w:val="4F81BD" w:themeColor="accent1"/>
                 <w:lang w:eastAsia="zh-CN"/>
               </w:rPr>
+              <w:t>fieldname</w:t>
+            </w:r>
+            <w:r>
+              <w:rPr>
+                <w:rFonts w:hint="eastAsia"/>
+                <w:b/>
+                <w:color w:val="4F81BD" w:themeColor="accent1"/>
+                <w:lang w:eastAsia="zh-CN"/>
+              </w:rPr>
+              <w:t>, bsonDecimal *decimal</w:t>
+            </w:r>
+            <w:r>
+              <w:rPr>
+                <w:rFonts w:hint="eastAsia"/>
+                <w:b/>
+                <w:color w:val="4F81BD" w:themeColor="accent1"/>
+                <w:lang w:eastAsia="zh-CN"/>
+              </w:rPr>
               <w:t>)</w:t>
             </w:r>
           </w:p>
@@ -7073,7 +7069,7 @@
                 <w:color w:val="4F81BD" w:themeColor="accent1"/>
                 <w:lang w:eastAsia="zh-CN"/>
               </w:rPr>
-              <w:t>获取decimal</w:t>
+              <w:t>插入decimal数据</w:t>
             </w:r>
           </w:p>
         </w:tc>
@@ -7084,10 +7080,84 @@
           <w:p>
             <w:pPr>
               <w:rPr>
+                <w:lang w:eastAsia="zh-CN"/>
+              </w:rPr>
+            </w:pPr>
+            <w:r>
+              <w:rPr>
+                <w:lang w:eastAsia="zh-CN"/>
+              </w:rPr>
+              <w:t xml:space="preserve">bool </w:t>
+            </w:r>
+            <w:r>
+              <w:rPr>
+                <w:rFonts w:hint="eastAsia"/>
+                <w:b/>
                 <w:color w:val="4F81BD" w:themeColor="accent1"/>
                 <w:lang w:eastAsia="zh-CN"/>
               </w:rPr>
-            </w:pPr>
+              <w:t>BSONObjBuilder::</w:t>
+            </w:r>
+            <w:r>
+              <w:rPr>
+                <w:lang w:eastAsia="zh-CN"/>
+              </w:rPr>
+              <w:t>appendDecimal(</w:t>
+            </w:r>
+          </w:p>
+          <w:p>
+            <w:pPr>
+              <w:rPr>
+                <w:lang w:eastAsia="zh-CN"/>
+              </w:rPr>
+            </w:pPr>
+            <w:r>
+              <w:rPr>
+                <w:lang w:eastAsia="zh-CN"/>
+              </w:rPr>
+              <w:t>) ;</w:t>
+            </w:r>
+          </w:p>
+          <w:p>
+            <w:pPr>
+              <w:rPr>
+                <w:lang w:eastAsia="zh-CN"/>
+              </w:rPr>
+            </w:pPr>
+            <w:r>
+              <w:rPr>
+                <w:lang w:eastAsia="zh-CN"/>
+              </w:rPr>
+              <w:t xml:space="preserve">bool </w:t>
+            </w:r>
+            <w:r>
+              <w:rPr>
+                <w:rFonts w:hint="eastAsia"/>
+                <w:b/>
+                <w:color w:val="4F81BD" w:themeColor="accent1"/>
+                <w:lang w:eastAsia="zh-CN"/>
+              </w:rPr>
+              <w:t>BSONObjBuilder::</w:t>
+            </w:r>
+            <w:r>
+              <w:rPr>
+                <w:lang w:eastAsia="zh-CN"/>
+              </w:rPr>
+              <w:t>appendDecimal(</w:t>
+            </w:r>
+          </w:p>
+          <w:p>
+            <w:pPr>
+              <w:rPr>
+                <w:lang w:eastAsia="zh-CN"/>
+              </w:rPr>
+            </w:pPr>
+            <w:r>
+              <w:rPr>
+                <w:lang w:eastAsia="zh-CN"/>
+              </w:rPr>
+              <w:t>) ;</w:t>
+            </w:r>
           </w:p>
         </w:tc>
         <w:tc>
@@ -7097,27 +7167,20 @@
           <w:p>
             <w:pPr>
               <w:rPr>
-                <w:color w:val="4F81BD" w:themeColor="accent1"/>
-                <w:lang w:eastAsia="zh-CN"/>
-              </w:rPr>
-            </w:pPr>
-            <w:ins w:id="133" w:author="linyoubin" w:date="2016-03-29T19:06:00Z">
-              <w:r>
-                <w:rPr>
-                  <w:rFonts w:hint="eastAsia"/>
-                  <w:color w:val="4F81BD" w:themeColor="accent1"/>
-                  <w:lang w:eastAsia="zh-CN"/>
-                </w:rPr>
-                <w:t>add</w:t>
-              </w:r>
-            </w:ins>
+                <w:lang w:eastAsia="zh-CN"/>
+              </w:rPr>
+            </w:pPr>
+            <w:r>
+              <w:rPr>
+                <w:rFonts w:hint="eastAsia"/>
+                <w:lang w:eastAsia="zh-CN"/>
+              </w:rPr>
+              <w:t>add</w:t>
+            </w:r>
           </w:p>
         </w:tc>
       </w:tr>
       <w:tr>
-        <w:trPr>
-          <w:ins w:id="134" w:author="linyoubin" w:date="2016-03-29T19:05:00Z"/>
-        </w:trPr>
         <w:tc>
           <w:tcPr>
             <w:tcW w:w="3085" w:type="dxa"/>
@@ -7127,45 +7190,26 @@
               <w:tabs>
                 <w:tab w:val="left" w:pos="1795"/>
               </w:tabs>
-              <w:ind w:left="110" w:hangingChars="50" w:hanging="110"/>
-              <w:rPr>
-                <w:ins w:id="135" w:author="linyoubin" w:date="2016-03-29T19:05:00Z"/>
-                <w:b/>
-                <w:color w:val="4F81BD" w:themeColor="accent1"/>
-                <w:lang w:eastAsia="zh-CN"/>
-              </w:rPr>
-            </w:pPr>
-            <w:ins w:id="136" w:author="linyoubin" w:date="2016-03-29T19:05:00Z">
-              <w:r>
-                <w:rPr>
-                  <w:rFonts w:hint="eastAsia"/>
-                  <w:b/>
-                  <w:color w:val="4F81BD" w:themeColor="accent1"/>
-                  <w:lang w:eastAsia="zh-CN"/>
-                </w:rPr>
-                <w:t>BSONElement::</w:t>
-              </w:r>
-            </w:ins>
-            <w:ins w:id="137" w:author="linyoubin" w:date="2016-03-29T19:06:00Z">
-              <w:r>
-                <w:rPr>
-                  <w:b/>
-                  <w:color w:val="4F81BD" w:themeColor="accent1"/>
-                  <w:lang w:eastAsia="zh-CN"/>
-                </w:rPr>
-                <w:t xml:space="preserve">numberDecimal </w:t>
-              </w:r>
-            </w:ins>
-            <w:ins w:id="138" w:author="linyoubin" w:date="2016-03-29T19:05:00Z">
-              <w:r>
-                <w:rPr>
-                  <w:b/>
-                  <w:color w:val="4F81BD" w:themeColor="accent1"/>
-                  <w:lang w:eastAsia="zh-CN"/>
-                </w:rPr>
-                <w:t>()</w:t>
-              </w:r>
-            </w:ins>
+              <w:rPr>
+                <w:b/>
+                <w:lang w:eastAsia="zh-CN"/>
+              </w:rPr>
+            </w:pPr>
+            <w:r>
+              <w:rPr>
+                <w:b/>
+                <w:lang w:eastAsia="zh-CN"/>
+              </w:rPr>
+              <w:t>_mthModifier::_applyIncMo</w:t>
+            </w:r>
+            <w:r>
+              <w:rPr>
+                <w:b/>
+                <w:lang w:eastAsia="zh-CN"/>
+              </w:rPr>
+              <w:lastRenderedPageBreak/>
+              <w:t>difier</w:t>
+            </w:r>
           </w:p>
         </w:tc>
         <w:tc>
@@ -7175,12 +7219,19 @@
           <w:p>
             <w:pPr>
               <w:rPr>
-                <w:ins w:id="139" w:author="linyoubin" w:date="2016-03-29T19:05:00Z"/>
-                <w:b/>
-                <w:color w:val="4F81BD" w:themeColor="accent1"/>
-                <w:lang w:eastAsia="zh-CN"/>
-              </w:rPr>
-            </w:pPr>
+                <w:b/>
+                <w:lang w:eastAsia="zh-CN"/>
+              </w:rPr>
+            </w:pPr>
+            <w:r>
+              <w:rPr>
+                <w:rFonts w:hint="eastAsia"/>
+                <w:b/>
+                <w:lang w:eastAsia="zh-CN"/>
+              </w:rPr>
+              <w:lastRenderedPageBreak/>
+              <w:t>$inc操作</w:t>
+            </w:r>
           </w:p>
         </w:tc>
         <w:tc>
@@ -7190,8 +7241,6 @@
           <w:p>
             <w:pPr>
               <w:rPr>
-                <w:ins w:id="140" w:author="linyoubin" w:date="2016-03-29T19:05:00Z"/>
-                <w:color w:val="4F81BD" w:themeColor="accent1"/>
                 <w:lang w:eastAsia="zh-CN"/>
               </w:rPr>
             </w:pPr>
@@ -7204,21 +7253,16 @@
           <w:p>
             <w:pPr>
               <w:rPr>
-                <w:ins w:id="141" w:author="linyoubin" w:date="2016-03-29T19:05:00Z"/>
-                <w:color w:val="4F81BD" w:themeColor="accent1"/>
-                <w:lang w:eastAsia="zh-CN"/>
-              </w:rPr>
-            </w:pPr>
-            <w:ins w:id="142" w:author="linyoubin" w:date="2016-03-29T19:06:00Z">
-              <w:r>
-                <w:rPr>
-                  <w:rFonts w:hint="eastAsia"/>
-                  <w:color w:val="4F81BD" w:themeColor="accent1"/>
-                  <w:lang w:eastAsia="zh-CN"/>
-                </w:rPr>
-                <w:t>add</w:t>
-              </w:r>
-            </w:ins>
+                <w:lang w:eastAsia="zh-CN"/>
+              </w:rPr>
+            </w:pPr>
+            <w:r>
+              <w:rPr>
+                <w:rFonts w:hint="eastAsia"/>
+                <w:lang w:eastAsia="zh-CN"/>
+              </w:rPr>
+              <w:t>add</w:t>
+            </w:r>
           </w:p>
         </w:tc>
       </w:tr>
@@ -7239,11 +7283,11 @@
             </w:pPr>
             <w:r>
               <w:rPr>
-                <w:rFonts w:hint="eastAsia"/>
-                <w:b/>
-                <w:lang w:eastAsia="zh-CN"/>
-              </w:rPr>
-              <w:t>BSONElement::canonicalType()</w:t>
+                <w:b/>
+                <w:lang w:eastAsia="zh-CN"/>
+              </w:rPr>
+              <w:lastRenderedPageBreak/>
+              <w:t>mthAbsBuild</w:t>
             </w:r>
           </w:p>
         </w:tc>
@@ -7264,7 +7308,7 @@
                 <w:b/>
                 <w:lang w:eastAsia="zh-CN"/>
               </w:rPr>
-              <w:t>比较类型大小</w:t>
+              <w:t>取绝对值</w:t>
             </w:r>
           </w:p>
         </w:tc>
@@ -7290,15 +7334,13 @@
                 <w:lang w:eastAsia="zh-CN"/>
               </w:rPr>
             </w:pPr>
-            <w:ins w:id="143" w:author="linyoubin" w:date="2016-03-29T19:06:00Z">
-              <w:r>
-                <w:rPr>
-                  <w:rFonts w:hint="eastAsia"/>
-                  <w:lang w:eastAsia="zh-CN"/>
-                </w:rPr>
-                <w:t>add</w:t>
-              </w:r>
-            </w:ins>
+            <w:r>
+              <w:rPr>
+                <w:rFonts w:hint="eastAsia"/>
+                <w:lang w:eastAsia="zh-CN"/>
+              </w:rPr>
+              <w:t>add</w:t>
+            </w:r>
           </w:p>
         </w:tc>
       </w:tr>
@@ -7314,18 +7356,15 @@
               </w:tabs>
               <w:rPr>
                 <w:b/>
-                <w:color w:val="FF0000"/>
-                <w:lang w:eastAsia="zh-CN"/>
-              </w:rPr>
-            </w:pPr>
-            <w:r>
-              <w:rPr>
-                <w:rFonts w:hint="eastAsia"/>
-                <w:b/>
-                <w:color w:val="FF0000"/>
-                <w:lang w:eastAsia="zh-CN"/>
-              </w:rPr>
-              <w:t>BSONELement::isSimpleType()</w:t>
+                <w:lang w:eastAsia="zh-CN"/>
+              </w:rPr>
+            </w:pPr>
+            <w:r>
+              <w:rPr>
+                <w:b/>
+                <w:lang w:eastAsia="zh-CN"/>
+              </w:rPr>
+              <w:t>mthAbsGet</w:t>
             </w:r>
           </w:p>
         </w:tc>
@@ -7337,19 +7376,9 @@
             <w:pPr>
               <w:rPr>
                 <w:b/>
-                <w:color w:val="FF0000"/>
-                <w:lang w:eastAsia="zh-CN"/>
-              </w:rPr>
-            </w:pPr>
-            <w:r>
-              <w:rPr>
-                <w:rFonts w:hint="eastAsia"/>
-                <w:b/>
-                <w:color w:val="FF0000"/>
-                <w:lang w:eastAsia="zh-CN"/>
-              </w:rPr>
-              <w:t>??</w:t>
-            </w:r>
+                <w:lang w:eastAsia="zh-CN"/>
+              </w:rPr>
+            </w:pPr>
           </w:p>
         </w:tc>
         <w:tc>
@@ -7374,6 +7403,13 @@
                 <w:lang w:eastAsia="zh-CN"/>
               </w:rPr>
             </w:pPr>
+            <w:r>
+              <w:rPr>
+                <w:rFonts w:hint="eastAsia"/>
+                <w:lang w:eastAsia="zh-CN"/>
+              </w:rPr>
+              <w:t>add</w:t>
+            </w:r>
           </w:p>
         </w:tc>
       </w:tr>
@@ -7394,12 +7430,10 @@
             </w:pPr>
             <w:r>
               <w:rPr>
-                <w:rFonts w:hint="eastAsia"/>
-                <w:b/>
-                <w:lang w:eastAsia="zh-CN"/>
-              </w:rPr>
-              <w:lastRenderedPageBreak/>
-              <w:t>BSONElement::numberDouble()</w:t>
+                <w:b/>
+                <w:lang w:eastAsia="zh-CN"/>
+              </w:rPr>
+              <w:t>mthCeilingBuild</w:t>
             </w:r>
           </w:p>
         </w:tc>
@@ -7414,6 +7448,14 @@
                 <w:lang w:eastAsia="zh-CN"/>
               </w:rPr>
             </w:pPr>
+            <w:r>
+              <w:rPr>
+                <w:rFonts w:hint="eastAsia"/>
+                <w:b/>
+                <w:lang w:eastAsia="zh-CN"/>
+              </w:rPr>
+              <w:t>向上取整</w:t>
+            </w:r>
           </w:p>
         </w:tc>
         <w:tc>
@@ -7438,15 +7480,13 @@
                 <w:lang w:eastAsia="zh-CN"/>
               </w:rPr>
             </w:pPr>
-            <w:ins w:id="144" w:author="linyoubin" w:date="2016-03-30T13:14:00Z">
-              <w:r>
-                <w:rPr>
-                  <w:rFonts w:hint="eastAsia"/>
-                  <w:lang w:eastAsia="zh-CN"/>
-                </w:rPr>
-                <w:t>add</w:t>
-              </w:r>
-            </w:ins>
+            <w:r>
+              <w:rPr>
+                <w:rFonts w:hint="eastAsia"/>
+                <w:lang w:eastAsia="zh-CN"/>
+              </w:rPr>
+              <w:t>add</w:t>
+            </w:r>
           </w:p>
         </w:tc>
       </w:tr>
@@ -7467,11 +7507,10 @@
             </w:pPr>
             <w:r>
               <w:rPr>
-                <w:rFonts w:hint="eastAsia"/>
-                <w:b/>
-                <w:lang w:eastAsia="zh-CN"/>
-              </w:rPr>
-              <w:t>BSONElement::numberInt()</w:t>
+                <w:b/>
+                <w:lang w:eastAsia="zh-CN"/>
+              </w:rPr>
+              <w:t>mthCeilingGet</w:t>
             </w:r>
           </w:p>
         </w:tc>
@@ -7510,15 +7549,13 @@
                 <w:lang w:eastAsia="zh-CN"/>
               </w:rPr>
             </w:pPr>
-            <w:ins w:id="145" w:author="linyoubin" w:date="2016-03-30T13:16:00Z">
-              <w:r>
-                <w:rPr>
-                  <w:rFonts w:hint="eastAsia"/>
-                  <w:lang w:eastAsia="zh-CN"/>
-                </w:rPr>
-                <w:t>add</w:t>
-              </w:r>
-            </w:ins>
+            <w:r>
+              <w:rPr>
+                <w:rFonts w:hint="eastAsia"/>
+                <w:lang w:eastAsia="zh-CN"/>
+              </w:rPr>
+              <w:t>add</w:t>
+            </w:r>
           </w:p>
         </w:tc>
       </w:tr>
@@ -7539,11 +7576,10 @@
             </w:pPr>
             <w:r>
               <w:rPr>
-                <w:rFonts w:hint="eastAsia"/>
-                <w:b/>
-                <w:lang w:eastAsia="zh-CN"/>
-              </w:rPr>
-              <w:t>BSONElement::numberLong()</w:t>
+                <w:b/>
+                <w:lang w:eastAsia="zh-CN"/>
+              </w:rPr>
+              <w:t>mthFloorBuild</w:t>
             </w:r>
           </w:p>
         </w:tc>
@@ -7558,6 +7594,14 @@
                 <w:lang w:eastAsia="zh-CN"/>
               </w:rPr>
             </w:pPr>
+            <w:r>
+              <w:rPr>
+                <w:rFonts w:hint="eastAsia"/>
+                <w:b/>
+                <w:lang w:eastAsia="zh-CN"/>
+              </w:rPr>
+              <w:t>向下取整</w:t>
+            </w:r>
           </w:p>
         </w:tc>
         <w:tc>
@@ -7582,15 +7626,13 @@
                 <w:lang w:eastAsia="zh-CN"/>
               </w:rPr>
             </w:pPr>
-            <w:ins w:id="146" w:author="linyoubin" w:date="2016-03-30T13:16:00Z">
-              <w:r>
-                <w:rPr>
-                  <w:rFonts w:hint="eastAsia"/>
-                  <w:lang w:eastAsia="zh-CN"/>
-                </w:rPr>
-                <w:t>add</w:t>
-              </w:r>
-            </w:ins>
+            <w:r>
+              <w:rPr>
+                <w:rFonts w:hint="eastAsia"/>
+                <w:lang w:eastAsia="zh-CN"/>
+              </w:rPr>
+              <w:t>add</w:t>
+            </w:r>
           </w:p>
         </w:tc>
       </w:tr>
@@ -7611,11 +7653,10 @@
             </w:pPr>
             <w:r>
               <w:rPr>
-                <w:rFonts w:hint="eastAsia"/>
-                <w:b/>
-                <w:lang w:eastAsia="zh-CN"/>
-              </w:rPr>
-              <w:t>BSONElement::jsonString()</w:t>
+                <w:b/>
+                <w:lang w:eastAsia="zh-CN"/>
+              </w:rPr>
+              <w:t>mthFloorGet</w:t>
             </w:r>
           </w:p>
         </w:tc>
@@ -7630,14 +7671,6 @@
                 <w:lang w:eastAsia="zh-CN"/>
               </w:rPr>
             </w:pPr>
-            <w:r>
-              <w:rPr>
-                <w:rFonts w:hint="eastAsia"/>
-                <w:b/>
-                <w:lang w:eastAsia="zh-CN"/>
-              </w:rPr>
-              <w:t>转成string</w:t>
-            </w:r>
           </w:p>
         </w:tc>
         <w:tc>
@@ -7662,94 +7695,13 @@
                 <w:lang w:eastAsia="zh-CN"/>
               </w:rPr>
             </w:pPr>
-            <w:ins w:id="147" w:author="linyoubin" w:date="2016-04-07T13:33:00Z">
-              <w:r>
-                <w:rPr>
-                  <w:rFonts w:hint="eastAsia"/>
-                  <w:lang w:eastAsia="zh-CN"/>
-                </w:rPr>
-                <w:t>add</w:t>
-              </w:r>
-            </w:ins>
-          </w:p>
-        </w:tc>
-      </w:tr>
-      <w:tr>
-        <w:tc>
-          <w:tcPr>
-            <w:tcW w:w="3085" w:type="dxa"/>
-          </w:tcPr>
-          <w:p>
-            <w:pPr>
-              <w:tabs>
-                <w:tab w:val="left" w:pos="2150"/>
-              </w:tabs>
-              <w:rPr>
-                <w:b/>
-                <w:lang w:eastAsia="zh-CN"/>
-              </w:rPr>
-            </w:pPr>
-            <w:r>
-              <w:rPr>
-                <w:b/>
-                <w:lang w:eastAsia="zh-CN"/>
-              </w:rPr>
-              <w:t>compareElementValues()</w:t>
-            </w:r>
-          </w:p>
-        </w:tc>
-        <w:tc>
-          <w:tcPr>
-            <w:tcW w:w="1199" w:type="dxa"/>
-          </w:tcPr>
-          <w:p>
-            <w:pPr>
-              <w:rPr>
-                <w:b/>
-                <w:lang w:eastAsia="zh-CN"/>
-              </w:rPr>
-            </w:pPr>
-            <w:r>
-              <w:rPr>
-                <w:rFonts w:hint="eastAsia"/>
-                <w:b/>
-                <w:lang w:eastAsia="zh-CN"/>
-              </w:rPr>
-              <w:t>比较大小</w:t>
-            </w:r>
-          </w:p>
-        </w:tc>
-        <w:tc>
-          <w:tcPr>
-            <w:tcW w:w="2628" w:type="dxa"/>
-          </w:tcPr>
-          <w:p>
-            <w:pPr>
-              <w:rPr>
-                <w:lang w:eastAsia="zh-CN"/>
-              </w:rPr>
-            </w:pPr>
-          </w:p>
-        </w:tc>
-        <w:tc>
-          <w:tcPr>
-            <w:tcW w:w="1610" w:type="dxa"/>
-          </w:tcPr>
-          <w:p>
-            <w:pPr>
-              <w:rPr>
-                <w:lang w:eastAsia="zh-CN"/>
-              </w:rPr>
-            </w:pPr>
-            <w:ins w:id="148" w:author="linyoubin" w:date="2016-03-30T09:06:00Z">
-              <w:r>
-                <w:rPr>
-                  <w:rFonts w:hint="eastAsia"/>
-                  <w:lang w:eastAsia="zh-CN"/>
-                </w:rPr>
-                <w:t>add</w:t>
-              </w:r>
-            </w:ins>
+            <w:r>
+              <w:rPr>
+                <w:rFonts w:hint="eastAsia"/>
+                <w:lang w:eastAsia="zh-CN"/>
+              </w:rPr>
+              <w:t>add</w:t>
+            </w:r>
           </w:p>
         </w:tc>
       </w:tr>
@@ -7765,18 +7717,15 @@
               </w:tabs>
               <w:rPr>
                 <w:b/>
-                <w:color w:val="FF0000"/>
-                <w:lang w:eastAsia="zh-CN"/>
-              </w:rPr>
-            </w:pPr>
-            <w:r>
-              <w:rPr>
-                <w:rFonts w:hint="eastAsia"/>
-                <w:b/>
-                <w:color w:val="FF0000"/>
-                <w:lang w:eastAsia="zh-CN"/>
-              </w:rPr>
-              <w:t>BSONObjBuilder::appendMaxForType()</w:t>
+                <w:lang w:eastAsia="zh-CN"/>
+              </w:rPr>
+            </w:pPr>
+            <w:r>
+              <w:rPr>
+                <w:b/>
+                <w:lang w:eastAsia="zh-CN"/>
+              </w:rPr>
+              <w:t>mthModBuild</w:t>
             </w:r>
           </w:p>
         </w:tc>
@@ -7788,41 +7737,25 @@
             <w:pPr>
               <w:rPr>
                 <w:b/>
-                <w:color w:val="FF0000"/>
-                <w:lang w:eastAsia="zh-CN"/>
-              </w:rPr>
-            </w:pPr>
-            <w:ins w:id="149" w:author="linyoubin" w:date="2016-04-12T13:57:00Z">
-              <w:r>
-                <w:rPr>
-                  <w:rFonts w:hint="eastAsia"/>
-                  <w:b/>
-                  <w:color w:val="FF0000"/>
-                  <w:lang w:eastAsia="zh-CN"/>
-                </w:rPr>
-                <w:t>$type时需要</w:t>
-              </w:r>
-            </w:ins>
-            <w:del w:id="150" w:author="linyoubin" w:date="2016-04-12T13:57:00Z">
-              <w:r>
-                <w:rPr>
-                  <w:rFonts w:hint="eastAsia"/>
-                  <w:b/>
-                  <w:color w:val="FF0000"/>
-                  <w:lang w:eastAsia="zh-CN"/>
-                </w:rPr>
-                <w:delText>?</w:delText>
-              </w:r>
-              <w:r>
-                <w:rPr>
-                  <w:rFonts w:hint="eastAsia"/>
-                  <w:b/>
-                  <w:color w:val="FF0000"/>
-                  <w:lang w:eastAsia="zh-CN"/>
-                </w:rPr>
-                <w:delText>?</w:delText>
-              </w:r>
-            </w:del>
+                <w:lang w:eastAsia="zh-CN"/>
+              </w:rPr>
+            </w:pPr>
+            <w:r>
+              <w:rPr>
+                <w:rFonts w:hint="eastAsia"/>
+                <w:b/>
+                <w:lang w:eastAsia="zh-CN"/>
+              </w:rPr>
+              <w:t>取</w:t>
+            </w:r>
+            <w:r>
+              <w:rPr>
+                <w:rFonts w:hint="eastAsia"/>
+                <w:b/>
+                <w:lang w:eastAsia="zh-CN"/>
+              </w:rPr>
+              <w:t>模</w:t>
+            </w:r>
           </w:p>
         </w:tc>
         <w:tc>
@@ -7847,15 +7780,13 @@
                 <w:lang w:eastAsia="zh-CN"/>
               </w:rPr>
             </w:pPr>
-            <w:ins w:id="151" w:author="linyoubin" w:date="2016-04-12T13:57:00Z">
-              <w:r>
-                <w:rPr>
-                  <w:rFonts w:hint="eastAsia"/>
-                  <w:lang w:eastAsia="zh-CN"/>
-                </w:rPr>
-                <w:t>add</w:t>
-              </w:r>
-            </w:ins>
+            <w:r>
+              <w:rPr>
+                <w:rFonts w:hint="eastAsia"/>
+                <w:lang w:eastAsia="zh-CN"/>
+              </w:rPr>
+              <w:t>add</w:t>
+            </w:r>
           </w:p>
         </w:tc>
       </w:tr>
@@ -7871,18 +7802,15 @@
               </w:tabs>
               <w:rPr>
                 <w:b/>
-                <w:color w:val="FF0000"/>
-                <w:lang w:eastAsia="zh-CN"/>
-              </w:rPr>
-            </w:pPr>
-            <w:r>
-              <w:rPr>
-                <w:rFonts w:hint="eastAsia"/>
-                <w:b/>
-                <w:color w:val="FF0000"/>
-                <w:lang w:eastAsia="zh-CN"/>
-              </w:rPr>
-              <w:t>BSONObjBuilder::appendMinForType()</w:t>
+                <w:lang w:eastAsia="zh-CN"/>
+              </w:rPr>
+            </w:pPr>
+            <w:r>
+              <w:rPr>
+                <w:b/>
+                <w:lang w:eastAsia="zh-CN"/>
+              </w:rPr>
+              <w:t>mthModGet</w:t>
             </w:r>
           </w:p>
         </w:tc>
@@ -7894,41 +7822,9 @@
             <w:pPr>
               <w:rPr>
                 <w:b/>
-                <w:color w:val="FF0000"/>
-                <w:lang w:eastAsia="zh-CN"/>
-              </w:rPr>
-            </w:pPr>
-            <w:ins w:id="152" w:author="linyoubin" w:date="2016-04-12T13:57:00Z">
-              <w:r>
-                <w:rPr>
-                  <w:rFonts w:hint="eastAsia"/>
-                  <w:b/>
-                  <w:color w:val="FF0000"/>
-                  <w:lang w:eastAsia="zh-CN"/>
-                </w:rPr>
-                <w:t>$type时需要</w:t>
-              </w:r>
-            </w:ins>
-            <w:del w:id="153" w:author="linyoubin" w:date="2016-04-12T13:57:00Z">
-              <w:r>
-                <w:rPr>
-                  <w:rFonts w:hint="eastAsia"/>
-                  <w:b/>
-                  <w:color w:val="FF0000"/>
-                  <w:lang w:eastAsia="zh-CN"/>
-                </w:rPr>
-                <w:delText>?</w:delText>
-              </w:r>
-              <w:r>
-                <w:rPr>
-                  <w:rFonts w:hint="eastAsia"/>
-                  <w:b/>
-                  <w:color w:val="FF0000"/>
-                  <w:lang w:eastAsia="zh-CN"/>
-                </w:rPr>
-                <w:delText>?</w:delText>
-              </w:r>
-            </w:del>
+                <w:lang w:eastAsia="zh-CN"/>
+              </w:rPr>
+            </w:pPr>
           </w:p>
         </w:tc>
         <w:tc>
@@ -7953,15 +7849,13 @@
                 <w:lang w:eastAsia="zh-CN"/>
               </w:rPr>
             </w:pPr>
-            <w:ins w:id="154" w:author="linyoubin" w:date="2016-04-12T13:57:00Z">
-              <w:r>
-                <w:rPr>
-                  <w:rFonts w:hint="eastAsia"/>
-                  <w:lang w:eastAsia="zh-CN"/>
-                </w:rPr>
-                <w:t>add</w:t>
-              </w:r>
-            </w:ins>
+            <w:r>
+              <w:rPr>
+                <w:rFonts w:hint="eastAsia"/>
+                <w:lang w:eastAsia="zh-CN"/>
+              </w:rPr>
+              <w:t>add</w:t>
+            </w:r>
           </w:p>
         </w:tc>
       </w:tr>
@@ -7977,53 +7871,30 @@
               </w:tabs>
               <w:rPr>
                 <w:b/>
-                <w:color w:val="4F81BD" w:themeColor="accent1"/>
-                <w:lang w:eastAsia="zh-CN"/>
-              </w:rPr>
-            </w:pPr>
-            <w:r>
-              <w:rPr>
-                <w:rFonts w:hint="eastAsia"/>
-                <w:b/>
-                <w:color w:val="4F81BD" w:themeColor="accent1"/>
-                <w:lang w:eastAsia="zh-CN"/>
-              </w:rPr>
-              <w:t>BSONObjBuilder::append(</w:t>
-            </w:r>
-            <w:r>
-              <w:rPr>
-                <w:rFonts w:hint="eastAsia"/>
-                <w:b/>
-                <w:color w:val="4F81BD" w:themeColor="accent1"/>
-                <w:lang w:eastAsia="zh-CN"/>
-              </w:rPr>
-              <w:t>const StringData &amp;</w:t>
-            </w:r>
-            <w:r>
-              <w:rPr>
-                <w:b/>
-                <w:color w:val="4F81BD" w:themeColor="accent1"/>
-                <w:lang w:eastAsia="zh-CN"/>
-              </w:rPr>
-              <w:t>fieldname</w:t>
-            </w:r>
-            <w:r>
-              <w:rPr>
-                <w:rFonts w:hint="eastAsia"/>
-                <w:b/>
-                <w:color w:val="4F81BD" w:themeColor="accent1"/>
-                <w:lang w:eastAsia="zh-CN"/>
-              </w:rPr>
-              <w:t>, bsonDecimal *decimal</w:t>
-            </w:r>
-            <w:r>
-              <w:rPr>
-                <w:rFonts w:hint="eastAsia"/>
-                <w:b/>
-                <w:color w:val="4F81BD" w:themeColor="accent1"/>
-                <w:lang w:eastAsia="zh-CN"/>
-              </w:rPr>
-              <w:t>)</w:t>
+                <w:lang w:eastAsia="zh-CN"/>
+              </w:rPr>
+            </w:pPr>
+            <w:r>
+              <w:rPr>
+                <w:b/>
+                <w:lang w:eastAsia="zh-CN"/>
+              </w:rPr>
+              <w:t>_mthCast</w:t>
+            </w:r>
+            <w:r>
+              <w:rPr>
+                <w:rFonts w:hint="eastAsia"/>
+                <w:b/>
+                <w:lang w:eastAsia="zh-CN"/>
+              </w:rPr>
+              <w:t>/</w:t>
+            </w:r>
+            <w:r>
+              <w:rPr>
+                <w:b/>
+                <w:lang w:eastAsia="zh-CN"/>
+              </w:rPr>
+              <w:t>_mthCastParser::parse</w:t>
             </w:r>
           </w:p>
         </w:tc>
@@ -8035,18 +7906,16 @@
             <w:pPr>
               <w:rPr>
                 <w:b/>
-                <w:color w:val="4F81BD" w:themeColor="accent1"/>
-                <w:lang w:eastAsia="zh-CN"/>
-              </w:rPr>
-            </w:pPr>
-            <w:r>
-              <w:rPr>
-                <w:rFonts w:hint="eastAsia"/>
-                <w:b/>
-                <w:color w:val="4F81BD" w:themeColor="accent1"/>
-                <w:lang w:eastAsia="zh-CN"/>
-              </w:rPr>
-              <w:t>插入decimal数据</w:t>
+                <w:lang w:eastAsia="zh-CN"/>
+              </w:rPr>
+            </w:pPr>
+            <w:r>
+              <w:rPr>
+                <w:rFonts w:hint="eastAsia"/>
+                <w:b/>
+                <w:lang w:eastAsia="zh-CN"/>
+              </w:rPr>
+              <w:t>类型转换</w:t>
             </w:r>
           </w:p>
         </w:tc>
@@ -8057,95 +7926,9 @@
           <w:p>
             <w:pPr>
               <w:rPr>
-                <w:ins w:id="155" w:author="linyoubin" w:date="2016-03-29T11:08:00Z"/>
-                <w:lang w:eastAsia="zh-CN"/>
-              </w:rPr>
-            </w:pPr>
-            <w:ins w:id="156" w:author="linyoubin" w:date="2016-03-29T11:08:00Z">
-              <w:r>
-                <w:rPr>
-                  <w:lang w:eastAsia="zh-CN"/>
-                </w:rPr>
-                <w:t xml:space="preserve">bool </w:t>
-              </w:r>
-              <w:r>
-                <w:rPr>
-                  <w:rFonts w:hint="eastAsia"/>
-                  <w:b/>
-                  <w:color w:val="4F81BD" w:themeColor="accent1"/>
-                  <w:lang w:eastAsia="zh-CN"/>
-                </w:rPr>
-                <w:t>BSONObjBuilder::</w:t>
-              </w:r>
-              <w:r>
-                <w:rPr>
-                  <w:lang w:eastAsia="zh-CN"/>
-                </w:rPr>
-                <w:t>appendDecimal(</w:t>
-              </w:r>
-            </w:ins>
-          </w:p>
-          <w:p>
-            <w:pPr>
-              <w:rPr>
-                <w:ins w:id="157" w:author="linyoubin" w:date="2016-03-29T11:08:00Z"/>
-                <w:lang w:eastAsia="zh-CN"/>
-              </w:rPr>
-            </w:pPr>
-            <w:ins w:id="158" w:author="linyoubin" w:date="2016-03-29T11:08:00Z">
-              <w:r>
-                <w:rPr>
-                  <w:lang w:eastAsia="zh-CN"/>
-                </w:rPr>
-                <w:t>) ;</w:t>
-              </w:r>
-            </w:ins>
-          </w:p>
-          <w:p>
-            <w:pPr>
-              <w:rPr>
-                <w:ins w:id="159" w:author="linyoubin" w:date="2016-03-29T11:08:00Z"/>
-                <w:lang w:eastAsia="zh-CN"/>
-              </w:rPr>
-            </w:pPr>
-            <w:ins w:id="160" w:author="linyoubin" w:date="2016-03-29T11:08:00Z">
-              <w:r>
-                <w:rPr>
-                  <w:lang w:eastAsia="zh-CN"/>
-                </w:rPr>
-                <w:t xml:space="preserve">bool </w:t>
-              </w:r>
-              <w:r>
-                <w:rPr>
-                  <w:rFonts w:hint="eastAsia"/>
-                  <w:b/>
-                  <w:color w:val="4F81BD" w:themeColor="accent1"/>
-                  <w:lang w:eastAsia="zh-CN"/>
-                </w:rPr>
-                <w:t>BSONObjBuilder::</w:t>
-              </w:r>
-              <w:r>
-                <w:rPr>
-                  <w:lang w:eastAsia="zh-CN"/>
-                </w:rPr>
-                <w:t>appendDecimal(</w:t>
-              </w:r>
-            </w:ins>
-          </w:p>
-          <w:p>
-            <w:pPr>
-              <w:rPr>
-                <w:lang w:eastAsia="zh-CN"/>
-              </w:rPr>
-            </w:pPr>
-            <w:ins w:id="161" w:author="linyoubin" w:date="2016-03-29T11:08:00Z">
-              <w:r>
-                <w:rPr>
-                  <w:lang w:eastAsia="zh-CN"/>
-                </w:rPr>
-                <w:t>) ;</w:t>
-              </w:r>
-            </w:ins>
+                <w:lang w:eastAsia="zh-CN"/>
+              </w:rPr>
+            </w:pPr>
           </w:p>
         </w:tc>
         <w:tc>
@@ -8158,15 +7941,13 @@
                 <w:lang w:eastAsia="zh-CN"/>
               </w:rPr>
             </w:pPr>
-            <w:ins w:id="162" w:author="linyoubin" w:date="2016-03-29T11:08:00Z">
-              <w:r>
-                <w:rPr>
-                  <w:rFonts w:hint="eastAsia"/>
-                  <w:lang w:eastAsia="zh-CN"/>
-                </w:rPr>
-                <w:t>add</w:t>
-              </w:r>
-            </w:ins>
+            <w:r>
+              <w:rPr>
+                <w:rFonts w:hint="eastAsia"/>
+                <w:lang w:eastAsia="zh-CN"/>
+              </w:rPr>
+              <w:t>add</w:t>
+            </w:r>
           </w:p>
         </w:tc>
       </w:tr>
@@ -8190,7 +7971,7 @@
                 <w:b/>
                 <w:lang w:eastAsia="zh-CN"/>
               </w:rPr>
-              <w:t>_mthModifier::_applyIncModifier</w:t>
+              <w:t>mthAddBuild</w:t>
             </w:r>
           </w:p>
         </w:tc>
@@ -8205,14 +7986,6 @@
                 <w:lang w:eastAsia="zh-CN"/>
               </w:rPr>
             </w:pPr>
-            <w:r>
-              <w:rPr>
-                <w:rFonts w:hint="eastAsia"/>
-                <w:b/>
-                <w:lang w:eastAsia="zh-CN"/>
-              </w:rPr>
-              <w:t>$inc操作</w:t>
-            </w:r>
           </w:p>
         </w:tc>
         <w:tc>
@@ -8225,6 +7998,34 @@
                 <w:lang w:eastAsia="zh-CN"/>
               </w:rPr>
             </w:pPr>
+            <w:r>
+              <w:rPr>
+                <w:rFonts w:hint="eastAsia"/>
+                <w:lang w:eastAsia="zh-CN"/>
+              </w:rPr>
+              <w:t>和的小数位</w:t>
+            </w:r>
+            <w:r>
+              <w:rPr>
+                <w:rFonts w:hint="eastAsia"/>
+                <w:lang w:eastAsia="zh-CN"/>
+              </w:rPr>
+              <w:t>取两个数中</w:t>
+            </w:r>
+            <w:r>
+              <w:rPr>
+                <w:rFonts w:hint="eastAsia"/>
+                <w:lang w:eastAsia="zh-CN"/>
+              </w:rPr>
+              <w:t>最大</w:t>
+            </w:r>
+            <w:r>
+              <w:rPr>
+                <w:rFonts w:hint="eastAsia"/>
+                <w:lang w:eastAsia="zh-CN"/>
+              </w:rPr>
+              <w:t>值</w:t>
+            </w:r>
           </w:p>
         </w:tc>
         <w:tc>
@@ -8237,15 +8038,13 @@
                 <w:lang w:eastAsia="zh-CN"/>
               </w:rPr>
             </w:pPr>
-            <w:ins w:id="163" w:author="linyoubin" w:date="2016-04-07T12:54:00Z">
-              <w:r>
-                <w:rPr>
-                  <w:rFonts w:hint="eastAsia"/>
-                  <w:lang w:eastAsia="zh-CN"/>
-                </w:rPr>
-                <w:t>add</w:t>
-              </w:r>
-            </w:ins>
+            <w:r>
+              <w:rPr>
+                <w:rFonts w:hint="eastAsia"/>
+                <w:lang w:eastAsia="zh-CN"/>
+              </w:rPr>
+              <w:t>add</w:t>
+            </w:r>
           </w:p>
         </w:tc>
       </w:tr>
@@ -8269,7 +8068,7 @@
                 <w:b/>
                 <w:lang w:eastAsia="zh-CN"/>
               </w:rPr>
-              <w:t>mthAbsBuild</w:t>
+              <w:t>mthAddGet</w:t>
             </w:r>
           </w:p>
         </w:tc>
@@ -8284,14 +8083,6 @@
                 <w:lang w:eastAsia="zh-CN"/>
               </w:rPr>
             </w:pPr>
-            <w:r>
-              <w:rPr>
-                <w:rFonts w:hint="eastAsia"/>
-                <w:b/>
-                <w:lang w:eastAsia="zh-CN"/>
-              </w:rPr>
-              <w:t>取绝对值</w:t>
-            </w:r>
           </w:p>
         </w:tc>
         <w:tc>
@@ -8304,6 +8095,13 @@
                 <w:lang w:eastAsia="zh-CN"/>
               </w:rPr>
             </w:pPr>
+            <w:r>
+              <w:rPr>
+                <w:rFonts w:hint="eastAsia"/>
+                <w:lang w:eastAsia="zh-CN"/>
+              </w:rPr>
+              <w:t>同上</w:t>
+            </w:r>
           </w:p>
         </w:tc>
         <w:tc>
@@ -8316,15 +8114,13 @@
                 <w:lang w:eastAsia="zh-CN"/>
               </w:rPr>
             </w:pPr>
-            <w:ins w:id="164" w:author="linyoubin" w:date="2016-04-01T12:58:00Z">
-              <w:r>
-                <w:rPr>
-                  <w:rFonts w:hint="eastAsia"/>
-                  <w:lang w:eastAsia="zh-CN"/>
-                </w:rPr>
-                <w:t>add</w:t>
-              </w:r>
-            </w:ins>
+            <w:r>
+              <w:rPr>
+                <w:rFonts w:hint="eastAsia"/>
+                <w:lang w:eastAsia="zh-CN"/>
+              </w:rPr>
+              <w:t>add</w:t>
+            </w:r>
           </w:p>
         </w:tc>
       </w:tr>
@@ -8348,7 +8144,7 @@
                 <w:b/>
                 <w:lang w:eastAsia="zh-CN"/>
               </w:rPr>
-              <w:t>mthAbsGet</w:t>
+              <w:t>mthSubtractBuild</w:t>
             </w:r>
           </w:p>
         </w:tc>
@@ -8375,6 +8171,13 @@
                 <w:lang w:eastAsia="zh-CN"/>
               </w:rPr>
             </w:pPr>
+            <w:r>
+              <w:rPr>
+                <w:rFonts w:hint="eastAsia"/>
+                <w:lang w:eastAsia="zh-CN"/>
+              </w:rPr>
+              <w:t>差的小数位取两个数中最大值</w:t>
+            </w:r>
           </w:p>
         </w:tc>
         <w:tc>
@@ -8387,15 +8190,13 @@
                 <w:lang w:eastAsia="zh-CN"/>
               </w:rPr>
             </w:pPr>
-            <w:ins w:id="165" w:author="linyoubin" w:date="2016-04-01T12:58:00Z">
-              <w:r>
-                <w:rPr>
-                  <w:rFonts w:hint="eastAsia"/>
-                  <w:lang w:eastAsia="zh-CN"/>
-                </w:rPr>
-                <w:t>add</w:t>
-              </w:r>
-            </w:ins>
+            <w:r>
+              <w:rPr>
+                <w:rFonts w:hint="eastAsia"/>
+                <w:lang w:eastAsia="zh-CN"/>
+              </w:rPr>
+              <w:t>add</w:t>
+            </w:r>
           </w:p>
         </w:tc>
       </w:tr>
@@ -8419,7 +8220,7 @@
                 <w:b/>
                 <w:lang w:eastAsia="zh-CN"/>
               </w:rPr>
-              <w:t>mthCeilingBuild</w:t>
+              <w:t>mthSubtractGet</w:t>
             </w:r>
           </w:p>
         </w:tc>
@@ -8446,6 +8247,13 @@
                 <w:lang w:eastAsia="zh-CN"/>
               </w:rPr>
             </w:pPr>
+            <w:r>
+              <w:rPr>
+                <w:rFonts w:hint="eastAsia"/>
+                <w:lang w:eastAsia="zh-CN"/>
+              </w:rPr>
+              <w:t>同上</w:t>
+            </w:r>
           </w:p>
         </w:tc>
         <w:tc>
@@ -8458,15 +8266,13 @@
                 <w:lang w:eastAsia="zh-CN"/>
               </w:rPr>
             </w:pPr>
-            <w:ins w:id="166" w:author="linyoubin" w:date="2016-04-01T16:08:00Z">
-              <w:r>
-                <w:rPr>
-                  <w:rFonts w:hint="eastAsia"/>
-                  <w:lang w:eastAsia="zh-CN"/>
-                </w:rPr>
-                <w:t>add</w:t>
-              </w:r>
-            </w:ins>
+            <w:r>
+              <w:rPr>
+                <w:rFonts w:hint="eastAsia"/>
+                <w:lang w:eastAsia="zh-CN"/>
+              </w:rPr>
+              <w:t>add</w:t>
+            </w:r>
           </w:p>
         </w:tc>
       </w:tr>
@@ -8490,7 +8296,7 @@
                 <w:b/>
                 <w:lang w:eastAsia="zh-CN"/>
               </w:rPr>
-              <w:t>mthCeilingGet</w:t>
+              <w:t>mthMultiplyBuild</w:t>
             </w:r>
           </w:p>
         </w:tc>
@@ -8517,6 +8323,13 @@
                 <w:lang w:eastAsia="zh-CN"/>
               </w:rPr>
             </w:pPr>
+            <w:r>
+              <w:rPr>
+                <w:rFonts w:hint="eastAsia"/>
+                <w:lang w:eastAsia="zh-CN"/>
+              </w:rPr>
+              <w:t>被乘数和乘数小数位之和</w:t>
+            </w:r>
           </w:p>
         </w:tc>
         <w:tc>
@@ -8529,15 +8342,13 @@
                 <w:lang w:eastAsia="zh-CN"/>
               </w:rPr>
             </w:pPr>
-            <w:ins w:id="167" w:author="linyoubin" w:date="2016-04-01T16:08:00Z">
-              <w:r>
-                <w:rPr>
-                  <w:rFonts w:hint="eastAsia"/>
-                  <w:lang w:eastAsia="zh-CN"/>
-                </w:rPr>
-                <w:t>add</w:t>
-              </w:r>
-            </w:ins>
+            <w:r>
+              <w:rPr>
+                <w:rFonts w:hint="eastAsia"/>
+                <w:lang w:eastAsia="zh-CN"/>
+              </w:rPr>
+              <w:t>add</w:t>
+            </w:r>
           </w:p>
         </w:tc>
       </w:tr>
@@ -8561,7 +8372,7 @@
                 <w:b/>
                 <w:lang w:eastAsia="zh-CN"/>
               </w:rPr>
-              <w:t>mthFloorBuild</w:t>
+              <w:t>mthMultiplyGet</w:t>
             </w:r>
           </w:p>
         </w:tc>
@@ -8588,6 +8399,13 @@
                 <w:lang w:eastAsia="zh-CN"/>
               </w:rPr>
             </w:pPr>
+            <w:r>
+              <w:rPr>
+                <w:rFonts w:hint="eastAsia"/>
+                <w:lang w:eastAsia="zh-CN"/>
+              </w:rPr>
+              <w:t>同上</w:t>
+            </w:r>
           </w:p>
         </w:tc>
         <w:tc>
@@ -8600,15 +8418,13 @@
                 <w:lang w:eastAsia="zh-CN"/>
               </w:rPr>
             </w:pPr>
-            <w:ins w:id="168" w:author="linyoubin" w:date="2016-04-06T09:50:00Z">
-              <w:r>
-                <w:rPr>
-                  <w:rFonts w:hint="eastAsia"/>
-                  <w:lang w:eastAsia="zh-CN"/>
-                </w:rPr>
-                <w:t>add</w:t>
-              </w:r>
-            </w:ins>
+            <w:r>
+              <w:rPr>
+                <w:rFonts w:hint="eastAsia"/>
+                <w:lang w:eastAsia="zh-CN"/>
+              </w:rPr>
+              <w:t>add</w:t>
+            </w:r>
           </w:p>
         </w:tc>
       </w:tr>
@@ -8632,7 +8448,7 @@
                 <w:b/>
                 <w:lang w:eastAsia="zh-CN"/>
               </w:rPr>
-              <w:t>mthFloorGet</w:t>
+              <w:t>mthDivideBuild</w:t>
             </w:r>
           </w:p>
         </w:tc>
@@ -8659,6 +8475,69 @@
                 <w:lang w:eastAsia="zh-CN"/>
               </w:rPr>
             </w:pPr>
+            <w:r>
+              <w:rPr>
+                <w:rFonts w:hint="eastAsia"/>
+                <w:lang w:eastAsia="zh-CN"/>
+              </w:rPr>
+              <w:t xml:space="preserve">（被除数小数位、除数小数位） </w:t>
+            </w:r>
+            <w:r>
+              <w:rPr>
+                <w:rFonts w:hint="eastAsia"/>
+                <w:lang w:eastAsia="zh-CN"/>
+              </w:rPr>
+              <w:t>两</w:t>
+            </w:r>
+            <w:r>
+              <w:rPr>
+                <w:rFonts w:hint="eastAsia"/>
+                <w:lang w:eastAsia="zh-CN"/>
+              </w:rPr>
+              <w:t>者</w:t>
+            </w:r>
+            <w:r>
+              <w:rPr>
+                <w:rFonts w:hint="eastAsia"/>
+                <w:lang w:eastAsia="zh-CN"/>
+              </w:rPr>
+              <w:t>中</w:t>
+            </w:r>
+            <w:r>
+              <w:rPr>
+                <w:rFonts w:hint="eastAsia"/>
+                <w:lang w:eastAsia="zh-CN"/>
+              </w:rPr>
+              <w:t>取最大值</w:t>
+            </w:r>
+            <w:r>
+              <w:rPr>
+                <w:rFonts w:hint="eastAsia"/>
+                <w:lang w:eastAsia="zh-CN"/>
+              </w:rPr>
+              <w:t>为</w:t>
+            </w:r>
+            <w:r>
+              <w:rPr>
+                <w:rFonts w:hint="eastAsia"/>
+                <w:lang w:eastAsia="zh-CN"/>
+              </w:rPr>
+              <w:t>商的</w:t>
+            </w:r>
+            <w:r>
+              <w:rPr>
+                <w:rFonts w:hint="eastAsia"/>
+                <w:lang w:eastAsia="zh-CN"/>
+              </w:rPr>
+              <w:t>小数位位数</w:t>
+            </w:r>
+            <w:r>
+              <w:rPr>
+                <w:rFonts w:hint="eastAsia"/>
+                <w:lang w:eastAsia="zh-CN"/>
+              </w:rPr>
+              <w:t>;且商最少20位</w:t>
+            </w:r>
           </w:p>
         </w:tc>
         <w:tc>
@@ -8671,15 +8550,13 @@
                 <w:lang w:eastAsia="zh-CN"/>
               </w:rPr>
             </w:pPr>
-            <w:ins w:id="169" w:author="linyoubin" w:date="2016-04-06T09:50:00Z">
-              <w:r>
-                <w:rPr>
-                  <w:rFonts w:hint="eastAsia"/>
-                  <w:lang w:eastAsia="zh-CN"/>
-                </w:rPr>
-                <w:t>add</w:t>
-              </w:r>
-            </w:ins>
+            <w:r>
+              <w:rPr>
+                <w:rFonts w:hint="eastAsia"/>
+                <w:lang w:eastAsia="zh-CN"/>
+              </w:rPr>
+              <w:t>add</w:t>
+            </w:r>
           </w:p>
         </w:tc>
       </w:tr>
@@ -8703,7 +8580,7 @@
                 <w:b/>
                 <w:lang w:eastAsia="zh-CN"/>
               </w:rPr>
-              <w:t>mthModBuild</w:t>
+              <w:t>mthDivideGet</w:t>
             </w:r>
           </w:p>
         </w:tc>
@@ -8730,6 +8607,13 @@
                 <w:lang w:eastAsia="zh-CN"/>
               </w:rPr>
             </w:pPr>
+            <w:r>
+              <w:rPr>
+                <w:rFonts w:hint="eastAsia"/>
+                <w:lang w:eastAsia="zh-CN"/>
+              </w:rPr>
+              <w:t>同上</w:t>
+            </w:r>
           </w:p>
         </w:tc>
         <w:tc>
@@ -8742,15 +8626,13 @@
                 <w:lang w:eastAsia="zh-CN"/>
               </w:rPr>
             </w:pPr>
-            <w:ins w:id="170" w:author="linyoubin" w:date="2016-04-06T10:01:00Z">
-              <w:r>
-                <w:rPr>
-                  <w:rFonts w:hint="eastAsia"/>
-                  <w:lang w:eastAsia="zh-CN"/>
-                </w:rPr>
-                <w:t>add</w:t>
-              </w:r>
-            </w:ins>
+            <w:r>
+              <w:rPr>
+                <w:rFonts w:hint="eastAsia"/>
+                <w:lang w:eastAsia="zh-CN"/>
+              </w:rPr>
+              <w:t>add</w:t>
+            </w:r>
           </w:p>
         </w:tc>
       </w:tr>
@@ -8774,7 +8656,7 @@
                 <w:b/>
                 <w:lang w:eastAsia="zh-CN"/>
               </w:rPr>
-              <w:t>mthModGet</w:t>
+              <w:t>_qgmSelectorExprNode::_calcValue</w:t>
             </w:r>
           </w:p>
         </w:tc>
@@ -8813,15 +8695,6 @@
                 <w:lang w:eastAsia="zh-CN"/>
               </w:rPr>
             </w:pPr>
-            <w:ins w:id="171" w:author="linyoubin" w:date="2016-04-06T10:01:00Z">
-              <w:r>
-                <w:rPr>
-                  <w:rFonts w:hint="eastAsia"/>
-                  <w:lang w:eastAsia="zh-CN"/>
-                </w:rPr>
-                <w:t>add</w:t>
-              </w:r>
-            </w:ins>
           </w:p>
         </w:tc>
       </w:tr>
@@ -8845,22 +8718,7 @@
                 <w:b/>
                 <w:lang w:eastAsia="zh-CN"/>
               </w:rPr>
-              <w:t>_mthCast</w:t>
-            </w:r>
-            <w:r>
-              <w:rPr>
-                <w:rFonts w:hint="eastAsia"/>
-                <w:b/>
-                <w:lang w:eastAsia="zh-CN"/>
-              </w:rPr>
-              <w:t>/</w:t>
-            </w:r>
-            <w:r>
-              <w:rPr>
-                <w:b/>
-                <w:lang w:eastAsia="zh-CN"/>
-              </w:rPr>
-              <w:t>_mthCastParser::parse</w:t>
+              <w:t>_qgmSelector::_createValueWithExpr</w:t>
             </w:r>
           </w:p>
         </w:tc>
@@ -8875,6 +8733,21 @@
                 <w:lang w:eastAsia="zh-CN"/>
               </w:rPr>
             </w:pPr>
+            <w:r>
+              <w:rPr>
+                <w:rFonts w:hint="eastAsia"/>
+                <w:b/>
+                <w:lang w:eastAsia="zh-CN"/>
+              </w:rPr>
+              <w:t>需要调整</w:t>
+            </w:r>
+            <w:r>
+              <w:rPr>
+                <w:b/>
+                <w:lang w:eastAsia="zh-CN"/>
+              </w:rPr>
+              <w:t>_qgmSelectorExprNode</w:t>
+            </w:r>
           </w:p>
         </w:tc>
         <w:tc>
@@ -8899,15 +8772,6 @@
                 <w:lang w:eastAsia="zh-CN"/>
               </w:rPr>
             </w:pPr>
-            <w:ins w:id="172" w:author="linyoubin" w:date="2016-04-07T13:25:00Z">
-              <w:r>
-                <w:rPr>
-                  <w:rFonts w:hint="eastAsia"/>
-                  <w:lang w:eastAsia="zh-CN"/>
-                </w:rPr>
-                <w:t>add</w:t>
-              </w:r>
-            </w:ins>
           </w:p>
         </w:tc>
       </w:tr>
@@ -8931,7 +8795,7 @@
                 <w:b/>
                 <w:lang w:eastAsia="zh-CN"/>
               </w:rPr>
-              <w:t>mthAddBuild</w:t>
+              <w:t>_qgmSelectorExprNode::getValue</w:t>
             </w:r>
           </w:p>
         </w:tc>
@@ -8958,22 +8822,6 @@
                 <w:lang w:eastAsia="zh-CN"/>
               </w:rPr>
             </w:pPr>
-            <w:ins w:id="173" w:author="linyoubin" w:date="2016-03-30T15:05:00Z">
-              <w:r>
-                <w:rPr>
-                  <w:rFonts w:hint="eastAsia"/>
-                  <w:lang w:eastAsia="zh-CN"/>
-                </w:rPr>
-                <w:t>scale取两个数中</w:t>
-              </w:r>
-              <w:r>
-                <w:rPr>
-                  <w:rFonts w:hint="eastAsia"/>
-                  <w:lang w:eastAsia="zh-CN"/>
-                </w:rPr>
-                <w:t>最大</w:t>
-              </w:r>
-            </w:ins>
           </w:p>
         </w:tc>
         <w:tc>
@@ -8986,15 +8834,6 @@
                 <w:lang w:eastAsia="zh-CN"/>
               </w:rPr>
             </w:pPr>
-            <w:ins w:id="174" w:author="linyoubin" w:date="2016-03-30T14:58:00Z">
-              <w:r>
-                <w:rPr>
-                  <w:rFonts w:hint="eastAsia"/>
-                  <w:lang w:eastAsia="zh-CN"/>
-                </w:rPr>
-                <w:t>add</w:t>
-              </w:r>
-            </w:ins>
           </w:p>
         </w:tc>
       </w:tr>
@@ -9018,7 +8857,7 @@
                 <w:b/>
                 <w:lang w:eastAsia="zh-CN"/>
               </w:rPr>
-              <w:t>mthAddGet</w:t>
+              <w:t>_mthMatcher::_valuesMatch</w:t>
             </w:r>
           </w:p>
         </w:tc>
@@ -9033,6 +8872,22 @@
                 <w:lang w:eastAsia="zh-CN"/>
               </w:rPr>
             </w:pPr>
+            <w:r>
+              <w:rPr>
+                <w:rFonts w:hint="eastAsia"/>
+                <w:b/>
+                <w:lang w:eastAsia="zh-CN"/>
+              </w:rPr>
+              <w:t>匹配条件</w:t>
+            </w:r>
+            <w:r>
+              <w:rPr>
+                <w:rFonts w:hint="eastAsia"/>
+                <w:b/>
+                <w:lang w:eastAsia="zh-CN"/>
+              </w:rPr>
+              <w:t>中求mod运算</w:t>
+            </w:r>
           </w:p>
         </w:tc>
         <w:tc>
@@ -9045,15 +8900,6 @@
                 <w:lang w:eastAsia="zh-CN"/>
               </w:rPr>
             </w:pPr>
-            <w:ins w:id="175" w:author="linyoubin" w:date="2016-03-30T15:05:00Z">
-              <w:r>
-                <w:rPr>
-                  <w:rFonts w:hint="eastAsia"/>
-                  <w:lang w:eastAsia="zh-CN"/>
-                </w:rPr>
-                <w:t>scale取两个数中最大</w:t>
-              </w:r>
-            </w:ins>
           </w:p>
         </w:tc>
         <w:tc>
@@ -9066,15 +8912,34 @@
                 <w:lang w:eastAsia="zh-CN"/>
               </w:rPr>
             </w:pPr>
-            <w:ins w:id="176" w:author="linyoubin" w:date="2016-03-30T14:58:00Z">
-              <w:r>
-                <w:rPr>
-                  <w:rFonts w:hint="eastAsia"/>
-                  <w:lang w:eastAsia="zh-CN"/>
-                </w:rPr>
-                <w:t>add</w:t>
-              </w:r>
-            </w:ins>
+            <w:r>
+              <w:rPr>
+                <w:rFonts w:hint="eastAsia"/>
+                <w:lang w:eastAsia="zh-CN"/>
+              </w:rPr>
+              <w:t>mod</w:t>
+            </w:r>
+            <w:r>
+              <w:rPr>
+                <w:rFonts w:hint="eastAsia"/>
+                <w:lang w:eastAsia="zh-CN"/>
+              </w:rPr>
+              <w:t>操作</w:t>
+            </w:r>
+            <w:r>
+              <w:rPr>
+                <w:rFonts w:hint="eastAsia"/>
+                <w:lang w:eastAsia="zh-CN"/>
+              </w:rPr>
+              <w:t>会被截断处理</w:t>
+            </w:r>
+            <w:r>
+              <w:rPr>
+                <w:rFonts w:hint="eastAsia"/>
+                <w:lang w:eastAsia="zh-CN"/>
+              </w:rPr>
+              <w:t>，无需修改</w:t>
+            </w:r>
           </w:p>
         </w:tc>
       </w:tr>
@@ -9090,15 +8955,17 @@
               </w:tabs>
               <w:rPr>
                 <w:b/>
-                <w:lang w:eastAsia="zh-CN"/>
-              </w:rPr>
-            </w:pPr>
-            <w:r>
-              <w:rPr>
-                <w:b/>
-                <w:lang w:eastAsia="zh-CN"/>
-              </w:rPr>
-              <w:t>mthSubtractBuild</w:t>
+                <w:color w:val="FF0000"/>
+                <w:lang w:eastAsia="zh-CN"/>
+              </w:rPr>
+            </w:pPr>
+            <w:r>
+              <w:rPr>
+                <w:b/>
+                <w:color w:val="FF0000"/>
+                <w:lang w:eastAsia="zh-CN"/>
+              </w:rPr>
+              <w:t>csvParser::_appendBson</w:t>
             </w:r>
           </w:p>
         </w:tc>
@@ -9110,9 +8977,19 @@
             <w:pPr>
               <w:rPr>
                 <w:b/>
-                <w:lang w:eastAsia="zh-CN"/>
-              </w:rPr>
-            </w:pPr>
+                <w:color w:val="FF0000"/>
+                <w:lang w:eastAsia="zh-CN"/>
+              </w:rPr>
+            </w:pPr>
+            <w:r>
+              <w:rPr>
+                <w:rFonts w:hint="eastAsia"/>
+                <w:b/>
+                <w:color w:val="FF0000"/>
+                <w:lang w:eastAsia="zh-CN"/>
+              </w:rPr>
+              <w:t>csv转bson</w:t>
+            </w:r>
           </w:p>
         </w:tc>
         <w:tc>
@@ -9122,6 +8999,7 @@
           <w:p>
             <w:pPr>
               <w:rPr>
+                <w:color w:val="FF0000"/>
                 <w:lang w:eastAsia="zh-CN"/>
               </w:rPr>
             </w:pPr>
@@ -9134,18 +9012,26 @@
           <w:p>
             <w:pPr>
               <w:rPr>
-                <w:lang w:eastAsia="zh-CN"/>
-              </w:rPr>
-            </w:pPr>
-            <w:ins w:id="177" w:author="linyoubin" w:date="2016-04-01T16:43:00Z">
-              <w:r>
-                <w:rPr>
-                  <w:rFonts w:hint="eastAsia"/>
-                  <w:lang w:eastAsia="zh-CN"/>
-                </w:rPr>
-                <w:t>add</w:t>
-              </w:r>
-            </w:ins>
+                <w:color w:val="FF0000"/>
+                <w:lang w:eastAsia="zh-CN"/>
+              </w:rPr>
+            </w:pPr>
+            <w:r>
+              <w:rPr>
+                <w:rFonts w:hint="eastAsia"/>
+                <w:color w:val="FF0000"/>
+                <w:lang w:eastAsia="zh-CN"/>
+              </w:rPr>
+              <w:t>未修改</w:t>
+            </w:r>
+            <w:r>
+              <w:rPr>
+                <w:rFonts w:hint="eastAsia"/>
+                <w:color w:val="FF0000"/>
+                <w:lang w:eastAsia="zh-CN"/>
+              </w:rPr>
+              <w:t>TODO</w:t>
+            </w:r>
           </w:p>
         </w:tc>
       </w:tr>
@@ -9169,7 +9055,7 @@
                 <w:b/>
                 <w:lang w:eastAsia="zh-CN"/>
               </w:rPr>
-              <w:t>mthSubtractGet</w:t>
+              <w:t>_utilBSONHasherObsolete::hash</w:t>
             </w:r>
           </w:p>
         </w:tc>
@@ -9184,6 +9070,14 @@
                 <w:lang w:eastAsia="zh-CN"/>
               </w:rPr>
             </w:pPr>
+            <w:r>
+              <w:rPr>
+                <w:rFonts w:hint="eastAsia"/>
+                <w:b/>
+                <w:lang w:eastAsia="zh-CN"/>
+              </w:rPr>
+              <w:t>求hash</w:t>
+            </w:r>
           </w:p>
         </w:tc>
         <w:tc>
@@ -9208,15 +9102,20 @@
                 <w:lang w:eastAsia="zh-CN"/>
               </w:rPr>
             </w:pPr>
-            <w:ins w:id="178" w:author="linyoubin" w:date="2016-04-01T16:43:00Z">
-              <w:r>
-                <w:rPr>
-                  <w:rFonts w:hint="eastAsia"/>
-                  <w:lang w:eastAsia="zh-CN"/>
-                </w:rPr>
-                <w:t>add</w:t>
-              </w:r>
-            </w:ins>
+            <w:r>
+              <w:rPr>
+                <w:rFonts w:hint="eastAsia"/>
+                <w:lang w:eastAsia="zh-CN"/>
+              </w:rPr>
+              <w:t>不需要</w:t>
+            </w:r>
+            <w:r>
+              <w:rPr>
+                <w:rFonts w:hint="eastAsia"/>
+                <w:lang w:eastAsia="zh-CN"/>
+              </w:rPr>
+              <w:t>修改</w:t>
+            </w:r>
           </w:p>
         </w:tc>
       </w:tr>
@@ -9240,7 +9139,7 @@
                 <w:b/>
                 <w:lang w:eastAsia="zh-CN"/>
               </w:rPr>
-              <w:t>mthMultiplyBuild</w:t>
+              <w:t>_utilBSONHasher::hashElement( const bson::BSONElement &amp;e )</w:t>
             </w:r>
           </w:p>
         </w:tc>
@@ -9279,15 +9178,13 @@
                 <w:lang w:eastAsia="zh-CN"/>
               </w:rPr>
             </w:pPr>
-            <w:ins w:id="179" w:author="linyoubin" w:date="2016-04-06T10:11:00Z">
-              <w:r>
-                <w:rPr>
-                  <w:rFonts w:hint="eastAsia"/>
-                  <w:lang w:eastAsia="zh-CN"/>
-                </w:rPr>
-                <w:t>add</w:t>
-              </w:r>
-            </w:ins>
+            <w:r>
+              <w:rPr>
+                <w:rFonts w:hint="eastAsia"/>
+                <w:lang w:eastAsia="zh-CN"/>
+              </w:rPr>
+              <w:t>add</w:t>
+            </w:r>
           </w:p>
         </w:tc>
       </w:tr>
@@ -9308,10 +9205,12 @@
             </w:pPr>
             <w:r>
               <w:rPr>
-                <w:b/>
-                <w:lang w:eastAsia="zh-CN"/>
-              </w:rPr>
-              <w:t>mthMultiplyGet</w:t>
+                <w:rFonts w:hint="eastAsia"/>
+                <w:b/>
+                <w:lang w:eastAsia="zh-CN"/>
+              </w:rPr>
+              <w:lastRenderedPageBreak/>
+              <w:t>ixm</w:t>
             </w:r>
           </w:p>
         </w:tc>
@@ -9326,6 +9225,14 @@
                 <w:lang w:eastAsia="zh-CN"/>
               </w:rPr>
             </w:pPr>
+            <w:r>
+              <w:rPr>
+                <w:rFonts w:hint="eastAsia"/>
+                <w:b/>
+                <w:lang w:eastAsia="zh-CN"/>
+              </w:rPr>
+              <w:t>索引验证通过</w:t>
+            </w:r>
           </w:p>
         </w:tc>
         <w:tc>
@@ -9338,6 +9245,13 @@
                 <w:lang w:eastAsia="zh-CN"/>
               </w:rPr>
             </w:pPr>
+            <w:r>
+              <w:rPr>
+                <w:rFonts w:hint="eastAsia"/>
+                <w:lang w:eastAsia="zh-CN"/>
+              </w:rPr>
+              <w:t>发现bson中认为nan为最小值， 而pg中认为nan为最大值。索引查询时会出现死循环。将pg的规则改为bson的规则</w:t>
+            </w:r>
           </w:p>
         </w:tc>
         <w:tc>
@@ -9350,15 +9264,13 @@
                 <w:lang w:eastAsia="zh-CN"/>
               </w:rPr>
             </w:pPr>
-            <w:ins w:id="180" w:author="linyoubin" w:date="2016-04-06T10:11:00Z">
-              <w:r>
-                <w:rPr>
-                  <w:rFonts w:hint="eastAsia"/>
-                  <w:lang w:eastAsia="zh-CN"/>
-                </w:rPr>
-                <w:t>add</w:t>
-              </w:r>
-            </w:ins>
+            <w:r>
+              <w:rPr>
+                <w:rFonts w:hint="eastAsia"/>
+                <w:lang w:eastAsia="zh-CN"/>
+              </w:rPr>
+              <w:t>add</w:t>
+            </w:r>
           </w:p>
         </w:tc>
       </w:tr>
@@ -9373,16 +9285,18 @@
                 <w:tab w:val="left" w:pos="1795"/>
               </w:tabs>
               <w:rPr>
-                <w:b/>
-                <w:lang w:eastAsia="zh-CN"/>
-              </w:rPr>
-            </w:pPr>
-            <w:r>
-              <w:rPr>
-                <w:b/>
-                <w:lang w:eastAsia="zh-CN"/>
-              </w:rPr>
-              <w:t>mthDivideBuild</w:t>
+                <w:rFonts w:hint="eastAsia"/>
+                <w:b/>
+                <w:lang w:eastAsia="zh-CN"/>
+              </w:rPr>
+            </w:pPr>
+            <w:r>
+              <w:rPr>
+                <w:rFonts w:hint="eastAsia"/>
+                <w:b/>
+                <w:lang w:eastAsia="zh-CN"/>
+              </w:rPr>
+              <w:t>split</w:t>
             </w:r>
           </w:p>
         </w:tc>
@@ -9397,6 +9311,14 @@
                 <w:lang w:eastAsia="zh-CN"/>
               </w:rPr>
             </w:pPr>
+            <w:r>
+              <w:rPr>
+                <w:rFonts w:hint="eastAsia"/>
+                <w:b/>
+                <w:lang w:eastAsia="zh-CN"/>
+              </w:rPr>
+              <w:t>主要是hash算法调</w:t>
+            </w:r>
           </w:p>
         </w:tc>
         <w:tc>
@@ -9409,6 +9331,13 @@
                 <w:lang w:eastAsia="zh-CN"/>
               </w:rPr>
             </w:pPr>
+            <w:r>
+              <w:rPr>
+                <w:rFonts w:hint="eastAsia"/>
+                <w:lang w:eastAsia="zh-CN"/>
+              </w:rPr>
+              <w:t>小于double时，与double一致。其余按照decimal自己的规则来</w:t>
+            </w:r>
           </w:p>
         </w:tc>
         <w:tc>
@@ -9421,15 +9350,13 @@
                 <w:lang w:eastAsia="zh-CN"/>
               </w:rPr>
             </w:pPr>
-            <w:ins w:id="181" w:author="linyoubin" w:date="2016-04-06T11:26:00Z">
-              <w:r>
-                <w:rPr>
-                  <w:rFonts w:hint="eastAsia"/>
-                  <w:lang w:eastAsia="zh-CN"/>
-                </w:rPr>
-                <w:t>add</w:t>
-              </w:r>
-            </w:ins>
+            <w:r>
+              <w:rPr>
+                <w:rFonts w:hint="eastAsia"/>
+                <w:lang w:eastAsia="zh-CN"/>
+              </w:rPr>
+              <w:t>add</w:t>
+            </w:r>
           </w:p>
         </w:tc>
       </w:tr>
@@ -9444,16 +9371,18 @@
                 <w:tab w:val="left" w:pos="1795"/>
               </w:tabs>
               <w:rPr>
-                <w:b/>
-                <w:lang w:eastAsia="zh-CN"/>
-              </w:rPr>
-            </w:pPr>
-            <w:r>
-              <w:rPr>
-                <w:b/>
-                <w:lang w:eastAsia="zh-CN"/>
-              </w:rPr>
-              <w:t>mthDivideGet</w:t>
+                <w:rFonts w:hint="eastAsia"/>
+                <w:b/>
+                <w:lang w:eastAsia="zh-CN"/>
+              </w:rPr>
+            </w:pPr>
+            <w:r>
+              <w:rPr>
+                <w:rFonts w:hint="eastAsia"/>
+                <w:b/>
+                <w:lang w:eastAsia="zh-CN"/>
+              </w:rPr>
+              <w:t>大小端</w:t>
             </w:r>
           </w:p>
         </w:tc>
@@ -9492,15 +9421,13 @@
                 <w:lang w:eastAsia="zh-CN"/>
               </w:rPr>
             </w:pPr>
-            <w:ins w:id="182" w:author="linyoubin" w:date="2016-04-06T11:26:00Z">
-              <w:r>
-                <w:rPr>
-                  <w:rFonts w:hint="eastAsia"/>
-                  <w:lang w:eastAsia="zh-CN"/>
-                </w:rPr>
-                <w:t>add</w:t>
-              </w:r>
-            </w:ins>
+            <w:r>
+              <w:rPr>
+                <w:rFonts w:hint="eastAsia"/>
+                <w:lang w:eastAsia="zh-CN"/>
+              </w:rPr>
+              <w:t>add</w:t>
+            </w:r>
           </w:p>
         </w:tc>
       </w:tr>
@@ -9524,7 +9451,7 @@
                 <w:b/>
                 <w:lang w:eastAsia="zh-CN"/>
               </w:rPr>
-              <w:t>_qgmSelectorExprNode::_calcValue</w:t>
+              <w:t>_rtnSQLAvg</w:t>
             </w:r>
           </w:p>
         </w:tc>
@@ -9563,13 +9490,17 @@
                 <w:lang w:eastAsia="zh-CN"/>
               </w:rPr>
             </w:pPr>
+            <w:r>
+              <w:rPr>
+                <w:rFonts w:hint="eastAsia"/>
+                <w:lang w:eastAsia="zh-CN"/>
+              </w:rPr>
+              <w:t>add</w:t>
+            </w:r>
           </w:p>
         </w:tc>
       </w:tr>
       <w:tr>
-        <w:trPr>
-          <w:ins w:id="183" w:author="linyoubin" w:date="2016-04-01T09:49:00Z"/>
-        </w:trPr>
         <w:tc>
           <w:tcPr>
             <w:tcW w:w="3085" w:type="dxa"/>
@@ -9580,20 +9511,17 @@
                 <w:tab w:val="left" w:pos="1795"/>
               </w:tabs>
               <w:rPr>
-                <w:ins w:id="184" w:author="linyoubin" w:date="2016-04-01T09:49:00Z"/>
-                <w:b/>
-                <w:lang w:eastAsia="zh-CN"/>
-              </w:rPr>
-            </w:pPr>
-            <w:ins w:id="185" w:author="linyoubin" w:date="2016-04-01T09:49:00Z">
-              <w:r>
-                <w:rPr>
-                  <w:b/>
-                  <w:lang w:eastAsia="zh-CN"/>
-                </w:rPr>
-                <w:t>_qgmSelector::_createValueWithExpr</w:t>
-              </w:r>
-            </w:ins>
+                <w:b/>
+                <w:lang w:eastAsia="zh-CN"/>
+              </w:rPr>
+            </w:pPr>
+            <w:r>
+              <w:rPr>
+                <w:b/>
+                <w:lang w:eastAsia="zh-CN"/>
+              </w:rPr>
+              <w:t>_rtnSQLSum</w:t>
+            </w:r>
           </w:p>
         </w:tc>
         <w:tc>
@@ -9603,29 +9531,10 @@
           <w:p>
             <w:pPr>
               <w:rPr>
-                <w:ins w:id="186" w:author="linyoubin" w:date="2016-04-01T09:49:00Z"/>
-                <w:b/>
-                <w:lang w:eastAsia="zh-CN"/>
-              </w:rPr>
-            </w:pPr>
-            <w:ins w:id="187" w:author="linyoubin" w:date="2016-04-01T10:53:00Z">
-              <w:r>
-                <w:rPr>
-                  <w:rFonts w:hint="eastAsia"/>
-                  <w:b/>
-                  <w:lang w:eastAsia="zh-CN"/>
-                </w:rPr>
-                <w:t>需要修改整个</w:t>
-              </w:r>
-              <w:r>
-                <w:rPr>
-                  <w:b/>
-                  <w:lang w:eastAsia="zh-CN"/>
-                </w:rPr>
-                <w:lastRenderedPageBreak/>
-                <w:t>_qgmSelectorExprNode</w:t>
-              </w:r>
-            </w:ins>
+                <w:b/>
+                <w:lang w:eastAsia="zh-CN"/>
+              </w:rPr>
+            </w:pPr>
           </w:p>
         </w:tc>
         <w:tc>
@@ -9635,7 +9544,6 @@
           <w:p>
             <w:pPr>
               <w:rPr>
-                <w:ins w:id="188" w:author="linyoubin" w:date="2016-04-01T09:49:00Z"/>
                 <w:lang w:eastAsia="zh-CN"/>
               </w:rPr>
             </w:pPr>
@@ -9648,796 +9556,17 @@
           <w:p>
             <w:pPr>
               <w:rPr>
-                <w:ins w:id="189" w:author="linyoubin" w:date="2016-04-01T09:49:00Z"/>
-                <w:lang w:eastAsia="zh-CN"/>
-              </w:rPr>
-            </w:pPr>
-          </w:p>
-        </w:tc>
-      </w:tr>
-      <w:tr>
-        <w:tc>
-          <w:tcPr>
-            <w:tcW w:w="3085" w:type="dxa"/>
-          </w:tcPr>
-          <w:p>
-            <w:pPr>
-              <w:tabs>
-                <w:tab w:val="left" w:pos="1795"/>
-              </w:tabs>
-              <w:rPr>
-                <w:b/>
-                <w:lang w:eastAsia="zh-CN"/>
-              </w:rPr>
-            </w:pPr>
-            <w:r>
-              <w:rPr>
-                <w:b/>
-                <w:lang w:eastAsia="zh-CN"/>
-              </w:rPr>
-              <w:lastRenderedPageBreak/>
-              <w:t>_qgmSelectorExprNode::getValue</w:t>
-            </w:r>
-          </w:p>
-        </w:tc>
-        <w:tc>
-          <w:tcPr>
-            <w:tcW w:w="1199" w:type="dxa"/>
-          </w:tcPr>
-          <w:p>
-            <w:pPr>
-              <w:rPr>
-                <w:b/>
-                <w:lang w:eastAsia="zh-CN"/>
-              </w:rPr>
-            </w:pPr>
-          </w:p>
-        </w:tc>
-        <w:tc>
-          <w:tcPr>
-            <w:tcW w:w="2628" w:type="dxa"/>
-          </w:tcPr>
-          <w:p>
-            <w:pPr>
-              <w:rPr>
-                <w:lang w:eastAsia="zh-CN"/>
-              </w:rPr>
-            </w:pPr>
-          </w:p>
-        </w:tc>
-        <w:tc>
-          <w:tcPr>
-            <w:tcW w:w="1610" w:type="dxa"/>
-          </w:tcPr>
-          <w:p>
-            <w:pPr>
-              <w:rPr>
-                <w:lang w:eastAsia="zh-CN"/>
-              </w:rPr>
-            </w:pPr>
-          </w:p>
-        </w:tc>
-      </w:tr>
-      <w:tr>
-        <w:tc>
-          <w:tcPr>
-            <w:tcW w:w="3085" w:type="dxa"/>
-          </w:tcPr>
-          <w:p>
-            <w:pPr>
-              <w:tabs>
-                <w:tab w:val="left" w:pos="1795"/>
-              </w:tabs>
-              <w:rPr>
-                <w:b/>
-                <w:lang w:eastAsia="zh-CN"/>
-              </w:rPr>
-            </w:pPr>
-            <w:r>
-              <w:rPr>
-                <w:b/>
-                <w:lang w:eastAsia="zh-CN"/>
-              </w:rPr>
-              <w:t>_mthMatcher::_valuesMatch</w:t>
-            </w:r>
-          </w:p>
-        </w:tc>
-        <w:tc>
-          <w:tcPr>
-            <w:tcW w:w="1199" w:type="dxa"/>
-          </w:tcPr>
-          <w:p>
-            <w:pPr>
-              <w:rPr>
-                <w:b/>
-                <w:lang w:eastAsia="zh-CN"/>
-              </w:rPr>
-            </w:pPr>
-            <w:r>
-              <w:rPr>
-                <w:rFonts w:hint="eastAsia"/>
-                <w:b/>
-                <w:lang w:eastAsia="zh-CN"/>
-              </w:rPr>
-              <w:t>匹配条件</w:t>
-            </w:r>
-            <w:r>
-              <w:rPr>
-                <w:rFonts w:hint="eastAsia"/>
-                <w:b/>
-                <w:lang w:eastAsia="zh-CN"/>
-              </w:rPr>
-              <w:t>中求mod运算</w:t>
-            </w:r>
-          </w:p>
-        </w:tc>
-        <w:tc>
-          <w:tcPr>
-            <w:tcW w:w="2628" w:type="dxa"/>
-          </w:tcPr>
-          <w:p>
-            <w:pPr>
-              <w:rPr>
-                <w:lang w:eastAsia="zh-CN"/>
-              </w:rPr>
-            </w:pPr>
-          </w:p>
-        </w:tc>
-        <w:tc>
-          <w:tcPr>
-            <w:tcW w:w="1610" w:type="dxa"/>
-          </w:tcPr>
-          <w:p>
-            <w:pPr>
-              <w:rPr>
-                <w:lang w:eastAsia="zh-CN"/>
-              </w:rPr>
-            </w:pPr>
-          </w:p>
-        </w:tc>
-      </w:tr>
-      <w:tr>
-        <w:tc>
-          <w:tcPr>
-            <w:tcW w:w="3085" w:type="dxa"/>
-          </w:tcPr>
-          <w:p>
-            <w:pPr>
-              <w:tabs>
-                <w:tab w:val="left" w:pos="1795"/>
-              </w:tabs>
-              <w:rPr>
-                <w:b/>
-                <w:color w:val="FF0000"/>
-                <w:lang w:eastAsia="zh-CN"/>
-              </w:rPr>
-            </w:pPr>
-            <w:r>
-              <w:rPr>
-                <w:b/>
-                <w:color w:val="FF0000"/>
-                <w:lang w:eastAsia="zh-CN"/>
-              </w:rPr>
-              <w:t>csvParser::_appendBson</w:t>
-            </w:r>
-          </w:p>
-        </w:tc>
-        <w:tc>
-          <w:tcPr>
-            <w:tcW w:w="1199" w:type="dxa"/>
-          </w:tcPr>
-          <w:p>
-            <w:pPr>
-              <w:rPr>
-                <w:b/>
-                <w:color w:val="FF0000"/>
-                <w:lang w:eastAsia="zh-CN"/>
-              </w:rPr>
-            </w:pPr>
-            <w:r>
-              <w:rPr>
-                <w:rFonts w:hint="eastAsia"/>
-                <w:b/>
-                <w:color w:val="FF0000"/>
-                <w:lang w:eastAsia="zh-CN"/>
-              </w:rPr>
-              <w:t>csv转bson</w:t>
-            </w:r>
-          </w:p>
-        </w:tc>
-        <w:tc>
-          <w:tcPr>
-            <w:tcW w:w="2628" w:type="dxa"/>
-          </w:tcPr>
-          <w:p>
-            <w:pPr>
-              <w:rPr>
-                <w:color w:val="FF0000"/>
-                <w:lang w:eastAsia="zh-CN"/>
-              </w:rPr>
-            </w:pPr>
-          </w:p>
-        </w:tc>
-        <w:tc>
-          <w:tcPr>
-            <w:tcW w:w="1610" w:type="dxa"/>
-          </w:tcPr>
-          <w:p>
-            <w:pPr>
-              <w:rPr>
-                <w:color w:val="FF0000"/>
-                <w:lang w:eastAsia="zh-CN"/>
-              </w:rPr>
-            </w:pPr>
-          </w:p>
-        </w:tc>
-      </w:tr>
-      <w:tr>
-        <w:tc>
-          <w:tcPr>
-            <w:tcW w:w="3085" w:type="dxa"/>
-          </w:tcPr>
-          <w:p>
-            <w:pPr>
-              <w:tabs>
-                <w:tab w:val="left" w:pos="1795"/>
-              </w:tabs>
-              <w:rPr>
-                <w:b/>
-                <w:lang w:eastAsia="zh-CN"/>
-              </w:rPr>
-            </w:pPr>
-            <w:ins w:id="190" w:author="linyoubin" w:date="2016-04-01T09:45:00Z">
-              <w:r>
-                <w:rPr>
-                  <w:b/>
-                  <w:lang w:eastAsia="zh-CN"/>
-                </w:rPr>
-                <w:t>_utilBSONHasherObsolete::hash</w:t>
-              </w:r>
-            </w:ins>
-          </w:p>
-        </w:tc>
-        <w:tc>
-          <w:tcPr>
-            <w:tcW w:w="1199" w:type="dxa"/>
-          </w:tcPr>
-          <w:p>
-            <w:pPr>
-              <w:rPr>
-                <w:b/>
-                <w:lang w:eastAsia="zh-CN"/>
-              </w:rPr>
-            </w:pPr>
-            <w:ins w:id="191" w:author="linyoubin" w:date="2016-04-01T09:45:00Z">
-              <w:r>
-                <w:rPr>
-                  <w:rFonts w:hint="eastAsia"/>
-                  <w:b/>
-                  <w:lang w:eastAsia="zh-CN"/>
-                </w:rPr>
-                <w:t>求hash</w:t>
-              </w:r>
-            </w:ins>
-          </w:p>
-        </w:tc>
-        <w:tc>
-          <w:tcPr>
-            <w:tcW w:w="2628" w:type="dxa"/>
-          </w:tcPr>
-          <w:p>
-            <w:pPr>
-              <w:rPr>
-                <w:lang w:eastAsia="zh-CN"/>
-              </w:rPr>
-            </w:pPr>
-          </w:p>
-        </w:tc>
-        <w:tc>
-          <w:tcPr>
-            <w:tcW w:w="1610" w:type="dxa"/>
-          </w:tcPr>
-          <w:p>
-            <w:pPr>
-              <w:rPr>
-                <w:lang w:eastAsia="zh-CN"/>
-              </w:rPr>
-            </w:pPr>
-            <w:ins w:id="192" w:author="linyoubin" w:date="2016-04-12T13:56:00Z">
-              <w:r>
-                <w:rPr>
-                  <w:rFonts w:hint="eastAsia"/>
-                  <w:lang w:eastAsia="zh-CN"/>
-                </w:rPr>
-                <w:t>不需要</w:t>
-              </w:r>
-              <w:r>
-                <w:rPr>
-                  <w:rFonts w:hint="eastAsia"/>
-                  <w:lang w:eastAsia="zh-CN"/>
-                </w:rPr>
-                <w:t>修改</w:t>
-              </w:r>
-            </w:ins>
-          </w:p>
-        </w:tc>
-      </w:tr>
-      <w:tr>
-        <w:tc>
-          <w:tcPr>
-            <w:tcW w:w="3085" w:type="dxa"/>
-          </w:tcPr>
-          <w:p>
-            <w:pPr>
-              <w:tabs>
-                <w:tab w:val="left" w:pos="1795"/>
-              </w:tabs>
-              <w:rPr>
-                <w:b/>
-                <w:lang w:eastAsia="zh-CN"/>
-              </w:rPr>
-            </w:pPr>
-            <w:ins w:id="193" w:author="linyoubin" w:date="2016-04-01T09:46:00Z">
-              <w:r>
-                <w:rPr>
-                  <w:b/>
-                  <w:lang w:eastAsia="zh-CN"/>
-                </w:rPr>
-                <w:t>_utilBSONHasher::hashElement( const bson::BSONElement &amp;e )</w:t>
-              </w:r>
-            </w:ins>
-          </w:p>
-        </w:tc>
-        <w:tc>
-          <w:tcPr>
-            <w:tcW w:w="1199" w:type="dxa"/>
-          </w:tcPr>
-          <w:p>
-            <w:pPr>
-              <w:rPr>
-                <w:b/>
-                <w:lang w:eastAsia="zh-CN"/>
-              </w:rPr>
-            </w:pPr>
-          </w:p>
-        </w:tc>
-        <w:tc>
-          <w:tcPr>
-            <w:tcW w:w="2628" w:type="dxa"/>
-          </w:tcPr>
-          <w:p>
-            <w:pPr>
-              <w:rPr>
-                <w:lang w:eastAsia="zh-CN"/>
-              </w:rPr>
-            </w:pPr>
-          </w:p>
-        </w:tc>
-        <w:tc>
-          <w:tcPr>
-            <w:tcW w:w="1610" w:type="dxa"/>
-          </w:tcPr>
-          <w:p>
-            <w:pPr>
-              <w:rPr>
-                <w:lang w:eastAsia="zh-CN"/>
-              </w:rPr>
-            </w:pPr>
-            <w:ins w:id="194" w:author="linyoubin" w:date="2016-04-12T09:37:00Z">
-              <w:r>
-                <w:rPr>
-                  <w:rFonts w:hint="eastAsia"/>
-                  <w:lang w:eastAsia="zh-CN"/>
-                </w:rPr>
-                <w:t>add</w:t>
-              </w:r>
-            </w:ins>
-          </w:p>
-        </w:tc>
-      </w:tr>
-      <w:tr>
-        <w:trPr>
-          <w:ins w:id="195" w:author="linyoubin" w:date="2016-04-01T17:37:00Z"/>
-        </w:trPr>
-        <w:tc>
-          <w:tcPr>
-            <w:tcW w:w="3085" w:type="dxa"/>
-          </w:tcPr>
-          <w:p>
-            <w:pPr>
-              <w:tabs>
-                <w:tab w:val="left" w:pos="1795"/>
-              </w:tabs>
-              <w:rPr>
-                <w:ins w:id="196" w:author="linyoubin" w:date="2016-04-01T17:37:00Z"/>
-                <w:b/>
-                <w:lang w:eastAsia="zh-CN"/>
-              </w:rPr>
-            </w:pPr>
-            <w:ins w:id="197" w:author="linyoubin" w:date="2016-04-01T17:37:00Z">
-              <w:r>
-                <w:rPr>
-                  <w:rFonts w:hint="eastAsia"/>
-                  <w:b/>
-                  <w:lang w:eastAsia="zh-CN"/>
-                </w:rPr>
-                <w:t>ixm</w:t>
-              </w:r>
-            </w:ins>
-          </w:p>
-        </w:tc>
-        <w:tc>
-          <w:tcPr>
-            <w:tcW w:w="1199" w:type="dxa"/>
-          </w:tcPr>
-          <w:p>
-            <w:pPr>
-              <w:rPr>
-                <w:ins w:id="198" w:author="linyoubin" w:date="2016-04-01T17:37:00Z"/>
-                <w:b/>
-                <w:lang w:eastAsia="zh-CN"/>
-              </w:rPr>
-            </w:pPr>
-          </w:p>
-        </w:tc>
-        <w:tc>
-          <w:tcPr>
-            <w:tcW w:w="2628" w:type="dxa"/>
-          </w:tcPr>
-          <w:p>
-            <w:pPr>
-              <w:rPr>
-                <w:ins w:id="199" w:author="linyoubin" w:date="2016-04-01T17:37:00Z"/>
-                <w:lang w:eastAsia="zh-CN"/>
-              </w:rPr>
-            </w:pPr>
-          </w:p>
-        </w:tc>
-        <w:tc>
-          <w:tcPr>
-            <w:tcW w:w="1610" w:type="dxa"/>
-          </w:tcPr>
-          <w:p>
-            <w:pPr>
-              <w:rPr>
-                <w:ins w:id="200" w:author="linyoubin" w:date="2016-04-01T17:37:00Z"/>
-                <w:lang w:eastAsia="zh-CN"/>
-              </w:rPr>
-            </w:pPr>
-            <w:ins w:id="201" w:author="linyoubin" w:date="2016-04-12T09:37:00Z">
-              <w:r>
-                <w:rPr>
-                  <w:rFonts w:hint="eastAsia"/>
-                  <w:lang w:eastAsia="zh-CN"/>
-                </w:rPr>
-                <w:t>add</w:t>
-              </w:r>
-            </w:ins>
-          </w:p>
-        </w:tc>
-      </w:tr>
-      <w:tr>
-        <w:trPr>
-          <w:ins w:id="202" w:author="linyoubin" w:date="2016-04-06T09:08:00Z"/>
-        </w:trPr>
-        <w:tc>
-          <w:tcPr>
-            <w:tcW w:w="3085" w:type="dxa"/>
-          </w:tcPr>
-          <w:p>
-            <w:pPr>
-              <w:tabs>
-                <w:tab w:val="left" w:pos="1795"/>
-              </w:tabs>
-              <w:rPr>
-                <w:ins w:id="203" w:author="linyoubin" w:date="2016-04-06T09:08:00Z"/>
-                <w:rFonts w:hint="eastAsia"/>
-                <w:b/>
-                <w:lang w:eastAsia="zh-CN"/>
-              </w:rPr>
-            </w:pPr>
-            <w:ins w:id="204" w:author="linyoubin" w:date="2016-04-06T09:08:00Z">
-              <w:r>
-                <w:rPr>
-                  <w:rFonts w:hint="eastAsia"/>
-                  <w:b/>
-                  <w:lang w:eastAsia="zh-CN"/>
-                </w:rPr>
-                <w:t>split</w:t>
-              </w:r>
-            </w:ins>
-          </w:p>
-        </w:tc>
-        <w:tc>
-          <w:tcPr>
-            <w:tcW w:w="1199" w:type="dxa"/>
-          </w:tcPr>
-          <w:p>
-            <w:pPr>
-              <w:rPr>
-                <w:ins w:id="205" w:author="linyoubin" w:date="2016-04-06T09:08:00Z"/>
-                <w:b/>
-                <w:lang w:eastAsia="zh-CN"/>
-              </w:rPr>
-            </w:pPr>
-          </w:p>
-        </w:tc>
-        <w:tc>
-          <w:tcPr>
-            <w:tcW w:w="2628" w:type="dxa"/>
-          </w:tcPr>
-          <w:p>
-            <w:pPr>
-              <w:rPr>
-                <w:ins w:id="206" w:author="linyoubin" w:date="2016-04-06T09:08:00Z"/>
-                <w:lang w:eastAsia="zh-CN"/>
-              </w:rPr>
-            </w:pPr>
-          </w:p>
-        </w:tc>
-        <w:tc>
-          <w:tcPr>
-            <w:tcW w:w="1610" w:type="dxa"/>
-          </w:tcPr>
-          <w:p>
-            <w:pPr>
-              <w:rPr>
-                <w:ins w:id="207" w:author="linyoubin" w:date="2016-04-06T09:08:00Z"/>
-                <w:lang w:eastAsia="zh-CN"/>
-              </w:rPr>
-            </w:pPr>
-            <w:ins w:id="208" w:author="linyoubin" w:date="2016-04-12T09:37:00Z">
-              <w:r>
-                <w:rPr>
-                  <w:rFonts w:hint="eastAsia"/>
-                  <w:lang w:eastAsia="zh-CN"/>
-                </w:rPr>
-                <w:t>add</w:t>
-              </w:r>
-            </w:ins>
-          </w:p>
-        </w:tc>
-      </w:tr>
-      <w:tr>
-        <w:trPr>
-          <w:ins w:id="209" w:author="linyoubin" w:date="2016-04-06T09:09:00Z"/>
-        </w:trPr>
-        <w:tc>
-          <w:tcPr>
-            <w:tcW w:w="3085" w:type="dxa"/>
-          </w:tcPr>
-          <w:p>
-            <w:pPr>
-              <w:tabs>
-                <w:tab w:val="left" w:pos="1795"/>
-              </w:tabs>
-              <w:rPr>
-                <w:ins w:id="210" w:author="linyoubin" w:date="2016-04-06T09:09:00Z"/>
-                <w:rFonts w:hint="eastAsia"/>
-                <w:b/>
-                <w:lang w:eastAsia="zh-CN"/>
-              </w:rPr>
-            </w:pPr>
-            <w:ins w:id="211" w:author="linyoubin" w:date="2016-04-06T09:09:00Z">
-              <w:r>
-                <w:rPr>
-                  <w:rFonts w:hint="eastAsia"/>
-                  <w:b/>
-                  <w:lang w:eastAsia="zh-CN"/>
-                </w:rPr>
-                <w:t>大小端</w:t>
-              </w:r>
-            </w:ins>
-          </w:p>
-        </w:tc>
-        <w:tc>
-          <w:tcPr>
-            <w:tcW w:w="1199" w:type="dxa"/>
-          </w:tcPr>
-          <w:p>
-            <w:pPr>
-              <w:rPr>
-                <w:ins w:id="212" w:author="linyoubin" w:date="2016-04-06T09:09:00Z"/>
-                <w:b/>
-                <w:lang w:eastAsia="zh-CN"/>
-              </w:rPr>
-            </w:pPr>
-          </w:p>
-        </w:tc>
-        <w:tc>
-          <w:tcPr>
-            <w:tcW w:w="2628" w:type="dxa"/>
-          </w:tcPr>
-          <w:p>
-            <w:pPr>
-              <w:rPr>
-                <w:ins w:id="213" w:author="linyoubin" w:date="2016-04-06T09:09:00Z"/>
-                <w:lang w:eastAsia="zh-CN"/>
-              </w:rPr>
-            </w:pPr>
-          </w:p>
-        </w:tc>
-        <w:tc>
-          <w:tcPr>
-            <w:tcW w:w="1610" w:type="dxa"/>
-          </w:tcPr>
-          <w:p>
-            <w:pPr>
-              <w:rPr>
-                <w:ins w:id="214" w:author="linyoubin" w:date="2016-04-06T09:09:00Z"/>
-                <w:lang w:eastAsia="zh-CN"/>
-              </w:rPr>
-            </w:pPr>
-            <w:ins w:id="215" w:author="linyoubin" w:date="2016-04-12T09:37:00Z">
-              <w:r>
-                <w:rPr>
-                  <w:rFonts w:hint="eastAsia"/>
-                  <w:lang w:eastAsia="zh-CN"/>
-                </w:rPr>
-                <w:t>add</w:t>
-              </w:r>
-            </w:ins>
-          </w:p>
-        </w:tc>
-      </w:tr>
-      <w:tr>
-        <w:trPr>
-          <w:ins w:id="216" w:author="linyoubin" w:date="2016-04-11T14:00:00Z"/>
-        </w:trPr>
-        <w:tc>
-          <w:tcPr>
-            <w:tcW w:w="3085" w:type="dxa"/>
-          </w:tcPr>
-          <w:p>
-            <w:pPr>
-              <w:tabs>
-                <w:tab w:val="left" w:pos="1795"/>
-              </w:tabs>
-              <w:rPr>
-                <w:ins w:id="217" w:author="linyoubin" w:date="2016-04-11T14:00:00Z"/>
-                <w:b/>
-                <w:lang w:eastAsia="zh-CN"/>
-              </w:rPr>
-            </w:pPr>
-            <w:ins w:id="218" w:author="linyoubin" w:date="2016-04-11T14:00:00Z">
-              <w:r>
-                <w:rPr>
-                  <w:b/>
-                  <w:lang w:eastAsia="zh-CN"/>
-                </w:rPr>
-                <w:t>_rtnSQLAvg</w:t>
-              </w:r>
-            </w:ins>
-          </w:p>
-        </w:tc>
-        <w:tc>
-          <w:tcPr>
-            <w:tcW w:w="1199" w:type="dxa"/>
-          </w:tcPr>
-          <w:p>
-            <w:pPr>
-              <w:rPr>
-                <w:ins w:id="219" w:author="linyoubin" w:date="2016-04-11T14:00:00Z"/>
-                <w:b/>
-                <w:lang w:eastAsia="zh-CN"/>
-              </w:rPr>
-            </w:pPr>
-          </w:p>
-        </w:tc>
-        <w:tc>
-          <w:tcPr>
-            <w:tcW w:w="2628" w:type="dxa"/>
-          </w:tcPr>
-          <w:p>
-            <w:pPr>
-              <w:rPr>
-                <w:ins w:id="220" w:author="linyoubin" w:date="2016-04-11T14:00:00Z"/>
-                <w:lang w:eastAsia="zh-CN"/>
-              </w:rPr>
-            </w:pPr>
-          </w:p>
-        </w:tc>
-        <w:tc>
-          <w:tcPr>
-            <w:tcW w:w="1610" w:type="dxa"/>
-          </w:tcPr>
-          <w:p>
-            <w:pPr>
-              <w:rPr>
-                <w:ins w:id="221" w:author="linyoubin" w:date="2016-04-11T14:00:00Z"/>
-                <w:lang w:eastAsia="zh-CN"/>
-              </w:rPr>
-            </w:pPr>
-            <w:ins w:id="222" w:author="linyoubin" w:date="2016-04-12T09:37:00Z">
-              <w:r>
-                <w:rPr>
-                  <w:rFonts w:hint="eastAsia"/>
-                  <w:lang w:eastAsia="zh-CN"/>
-                </w:rPr>
-                <w:t>add</w:t>
-              </w:r>
-            </w:ins>
-          </w:p>
-        </w:tc>
-      </w:tr>
-      <w:tr>
-        <w:trPr>
-          <w:ins w:id="223" w:author="linyoubin" w:date="2016-04-11T14:00:00Z"/>
-        </w:trPr>
-        <w:tc>
-          <w:tcPr>
-            <w:tcW w:w="3085" w:type="dxa"/>
-          </w:tcPr>
-          <w:p>
-            <w:pPr>
-              <w:tabs>
-                <w:tab w:val="left" w:pos="1795"/>
-              </w:tabs>
-              <w:rPr>
-                <w:ins w:id="224" w:author="linyoubin" w:date="2016-04-11T14:00:00Z"/>
-                <w:b/>
-                <w:lang w:eastAsia="zh-CN"/>
-              </w:rPr>
-            </w:pPr>
-            <w:ins w:id="225" w:author="linyoubin" w:date="2016-04-11T14:01:00Z">
-              <w:r>
-                <w:rPr>
-                  <w:b/>
-                  <w:lang w:eastAsia="zh-CN"/>
-                </w:rPr>
-                <w:t>_rtnSQLSum</w:t>
-              </w:r>
-            </w:ins>
-          </w:p>
-        </w:tc>
-        <w:tc>
-          <w:tcPr>
-            <w:tcW w:w="1199" w:type="dxa"/>
-          </w:tcPr>
-          <w:p>
-            <w:pPr>
-              <w:rPr>
-                <w:ins w:id="226" w:author="linyoubin" w:date="2016-04-11T14:00:00Z"/>
-                <w:b/>
-                <w:lang w:eastAsia="zh-CN"/>
-              </w:rPr>
-            </w:pPr>
-          </w:p>
-        </w:tc>
-        <w:tc>
-          <w:tcPr>
-            <w:tcW w:w="2628" w:type="dxa"/>
-          </w:tcPr>
-          <w:p>
-            <w:pPr>
-              <w:rPr>
-                <w:ins w:id="227" w:author="linyoubin" w:date="2016-04-11T14:00:00Z"/>
-                <w:lang w:eastAsia="zh-CN"/>
-              </w:rPr>
-            </w:pPr>
-          </w:p>
-        </w:tc>
-        <w:tc>
-          <w:tcPr>
-            <w:tcW w:w="1610" w:type="dxa"/>
-          </w:tcPr>
-          <w:p>
-            <w:pPr>
-              <w:rPr>
-                <w:ins w:id="228" w:author="linyoubin" w:date="2016-04-11T14:00:00Z"/>
-                <w:rFonts w:hint="eastAsia"/>
-                <w:lang w:eastAsia="zh-CN"/>
-              </w:rPr>
-            </w:pPr>
-            <w:ins w:id="229" w:author="linyoubin" w:date="2016-04-12T09:37:00Z">
-              <w:r>
-                <w:rPr>
-                  <w:rFonts w:hint="eastAsia"/>
-                  <w:lang w:eastAsia="zh-CN"/>
-                </w:rPr>
-                <w:t>add</w:t>
-              </w:r>
-            </w:ins>
+                <w:rFonts w:hint="eastAsia"/>
+                <w:lang w:eastAsia="zh-CN"/>
+              </w:rPr>
+            </w:pPr>
+            <w:r>
+              <w:rPr>
+                <w:rFonts w:hint="eastAsia"/>
+                <w:lang w:eastAsia="zh-CN"/>
+              </w:rPr>
+              <w:t>add</w:t>
+            </w:r>
           </w:p>
         </w:tc>
       </w:tr>
@@ -11103,15 +10232,7 @@
                 <w:rFonts w:asciiTheme="minorEastAsia" w:eastAsiaTheme="minorEastAsia" w:hAnsiTheme="minorEastAsia" w:hint="eastAsia"/>
                 <w:lang w:eastAsia="zh-CN"/>
               </w:rPr>
-              <w:t xml:space="preserve">double decimal_to_double(bson_decimal </w:t>
-            </w:r>
-            <w:r>
-              <w:rPr>
-                <w:rFonts w:asciiTheme="minorEastAsia" w:eastAsiaTheme="minorEastAsia" w:hAnsiTheme="minorEastAsia" w:hint="eastAsia"/>
-                <w:lang w:eastAsia="zh-CN"/>
-              </w:rPr>
-              <w:lastRenderedPageBreak/>
-              <w:t>*decimal);</w:t>
+              <w:t>double decimal_to_double(bson_decimal *decimal);</w:t>
             </w:r>
           </w:p>
         </w:tc>
@@ -11156,7 +10277,6 @@
                 <w:rFonts w:asciiTheme="minorEastAsia" w:eastAsiaTheme="minorEastAsia" w:hAnsiTheme="minorEastAsia" w:hint="eastAsia"/>
                 <w:lang w:eastAsia="zh-CN"/>
               </w:rPr>
-              <w:lastRenderedPageBreak/>
               <w:t>long decimal_to_long(bson_decimal *decimal);</w:t>
             </w:r>
           </w:p>
@@ -11337,7 +10457,15 @@
                 <w:rFonts w:asciiTheme="minorEastAsia" w:eastAsiaTheme="minorEastAsia" w:hAnsiTheme="minorEastAsia" w:hint="eastAsia"/>
                 <w:lang w:eastAsia="zh-CN"/>
               </w:rPr>
-              <w:t>decimal_from_str(const char *value, bson_decimal *decimal);</w:t>
+              <w:t xml:space="preserve">decimal_from_str(const char *value, </w:t>
+            </w:r>
+            <w:r>
+              <w:rPr>
+                <w:rFonts w:asciiTheme="minorEastAsia" w:eastAsiaTheme="minorEastAsia" w:hAnsiTheme="minorEastAsia" w:hint="eastAsia"/>
+                <w:lang w:eastAsia="zh-CN"/>
+              </w:rPr>
+              <w:lastRenderedPageBreak/>
+              <w:t>bson_decimal *decimal);</w:t>
             </w:r>
           </w:p>
         </w:tc>
@@ -11382,6 +10510,7 @@
                 <w:rFonts w:asciiTheme="minorEastAsia" w:eastAsiaTheme="minorEastAsia" w:hAnsiTheme="minorEastAsia" w:hint="eastAsia"/>
                 <w:lang w:eastAsia="zh-CN"/>
               </w:rPr>
+              <w:lastRenderedPageBreak/>
               <w:t>INT32 decimal_to_str(bson_decimal *decimal, char *&amp;value);</w:t>
             </w:r>
           </w:p>
@@ -11559,7 +10688,7 @@
 
 <file path=word/comments.xml><?xml version="1.0" encoding="utf-8"?>
 <w:comments xmlns:ve="http://schemas.openxmlformats.org/markup-compatibility/2006" xmlns:o="urn:schemas-microsoft-com:office:office" xmlns:r="http://schemas.openxmlformats.org/officeDocument/2006/relationships" xmlns:m="http://schemas.openxmlformats.org/officeDocument/2006/math" xmlns:v="urn:schemas-microsoft-com:vml" xmlns:wp="http://schemas.openxmlformats.org/drawingml/2006/wordprocessingDrawing" xmlns:w10="urn:schemas-microsoft-com:office:word" xmlns:w="http://schemas.openxmlformats.org/wordprocessingml/2006/main" xmlns:wne="http://schemas.microsoft.com/office/word/2006/wordml">
-  <w:comment w:id="61" w:author="linyoubin" w:date="2016-03-25T15:18:00Z" w:initials="l">
+  <w:comment w:id="0" w:author="linyoubin" w:date="2016-03-25T15:18:00Z" w:initials="l">
     <w:p>
       <w:pPr>
         <w:pStyle w:val="CommentText"/>
@@ -11579,29 +10708,6 @@
           <w:lang w:eastAsia="zh-CN"/>
         </w:rPr>
         <w:t>当var1第一个4位数小于或等于var2第一个4位数时，还要再减一</w:t>
-      </w:r>
-    </w:p>
-  </w:comment>
-  <w:comment w:id="84" w:author="linyoubin" w:date="2016-03-25T15:18:00Z" w:initials="l">
-    <w:p>
-      <w:pPr>
-        <w:pStyle w:val="CommentText"/>
-        <w:rPr>
-          <w:lang w:eastAsia="zh-CN"/>
-        </w:rPr>
-      </w:pPr>
-      <w:r>
-        <w:rPr>
-          <w:rStyle w:val="CommentReference"/>
-        </w:rPr>
-        <w:annotationRef/>
-      </w:r>
-      <w:r>
-        <w:rPr>
-          <w:rFonts w:hint="eastAsia"/>
-          <w:lang w:eastAsia="zh-CN"/>
-        </w:rPr>
-        <w:t>考虑去掉， 需要用到时copy一份出来</w:t>
       </w:r>
     </w:p>
   </w:comment>
